--- a/output/paper.docx
+++ b/output/paper.docx
@@ -827,7 +827,7 @@
           <w:color w:val="000000"/>
           <w:sz w:val="24"/>
         </w:rPr>
-        <w:t>教师担心小组活动打乱节奏、耽误知识点落实，于是把问答流程写进教案的每一分钟：先问什么、谁来答、标准句是哪一句，全预置完毕。课堂追求永远的平衡与有序，容不得“失衡后的再平衡”。一旦教案被执行完毕，互动就被宣告完成。形式困局看起来是“问法单一”，根子却是不敢把时间交给不确定的对话。</w:t>
+        <w:t>教师担心小组活动打乱节奏、耽误知识点落实，于是把问答流程写进教案的每一分钟：先问什么、谁来答、标准句是哪一句，全预置完毕。课堂追求永远的平衡与有序，容不得“失衡后的再平衡”。形式困局看起来是“问法单一”，根子却是不敢把时间交给不确定的对话。</w:t>
       </w:r>
     </w:p>
     <w:p>
@@ -2773,6 +2773,24 @@
         </w:tc>
       </w:tr>
     </w:tbl>
+    <w:p>
+      <w:pPr>
+        <w:keepNext w:val="0"/>
+        <w:widowControl/>
+        <w:spacing w:before="0" w:after="0" w:line="360" w:lineRule="auto"/>
+        <w:ind w:firstLine="480"/>
+        <w:jc w:val="both"/>
+      </w:pPr>
+      <w:r>
+        <w:rPr>
+          <w:rFonts w:ascii="Times New Roman" w:hAnsi="Times New Roman" w:eastAsia="宋体" w:cs="Times New Roman"/>
+          <w:b w:val="0"/>
+          <w:color w:val="000000"/>
+          <w:sz w:val="24"/>
+        </w:rPr>
+        <w:t>课前另备一张“一分钟诊断单”，决定本课从哪一阶起步：先看通道开没开（有没有小组与生生追问），再看权责正不正（发言是否被少数人独占），最后看边界守没守（AI有没有给出终答、评分有没有当众惩戒）。卡在第一层，只做破程；卡在第二层，破程之后必做复权；三层都松动，才进入守界的精细校准。诊断单逼着教师把策略写成阶梯，而不是把九个做法一次性堆进同一节课。</w:t>
+      </w:r>
+    </w:p>
     <w:p>
       <w:pPr>
         <w:pStyle w:val="Heading2"/>
@@ -6303,7 +6321,7 @@
           <w:color w:val="000000"/>
           <w:sz w:val="24"/>
         </w:rPr>
-        <w:t>1. 课型分责：识写阅读，表达各守人机边界</w:t>
+        <w:t>1. 课型分责：分型定界，识写表达各守边界</w:t>
       </w:r>
     </w:p>
     <w:p>
@@ -7095,7 +7113,7 @@
           <w:color w:val="000000"/>
           <w:sz w:val="24"/>
         </w:rPr>
-        <w:t>2. 观察入表：覆盖层次，边界情意六维回看</w:t>
+        <w:t>2. 观察入表：六维回看，覆盖层次情意对照</w:t>
       </w:r>
     </w:p>
     <w:p>

--- a/output/paper.docx
+++ b/output/paper.docx
@@ -222,7 +222,7 @@
           <w:color w:val="000000"/>
           <w:sz w:val="24"/>
         </w:rPr>
-        <w:t>本文采用课例分析、课堂观察与政策文本解读。课例来自统编教材常态课，包括《守株待兔》《火烧云》《手指》《小青蛙》《我们家的男子汉》等。观察用于识别互动结构（通道是否多向、发言是否集中、AI是否给出终答），而非进行未交代样本的统计推断。下文凡涉及“部分学生缺少有效发言机会”等判断，均属结构性观察结论；凡引用公开报道中的准确率数据，均标明来源层级，不作为本研究实验数据。</w:t>
+        <w:t>本文采用课例分析、课堂观察与政策文本解读。课例来自统编教材常态课与公开教学展示，包括《守株待兔》《火烧云》《手指》《小青蛙》《我们家的男子汉》，以及习作课《我的植物朋友》《即景》《这儿真美》《奇妙的想象》，阅读课《古人谈读书》《棉花姑娘》《大象的耳朵》等。区域教研中“赋能·分层·共生”的习作集备与“个案—共案—特案—定案”的备课闭环，为策略落地提供过程性参照。观察用于识别互动结构，而非进行未交代样本的统计推断。文中课例只讨论教学设计与互动结构，不标注执教者个人身份信息。凡引用公开报道中的准确率数据，均标明来源层级，不作为本研究实验数据。</w:t>
       </w:r>
     </w:p>
     <w:p>
@@ -432,7 +432,7 @@
           <w:color w:val="000000"/>
           <w:sz w:val="24"/>
         </w:rPr>
-        <w:t>走进统编教材三年级下册寓言阅读课，常见场景是：教师站在投影中央抛出“这个故事告诉我们什么道理”，全班齐答“不能心存侥幸”，个别表达流畅的学生补充一句“要靠劳动”，教师点头进入下一环节。教师与全体、教师与个别两条通道占满课时，教师与小组、生生、组际的横向互动明显不足。若此时直接投出生成式工具给出的“标准寓意”，学生跳过涵泳与试错，程式被包装得更流畅，深度互动反而被遮蔽。齐声应答往往意味着主体并未真正进入对话。</w:t>
+        <w:t>走进统编教材三年级下册寓言阅读课，常见场景是：教师站在投影中央抛出“这个故事告诉我们什么道理”，全班齐答“不能心存侥幸”，个别表达流畅的学生补充一句“要靠劳动”，教师点头进入下一环节。教师与全体、教师与个别两条通道占满课时，教师与小组、生生、组际的横向互动明显不足。公开教学展示现场同样可见行列式座位、学生面向讲台的空间结构，说明通道单一并不因“展示课”自动消失。若此时直接投出生成式工具给出的“标准寓意”，学生跳过涵泳与试错，程式被包装得更流畅，深度互动反而被遮蔽。齐声应答往往意味着主体并未真正进入对话。</w:t>
       </w:r>
     </w:p>
     <w:p>
@@ -2464,6 +2464,102 @@
     </w:p>
     <w:p>
       <w:pPr>
+        <w:keepNext/>
+        <w:widowControl/>
+        <w:spacing w:before="160" w:after="80" w:line="360" w:lineRule="auto"/>
+        <w:ind w:firstLine="0"/>
+        <w:jc w:val="left"/>
+      </w:pPr>
+      <w:r>
+        <w:rPr>
+          <w:rFonts w:ascii="Times New Roman" w:hAnsi="Times New Roman" w:eastAsia="黑体" w:cs="Times New Roman"/>
+          <w:b/>
+          <w:color w:val="000000"/>
+          <w:sz w:val="24"/>
+        </w:rPr>
+        <w:t>【案例举隅1-2】五年级上册习作《即景》：观察记录单驱动动态描写</w:t>
+      </w:r>
+    </w:p>
+    <w:p>
+      <w:pPr>
+        <w:keepNext w:val="0"/>
+        <w:widowControl/>
+        <w:spacing w:before="0" w:after="0" w:line="360" w:lineRule="auto"/>
+        <w:ind w:firstLine="480"/>
+        <w:jc w:val="both"/>
+      </w:pPr>
+      <w:r>
+        <w:rPr>
+          <w:rFonts w:ascii="Times New Roman" w:hAnsi="Times New Roman" w:eastAsia="宋体" w:cs="Times New Roman"/>
+          <w:b w:val="0"/>
+          <w:color w:val="000000"/>
+          <w:sz w:val="24"/>
+        </w:rPr>
+        <w:t>《即景》要求观察一种自然现象或一处景观，按一定顺序写出景物的动态变化。可操作的破程做法是：课前完成观察记录单，课中先比较判断何为“眼前的、当下的景”，再交流心动时刻并补全题目；默读习作教材圈画“顺序”与“变化”两类要求；回看记录单确定时间顺序或空间顺序；迁移单元课文《鸟的天堂》《月迹》中声音、数量、光影等动态写法，重点修改“变化是否写出来”。屏幕可以投出学生片段作讨论对象，黑板则把“一定顺序／动态变化”写成可见支架。生成式工具此时只宜提供观察角度提示或动态动词清单，不宜直接生成成篇即景作文。</w:t>
+      </w:r>
+    </w:p>
+    <w:p>
+      <w:pPr>
+        <w:keepNext/>
+        <w:spacing w:before="120" w:after="0" w:line="360" w:lineRule="auto"/>
+        <w:ind w:firstLine="0"/>
+        <w:jc w:val="center"/>
+      </w:pPr>
+      <w:r>
+        <w:drawing>
+          <wp:inline xmlns:a="http://schemas.openxmlformats.org/drawingml/2006/main" xmlns:pic="http://schemas.openxmlformats.org/drawingml/2006/picture">
+            <wp:extent cx="5400000" cy="4050000"/>
+            <wp:docPr id="12" name="Picture 12"/>
+            <wp:cNvGraphicFramePr>
+              <a:graphicFrameLocks noChangeAspect="1"/>
+            </wp:cNvGraphicFramePr>
+            <a:graphic>
+              <a:graphicData uri="http://schemas.openxmlformats.org/drawingml/2006/picture">
+                <pic:pic>
+                  <pic:nvPicPr>
+                    <pic:cNvPr id="0" name="fig22.jpg"/>
+                    <pic:cNvPicPr/>
+                  </pic:nvPicPr>
+                  <pic:blipFill>
+                    <a:blip r:embed="rId22"/>
+                    <a:stretch>
+                      <a:fillRect/>
+                    </a:stretch>
+                  </pic:blipFill>
+                  <pic:spPr>
+                    <a:xfrm>
+                      <a:off x="0" y="0"/>
+                      <a:ext cx="5400000" cy="4050000"/>
+                    </a:xfrm>
+                    <a:prstGeom prst="rect"/>
+                  </pic:spPr>
+                </pic:pic>
+              </a:graphicData>
+            </a:graphic>
+          </wp:inline>
+        </w:drawing>
+      </w:r>
+    </w:p>
+    <w:p>
+      <w:pPr>
+        <w:keepNext w:val="0"/>
+        <w:widowControl/>
+        <w:spacing w:before="40" w:after="160" w:line="360" w:lineRule="auto"/>
+        <w:ind w:firstLine="0"/>
+        <w:jc w:val="center"/>
+      </w:pPr>
+      <w:r>
+        <w:rPr>
+          <w:rFonts w:ascii="Times New Roman" w:hAnsi="Times New Roman" w:eastAsia="宋体" w:cs="Times New Roman"/>
+          <w:b w:val="0"/>
+          <w:color w:val="000000"/>
+          <w:sz w:val="21"/>
+        </w:rPr>
+        <w:t>图12　习作《即景》：观察所得上屏，板书呈现顺序与变化支架</w:t>
+      </w:r>
+    </w:p>
+    <w:p>
+      <w:pPr>
         <w:pStyle w:val="Heading3"/>
         <w:keepNext w:val="0"/>
         <w:widowControl/>
@@ -2517,7 +2613,7 @@
         <w:drawing>
           <wp:inline xmlns:a="http://schemas.openxmlformats.org/drawingml/2006/main" xmlns:pic="http://schemas.openxmlformats.org/drawingml/2006/picture">
             <wp:extent cx="5400000" cy="3974791"/>
-            <wp:docPr id="12" name="Picture 12"/>
+            <wp:docPr id="13" name="Picture 13"/>
             <wp:cNvGraphicFramePr>
               <a:graphicFrameLocks noChangeAspect="1"/>
             </wp:cNvGraphicFramePr>
@@ -2529,7 +2625,7 @@
                     <pic:cNvPicPr/>
                   </pic:nvPicPr>
                   <pic:blipFill>
-                    <a:blip r:embed="rId22"/>
+                    <a:blip r:embed="rId23"/>
                     <a:stretch>
                       <a:fillRect/>
                     </a:stretch>
@@ -2563,7 +2659,7 @@
           <w:color w:val="000000"/>
           <w:sz w:val="21"/>
         </w:rPr>
-        <w:t>图12　“课前预学—课中互学—课后辩学”三段闭环</w:t>
+        <w:t>图13　“课前预学—课中互学—课后辩学”三段闭环</w:t>
       </w:r>
     </w:p>
     <w:p>
@@ -2604,6 +2700,162 @@
     </w:p>
     <w:p>
       <w:pPr>
+        <w:keepNext/>
+        <w:widowControl/>
+        <w:spacing w:before="160" w:after="80" w:line="360" w:lineRule="auto"/>
+        <w:ind w:firstLine="0"/>
+        <w:jc w:val="left"/>
+      </w:pPr>
+      <w:r>
+        <w:rPr>
+          <w:rFonts w:ascii="Times New Roman" w:hAnsi="Times New Roman" w:eastAsia="黑体" w:cs="Times New Roman"/>
+          <w:b/>
+          <w:color w:val="000000"/>
+          <w:sz w:val="24"/>
+        </w:rPr>
+        <w:t>【案例举隅2-2】三年级下册习作《我的植物朋友》：化“卡”为“文”</w:t>
+      </w:r>
+    </w:p>
+    <w:p>
+      <w:pPr>
+        <w:keepNext w:val="0"/>
+        <w:widowControl/>
+        <w:spacing w:before="0" w:after="0" w:line="360" w:lineRule="auto"/>
+        <w:ind w:firstLine="480"/>
+        <w:jc w:val="both"/>
+      </w:pPr>
+      <w:r>
+        <w:rPr>
+          <w:rFonts w:ascii="Times New Roman" w:hAnsi="Times New Roman" w:eastAsia="宋体" w:cs="Times New Roman"/>
+          <w:b w:val="0"/>
+          <w:color w:val="000000"/>
+          <w:sz w:val="24"/>
+        </w:rPr>
+        <w:t>本课的学情难点是观察角度单一、不会把记录卡连成连贯表达。互动设计分成三步：先分享植物记录卡，交流“从哪些方面观察”；再全班补充记录卡，拓宽选材；然后从卡中选1—2个方面化“卡”为“文”，要求写清楚观察到的，并试着写出感受。关联精读课文《荷花》的多感官写法，把“看、闻、摸”变成可选择的表达路径。写同一植物的同学可以合作分享。生成式人工智能可以提示观察角度或把学生口语转成提纲，但终稿必须由学生完成。区域习作集备中“赋能·分层·共生”的取向与此一致：支架分层供给，互评修改共生，而不是用同一篇范文覆盖全班。</w:t>
+      </w:r>
+    </w:p>
+    <w:p>
+      <w:pPr>
+        <w:keepNext/>
+        <w:spacing w:before="120" w:after="0" w:line="360" w:lineRule="auto"/>
+        <w:ind w:firstLine="0"/>
+        <w:jc w:val="center"/>
+      </w:pPr>
+      <w:r>
+        <w:drawing>
+          <wp:inline xmlns:a="http://schemas.openxmlformats.org/drawingml/2006/main" xmlns:pic="http://schemas.openxmlformats.org/drawingml/2006/picture">
+            <wp:extent cx="5400000" cy="2144860"/>
+            <wp:docPr id="14" name="Picture 14"/>
+            <wp:cNvGraphicFramePr>
+              <a:graphicFrameLocks noChangeAspect="1"/>
+            </wp:cNvGraphicFramePr>
+            <a:graphic>
+              <a:graphicData uri="http://schemas.openxmlformats.org/drawingml/2006/picture">
+                <pic:pic>
+                  <pic:nvPicPr>
+                    <pic:cNvPr id="0" name="fig24.jpg"/>
+                    <pic:cNvPicPr/>
+                  </pic:nvPicPr>
+                  <pic:blipFill>
+                    <a:blip r:embed="rId24"/>
+                    <a:stretch>
+                      <a:fillRect/>
+                    </a:stretch>
+                  </pic:blipFill>
+                  <pic:spPr>
+                    <a:xfrm>
+                      <a:off x="0" y="0"/>
+                      <a:ext cx="5400000" cy="2144860"/>
+                    </a:xfrm>
+                    <a:prstGeom prst="rect"/>
+                  </pic:spPr>
+                </pic:pic>
+              </a:graphicData>
+            </a:graphic>
+          </wp:inline>
+        </w:drawing>
+      </w:r>
+    </w:p>
+    <w:p>
+      <w:pPr>
+        <w:keepNext w:val="0"/>
+        <w:widowControl/>
+        <w:spacing w:before="40" w:after="160" w:line="360" w:lineRule="auto"/>
+        <w:ind w:firstLine="0"/>
+        <w:jc w:val="center"/>
+      </w:pPr>
+      <w:r>
+        <w:rPr>
+          <w:rFonts w:ascii="Times New Roman" w:hAnsi="Times New Roman" w:eastAsia="宋体" w:cs="Times New Roman"/>
+          <w:b w:val="0"/>
+          <w:color w:val="000000"/>
+          <w:sz w:val="21"/>
+        </w:rPr>
+        <w:t>图14　习作互动链：观察记录卡到化卡为文</w:t>
+      </w:r>
+    </w:p>
+    <w:p>
+      <w:pPr>
+        <w:keepNext/>
+        <w:spacing w:before="120" w:after="0" w:line="360" w:lineRule="auto"/>
+        <w:ind w:firstLine="0"/>
+        <w:jc w:val="center"/>
+      </w:pPr>
+      <w:r>
+        <w:drawing>
+          <wp:inline xmlns:a="http://schemas.openxmlformats.org/drawingml/2006/main" xmlns:pic="http://schemas.openxmlformats.org/drawingml/2006/picture">
+            <wp:extent cx="5400000" cy="4050000"/>
+            <wp:docPr id="15" name="Picture 15"/>
+            <wp:cNvGraphicFramePr>
+              <a:graphicFrameLocks noChangeAspect="1"/>
+            </wp:cNvGraphicFramePr>
+            <a:graphic>
+              <a:graphicData uri="http://schemas.openxmlformats.org/drawingml/2006/picture">
+                <pic:pic>
+                  <pic:nvPicPr>
+                    <pic:cNvPr id="0" name="fig21.jpg"/>
+                    <pic:cNvPicPr/>
+                  </pic:nvPicPr>
+                  <pic:blipFill>
+                    <a:blip r:embed="rId25"/>
+                    <a:stretch>
+                      <a:fillRect/>
+                    </a:stretch>
+                  </pic:blipFill>
+                  <pic:spPr>
+                    <a:xfrm>
+                      <a:off x="0" y="0"/>
+                      <a:ext cx="5400000" cy="4050000"/>
+                    </a:xfrm>
+                    <a:prstGeom prst="rect"/>
+                  </pic:spPr>
+                </pic:pic>
+              </a:graphicData>
+            </a:graphic>
+          </wp:inline>
+        </w:drawing>
+      </w:r>
+    </w:p>
+    <w:p>
+      <w:pPr>
+        <w:keepNext w:val="0"/>
+        <w:widowControl/>
+        <w:spacing w:before="40" w:after="160" w:line="360" w:lineRule="auto"/>
+        <w:ind w:firstLine="0"/>
+        <w:jc w:val="center"/>
+      </w:pPr>
+      <w:r>
+        <w:rPr>
+          <w:rFonts w:ascii="Times New Roman" w:hAnsi="Times New Roman" w:eastAsia="宋体" w:cs="Times New Roman"/>
+          <w:b w:val="0"/>
+          <w:color w:val="000000"/>
+          <w:sz w:val="21"/>
+        </w:rPr>
+        <w:t>图15　习作《我的植物朋友》：任务要求投屏，先观察记录再书面表达</w:t>
+      </w:r>
+    </w:p>
+    <w:p>
+      <w:pPr>
         <w:keepNext w:val="0"/>
         <w:widowControl/>
         <w:spacing w:before="0" w:after="0" w:line="360" w:lineRule="auto"/>
@@ -2618,6 +2870,84 @@
           <w:sz w:val="24"/>
         </w:rPr>
         <w:t>一年级识字课打开通道，不宜一上来就“人机辩论”。一年级下册识字3《小青蛙》，教师用生成式工具生成“小青蛙在清清的河边看晴天”的连贯情境图，把“青、清、晴、情、请”放进同一幅画。识字仍按“知其音、识其形、明其义”推进。图画是帮手，不是课堂的主角。判断标准只有一个：学生是否因此更愿意读、更敢于说。</w:t>
+      </w:r>
+    </w:p>
+    <w:p>
+      <w:pPr>
+        <w:keepNext w:val="0"/>
+        <w:widowControl/>
+        <w:spacing w:before="0" w:after="0" w:line="360" w:lineRule="auto"/>
+        <w:ind w:firstLine="480"/>
+        <w:jc w:val="both"/>
+      </w:pPr>
+      <w:r>
+        <w:rPr>
+          <w:rFonts w:ascii="Times New Roman" w:hAnsi="Times New Roman" w:eastAsia="宋体" w:cs="Times New Roman"/>
+          <w:b w:val="0"/>
+          <w:color w:val="000000"/>
+          <w:sz w:val="24"/>
+        </w:rPr>
+        <w:t>第一学段阅读同样要用情境打开通道，而不是用生成文本代替朗读。一年级下册《棉花姑娘》以谜语导入、角色扮演和对话朗读落实“读好请求语气”；二年级下册《大象的耳朵》抓住问号、语气词与疑问词读好角色对话，并在小组合作中体会“不盲从、善思考”。低段阅读的互动质量，首先看学生是否读出角色心情，而不是屏幕上是否出现标准解释。</w:t>
+      </w:r>
+    </w:p>
+    <w:p>
+      <w:pPr>
+        <w:keepNext/>
+        <w:spacing w:before="120" w:after="0" w:line="360" w:lineRule="auto"/>
+        <w:ind w:firstLine="0"/>
+        <w:jc w:val="center"/>
+      </w:pPr>
+      <w:r>
+        <w:drawing>
+          <wp:inline xmlns:a="http://schemas.openxmlformats.org/drawingml/2006/main" xmlns:pic="http://schemas.openxmlformats.org/drawingml/2006/picture">
+            <wp:extent cx="5400000" cy="4050000"/>
+            <wp:docPr id="16" name="Picture 16"/>
+            <wp:cNvGraphicFramePr>
+              <a:graphicFrameLocks noChangeAspect="1"/>
+            </wp:cNvGraphicFramePr>
+            <a:graphic>
+              <a:graphicData uri="http://schemas.openxmlformats.org/drawingml/2006/picture">
+                <pic:pic>
+                  <pic:nvPicPr>
+                    <pic:cNvPr id="0" name="fig20.jpg"/>
+                    <pic:cNvPicPr/>
+                  </pic:nvPicPr>
+                  <pic:blipFill>
+                    <a:blip r:embed="rId26"/>
+                    <a:stretch>
+                      <a:fillRect/>
+                    </a:stretch>
+                  </pic:blipFill>
+                  <pic:spPr>
+                    <a:xfrm>
+                      <a:off x="0" y="0"/>
+                      <a:ext cx="5400000" cy="4050000"/>
+                    </a:xfrm>
+                    <a:prstGeom prst="rect"/>
+                  </pic:spPr>
+                </pic:pic>
+              </a:graphicData>
+            </a:graphic>
+          </wp:inline>
+        </w:drawing>
+      </w:r>
+    </w:p>
+    <w:p>
+      <w:pPr>
+        <w:keepNext w:val="0"/>
+        <w:widowControl/>
+        <w:spacing w:before="40" w:after="160" w:line="360" w:lineRule="auto"/>
+        <w:ind w:firstLine="0"/>
+        <w:jc w:val="center"/>
+      </w:pPr>
+      <w:r>
+        <w:rPr>
+          <w:rFonts w:ascii="Times New Roman" w:hAnsi="Times New Roman" w:eastAsia="宋体" w:cs="Times New Roman"/>
+          <w:b w:val="0"/>
+          <w:color w:val="000000"/>
+          <w:sz w:val="21"/>
+        </w:rPr>
+        <w:t>图16　第一学段阅读《棉花姑娘》：谜语情境导入与识字学词</w:t>
       </w:r>
     </w:p>
     <w:p>
@@ -2799,7 +3129,7 @@
         <w:drawing>
           <wp:inline xmlns:a="http://schemas.openxmlformats.org/drawingml/2006/main" xmlns:pic="http://schemas.openxmlformats.org/drawingml/2006/picture">
             <wp:extent cx="5400000" cy="3323926"/>
-            <wp:docPr id="13" name="Picture 13"/>
+            <wp:docPr id="17" name="Picture 17"/>
             <wp:cNvGraphicFramePr>
               <a:graphicFrameLocks noChangeAspect="1"/>
             </wp:cNvGraphicFramePr>
@@ -2811,7 +3141,7 @@
                     <pic:cNvPicPr/>
                   </pic:nvPicPr>
                   <pic:blipFill>
-                    <a:blip r:embed="rId23"/>
+                    <a:blip r:embed="rId27"/>
                     <a:stretch>
                       <a:fillRect/>
                     </a:stretch>
@@ -2845,7 +3175,7 @@
           <w:color w:val="000000"/>
           <w:sz w:val="21"/>
         </w:rPr>
-        <w:t>图13　学生向生成式人工智能提问的支架转向</w:t>
+        <w:t>图17　学生向生成式人工智能提问的支架转向</w:t>
       </w:r>
     </w:p>
     <w:p>
@@ -3339,6 +3669,102 @@
     </w:p>
     <w:p>
       <w:pPr>
+        <w:keepNext/>
+        <w:widowControl/>
+        <w:spacing w:before="160" w:after="80" w:line="360" w:lineRule="auto"/>
+        <w:ind w:firstLine="0"/>
+        <w:jc w:val="left"/>
+      </w:pPr>
+      <w:r>
+        <w:rPr>
+          <w:rFonts w:ascii="Times New Roman" w:hAnsi="Times New Roman" w:eastAsia="黑体" w:cs="Times New Roman"/>
+          <w:b/>
+          <w:color w:val="000000"/>
+          <w:sz w:val="24"/>
+        </w:rPr>
+        <w:t>【案例举隅4-2】五年级上册《古人谈读书》：先问后解，联系自己的读书生活</w:t>
+      </w:r>
+    </w:p>
+    <w:p>
+      <w:pPr>
+        <w:keepNext w:val="0"/>
+        <w:widowControl/>
+        <w:spacing w:before="0" w:after="0" w:line="360" w:lineRule="auto"/>
+        <w:ind w:firstLine="480"/>
+        <w:jc w:val="both"/>
+      </w:pPr>
+      <w:r>
+        <w:rPr>
+          <w:rFonts w:ascii="Times New Roman" w:hAnsi="Times New Roman" w:eastAsia="宋体" w:cs="Times New Roman"/>
+          <w:b w:val="0"/>
+          <w:color w:val="000000"/>
+          <w:sz w:val="24"/>
+        </w:rPr>
+        <w:t>本课说理性强、语录句之间关联不高，学生不容易主动关联已有读书经验。可把提问权前移：初读后同桌互读互评；自读提出疑问，再借助注释在小组内理解大意；用表格梳理朱熹“心到、眼到、口到”的关系；最后联系自己的读书生活谈启发，并拓展迁移。学习任务单和空白书签用于让每个学生留下自己的问题与收获。生成式工具可以提供注释对照或朗读停顿示例，但不能代替学生说出“我读到了什么、我以后怎么读”。当学生持麦克风面对全班解释一句语录时，互动已从教师独讲转为学生论证。</w:t>
+      </w:r>
+    </w:p>
+    <w:p>
+      <w:pPr>
+        <w:keepNext/>
+        <w:spacing w:before="120" w:after="0" w:line="360" w:lineRule="auto"/>
+        <w:ind w:firstLine="0"/>
+        <w:jc w:val="center"/>
+      </w:pPr>
+      <w:r>
+        <w:drawing>
+          <wp:inline xmlns:a="http://schemas.openxmlformats.org/drawingml/2006/main" xmlns:pic="http://schemas.openxmlformats.org/drawingml/2006/picture">
+            <wp:extent cx="5400000" cy="4050000"/>
+            <wp:docPr id="18" name="Picture 18"/>
+            <wp:cNvGraphicFramePr>
+              <a:graphicFrameLocks noChangeAspect="1"/>
+            </wp:cNvGraphicFramePr>
+            <a:graphic>
+              <a:graphicData uri="http://schemas.openxmlformats.org/drawingml/2006/picture">
+                <pic:pic>
+                  <pic:nvPicPr>
+                    <pic:cNvPr id="0" name="fig23.jpg"/>
+                    <pic:cNvPicPr/>
+                  </pic:nvPicPr>
+                  <pic:blipFill>
+                    <a:blip r:embed="rId28"/>
+                    <a:stretch>
+                      <a:fillRect/>
+                    </a:stretch>
+                  </pic:blipFill>
+                  <pic:spPr>
+                    <a:xfrm>
+                      <a:off x="0" y="0"/>
+                      <a:ext cx="5400000" cy="4050000"/>
+                    </a:xfrm>
+                    <a:prstGeom prst="rect"/>
+                  </pic:spPr>
+                </pic:pic>
+              </a:graphicData>
+            </a:graphic>
+          </wp:inline>
+        </w:drawing>
+      </w:r>
+    </w:p>
+    <w:p>
+      <w:pPr>
+        <w:keepNext w:val="0"/>
+        <w:widowControl/>
+        <w:spacing w:before="40" w:after="160" w:line="360" w:lineRule="auto"/>
+        <w:ind w:firstLine="0"/>
+        <w:jc w:val="center"/>
+      </w:pPr>
+      <w:r>
+        <w:rPr>
+          <w:rFonts w:ascii="Times New Roman" w:hAnsi="Times New Roman" w:eastAsia="宋体" w:cs="Times New Roman"/>
+          <w:b w:val="0"/>
+          <w:color w:val="000000"/>
+          <w:sz w:val="21"/>
+        </w:rPr>
+        <w:t>图18　《古人谈读书》：学生持麦克风解释语录，教师转为组织者</w:t>
+      </w:r>
+    </w:p>
+    <w:p>
+      <w:pPr>
         <w:pStyle w:val="Heading3"/>
         <w:keepNext w:val="0"/>
         <w:widowControl/>
@@ -3378,7 +3804,7 @@
           <w:color w:val="000000"/>
           <w:sz w:val="24"/>
         </w:rPr>
-        <w:t>垄断化交往的破解，不是多点几个名字，而是让每一个想法被看见。生成式工具把小组观点可视化，帮助内向学生进入公共屏幕；教师组织互评、追问与归纳。投屏不是展览，而是下一次对话的起点。</w:t>
+        <w:t>垄断化交往的破解，不是多点几个名字，而是让每一个想法被看见。生成式工具把小组观点可视化，帮助内向学生进入公共屏幕；教师组织互评、追问与归纳。投屏不是展览，而是下一次对话的起点。三年级习作《这儿真美》把教材例文作为“围绕一个意思写”的支架，再用评价量规组织练笔与修改，使边缘学生也能按可见标准进入表达，而不是等待教师点名。</w:t>
       </w:r>
     </w:p>
     <w:p>
@@ -3428,7 +3854,7 @@
         <w:drawing>
           <wp:inline xmlns:a="http://schemas.openxmlformats.org/drawingml/2006/main" xmlns:pic="http://schemas.openxmlformats.org/drawingml/2006/picture">
             <wp:extent cx="5400000" cy="2304294"/>
-            <wp:docPr id="14" name="Picture 14"/>
+            <wp:docPr id="19" name="Picture 19"/>
             <wp:cNvGraphicFramePr>
               <a:graphicFrameLocks noChangeAspect="1"/>
             </wp:cNvGraphicFramePr>
@@ -3440,7 +3866,7 @@
                     <pic:cNvPicPr/>
                   </pic:nvPicPr>
                   <pic:blipFill>
-                    <a:blip r:embed="rId24"/>
+                    <a:blip r:embed="rId29"/>
                     <a:stretch>
                       <a:fillRect/>
                     </a:stretch>
@@ -3474,7 +3900,7 @@
           <w:color w:val="000000"/>
           <w:sz w:val="21"/>
         </w:rPr>
-        <w:t>图14　《手指》全员可见流程</w:t>
+        <w:t>图19　《手指》全员可见流程</w:t>
       </w:r>
     </w:p>
     <w:p>
@@ -3488,7 +3914,7 @@
         <w:drawing>
           <wp:inline xmlns:a="http://schemas.openxmlformats.org/drawingml/2006/main" xmlns:pic="http://schemas.openxmlformats.org/drawingml/2006/picture">
             <wp:extent cx="5400000" cy="4441048"/>
-            <wp:docPr id="15" name="Picture 15"/>
+            <wp:docPr id="20" name="Picture 20"/>
             <wp:cNvGraphicFramePr>
               <a:graphicFrameLocks noChangeAspect="1"/>
             </wp:cNvGraphicFramePr>
@@ -3500,7 +3926,7 @@
                     <pic:cNvPicPr/>
                   </pic:nvPicPr>
                   <pic:blipFill>
-                    <a:blip r:embed="rId25"/>
+                    <a:blip r:embed="rId30"/>
                     <a:stretch>
                       <a:fillRect/>
                     </a:stretch>
@@ -3534,7 +3960,7 @@
           <w:color w:val="000000"/>
           <w:sz w:val="21"/>
         </w:rPr>
-        <w:t>图15　三元协同课堂互动网络（多回路结构示意）</w:t>
+        <w:t>图20　三元协同课堂互动网络（多回路结构示意）</w:t>
       </w:r>
     </w:p>
     <w:p>
@@ -3887,7 +4313,7 @@
         <w:drawing>
           <wp:inline xmlns:a="http://schemas.openxmlformats.org/drawingml/2006/main" xmlns:pic="http://schemas.openxmlformats.org/drawingml/2006/picture">
             <wp:extent cx="5400000" cy="2304294"/>
-            <wp:docPr id="16" name="Picture 16"/>
+            <wp:docPr id="21" name="Picture 21"/>
             <wp:cNvGraphicFramePr>
               <a:graphicFrameLocks noChangeAspect="1"/>
             </wp:cNvGraphicFramePr>
@@ -3899,7 +4325,7 @@
                     <pic:cNvPicPr/>
                   </pic:nvPicPr>
                   <pic:blipFill>
-                    <a:blip r:embed="rId26"/>
+                    <a:blip r:embed="rId31"/>
                     <a:stretch>
                       <a:fillRect/>
                     </a:stretch>
@@ -3933,7 +4359,7 @@
           <w:color w:val="000000"/>
           <w:sz w:val="21"/>
         </w:rPr>
-        <w:t>图16　《守株待兔》复权与守界流程</w:t>
+        <w:t>图21　《守株待兔》复权与守界流程</w:t>
       </w:r>
     </w:p>
     <w:p>
@@ -4880,7 +5306,7 @@
               <w:left w:val="nil" w:sz="0" w:space="0" w:color="000000"/>
               <w:right w:val="nil" w:sz="0" w:space="0" w:color="000000"/>
               <w:top w:val="nil" w:sz="0" w:space="0" w:color="000000"/>
-              <w:bottom w:val="single" w:sz="12" w:space="0" w:color="000000"/>
+              <w:bottom w:val="nil" w:sz="0" w:space="0" w:color="000000"/>
             </w:tcBorders>
           </w:tcPr>
           <w:p>
@@ -4907,7 +5333,7 @@
               <w:left w:val="nil" w:sz="0" w:space="0" w:color="000000"/>
               <w:right w:val="nil" w:sz="0" w:space="0" w:color="000000"/>
               <w:top w:val="nil" w:sz="0" w:space="0" w:color="000000"/>
-              <w:bottom w:val="single" w:sz="12" w:space="0" w:color="000000"/>
+              <w:bottom w:val="nil" w:sz="0" w:space="0" w:color="000000"/>
             </w:tcBorders>
           </w:tcPr>
           <w:p>
@@ -4934,7 +5360,7 @@
               <w:left w:val="nil" w:sz="0" w:space="0" w:color="000000"/>
               <w:right w:val="nil" w:sz="0" w:space="0" w:color="000000"/>
               <w:top w:val="nil" w:sz="0" w:space="0" w:color="000000"/>
-              <w:bottom w:val="single" w:sz="12" w:space="0" w:color="000000"/>
+              <w:bottom w:val="nil" w:sz="0" w:space="0" w:color="000000"/>
             </w:tcBorders>
           </w:tcPr>
           <w:p>
@@ -4961,6 +5387,475 @@
               <w:left w:val="nil" w:sz="0" w:space="0" w:color="000000"/>
               <w:right w:val="nil" w:sz="0" w:space="0" w:color="000000"/>
               <w:top w:val="nil" w:sz="0" w:space="0" w:color="000000"/>
+              <w:bottom w:val="nil" w:sz="0" w:space="0" w:color="000000"/>
+            </w:tcBorders>
+          </w:tcPr>
+          <w:p>
+            <w:pPr>
+              <w:spacing w:line="360" w:lineRule="auto"/>
+              <w:ind w:firstLine="0"/>
+              <w:jc w:val="left"/>
+            </w:pPr>
+            <w:r>
+              <w:rPr>
+                <w:rFonts w:ascii="Times New Roman" w:hAnsi="Times New Roman" w:eastAsia="宋体" w:cs="Times New Roman"/>
+                <w:b w:val="0"/>
+                <w:color w:val="000000"/>
+                <w:sz w:val="21"/>
+              </w:rPr>
+              <w:t>由课中互动转向链环互动</w:t>
+            </w:r>
+          </w:p>
+        </w:tc>
+      </w:tr>
+      <w:tr>
+        <w:tc>
+          <w:tcPr>
+            <w:tcW w:type="dxa" w:w="2183"/>
+            <w:tcBorders>
+              <w:left w:val="nil" w:sz="0" w:space="0" w:color="000000"/>
+              <w:right w:val="nil" w:sz="0" w:space="0" w:color="000000"/>
+              <w:top w:val="nil" w:sz="0" w:space="0" w:color="000000"/>
+              <w:bottom w:val="nil" w:sz="0" w:space="0" w:color="000000"/>
+            </w:tcBorders>
+          </w:tcPr>
+          <w:p>
+            <w:pPr>
+              <w:spacing w:line="360" w:lineRule="auto"/>
+              <w:ind w:firstLine="0"/>
+              <w:jc w:val="left"/>
+            </w:pPr>
+            <w:r>
+              <w:rPr>
+                <w:rFonts w:ascii="Times New Roman" w:hAnsi="Times New Roman" w:eastAsia="宋体" w:cs="Times New Roman"/>
+                <w:b w:val="0"/>
+                <w:color w:val="000000"/>
+                <w:sz w:val="21"/>
+              </w:rPr>
+              <w:t>《即景》</w:t>
+            </w:r>
+          </w:p>
+        </w:tc>
+        <w:tc>
+          <w:tcPr>
+            <w:tcW w:type="dxa" w:w="2183"/>
+            <w:tcBorders>
+              <w:left w:val="nil" w:sz="0" w:space="0" w:color="000000"/>
+              <w:right w:val="nil" w:sz="0" w:space="0" w:color="000000"/>
+              <w:top w:val="nil" w:sz="0" w:space="0" w:color="000000"/>
+              <w:bottom w:val="nil" w:sz="0" w:space="0" w:color="000000"/>
+            </w:tcBorders>
+          </w:tcPr>
+          <w:p>
+            <w:pPr>
+              <w:spacing w:line="360" w:lineRule="auto"/>
+              <w:ind w:firstLine="0"/>
+              <w:jc w:val="left"/>
+            </w:pPr>
+            <w:r>
+              <w:rPr>
+                <w:rFonts w:ascii="Times New Roman" w:hAnsi="Times New Roman" w:eastAsia="宋体" w:cs="Times New Roman"/>
+                <w:b w:val="0"/>
+                <w:color w:val="000000"/>
+                <w:sz w:val="21"/>
+              </w:rPr>
+              <w:t>观察记录单＋动态描写</w:t>
+            </w:r>
+          </w:p>
+        </w:tc>
+        <w:tc>
+          <w:tcPr>
+            <w:tcW w:type="dxa" w:w="2183"/>
+            <w:tcBorders>
+              <w:left w:val="nil" w:sz="0" w:space="0" w:color="000000"/>
+              <w:right w:val="nil" w:sz="0" w:space="0" w:color="000000"/>
+              <w:top w:val="nil" w:sz="0" w:space="0" w:color="000000"/>
+              <w:bottom w:val="nil" w:sz="0" w:space="0" w:color="000000"/>
+            </w:tcBorders>
+          </w:tcPr>
+          <w:p>
+            <w:pPr>
+              <w:spacing w:line="360" w:lineRule="auto"/>
+              <w:ind w:firstLine="0"/>
+              <w:jc w:val="left"/>
+            </w:pPr>
+            <w:r>
+              <w:rPr>
+                <w:rFonts w:ascii="Times New Roman" w:hAnsi="Times New Roman" w:eastAsia="宋体" w:cs="Times New Roman"/>
+                <w:b w:val="0"/>
+                <w:color w:val="000000"/>
+                <w:sz w:val="21"/>
+              </w:rPr>
+              <w:t>观察角度／动词提示（不生成成文）</w:t>
+            </w:r>
+          </w:p>
+        </w:tc>
+        <w:tc>
+          <w:tcPr>
+            <w:tcW w:type="dxa" w:w="2183"/>
+            <w:tcBorders>
+              <w:left w:val="nil" w:sz="0" w:space="0" w:color="000000"/>
+              <w:right w:val="nil" w:sz="0" w:space="0" w:color="000000"/>
+              <w:top w:val="nil" w:sz="0" w:space="0" w:color="000000"/>
+              <w:bottom w:val="nil" w:sz="0" w:space="0" w:color="000000"/>
+            </w:tcBorders>
+          </w:tcPr>
+          <w:p>
+            <w:pPr>
+              <w:spacing w:line="360" w:lineRule="auto"/>
+              <w:ind w:firstLine="0"/>
+              <w:jc w:val="left"/>
+            </w:pPr>
+            <w:r>
+              <w:rPr>
+                <w:rFonts w:ascii="Times New Roman" w:hAnsi="Times New Roman" w:eastAsia="宋体" w:cs="Times New Roman"/>
+                <w:b w:val="0"/>
+                <w:color w:val="000000"/>
+                <w:sz w:val="21"/>
+              </w:rPr>
+              <w:t>由静景罗列转向变化表达</w:t>
+            </w:r>
+          </w:p>
+        </w:tc>
+      </w:tr>
+      <w:tr>
+        <w:tc>
+          <w:tcPr>
+            <w:tcW w:type="dxa" w:w="2183"/>
+            <w:tcBorders>
+              <w:left w:val="nil" w:sz="0" w:space="0" w:color="000000"/>
+              <w:right w:val="nil" w:sz="0" w:space="0" w:color="000000"/>
+              <w:top w:val="nil" w:sz="0" w:space="0" w:color="000000"/>
+              <w:bottom w:val="nil" w:sz="0" w:space="0" w:color="000000"/>
+            </w:tcBorders>
+          </w:tcPr>
+          <w:p>
+            <w:pPr>
+              <w:spacing w:line="360" w:lineRule="auto"/>
+              <w:ind w:firstLine="0"/>
+              <w:jc w:val="left"/>
+            </w:pPr>
+            <w:r>
+              <w:rPr>
+                <w:rFonts w:ascii="Times New Roman" w:hAnsi="Times New Roman" w:eastAsia="宋体" w:cs="Times New Roman"/>
+                <w:b w:val="0"/>
+                <w:color w:val="000000"/>
+                <w:sz w:val="21"/>
+              </w:rPr>
+              <w:t>《我的植物朋友》</w:t>
+            </w:r>
+          </w:p>
+        </w:tc>
+        <w:tc>
+          <w:tcPr>
+            <w:tcW w:type="dxa" w:w="2183"/>
+            <w:tcBorders>
+              <w:left w:val="nil" w:sz="0" w:space="0" w:color="000000"/>
+              <w:right w:val="nil" w:sz="0" w:space="0" w:color="000000"/>
+              <w:top w:val="nil" w:sz="0" w:space="0" w:color="000000"/>
+              <w:bottom w:val="nil" w:sz="0" w:space="0" w:color="000000"/>
+            </w:tcBorders>
+          </w:tcPr>
+          <w:p>
+            <w:pPr>
+              <w:spacing w:line="360" w:lineRule="auto"/>
+              <w:ind w:firstLine="0"/>
+              <w:jc w:val="left"/>
+            </w:pPr>
+            <w:r>
+              <w:rPr>
+                <w:rFonts w:ascii="Times New Roman" w:hAnsi="Times New Roman" w:eastAsia="宋体" w:cs="Times New Roman"/>
+                <w:b w:val="0"/>
+                <w:color w:val="000000"/>
+                <w:sz w:val="21"/>
+              </w:rPr>
+              <w:t>化卡为文＋同伴分享</w:t>
+            </w:r>
+          </w:p>
+        </w:tc>
+        <w:tc>
+          <w:tcPr>
+            <w:tcW w:type="dxa" w:w="2183"/>
+            <w:tcBorders>
+              <w:left w:val="nil" w:sz="0" w:space="0" w:color="000000"/>
+              <w:right w:val="nil" w:sz="0" w:space="0" w:color="000000"/>
+              <w:top w:val="nil" w:sz="0" w:space="0" w:color="000000"/>
+              <w:bottom w:val="nil" w:sz="0" w:space="0" w:color="000000"/>
+            </w:tcBorders>
+          </w:tcPr>
+          <w:p>
+            <w:pPr>
+              <w:spacing w:line="360" w:lineRule="auto"/>
+              <w:ind w:firstLine="0"/>
+              <w:jc w:val="left"/>
+            </w:pPr>
+            <w:r>
+              <w:rPr>
+                <w:rFonts w:ascii="Times New Roman" w:hAnsi="Times New Roman" w:eastAsia="宋体" w:cs="Times New Roman"/>
+                <w:b w:val="0"/>
+                <w:color w:val="000000"/>
+                <w:sz w:val="21"/>
+              </w:rPr>
+              <w:t>观察角度提示</w:t>
+            </w:r>
+          </w:p>
+        </w:tc>
+        <w:tc>
+          <w:tcPr>
+            <w:tcW w:type="dxa" w:w="2183"/>
+            <w:tcBorders>
+              <w:left w:val="nil" w:sz="0" w:space="0" w:color="000000"/>
+              <w:right w:val="nil" w:sz="0" w:space="0" w:color="000000"/>
+              <w:top w:val="nil" w:sz="0" w:space="0" w:color="000000"/>
+              <w:bottom w:val="nil" w:sz="0" w:space="0" w:color="000000"/>
+            </w:tcBorders>
+          </w:tcPr>
+          <w:p>
+            <w:pPr>
+              <w:spacing w:line="360" w:lineRule="auto"/>
+              <w:ind w:firstLine="0"/>
+              <w:jc w:val="left"/>
+            </w:pPr>
+            <w:r>
+              <w:rPr>
+                <w:rFonts w:ascii="Times New Roman" w:hAnsi="Times New Roman" w:eastAsia="宋体" w:cs="Times New Roman"/>
+                <w:b w:val="0"/>
+                <w:color w:val="000000"/>
+                <w:sz w:val="21"/>
+              </w:rPr>
+              <w:t>由记录转向连贯表达</w:t>
+            </w:r>
+          </w:p>
+        </w:tc>
+      </w:tr>
+      <w:tr>
+        <w:tc>
+          <w:tcPr>
+            <w:tcW w:type="dxa" w:w="2183"/>
+            <w:tcBorders>
+              <w:left w:val="nil" w:sz="0" w:space="0" w:color="000000"/>
+              <w:right w:val="nil" w:sz="0" w:space="0" w:color="000000"/>
+              <w:top w:val="nil" w:sz="0" w:space="0" w:color="000000"/>
+              <w:bottom w:val="nil" w:sz="0" w:space="0" w:color="000000"/>
+            </w:tcBorders>
+          </w:tcPr>
+          <w:p>
+            <w:pPr>
+              <w:spacing w:line="360" w:lineRule="auto"/>
+              <w:ind w:firstLine="0"/>
+              <w:jc w:val="left"/>
+            </w:pPr>
+            <w:r>
+              <w:rPr>
+                <w:rFonts w:ascii="Times New Roman" w:hAnsi="Times New Roman" w:eastAsia="宋体" w:cs="Times New Roman"/>
+                <w:b w:val="0"/>
+                <w:color w:val="000000"/>
+                <w:sz w:val="21"/>
+              </w:rPr>
+              <w:t>《古人谈读书》</w:t>
+            </w:r>
+          </w:p>
+        </w:tc>
+        <w:tc>
+          <w:tcPr>
+            <w:tcW w:type="dxa" w:w="2183"/>
+            <w:tcBorders>
+              <w:left w:val="nil" w:sz="0" w:space="0" w:color="000000"/>
+              <w:right w:val="nil" w:sz="0" w:space="0" w:color="000000"/>
+              <w:top w:val="nil" w:sz="0" w:space="0" w:color="000000"/>
+              <w:bottom w:val="nil" w:sz="0" w:space="0" w:color="000000"/>
+            </w:tcBorders>
+          </w:tcPr>
+          <w:p>
+            <w:pPr>
+              <w:spacing w:line="360" w:lineRule="auto"/>
+              <w:ind w:firstLine="0"/>
+              <w:jc w:val="left"/>
+            </w:pPr>
+            <w:r>
+              <w:rPr>
+                <w:rFonts w:ascii="Times New Roman" w:hAnsi="Times New Roman" w:eastAsia="宋体" w:cs="Times New Roman"/>
+                <w:b w:val="0"/>
+                <w:color w:val="000000"/>
+                <w:sz w:val="21"/>
+              </w:rPr>
+              <w:t>自读提问＋联系读书生活</w:t>
+            </w:r>
+          </w:p>
+        </w:tc>
+        <w:tc>
+          <w:tcPr>
+            <w:tcW w:type="dxa" w:w="2183"/>
+            <w:tcBorders>
+              <w:left w:val="nil" w:sz="0" w:space="0" w:color="000000"/>
+              <w:right w:val="nil" w:sz="0" w:space="0" w:color="000000"/>
+              <w:top w:val="nil" w:sz="0" w:space="0" w:color="000000"/>
+              <w:bottom w:val="nil" w:sz="0" w:space="0" w:color="000000"/>
+            </w:tcBorders>
+          </w:tcPr>
+          <w:p>
+            <w:pPr>
+              <w:spacing w:line="360" w:lineRule="auto"/>
+              <w:ind w:firstLine="0"/>
+              <w:jc w:val="left"/>
+            </w:pPr>
+            <w:r>
+              <w:rPr>
+                <w:rFonts w:ascii="Times New Roman" w:hAnsi="Times New Roman" w:eastAsia="宋体" w:cs="Times New Roman"/>
+                <w:b w:val="0"/>
+                <w:color w:val="000000"/>
+                <w:sz w:val="21"/>
+              </w:rPr>
+              <w:t>注释对照、停顿示例</w:t>
+            </w:r>
+          </w:p>
+        </w:tc>
+        <w:tc>
+          <w:tcPr>
+            <w:tcW w:type="dxa" w:w="2183"/>
+            <w:tcBorders>
+              <w:left w:val="nil" w:sz="0" w:space="0" w:color="000000"/>
+              <w:right w:val="nil" w:sz="0" w:space="0" w:color="000000"/>
+              <w:top w:val="nil" w:sz="0" w:space="0" w:color="000000"/>
+              <w:bottom w:val="nil" w:sz="0" w:space="0" w:color="000000"/>
+            </w:tcBorders>
+          </w:tcPr>
+          <w:p>
+            <w:pPr>
+              <w:spacing w:line="360" w:lineRule="auto"/>
+              <w:ind w:firstLine="0"/>
+              <w:jc w:val="left"/>
+            </w:pPr>
+            <w:r>
+              <w:rPr>
+                <w:rFonts w:ascii="Times New Roman" w:hAnsi="Times New Roman" w:eastAsia="宋体" w:cs="Times New Roman"/>
+                <w:b w:val="0"/>
+                <w:color w:val="000000"/>
+                <w:sz w:val="21"/>
+              </w:rPr>
+              <w:t>由听讲转向质疑与迁移</w:t>
+            </w:r>
+          </w:p>
+        </w:tc>
+      </w:tr>
+      <w:tr>
+        <w:tc>
+          <w:tcPr>
+            <w:tcW w:type="dxa" w:w="2183"/>
+            <w:tcBorders>
+              <w:left w:val="nil" w:sz="0" w:space="0" w:color="000000"/>
+              <w:right w:val="nil" w:sz="0" w:space="0" w:color="000000"/>
+              <w:top w:val="nil" w:sz="0" w:space="0" w:color="000000"/>
+              <w:bottom w:val="nil" w:sz="0" w:space="0" w:color="000000"/>
+            </w:tcBorders>
+          </w:tcPr>
+          <w:p>
+            <w:pPr>
+              <w:spacing w:line="360" w:lineRule="auto"/>
+              <w:ind w:firstLine="0"/>
+              <w:jc w:val="left"/>
+            </w:pPr>
+            <w:r>
+              <w:rPr>
+                <w:rFonts w:ascii="Times New Roman" w:hAnsi="Times New Roman" w:eastAsia="宋体" w:cs="Times New Roman"/>
+                <w:b w:val="0"/>
+                <w:color w:val="000000"/>
+                <w:sz w:val="21"/>
+              </w:rPr>
+              <w:t>《棉花姑娘》《大象的耳朵》</w:t>
+            </w:r>
+          </w:p>
+        </w:tc>
+        <w:tc>
+          <w:tcPr>
+            <w:tcW w:type="dxa" w:w="2183"/>
+            <w:tcBorders>
+              <w:left w:val="nil" w:sz="0" w:space="0" w:color="000000"/>
+              <w:right w:val="nil" w:sz="0" w:space="0" w:color="000000"/>
+              <w:top w:val="nil" w:sz="0" w:space="0" w:color="000000"/>
+              <w:bottom w:val="nil" w:sz="0" w:space="0" w:color="000000"/>
+            </w:tcBorders>
+          </w:tcPr>
+          <w:p>
+            <w:pPr>
+              <w:spacing w:line="360" w:lineRule="auto"/>
+              <w:ind w:firstLine="0"/>
+              <w:jc w:val="left"/>
+            </w:pPr>
+            <w:r>
+              <w:rPr>
+                <w:rFonts w:ascii="Times New Roman" w:hAnsi="Times New Roman" w:eastAsia="宋体" w:cs="Times New Roman"/>
+                <w:b w:val="0"/>
+                <w:color w:val="000000"/>
+                <w:sz w:val="21"/>
+              </w:rPr>
+              <w:t>情境朗读、角色对话</w:t>
+            </w:r>
+          </w:p>
+        </w:tc>
+        <w:tc>
+          <w:tcPr>
+            <w:tcW w:type="dxa" w:w="2183"/>
+            <w:tcBorders>
+              <w:left w:val="nil" w:sz="0" w:space="0" w:color="000000"/>
+              <w:right w:val="nil" w:sz="0" w:space="0" w:color="000000"/>
+              <w:top w:val="nil" w:sz="0" w:space="0" w:color="000000"/>
+              <w:bottom w:val="nil" w:sz="0" w:space="0" w:color="000000"/>
+            </w:tcBorders>
+          </w:tcPr>
+          <w:p>
+            <w:pPr>
+              <w:spacing w:line="360" w:lineRule="auto"/>
+              <w:ind w:firstLine="0"/>
+              <w:jc w:val="left"/>
+            </w:pPr>
+            <w:r>
+              <w:rPr>
+                <w:rFonts w:ascii="Times New Roman" w:hAnsi="Times New Roman" w:eastAsia="宋体" w:cs="Times New Roman"/>
+                <w:b w:val="0"/>
+                <w:color w:val="000000"/>
+                <w:sz w:val="21"/>
+              </w:rPr>
+              <w:t>不替代朗读体验</w:t>
+            </w:r>
+          </w:p>
+        </w:tc>
+        <w:tc>
+          <w:tcPr>
+            <w:tcW w:type="dxa" w:w="2183"/>
+            <w:tcBorders>
+              <w:left w:val="nil" w:sz="0" w:space="0" w:color="000000"/>
+              <w:right w:val="nil" w:sz="0" w:space="0" w:color="000000"/>
+              <w:top w:val="nil" w:sz="0" w:space="0" w:color="000000"/>
+              <w:bottom w:val="nil" w:sz="0" w:space="0" w:color="000000"/>
+            </w:tcBorders>
+          </w:tcPr>
+          <w:p>
+            <w:pPr>
+              <w:spacing w:line="360" w:lineRule="auto"/>
+              <w:ind w:firstLine="0"/>
+              <w:jc w:val="left"/>
+            </w:pPr>
+            <w:r>
+              <w:rPr>
+                <w:rFonts w:ascii="Times New Roman" w:hAnsi="Times New Roman" w:eastAsia="宋体" w:cs="Times New Roman"/>
+                <w:b w:val="0"/>
+                <w:color w:val="000000"/>
+                <w:sz w:val="21"/>
+              </w:rPr>
+              <w:t>由认读转向语气与思维</w:t>
+            </w:r>
+          </w:p>
+        </w:tc>
+      </w:tr>
+      <w:tr>
+        <w:tc>
+          <w:tcPr>
+            <w:tcW w:type="dxa" w:w="2183"/>
+            <w:tcBorders>
+              <w:left w:val="nil" w:sz="0" w:space="0" w:color="000000"/>
+              <w:right w:val="nil" w:sz="0" w:space="0" w:color="000000"/>
+              <w:top w:val="nil" w:sz="0" w:space="0" w:color="000000"/>
               <w:bottom w:val="single" w:sz="12" w:space="0" w:color="000000"/>
             </w:tcBorders>
           </w:tcPr>
@@ -4977,7 +5872,88 @@
                 <w:color w:val="000000"/>
                 <w:sz w:val="21"/>
               </w:rPr>
-              <w:t>由课中互动转向链环互动</w:t>
+              <w:t>《这儿真美》《奇妙的想象》</w:t>
+            </w:r>
+          </w:p>
+        </w:tc>
+        <w:tc>
+          <w:tcPr>
+            <w:tcW w:type="dxa" w:w="2183"/>
+            <w:tcBorders>
+              <w:left w:val="nil" w:sz="0" w:space="0" w:color="000000"/>
+              <w:right w:val="nil" w:sz="0" w:space="0" w:color="000000"/>
+              <w:top w:val="nil" w:sz="0" w:space="0" w:color="000000"/>
+              <w:bottom w:val="single" w:sz="12" w:space="0" w:color="000000"/>
+            </w:tcBorders>
+          </w:tcPr>
+          <w:p>
+            <w:pPr>
+              <w:spacing w:line="360" w:lineRule="auto"/>
+              <w:ind w:firstLine="0"/>
+              <w:jc w:val="left"/>
+            </w:pPr>
+            <w:r>
+              <w:rPr>
+                <w:rFonts w:ascii="Times New Roman" w:hAnsi="Times New Roman" w:eastAsia="宋体" w:cs="Times New Roman"/>
+                <w:b w:val="0"/>
+                <w:color w:val="000000"/>
+                <w:sz w:val="21"/>
+              </w:rPr>
+              <w:t>写作支架＋评价量规＋互评</w:t>
+            </w:r>
+          </w:p>
+        </w:tc>
+        <w:tc>
+          <w:tcPr>
+            <w:tcW w:type="dxa" w:w="2183"/>
+            <w:tcBorders>
+              <w:left w:val="nil" w:sz="0" w:space="0" w:color="000000"/>
+              <w:right w:val="nil" w:sz="0" w:space="0" w:color="000000"/>
+              <w:top w:val="nil" w:sz="0" w:space="0" w:color="000000"/>
+              <w:bottom w:val="single" w:sz="12" w:space="0" w:color="000000"/>
+            </w:tcBorders>
+          </w:tcPr>
+          <w:p>
+            <w:pPr>
+              <w:spacing w:line="360" w:lineRule="auto"/>
+              <w:ind w:firstLine="0"/>
+              <w:jc w:val="left"/>
+            </w:pPr>
+            <w:r>
+              <w:rPr>
+                <w:rFonts w:ascii="Times New Roman" w:hAnsi="Times New Roman" w:eastAsia="宋体" w:cs="Times New Roman"/>
+                <w:b w:val="0"/>
+                <w:color w:val="000000"/>
+                <w:sz w:val="21"/>
+              </w:rPr>
+              <w:t>不提供范文终稿</w:t>
+            </w:r>
+          </w:p>
+        </w:tc>
+        <w:tc>
+          <w:tcPr>
+            <w:tcW w:type="dxa" w:w="2183"/>
+            <w:tcBorders>
+              <w:left w:val="nil" w:sz="0" w:space="0" w:color="000000"/>
+              <w:right w:val="nil" w:sz="0" w:space="0" w:color="000000"/>
+              <w:top w:val="nil" w:sz="0" w:space="0" w:color="000000"/>
+              <w:bottom w:val="single" w:sz="12" w:space="0" w:color="000000"/>
+            </w:tcBorders>
+          </w:tcPr>
+          <w:p>
+            <w:pPr>
+              <w:spacing w:line="360" w:lineRule="auto"/>
+              <w:ind w:firstLine="0"/>
+              <w:jc w:val="left"/>
+            </w:pPr>
+            <w:r>
+              <w:rPr>
+                <w:rFonts w:ascii="Times New Roman" w:hAnsi="Times New Roman" w:eastAsia="宋体" w:cs="Times New Roman"/>
+                <w:b w:val="0"/>
+                <w:color w:val="000000"/>
+                <w:sz w:val="21"/>
+              </w:rPr>
+              <w:t>由教师改文转向学生修改</w:t>
             </w:r>
           </w:p>
         </w:tc>
@@ -5167,7 +6143,7 @@
           <w:color w:val="000000"/>
           <w:sz w:val="24"/>
         </w:rPr>
-        <w:t>过去，互动在“找出关键词、齐答道理”的信息层循环。现在，《守株待兔》里学生用课文证伪生成式“正能量改写”，《火烧云》里先写后比而不把机器美文当范本，《手指》里为归类找出课文依据——这些行为落在分析、评价、质疑区间，是信息交互向概念交互的跃迁。课堂上开始出现教案之外的想法被接住、被讨论、被证伪或被吸收。层次上移，才是“用了AI”之外真正要看的结果。</w:t>
+        <w:t>过去，互动在“找出关键词、齐答道理”的信息层循环。现在，《守株待兔》里学生用课文证伪生成式“正能量改写”，《火烧云》《即景》里先观察、先写后改而不把机器美文当范本，《我的植物朋友》里把记录卡化成有感受的连贯表达，《古人谈读书》里学生提出疑问并联系自己的读书生活——这些行为落在分析、评价、质疑区间，是信息交互向概念交互的跃迁。</w:t>
       </w:r>
     </w:p>
     <w:p>
@@ -5218,7 +6194,7 @@
         <w:drawing>
           <wp:inline xmlns:a="http://schemas.openxmlformats.org/drawingml/2006/main" xmlns:pic="http://schemas.openxmlformats.org/drawingml/2006/picture">
             <wp:extent cx="5400000" cy="3767053"/>
-            <wp:docPr id="17" name="Picture 17"/>
+            <wp:docPr id="22" name="Picture 22"/>
             <wp:cNvGraphicFramePr>
               <a:graphicFrameLocks noChangeAspect="1"/>
             </wp:cNvGraphicFramePr>
@@ -5230,7 +6206,7 @@
                     <pic:cNvPicPr/>
                   </pic:nvPicPr>
                   <pic:blipFill>
-                    <a:blip r:embed="rId27"/>
+                    <a:blip r:embed="rId32"/>
                     <a:stretch>
                       <a:fillRect/>
                     </a:stretch>
@@ -5264,7 +6240,7 @@
           <w:color w:val="000000"/>
           <w:sz w:val="21"/>
         </w:rPr>
-        <w:t>图17　公开案例中的AI朗读反馈效果</w:t>
+        <w:t>图22　公开案例中的AI朗读反馈效果</w:t>
       </w:r>
     </w:p>
     <w:p>
@@ -6159,7 +7135,7 @@
                 <w:color w:val="000000"/>
                 <w:sz w:val="21"/>
               </w:rPr>
-              <w:t>素材启发、修改提示</w:t>
+              <w:t>观察角度提示、提纲反馈、病句提醒</w:t>
             </w:r>
           </w:p>
         </w:tc>
@@ -6186,7 +7162,7 @@
                 <w:color w:val="000000"/>
                 <w:sz w:val="21"/>
               </w:rPr>
-              <w:t>直接生成成文</w:t>
+              <w:t>直接生成成文或“标准范文”</w:t>
             </w:r>
           </w:p>
         </w:tc>
@@ -6213,7 +7189,7 @@
                 <w:color w:val="000000"/>
                 <w:sz w:val="21"/>
               </w:rPr>
-              <w:t>指导构思与修改</w:t>
+              <w:t>指导构思、量规互评与修改</w:t>
             </w:r>
           </w:p>
         </w:tc>
@@ -6240,7 +7216,7 @@
                 <w:color w:val="000000"/>
                 <w:sz w:val="21"/>
               </w:rPr>
-              <w:t>独立表达、修改</w:t>
+              <w:t>观察记录、独立表达、修改</w:t>
             </w:r>
           </w:p>
         </w:tc>
@@ -6431,7 +7407,7 @@
         <w:drawing>
           <wp:inline xmlns:a="http://schemas.openxmlformats.org/drawingml/2006/main" xmlns:pic="http://schemas.openxmlformats.org/drawingml/2006/picture">
             <wp:extent cx="5400000" cy="5994236"/>
-            <wp:docPr id="18" name="Picture 18"/>
+            <wp:docPr id="23" name="Picture 23"/>
             <wp:cNvGraphicFramePr>
               <a:graphicFrameLocks noChangeAspect="1"/>
             </wp:cNvGraphicFramePr>
@@ -6443,7 +7419,7 @@
                     <pic:cNvPicPr/>
                   </pic:nvPicPr>
                   <pic:blipFill>
-                    <a:blip r:embed="rId28"/>
+                    <a:blip r:embed="rId33"/>
                     <a:stretch>
                       <a:fillRect/>
                     </a:stretch>
@@ -6477,7 +7453,7 @@
           <w:color w:val="000000"/>
           <w:sz w:val="21"/>
         </w:rPr>
-        <w:t>图18　AI赋能小学语文课堂互动质量六维观察工具（示意）</w:t>
+        <w:t>图23　AI赋能小学语文课堂互动质量六维观察工具（示意）</w:t>
       </w:r>
     </w:p>
     <w:p>
@@ -6491,7 +7467,7 @@
         <w:drawing>
           <wp:inline xmlns:a="http://schemas.openxmlformats.org/drawingml/2006/main" xmlns:pic="http://schemas.openxmlformats.org/drawingml/2006/picture">
             <wp:extent cx="5400000" cy="3698531"/>
-            <wp:docPr id="19" name="Picture 19"/>
+            <wp:docPr id="24" name="Picture 24"/>
             <wp:cNvGraphicFramePr>
               <a:graphicFrameLocks noChangeAspect="1"/>
             </wp:cNvGraphicFramePr>
@@ -6503,7 +7479,7 @@
                     <pic:cNvPicPr/>
                   </pic:nvPicPr>
                   <pic:blipFill>
-                    <a:blip r:embed="rId29"/>
+                    <a:blip r:embed="rId34"/>
                     <a:stretch>
                       <a:fillRect/>
                     </a:stretch>
@@ -6537,7 +7513,7 @@
           <w:color w:val="000000"/>
           <w:sz w:val="21"/>
         </w:rPr>
-        <w:t>图19　课堂互动行为编码体系</w:t>
+        <w:t>图24　课堂互动行为编码体系</w:t>
       </w:r>
     </w:p>
     <w:p>
@@ -8730,7 +9706,25 @@
           <w:color w:val="000000"/>
           <w:sz w:val="24"/>
         </w:rPr>
-        <w:t>策略要在一课一课的磨砺中生长。建议以单元为周期，用观察量表与课堂实录做循证复盘，专门比较“AI给终答”与“AI只给支架”两种设计下学生表达的差异，从而迭代问题链与任务链。复盘重点不是工具出场次数，而是信息交互是否抵达概念交互，情意回应是否真实发生。</w:t>
+        <w:t>策略要在一课一课的磨砺中生长。区域习作教研已形成可迁移的备课闭环：个人初备形成个案，集体研讨形成共案，个性化修改形成特案，课后反思形成定案。建议以单元为周期，把这一闭环与观察量表、课堂实录结合起来，专门比较“AI给终答”与“AI只给支架”两种设计下学生表达的差异。同课异构中，一类课重规性支架与评价量规，一类课重任务驱动与活性情境，二者都要把“教学评一致性”写进定案：写什么、怎么写、用什么标准改，必须对学生可见。复盘重点不是工具出场次数，而是信息交互是否抵达概念交互，情意回应是否真实发生。</w:t>
+      </w:r>
+    </w:p>
+    <w:p>
+      <w:pPr>
+        <w:keepNext w:val="0"/>
+        <w:widowControl/>
+        <w:spacing w:before="0" w:after="0" w:line="360" w:lineRule="auto"/>
+        <w:ind w:firstLine="480"/>
+        <w:jc w:val="both"/>
+      </w:pPr>
+      <w:r>
+        <w:rPr>
+          <w:rFonts w:ascii="Times New Roman" w:hAnsi="Times New Roman" w:eastAsia="宋体" w:cs="Times New Roman"/>
+          <w:b w:val="0"/>
+          <w:color w:val="000000"/>
+          <w:sz w:val="24"/>
+        </w:rPr>
+        <w:t>跨学科侧面亦可参照：科学课中智能体可用于组间互评与过程记录，但评价标准、改进方向与价值判断仍由教师组织。语文课同样如此——归集可以交给机器，判断必须留在人。</w:t>
       </w:r>
     </w:p>
     <w:p>
@@ -9836,7 +10830,7 @@
           <w:color w:val="000000"/>
           <w:sz w:val="24"/>
         </w:rPr>
-        <w:t>[17] 陈晓波. 数字技术赋能小学语文课堂教学：路径与策略[J]. 语文建设，2023(12)：10-14.</w:t>
+        <w:t>[17] 陈晓波. 数字技术赋能小学语文课堂教学：路径与策略[J]. 语文建设，2023(12)：10.</w:t>
       </w:r>
     </w:p>
     <w:p>
@@ -9868,7 +10862,7 @@
           <w:color w:val="000000"/>
           <w:sz w:val="24"/>
         </w:rPr>
-        <w:t>[19] 余胜泉. 教育数字化转型的关键路径[J]. 华东师范大学学报（教育科学版），2023，41(3)：62-71.</w:t>
+        <w:t>[19] 余胜泉. 教育数字化转型的关键路径[J]. 华东师范大学学报（教育科学版），2023，41(3)：62.</w:t>
       </w:r>
     </w:p>
     <w:p>

--- a/output/paper.docx
+++ b/output/paper.docx
@@ -62,7 +62,7 @@
           <w:color w:val="000000"/>
           <w:sz w:val="24"/>
         </w:rPr>
-        <w:t>生成式人工智能进入小学语文课堂后，互动主体由“教师—学生”扩展为“教师—AI—学生”。这一变化并不等于互动质量自动升级。课堂观察与课例分析表明：若组织方式、权责关系与技术边界不同步重构，技术在场仍可能固化放射状问答、边缘化部分学生，并以人机输出冒充概念交互与情意回应。《义务教育语文课程标准（2022年版）》强调平等对话；教育部基础教育教学指导委员会《中小学生成式人工智能使用指南（2025年版）》提出“育人为本、技术为用”，明确教师不得将生成式人工智能作为替代性教学主体，小学阶段学生不得独自使用开放式内容生成功能。本文以“问题—策略—结果”为闭环，将形式、关系、技术三类失衡分别对应破程、复权、守界三阶校准，构建“三层互动×三元主体×三阶校准”模型，并提供可观察的编码体系与六维量表。核心论断是：有效的三元协同不是三方平均用力，而是使AI成为支架、教师成为引领者、学生成为意义建构者，推动互动由操作交互经信息交互抵达概念交互，并守住情意共鸣。本文证据以课堂观察、课例分析与政策文本为主，公开报道数据仅作侧面说明，不外推为普遍因果效应。</w:t>
+        <w:t>生成式人工智能进入小学语文课堂后，互动主体由“教师—学生”扩展为“教师—AI—学生”。已有研究较多讨论资源生成、分层练习与习作支架，对课堂互动的通道、权责与越位边界仍缺少可观察的校准框架。课堂观察与课例分析表明：若组织方式、权责关系与技术边界不同步调整，技术在场仍可能固化放射状问答、压缩部分学生的发言机会，并以人机输出代替概念交互与情意回应。《义务教育语文课程标准（2022年版）》强调平等对话；教育部基础教育教学指导委员会《中小学生成式人工智能使用指南（2025年版）》提出“育人为本、技术为用”，明确教师不得将生成式人工智能作为替代性教学主体，小学阶段学生不得独自使用开放式内容生成功能。本文以“问题—策略—结果”为线索，将形式、关系、技术三类失衡分别对应破程、复权、守界三阶校准，提出“三层互动×三元主体×三阶校准”模型，并给出可记录的行为编码与观察量表。本文认为：三元协同不是三方平均用力，而是使AI承担支架、教师承担引领、学生完成意义建构，推动互动由操作交互经信息交互进入概念交互，并由人守住情意回应。证据以课堂观察、课例分析与政策文本为主，公开报道数据仅作侧面说明，不外推为普遍因果效应。</w:t>
       </w:r>
     </w:p>
     <w:p>
@@ -112,7 +112,7 @@
           <w:color w:val="000000"/>
           <w:sz w:val="24"/>
         </w:rPr>
-        <w:t>课堂互动从来不是“提问—回答”的流程表演。符号互动理论指出，人依靠语言、神态与姿态理解彼此意图，并在理解中调整行为。完整的课堂互动包含主体、情境、过程与结果：主体是否在场，情境是否真实，过程是否生成。三者缺一，互动便退化为程式。陈丽提出的教学交互层次塔将交互区分为操作交互、信息交互与概念交互：会点选、会投屏，属于操作交互；交换关键词与资料，多属信息交互；围绕文本证据发生新旧概念碰撞，才进入概念交互。情意回应无法被算法完整代理，应作为概念交互之上必须由人守住的一层。</w:t>
+        <w:t>课堂互动不能简化为“提问—回答”的流程执行。符号互动理论指出，人依靠语言、神态与姿态理解彼此意图，并在理解中调整行为。叶子、庞丽娟将师生互动视为教学过程的基本构成，强调其双向、交互与连续性。完整互动至少同时满足三件事：学生是否拥有思考与表达的机会，问题是否来自文本与生活，课堂上是否出现教案之外可被接住的想法。缺一，互动就退回程式。陈丽的教学交互层次塔原用于远程学习，区分为操作交互、信息交互与概念交互。迁移到小学语文面授课时，需要补上两个限定：其一，会点选、会投屏只说明媒体操作已经发生；其二，情意回应无法由算法完整承担，应作为概念交互之后仍须由人完成的一层。本文借用该层次作为“课停在哪一层”的判断尺，而不是把远程学习模型原样套进教室。</w:t>
       </w:r>
     </w:p>
     <w:p>
@@ -197,7 +197,7 @@
           <w:color w:val="000000"/>
           <w:sz w:val="24"/>
         </w:rPr>
-        <w:t>2025年教育部基础教育教学指导委员会发布的《中小学生成式人工智能使用指南》将生成式人工智能界定为能够生成文本、图片、音频、视频等内容的模型及相关技术，强调“育人为本、技术为用”，要求分学段差异化应用，并明确小学阶段学生应在教师或家长帮助下使用开放式内容生成功能，教师不得将其作为替代性教学主体。UNESCO《教师人工智能能力框架》（2024）指出，人工智能正在使传统的“教师—学生”关系转变为“教师—AI—学生”动态关系，但核心仍是人的主体性、伦理与教学法。上述政策与国际框架构成本文权责边界的外部依据。</w:t>
+        <w:t>2025年教育部基础教育教学指导委员会发布的《中小学生成式人工智能使用指南》将生成式人工智能界定为能够生成文本、图片、音频、视频等内容的模型及相关技术，强调“育人为本、技术为用”，要求分学段差异化应用，并明确小学阶段学生应在教师或家长帮助下使用开放式内容生成功能，教师不得将其作为替代性教学主体。UNESCO《教师人工智能能力框架》（2024）指出，人工智能正在使传统的“教师—学生”关系转变为“教师—AI—学生”动态关系，但核心仍是人的主体性、伦理与教学法。黄荣怀把教育数字化的进阶概括为环境建设、资源供给与数字教学法变革：停留在设施与平台，而未进入数字教学法，容易出现高投入、低回报。UNESCO《2023年全球教育监测报告》进一步提醒，教育技术影响的可靠、公正证据仍然不足，技术应为学习服务，而不能取代教与学所依赖的人际连接。若课堂只证明“设备在场”，未设计通道、权责与边界，三元结构仍可能空转。上述政策与研究构成本文权责边界的外部依据。</w:t>
       </w:r>
     </w:p>
     <w:p>
@@ -222,9 +222,648 @@
           <w:color w:val="000000"/>
           <w:sz w:val="24"/>
         </w:rPr>
-        <w:t>本文采用课例分析、课堂观察与政策文本解读。课例来自统编教材常态课与公开教学展示，包括《守株待兔》《火烧云》《手指》《小青蛙》《我们家的男子汉》，以及习作课《我的植物朋友》《即景》《这儿真美》《奇妙的想象》，阅读课《古人谈读书》《棉花姑娘》《大象的耳朵》等。区域教研中“赋能·分层·共生”的习作集备与“个案—共案—特案—定案”的备课闭环，为策略落地提供过程性参照。观察用于识别互动结构，而非进行未交代样本的统计推断。文中课例只讨论教学设计与互动结构，不标注执教者个人身份信息。凡引用公开报道中的准确率数据，均标明来源层级，不作为本研究实验数据。</w:t>
+        <w:t>本文采用课例分析、课堂观察、政策文本解读与文献对读。课例来自统编教材常态课与公开教学展示，包括《守株待兔》《火烧云》《手指》《小青蛙》《我们家的男子汉》，以及习作课《我的植物朋友》《即景》《这儿真美》《奇妙的想象》，阅读课《古人谈读书》《棉花姑娘》《大象的耳朵》等。区域教研中“赋能·分层·共生”的习作集备与“个案—共案—特案—定案”的备课闭环，提供过程性参照。观察用于识别互动结构，不作未交代样本的统计推断。课例只讨论教学设计与互动结构，不标注执教者个人身份。公开报道中的准确率数据标明来源层级，不作为本文实验数据。</w:t>
       </w:r>
     </w:p>
+    <w:p>
+      <w:pPr>
+        <w:spacing w:before="0" w:after="0" w:line="360" w:lineRule="auto"/>
+        <w:ind w:firstLine="480"/>
+        <w:jc w:val="both"/>
+      </w:pPr>
+      <w:r>
+        <w:rPr>
+          <w:rFonts w:ascii="Times New Roman" w:hAnsi="Times New Roman" w:eastAsia="黑体" w:cs="Times New Roman"/>
+          <w:b/>
+          <w:color w:val="000000"/>
+          <w:sz w:val="24"/>
+        </w:rPr>
+        <w:t>图文互证。</w:t>
+      </w:r>
+      <w:r>
+        <w:rPr>
+          <w:rFonts w:ascii="Times New Roman" w:hAnsi="Times New Roman" w:eastAsia="宋体" w:cs="Times New Roman"/>
+          <w:b w:val="0"/>
+          <w:color w:val="000000"/>
+          <w:sz w:val="24"/>
+        </w:rPr>
+        <w:t>现场照片与结构图承担不同证据功能，不宜互相替代。结构图（图1至图10、图13、图14、图17、图19至图21、图23、图24）用于标明层次、权责、编码与流程；现场照片（图12、图15、图16、图18）用于核对空间与通道。对照片宜分三层识读：座位朝向、屏幕与板书上的任务、发言位置。图16为常态教室：行列式座位，学生面向讲台；屏幕投放棉花谜语，教师出示“棉”字卡片。情境可以打开第一学段的识字通道，但画面中的互动仍是教师对全体、齐看屏幕，横向通道尚未出现。图12、图15、图18同为展示课，空间却是体育馆内摆放的行列式课桌，学生一律朝向屏幕与黑板，组际对话在画面中几乎看不见。图12左侧屏幕投放学生手写习作片段，黑板写明“一定顺序／动态变化”，说明信息交互的材料已经公共化，支架也写在可见处，发言权却仍收束在讲台一线。图15屏幕写明“借助记录卡……把观察和感受到的写清楚……读给同学听”，任务指向化卡为文与同伴交流，画面停在教师布置、全班听讲，尚未出现组内互读。图18中一名学生持麦克风面向屏幕解释语录，教师站在其侧，发起权开始下移；其余学生仍坐成秧田，说明个别位置的复权，不等于全员通道已经打开。照片可以显示“谁面向谁、屏幕上出现了什么”，不能单独证明概念交互已经发生。展示课若仍是面向讲台的行列式，形式通道问题并不因公开课自动消失。</w:t>
+      </w:r>
+    </w:p>
+    <w:p>
+      <w:pPr>
+        <w:spacing w:before="0" w:after="0" w:line="360" w:lineRule="auto"/>
+        <w:ind w:firstLine="480"/>
+        <w:jc w:val="both"/>
+      </w:pPr>
+      <w:r>
+        <w:rPr>
+          <w:rFonts w:ascii="Times New Roman" w:hAnsi="Times New Roman" w:eastAsia="黑体" w:cs="Times New Roman"/>
+          <w:b/>
+          <w:color w:val="000000"/>
+          <w:sz w:val="24"/>
+        </w:rPr>
+        <w:t>文献定位。</w:t>
+      </w:r>
+      <w:r>
+        <w:rPr>
+          <w:rFonts w:ascii="Times New Roman" w:hAnsi="Times New Roman" w:eastAsia="宋体" w:cs="Times New Roman"/>
+          <w:b w:val="0"/>
+          <w:color w:val="000000"/>
+          <w:sz w:val="24"/>
+        </w:rPr>
+        <w:t>近年小学语文领域的生成式人工智能研究，多集中在资源供给、分层练习、提问生成与习作支架。王春梅将其课堂功能概括为资源创新、方法优化与个性化学习，同时指出虚假信息、思维惰化、教师角色转换困难与技术风险四类问题。习作方面，贺琳珊、梅培军以童话创编课为例，常见路径是情境生成、即时反馈与智能评改，观察记录卡、范文或问题库被用作支架。这些工作证明技术可以降低表达门槛，但较少回答三个课堂问题：通道如何从放射状转为多向，发言权如何从少数人回到全员，终答与价值判断如何避免交给机器。本文把祝智庭提出的人机分工底线——适合机器做的事交给机器，适合人做的事留给人，二者结合能做得更好的事一起做——落实为可观察的校准动作。</w:t>
+      </w:r>
+    </w:p>
+    <w:p>
+      <w:pPr>
+        <w:keepNext w:val="0"/>
+        <w:widowControl/>
+        <w:spacing w:before="40" w:after="160" w:line="360" w:lineRule="auto"/>
+        <w:ind w:firstLine="0"/>
+        <w:jc w:val="center"/>
+      </w:pPr>
+      <w:r>
+        <w:rPr>
+          <w:rFonts w:ascii="Times New Roman" w:hAnsi="Times New Roman" w:eastAsia="宋体" w:cs="Times New Roman"/>
+          <w:b w:val="0"/>
+          <w:color w:val="000000"/>
+          <w:sz w:val="21"/>
+        </w:rPr>
+        <w:t>表1　已有研究关注点与本文校准指向</w:t>
+      </w:r>
+    </w:p>
+    <w:tbl>
+      <w:tblPr>
+        <w:tblW w:type="pct" w:w="5000"/>
+        <w:jc w:val="center"/>
+        <w:tblLook w:firstColumn="1" w:firstRow="1" w:lastColumn="0" w:lastRow="0" w:noHBand="0" w:noVBand="1" w:val="04A0"/>
+        <w:tblBorders>
+          <w:top w:val="nil" w:sz="0" w:space="0" w:color="auto"/>
+          <w:left w:val="nil" w:sz="0" w:space="0" w:color="auto"/>
+          <w:bottom w:val="nil" w:sz="0" w:space="0" w:color="auto"/>
+          <w:right w:val="nil" w:sz="0" w:space="0" w:color="auto"/>
+          <w:insideH w:val="nil" w:sz="0" w:space="0" w:color="auto"/>
+          <w:insideV w:val="nil" w:sz="0" w:space="0" w:color="auto"/>
+        </w:tblBorders>
+      </w:tblPr>
+      <w:tblGrid>
+        <w:gridCol w:w="2183"/>
+        <w:gridCol w:w="2183"/>
+        <w:gridCol w:w="2183"/>
+        <w:gridCol w:w="2183"/>
+      </w:tblGrid>
+      <w:tr>
+        <w:tc>
+          <w:tcPr>
+            <w:tcW w:type="dxa" w:w="2183"/>
+            <w:tcBorders>
+              <w:left w:val="nil" w:sz="0" w:space="0" w:color="000000"/>
+              <w:right w:val="nil" w:sz="0" w:space="0" w:color="000000"/>
+              <w:top w:val="single" w:sz="12" w:space="0" w:color="000000"/>
+              <w:bottom w:val="single" w:sz="6" w:space="0" w:color="000000"/>
+            </w:tcBorders>
+          </w:tcPr>
+          <w:p>
+            <w:pPr>
+              <w:spacing w:line="360" w:lineRule="auto"/>
+              <w:ind w:firstLine="0"/>
+              <w:jc w:val="center"/>
+            </w:pPr>
+            <w:r>
+              <w:rPr>
+                <w:rFonts w:ascii="Times New Roman" w:hAnsi="Times New Roman" w:eastAsia="黑体" w:cs="Times New Roman"/>
+                <w:b/>
+                <w:color w:val="000000"/>
+                <w:sz w:val="21"/>
+              </w:rPr>
+              <w:t>已有研究常见做法</w:t>
+            </w:r>
+          </w:p>
+        </w:tc>
+        <w:tc>
+          <w:tcPr>
+            <w:tcW w:type="dxa" w:w="2183"/>
+            <w:tcBorders>
+              <w:left w:val="nil" w:sz="0" w:space="0" w:color="000000"/>
+              <w:right w:val="nil" w:sz="0" w:space="0" w:color="000000"/>
+              <w:top w:val="single" w:sz="12" w:space="0" w:color="000000"/>
+              <w:bottom w:val="single" w:sz="6" w:space="0" w:color="000000"/>
+            </w:tcBorders>
+          </w:tcPr>
+          <w:p>
+            <w:pPr>
+              <w:spacing w:line="360" w:lineRule="auto"/>
+              <w:ind w:firstLine="0"/>
+              <w:jc w:val="center"/>
+            </w:pPr>
+            <w:r>
+              <w:rPr>
+                <w:rFonts w:ascii="Times New Roman" w:hAnsi="Times New Roman" w:eastAsia="黑体" w:cs="Times New Roman"/>
+                <w:b/>
+                <w:color w:val="000000"/>
+                <w:sz w:val="21"/>
+              </w:rPr>
+              <w:t>可借鉴之处</w:t>
+            </w:r>
+          </w:p>
+        </w:tc>
+        <w:tc>
+          <w:tcPr>
+            <w:tcW w:type="dxa" w:w="2183"/>
+            <w:tcBorders>
+              <w:left w:val="nil" w:sz="0" w:space="0" w:color="000000"/>
+              <w:right w:val="nil" w:sz="0" w:space="0" w:color="000000"/>
+              <w:top w:val="single" w:sz="12" w:space="0" w:color="000000"/>
+              <w:bottom w:val="single" w:sz="6" w:space="0" w:color="000000"/>
+            </w:tcBorders>
+          </w:tcPr>
+          <w:p>
+            <w:pPr>
+              <w:spacing w:line="360" w:lineRule="auto"/>
+              <w:ind w:firstLine="0"/>
+              <w:jc w:val="center"/>
+            </w:pPr>
+            <w:r>
+              <w:rPr>
+                <w:rFonts w:ascii="Times New Roman" w:hAnsi="Times New Roman" w:eastAsia="黑体" w:cs="Times New Roman"/>
+                <w:b/>
+                <w:color w:val="000000"/>
+                <w:sz w:val="21"/>
+              </w:rPr>
+              <w:t>课堂上仍易出现的缺口</w:t>
+            </w:r>
+          </w:p>
+        </w:tc>
+        <w:tc>
+          <w:tcPr>
+            <w:tcW w:type="dxa" w:w="2183"/>
+            <w:tcBorders>
+              <w:left w:val="nil" w:sz="0" w:space="0" w:color="000000"/>
+              <w:right w:val="nil" w:sz="0" w:space="0" w:color="000000"/>
+              <w:top w:val="single" w:sz="12" w:space="0" w:color="000000"/>
+              <w:bottom w:val="single" w:sz="6" w:space="0" w:color="000000"/>
+            </w:tcBorders>
+          </w:tcPr>
+          <w:p>
+            <w:pPr>
+              <w:spacing w:line="360" w:lineRule="auto"/>
+              <w:ind w:firstLine="0"/>
+              <w:jc w:val="center"/>
+            </w:pPr>
+            <w:r>
+              <w:rPr>
+                <w:rFonts w:ascii="Times New Roman" w:hAnsi="Times New Roman" w:eastAsia="黑体" w:cs="Times New Roman"/>
+                <w:b/>
+                <w:color w:val="000000"/>
+                <w:sz w:val="21"/>
+              </w:rPr>
+              <w:t>本文校准</w:t>
+            </w:r>
+          </w:p>
+        </w:tc>
+      </w:tr>
+      <w:tr>
+        <w:tc>
+          <w:tcPr>
+            <w:tcW w:type="dxa" w:w="2183"/>
+            <w:tcBorders>
+              <w:left w:val="nil" w:sz="0" w:space="0" w:color="000000"/>
+              <w:right w:val="nil" w:sz="0" w:space="0" w:color="000000"/>
+              <w:top w:val="nil" w:sz="0" w:space="0" w:color="000000"/>
+              <w:bottom w:val="nil" w:sz="0" w:space="0" w:color="000000"/>
+            </w:tcBorders>
+          </w:tcPr>
+          <w:p>
+            <w:pPr>
+              <w:spacing w:line="360" w:lineRule="auto"/>
+              <w:ind w:firstLine="0"/>
+              <w:jc w:val="left"/>
+            </w:pPr>
+            <w:r>
+              <w:rPr>
+                <w:rFonts w:ascii="Times New Roman" w:hAnsi="Times New Roman" w:eastAsia="宋体" w:cs="Times New Roman"/>
+                <w:b w:val="0"/>
+                <w:color w:val="000000"/>
+                <w:sz w:val="21"/>
+              </w:rPr>
+              <w:t>生成问题库、练习与情境</w:t>
+            </w:r>
+          </w:p>
+        </w:tc>
+        <w:tc>
+          <w:tcPr>
+            <w:tcW w:type="dxa" w:w="2183"/>
+            <w:tcBorders>
+              <w:left w:val="nil" w:sz="0" w:space="0" w:color="000000"/>
+              <w:right w:val="nil" w:sz="0" w:space="0" w:color="000000"/>
+              <w:top w:val="nil" w:sz="0" w:space="0" w:color="000000"/>
+              <w:bottom w:val="nil" w:sz="0" w:space="0" w:color="000000"/>
+            </w:tcBorders>
+          </w:tcPr>
+          <w:p>
+            <w:pPr>
+              <w:spacing w:line="360" w:lineRule="auto"/>
+              <w:ind w:firstLine="0"/>
+              <w:jc w:val="left"/>
+            </w:pPr>
+            <w:r>
+              <w:rPr>
+                <w:rFonts w:ascii="Times New Roman" w:hAnsi="Times New Roman" w:eastAsia="宋体" w:cs="Times New Roman"/>
+                <w:b w:val="0"/>
+                <w:color w:val="000000"/>
+                <w:sz w:val="21"/>
+              </w:rPr>
+              <w:t>降低备课中的材料准备成本</w:t>
+            </w:r>
+          </w:p>
+        </w:tc>
+        <w:tc>
+          <w:tcPr>
+            <w:tcW w:type="dxa" w:w="2183"/>
+            <w:tcBorders>
+              <w:left w:val="nil" w:sz="0" w:space="0" w:color="000000"/>
+              <w:right w:val="nil" w:sz="0" w:space="0" w:color="000000"/>
+              <w:top w:val="nil" w:sz="0" w:space="0" w:color="000000"/>
+              <w:bottom w:val="nil" w:sz="0" w:space="0" w:color="000000"/>
+            </w:tcBorders>
+          </w:tcPr>
+          <w:p>
+            <w:pPr>
+              <w:spacing w:line="360" w:lineRule="auto"/>
+              <w:ind w:firstLine="0"/>
+              <w:jc w:val="left"/>
+            </w:pPr>
+            <w:r>
+              <w:rPr>
+                <w:rFonts w:ascii="Times New Roman" w:hAnsi="Times New Roman" w:eastAsia="宋体" w:cs="Times New Roman"/>
+                <w:b w:val="0"/>
+                <w:color w:val="000000"/>
+                <w:sz w:val="21"/>
+              </w:rPr>
+              <w:t>问题仍由教师独问，通道依旧单向</w:t>
+            </w:r>
+          </w:p>
+        </w:tc>
+        <w:tc>
+          <w:tcPr>
+            <w:tcW w:type="dxa" w:w="2183"/>
+            <w:tcBorders>
+              <w:left w:val="nil" w:sz="0" w:space="0" w:color="000000"/>
+              <w:right w:val="nil" w:sz="0" w:space="0" w:color="000000"/>
+              <w:top w:val="nil" w:sz="0" w:space="0" w:color="000000"/>
+              <w:bottom w:val="nil" w:sz="0" w:space="0" w:color="000000"/>
+            </w:tcBorders>
+          </w:tcPr>
+          <w:p>
+            <w:pPr>
+              <w:spacing w:line="360" w:lineRule="auto"/>
+              <w:ind w:firstLine="0"/>
+              <w:jc w:val="left"/>
+            </w:pPr>
+            <w:r>
+              <w:rPr>
+                <w:rFonts w:ascii="Times New Roman" w:hAnsi="Times New Roman" w:eastAsia="宋体" w:cs="Times New Roman"/>
+                <w:b w:val="0"/>
+                <w:color w:val="000000"/>
+                <w:sz w:val="21"/>
+              </w:rPr>
+              <w:t>破程：梯度供问，先写后比</w:t>
+            </w:r>
+          </w:p>
+        </w:tc>
+      </w:tr>
+      <w:tr>
+        <w:tc>
+          <w:tcPr>
+            <w:tcW w:type="dxa" w:w="2183"/>
+            <w:tcBorders>
+              <w:left w:val="nil" w:sz="0" w:space="0" w:color="000000"/>
+              <w:right w:val="nil" w:sz="0" w:space="0" w:color="000000"/>
+              <w:top w:val="nil" w:sz="0" w:space="0" w:color="000000"/>
+              <w:bottom w:val="nil" w:sz="0" w:space="0" w:color="000000"/>
+            </w:tcBorders>
+          </w:tcPr>
+          <w:p>
+            <w:pPr>
+              <w:spacing w:line="360" w:lineRule="auto"/>
+              <w:ind w:firstLine="0"/>
+              <w:jc w:val="left"/>
+            </w:pPr>
+            <w:r>
+              <w:rPr>
+                <w:rFonts w:ascii="Times New Roman" w:hAnsi="Times New Roman" w:eastAsia="宋体" w:cs="Times New Roman"/>
+                <w:b w:val="0"/>
+                <w:color w:val="000000"/>
+                <w:sz w:val="21"/>
+              </w:rPr>
+              <w:t>观察记录卡、习作支架、智能评改</w:t>
+            </w:r>
+          </w:p>
+        </w:tc>
+        <w:tc>
+          <w:tcPr>
+            <w:tcW w:type="dxa" w:w="2183"/>
+            <w:tcBorders>
+              <w:left w:val="nil" w:sz="0" w:space="0" w:color="000000"/>
+              <w:right w:val="nil" w:sz="0" w:space="0" w:color="000000"/>
+              <w:top w:val="nil" w:sz="0" w:space="0" w:color="000000"/>
+              <w:bottom w:val="nil" w:sz="0" w:space="0" w:color="000000"/>
+            </w:tcBorders>
+          </w:tcPr>
+          <w:p>
+            <w:pPr>
+              <w:spacing w:line="360" w:lineRule="auto"/>
+              <w:ind w:firstLine="0"/>
+              <w:jc w:val="left"/>
+            </w:pPr>
+            <w:r>
+              <w:rPr>
+                <w:rFonts w:ascii="Times New Roman" w:hAnsi="Times New Roman" w:eastAsia="宋体" w:cs="Times New Roman"/>
+                <w:b w:val="0"/>
+                <w:color w:val="000000"/>
+                <w:sz w:val="21"/>
+              </w:rPr>
+              <w:t>把“写清楚”拆成可操作步骤</w:t>
+            </w:r>
+          </w:p>
+        </w:tc>
+        <w:tc>
+          <w:tcPr>
+            <w:tcW w:type="dxa" w:w="2183"/>
+            <w:tcBorders>
+              <w:left w:val="nil" w:sz="0" w:space="0" w:color="000000"/>
+              <w:right w:val="nil" w:sz="0" w:space="0" w:color="000000"/>
+              <w:top w:val="nil" w:sz="0" w:space="0" w:color="000000"/>
+              <w:bottom w:val="nil" w:sz="0" w:space="0" w:color="000000"/>
+            </w:tcBorders>
+          </w:tcPr>
+          <w:p>
+            <w:pPr>
+              <w:spacing w:line="360" w:lineRule="auto"/>
+              <w:ind w:firstLine="0"/>
+              <w:jc w:val="left"/>
+            </w:pPr>
+            <w:r>
+              <w:rPr>
+                <w:rFonts w:ascii="Times New Roman" w:hAnsi="Times New Roman" w:eastAsia="宋体" w:cs="Times New Roman"/>
+                <w:b w:val="0"/>
+                <w:color w:val="000000"/>
+                <w:sz w:val="21"/>
+              </w:rPr>
+              <w:t>直接生成成文，或把评改分数当众展示</w:t>
+            </w:r>
+          </w:p>
+        </w:tc>
+        <w:tc>
+          <w:tcPr>
+            <w:tcW w:type="dxa" w:w="2183"/>
+            <w:tcBorders>
+              <w:left w:val="nil" w:sz="0" w:space="0" w:color="000000"/>
+              <w:right w:val="nil" w:sz="0" w:space="0" w:color="000000"/>
+              <w:top w:val="nil" w:sz="0" w:space="0" w:color="000000"/>
+              <w:bottom w:val="nil" w:sz="0" w:space="0" w:color="000000"/>
+            </w:tcBorders>
+          </w:tcPr>
+          <w:p>
+            <w:pPr>
+              <w:spacing w:line="360" w:lineRule="auto"/>
+              <w:ind w:firstLine="0"/>
+              <w:jc w:val="left"/>
+            </w:pPr>
+            <w:r>
+              <w:rPr>
+                <w:rFonts w:ascii="Times New Roman" w:hAnsi="Times New Roman" w:eastAsia="宋体" w:cs="Times New Roman"/>
+                <w:b w:val="0"/>
+                <w:color w:val="000000"/>
+                <w:sz w:val="21"/>
+              </w:rPr>
+              <w:t>守界：卡与角度可生成，成篇须学生完成</w:t>
+            </w:r>
+          </w:p>
+        </w:tc>
+      </w:tr>
+      <w:tr>
+        <w:tc>
+          <w:tcPr>
+            <w:tcW w:type="dxa" w:w="2183"/>
+            <w:tcBorders>
+              <w:left w:val="nil" w:sz="0" w:space="0" w:color="000000"/>
+              <w:right w:val="nil" w:sz="0" w:space="0" w:color="000000"/>
+              <w:top w:val="nil" w:sz="0" w:space="0" w:color="000000"/>
+              <w:bottom w:val="nil" w:sz="0" w:space="0" w:color="000000"/>
+            </w:tcBorders>
+          </w:tcPr>
+          <w:p>
+            <w:pPr>
+              <w:spacing w:line="360" w:lineRule="auto"/>
+              <w:ind w:firstLine="0"/>
+              <w:jc w:val="left"/>
+            </w:pPr>
+            <w:r>
+              <w:rPr>
+                <w:rFonts w:ascii="Times New Roman" w:hAnsi="Times New Roman" w:eastAsia="宋体" w:cs="Times New Roman"/>
+                <w:b w:val="0"/>
+                <w:color w:val="000000"/>
+                <w:sz w:val="21"/>
+              </w:rPr>
+              <w:t>学情画像、活跃度与正确率统计</w:t>
+            </w:r>
+          </w:p>
+        </w:tc>
+        <w:tc>
+          <w:tcPr>
+            <w:tcW w:type="dxa" w:w="2183"/>
+            <w:tcBorders>
+              <w:left w:val="nil" w:sz="0" w:space="0" w:color="000000"/>
+              <w:right w:val="nil" w:sz="0" w:space="0" w:color="000000"/>
+              <w:top w:val="nil" w:sz="0" w:space="0" w:color="000000"/>
+              <w:bottom w:val="nil" w:sz="0" w:space="0" w:color="000000"/>
+            </w:tcBorders>
+          </w:tcPr>
+          <w:p>
+            <w:pPr>
+              <w:spacing w:line="360" w:lineRule="auto"/>
+              <w:ind w:firstLine="0"/>
+              <w:jc w:val="left"/>
+            </w:pPr>
+            <w:r>
+              <w:rPr>
+                <w:rFonts w:ascii="Times New Roman" w:hAnsi="Times New Roman" w:eastAsia="宋体" w:cs="Times New Roman"/>
+                <w:b w:val="0"/>
+                <w:color w:val="000000"/>
+                <w:sz w:val="21"/>
+              </w:rPr>
+              <w:t>提示哪些学生尚未开口</w:t>
+            </w:r>
+          </w:p>
+        </w:tc>
+        <w:tc>
+          <w:tcPr>
+            <w:tcW w:type="dxa" w:w="2183"/>
+            <w:tcBorders>
+              <w:left w:val="nil" w:sz="0" w:space="0" w:color="000000"/>
+              <w:right w:val="nil" w:sz="0" w:space="0" w:color="000000"/>
+              <w:top w:val="nil" w:sz="0" w:space="0" w:color="000000"/>
+              <w:bottom w:val="nil" w:sz="0" w:space="0" w:color="000000"/>
+            </w:tcBorders>
+          </w:tcPr>
+          <w:p>
+            <w:pPr>
+              <w:spacing w:line="360" w:lineRule="auto"/>
+              <w:ind w:firstLine="0"/>
+              <w:jc w:val="left"/>
+            </w:pPr>
+            <w:r>
+              <w:rPr>
+                <w:rFonts w:ascii="Times New Roman" w:hAnsi="Times New Roman" w:eastAsia="宋体" w:cs="Times New Roman"/>
+                <w:b w:val="0"/>
+                <w:color w:val="000000"/>
+                <w:sz w:val="21"/>
+              </w:rPr>
+              <w:t>用数据代替情意研判</w:t>
+            </w:r>
+          </w:p>
+        </w:tc>
+        <w:tc>
+          <w:tcPr>
+            <w:tcW w:type="dxa" w:w="2183"/>
+            <w:tcBorders>
+              <w:left w:val="nil" w:sz="0" w:space="0" w:color="000000"/>
+              <w:right w:val="nil" w:sz="0" w:space="0" w:color="000000"/>
+              <w:top w:val="nil" w:sz="0" w:space="0" w:color="000000"/>
+              <w:bottom w:val="nil" w:sz="0" w:space="0" w:color="000000"/>
+            </w:tcBorders>
+          </w:tcPr>
+          <w:p>
+            <w:pPr>
+              <w:spacing w:line="360" w:lineRule="auto"/>
+              <w:ind w:firstLine="0"/>
+              <w:jc w:val="left"/>
+            </w:pPr>
+            <w:r>
+              <w:rPr>
+                <w:rFonts w:ascii="Times New Roman" w:hAnsi="Times New Roman" w:eastAsia="宋体" w:cs="Times New Roman"/>
+                <w:b w:val="0"/>
+                <w:color w:val="000000"/>
+                <w:sz w:val="21"/>
+              </w:rPr>
+              <w:t>复权+护航：看见边缘，评分课后看</w:t>
+            </w:r>
+          </w:p>
+        </w:tc>
+      </w:tr>
+      <w:tr>
+        <w:tc>
+          <w:tcPr>
+            <w:tcW w:type="dxa" w:w="2183"/>
+            <w:tcBorders>
+              <w:left w:val="nil" w:sz="0" w:space="0" w:color="000000"/>
+              <w:right w:val="nil" w:sz="0" w:space="0" w:color="000000"/>
+              <w:top w:val="nil" w:sz="0" w:space="0" w:color="000000"/>
+              <w:bottom w:val="single" w:sz="12" w:space="0" w:color="000000"/>
+            </w:tcBorders>
+          </w:tcPr>
+          <w:p>
+            <w:pPr>
+              <w:spacing w:line="360" w:lineRule="auto"/>
+              <w:ind w:firstLine="0"/>
+              <w:jc w:val="left"/>
+            </w:pPr>
+            <w:r>
+              <w:rPr>
+                <w:rFonts w:ascii="Times New Roman" w:hAnsi="Times New Roman" w:eastAsia="宋体" w:cs="Times New Roman"/>
+                <w:b w:val="0"/>
+                <w:color w:val="000000"/>
+                <w:sz w:val="21"/>
+              </w:rPr>
+              <w:t>人机协同、师—机—生结构论述</w:t>
+            </w:r>
+          </w:p>
+        </w:tc>
+        <w:tc>
+          <w:tcPr>
+            <w:tcW w:type="dxa" w:w="2183"/>
+            <w:tcBorders>
+              <w:left w:val="nil" w:sz="0" w:space="0" w:color="000000"/>
+              <w:right w:val="nil" w:sz="0" w:space="0" w:color="000000"/>
+              <w:top w:val="nil" w:sz="0" w:space="0" w:color="000000"/>
+              <w:bottom w:val="single" w:sz="12" w:space="0" w:color="000000"/>
+            </w:tcBorders>
+          </w:tcPr>
+          <w:p>
+            <w:pPr>
+              <w:spacing w:line="360" w:lineRule="auto"/>
+              <w:ind w:firstLine="0"/>
+              <w:jc w:val="left"/>
+            </w:pPr>
+            <w:r>
+              <w:rPr>
+                <w:rFonts w:ascii="Times New Roman" w:hAnsi="Times New Roman" w:eastAsia="宋体" w:cs="Times New Roman"/>
+                <w:b w:val="0"/>
+                <w:color w:val="000000"/>
+                <w:sz w:val="21"/>
+              </w:rPr>
+              <w:t>明确结构已经三元化</w:t>
+            </w:r>
+          </w:p>
+        </w:tc>
+        <w:tc>
+          <w:tcPr>
+            <w:tcW w:type="dxa" w:w="2183"/>
+            <w:tcBorders>
+              <w:left w:val="nil" w:sz="0" w:space="0" w:color="000000"/>
+              <w:right w:val="nil" w:sz="0" w:space="0" w:color="000000"/>
+              <w:top w:val="nil" w:sz="0" w:space="0" w:color="000000"/>
+              <w:bottom w:val="single" w:sz="12" w:space="0" w:color="000000"/>
+            </w:tcBorders>
+          </w:tcPr>
+          <w:p>
+            <w:pPr>
+              <w:spacing w:line="360" w:lineRule="auto"/>
+              <w:ind w:firstLine="0"/>
+              <w:jc w:val="left"/>
+            </w:pPr>
+            <w:r>
+              <w:rPr>
+                <w:rFonts w:ascii="Times New Roman" w:hAnsi="Times New Roman" w:eastAsia="宋体" w:cs="Times New Roman"/>
+                <w:b w:val="0"/>
+                <w:color w:val="000000"/>
+                <w:sz w:val="21"/>
+              </w:rPr>
+              <w:t>三方平均用力，权责不清</w:t>
+            </w:r>
+          </w:p>
+        </w:tc>
+        <w:tc>
+          <w:tcPr>
+            <w:tcW w:type="dxa" w:w="2183"/>
+            <w:tcBorders>
+              <w:left w:val="nil" w:sz="0" w:space="0" w:color="000000"/>
+              <w:right w:val="nil" w:sz="0" w:space="0" w:color="000000"/>
+              <w:top w:val="nil" w:sz="0" w:space="0" w:color="000000"/>
+              <w:bottom w:val="single" w:sz="12" w:space="0" w:color="000000"/>
+            </w:tcBorders>
+          </w:tcPr>
+          <w:p>
+            <w:pPr>
+              <w:spacing w:line="360" w:lineRule="auto"/>
+              <w:ind w:firstLine="0"/>
+              <w:jc w:val="left"/>
+            </w:pPr>
+            <w:r>
+              <w:rPr>
+                <w:rFonts w:ascii="Times New Roman" w:hAnsi="Times New Roman" w:eastAsia="宋体" w:cs="Times New Roman"/>
+                <w:b w:val="0"/>
+                <w:color w:val="000000"/>
+                <w:sz w:val="21"/>
+              </w:rPr>
+              <w:t>三阶校准：支架、引领、建构各守其位</w:t>
+            </w:r>
+          </w:p>
+        </w:tc>
+      </w:tr>
+    </w:tbl>
     <w:p>
       <w:pPr>
         <w:spacing w:before="0" w:after="0" w:line="360" w:lineRule="auto"/>
@@ -247,7 +886,7 @@
           <w:color w:val="000000"/>
           <w:sz w:val="24"/>
         </w:rPr>
-        <w:t>生成式人工智能进入小学语文课堂，并不意味着互动主体简单增加，而意味着组织方式、权责关系和技术边界必须同步重构。真正有效的三元协同，不是让教师、AI、学生三方平均用力，而是通过破程、复权、守界，使AI成为支架、教师成为引领者、学生成为意义建构者，最终推动课堂互动由操作交互走向信息交互、概念交互与情意共鸣。</w:t>
+        <w:t>生成式人工智能进入小学语文课堂，不等于互动主体简单增加，而要求组织方式、权责关系和技术边界一并调整。有效的三元协同，不是让教师、AI、学生三方平均用力，而是通过破程、复权、守界，使AI承担支架、教师承担引领、学生完成意义建构，推动互动由操作交互经信息交互进入概念交互，并由人完成情意回应。</w:t>
       </w:r>
     </w:p>
     <w:p>
@@ -395,7 +1034,7 @@
           <w:color w:val="000000"/>
           <w:sz w:val="24"/>
         </w:rPr>
-        <w:t>形式失衡的病灶，是把互动窄化为“教师一呼、学生百应”的放射状问答，多向通道尚未打开，深度互动被流程遮蔽。</w:t>
+        <w:t>形式失衡的突出表现，是把互动收窄为“教师一呼、学生百应”的放射状问答，多向通道尚未打开，深度互动被流程挡住。</w:t>
       </w:r>
     </w:p>
     <w:p>
@@ -547,7 +1186,7 @@
           <w:color w:val="000000"/>
           <w:sz w:val="24"/>
         </w:rPr>
-        <w:t>在秧田式座位与教师独占讲台的空间结构中，身体在场并不等于话语在场。持续观察可见：部分学生整节课缺少有效口头互动机会，内向学生与表达较弱的学生在放射状问答中更容易处于旁观位置。此处不将“近三分之一”作为未交代样本量、观察课数与操作性定义的统计数据。可观察的事实是：发言机会向少数被教师熟悉、表达流畅的学生集中；小组合作中常见“一人说、众人听”。小学生面对同伴本更敢提问、敢纠错，多数课堂却压缩合作探究。生成式工具本可归集不同想法，若只被用作习题训练与投屏，技术在场而通道仍旧只有一条。</w:t>
+        <w:t>在秧田式座位与教师独占讲台的空间结构中，身体在场并不等于话语在场。持续观察可见：部分学生整节课缺少有效口头互动机会，内向学生与表达较弱的学生在放射状问答中更容易处于旁观位置。此处不将“近三分之一”作为未交代样本量、观察课数与操作性定义的统计数据。可观察的事实是：发言机会向少数被教师熟悉、表达流畅的学生集中；小组合作中常见“一人说、众人听”。小学生面对同伴本更敢提问、敢纠错，多数课堂却压缩合作探究。生成式工具本可归集不同想法，若只用来做习题训练与投屏，技术在场而通道仍旧只有一条。</w:t>
       </w:r>
     </w:p>
     <w:p>
@@ -591,7 +1230,7 @@
           <w:color w:val="000000"/>
           <w:sz w:val="24"/>
         </w:rPr>
-        <w:t>教师担心小组活动打乱节奏、耽误知识点落实，于是把问答流程写进教案的每一分钟：先问什么、谁来答、标准句是哪一句，全预置完毕。课堂追求永远的有序，容不得“失衡后的再平衡”。一旦教案被执行完毕，互动就被宣告完成。形式失衡看起来是“问法单一”，根子却是不敢把时间交给不确定的对话。生成式人工智能若在此时被用来预先生产“标准赏析”，只会进一步压缩生成空间。</w:t>
+        <w:t>教师担心小组活动打乱节奏、耽误知识点落实，于是把问答流程写进教案的每一分钟：先问什么、谁来答、标准句是哪一句，全部预置。课堂把有序当作唯一目标，容不得对话中的不确定。教案执行完毕，互动往往也被宣告完成。形式失衡看起来是问法单一，根子是不敢把时间交给尚未写进教案的对话。若在此时用生成式人工智能预先生产“标准赏析”，生成空间会进一步缩小。</w:t>
       </w:r>
     </w:p>
     <w:p>
@@ -635,7 +1274,7 @@
           <w:color w:val="000000"/>
           <w:sz w:val="24"/>
         </w:rPr>
-        <w:t>完整互动包含认知互动、情意互动和行为互动。关系失衡的病灶，是发起权、可见权与判断权持续集中于教师及少数学生，平等交往名存实亡。</w:t>
+        <w:t>完整互动包含认知互动、情意互动和行为互动。关系失衡的突出表现，是发起权、可见权与判断权持续集中于教师及少数学生，平等交往难以落实。</w:t>
       </w:r>
     </w:p>
     <w:p>
@@ -753,7 +1392,7 @@
           <w:color w:val="000000"/>
           <w:sz w:val="24"/>
         </w:rPr>
-        <w:t>教师若固守“唯一正确声音”，把师生互动等同于课堂提问，便没有把交往看作教学的本质。评价层面，学校仍优先考量进度与知识点覆盖等可量化指标，教师担心开放探究耽误课时。学生层面，倾听、表达、反思、合作缺少常态化训练，即便给了机会，也难以开展高质量对话。生成式人工智能介入后，若教师把提问权、评价权进一步让渡给机器，师生关系不是被增强，而是被稀释：教师从对话者变成播放者，学生从建构者变成校对者。</w:t>
+        <w:t>教师若把师生互动等同于课堂提问，交往就难以进入教学过程的基本构成。评价仍优先看进度与知识点覆盖，教师担心开放探究耽误课时。学生的倾听、表达、反思、合作缺少常态训练，给了机会也不容易形成高质量对话。生成式人工智能介入后，若提问权、评价权进一步让给机器，师生关系会被稀释：教师从对话者变成播放者，学生从建构者变成校对者。</w:t>
       </w:r>
     </w:p>
     <w:p>
@@ -797,7 +1436,7 @@
           <w:color w:val="000000"/>
           <w:sz w:val="24"/>
         </w:rPr>
-        <w:t>技术失衡不是“用了AI”，而是AI从支架变成新的特权者：替学生思考，替教师判断，用人机问答冒充师生之间的心灵交往。</w:t>
+        <w:t>技术失衡不是“用了AI”，而是AI从支架变成越位的判断者：代替学生思考，代替教师判断，用人机问答充当师生之间的情意交流。</w:t>
       </w:r>
     </w:p>
     <w:p>
@@ -968,7 +1607,7 @@
           <w:color w:val="000000"/>
           <w:sz w:val="24"/>
         </w:rPr>
-        <w:t>把是否使用生成式人工智能当作课堂先进的证明，是第三类越位。人与技术的互动若引导不当，会高度集中于媒体演示、即时检索等操作层面，用于创作、表达、质疑的互动偏少。操作交互的流畅，不能等同于概念交互的发生。权责边界一旦模糊，AI就会从支架变成课堂里新的特权者。底线其实清楚：情感体察与价值判断必须由人完成。</w:t>
+        <w:t>把是否使用生成式人工智能当作课堂先进的证明，是第三类越位。人与技术的互动若引导不当，会高度集中于媒体演示、即时检索等操作层面，用于创作、表达、质疑的互动偏少。操作交互的流畅，不能等同于概念交互的发生。权责边界一旦模糊，AI就会从支架变成课堂上的越位判断者。情感体察与价值判断仍须由人完成。</w:t>
       </w:r>
     </w:p>
     <w:p>
@@ -986,7 +1625,7 @@
           <w:color w:val="000000"/>
           <w:sz w:val="21"/>
         </w:rPr>
-        <w:t>表1　三类失衡、识别信号与校准指向</w:t>
+        <w:t>表2　三类失衡、识别信号与校准指向</w:t>
       </w:r>
     </w:p>
     <w:tbl>
@@ -1707,7 +2346,7 @@
           <w:color w:val="000000"/>
           <w:sz w:val="21"/>
         </w:rPr>
-        <w:t>表2　“教师—AI—学生”课堂互动权责简表</w:t>
+        <w:t>表3　“教师—AI—学生”课堂互动权责简表</w:t>
       </w:r>
     </w:p>
     <w:tbl>
@@ -2555,7 +3194,7 @@
           <w:color w:val="000000"/>
           <w:sz w:val="21"/>
         </w:rPr>
-        <w:t>图12　习作《即景》：观察所得上屏，板书呈现顺序与变化支架</w:t>
+        <w:t>图12　习作《即景》：体育馆行列式座位；屏幕投放学生手写片段，黑板呈现“顺序／变化”支架</w:t>
       </w:r>
     </w:p>
     <w:p>
@@ -2851,7 +3490,7 @@
           <w:color w:val="000000"/>
           <w:sz w:val="21"/>
         </w:rPr>
-        <w:t>图15　习作《我的植物朋友》：任务要求投屏，先观察记录再书面表达</w:t>
+        <w:t>图15　习作《我的植物朋友》：屏幕投放“借助记录卡写清楚观察与感受”，全班仍面向讲台听讲</w:t>
       </w:r>
     </w:p>
     <w:p>
@@ -2947,7 +3586,7 @@
           <w:color w:val="000000"/>
           <w:sz w:val="21"/>
         </w:rPr>
-        <w:t>图16　第一学段阅读《棉花姑娘》：谜语情境导入与识字学词</w:t>
+        <w:t>图16　第一学段阅读《棉花姑娘》：常态教室行列式座位，屏幕投放谜语，教师出示“棉”字卡片</w:t>
       </w:r>
     </w:p>
     <w:p>
@@ -3193,7 +3832,7 @@
           <w:color w:val="000000"/>
           <w:sz w:val="21"/>
         </w:rPr>
-        <w:t>表3　学生向AI提问的支架句式</w:t>
+        <w:t>表4　学生向AI提问的支架句式</w:t>
       </w:r>
     </w:p>
     <w:tbl>
@@ -3760,7 +4399,7 @@
           <w:color w:val="000000"/>
           <w:sz w:val="21"/>
         </w:rPr>
-        <w:t>图18　《古人谈读书》：学生持麦克风解释语录，教师转为组织者</w:t>
+        <w:t>图18　《古人谈读书》：一名学生持麦克风解释语录，教师侧立组织；其余学生仍为行列式就座</w:t>
       </w:r>
     </w:p>
     <w:p>
@@ -4139,7 +4778,7 @@
           <w:color w:val="000000"/>
           <w:sz w:val="24"/>
         </w:rPr>
-        <w:t>铁律一：可以给问题、给材料、给归集，不可以给本课终答。操作上把“标准赏析”折叠到学生独立表达之后，只作对照。这与小学阶段限制独自开放生成、禁止复制生成内容作为作业答案的政策要求一致。</w:t>
+        <w:t>边界约定一：可以给问题、给材料、给归集，不可以给本课终答。操作上把“标准赏析”折叠到学生独立表达之后，只作对照。习作课同样如此：观察角度、情节提示与病句提醒可以生成，成篇文字须由学生完成。这与小学阶段限制独自开放生成、禁止复制生成内容作为作业答案的政策要求一致，也针对已有研究中“照抄生成结构与语句”的惰化风险。</w:t>
       </w:r>
     </w:p>
     <w:p>
@@ -4183,7 +4822,7 @@
           <w:color w:val="000000"/>
           <w:sz w:val="24"/>
         </w:rPr>
-        <w:t>学生读错、说错时，先保护自尊心，再引导回到文本。约定三条：当众不展示带羞辱性的机器分数；先问“你刚才看到了什么／想到了什么”，再范读或同伴带读；分数与等级留到课后单独查看，并与下一次进步对照，而不是与全班排名对照。铁律二：机器评分可以课后看，不可以当众惩。</w:t>
+        <w:t>学生读错、说错时，先保护自尊心，再引导回到文本。约定三条：当众不展示带羞辱性的机器分数；先问“你刚才看到了什么／想到了什么”，再范读或同伴带读；分数与等级留到课后单独查看，并与下一次进步对照，而不是与全班排名对照。边界约定二：机器评分可以课后看，不可以当众作为惩戒。</w:t>
       </w:r>
     </w:p>
     <w:p>
@@ -4263,7 +4902,7 @@
           <w:color w:val="000000"/>
           <w:sz w:val="24"/>
         </w:rPr>
-        <w:t>对生成的释义、赏析、学情标签尤须审慎：活跃度低不能直接等同于“不认真”。更关键的示范是：当着学生的面质疑生成内容，用课文证伪“很会说话”的句子。铁律三：任何生成句子上屏，都必须经过“课文里有没有依据”这一问。</w:t>
+        <w:t>对生成的释义、赏析、学情标签尤须审慎：活跃度低不能直接等同于“不认真”。更关键的示范是：当着学生的面质疑生成内容，用课文证伪“很会说话”的句子。边界约定三：任何生成句子上屏，都必须经过“课文里有没有依据”这一问。</w:t>
       </w:r>
     </w:p>
     <w:p>
@@ -4299,7 +4938,7 @@
           <w:color w:val="000000"/>
           <w:sz w:val="24"/>
         </w:rPr>
-        <w:t>课后拓展时，有工具把寓言解读为“等待也是一种策略，机会总是留给有准备的人”。教师把这句话投在屏幕上，请学生回到课文找依据：庄稼完了没有？邻居怎么说？宋人最后的结果是什么？学生很快发现，文本里没有任何一处支持这种解读。教师小结应落在论断而非金句：生成文本可以流畅，但不等于已经完成对该课文的意义建构；读书的人要自己判断。当学生看到教师当场质疑工具，“机器说的就是对的”这一默认印象才会松动，思维互动才进入概念交互。</w:t>
+        <w:t>课后拓展时，有工具把寓言解读为“等待也是一种策略，机会总是留给有准备的人”。教师把这句话投在屏幕上，请学生回到课文找依据：庄稼完了没有？邻居怎么说？宋人最后的结果是什么？学生很快发现，文本里没有任何一处支持这种解读。教师小结应落在可检验的论断：生成文本可以流畅，但不等于已经完成对该课文的意义建构；读书的人要自己判断。当学生看到教师当场质疑工具，“机器说的就是对的”这一默认印象才会松动，思维互动才进入概念交互。</w:t>
       </w:r>
     </w:p>
     <w:p>
@@ -4395,7 +5034,7 @@
           <w:color w:val="000000"/>
           <w:sz w:val="21"/>
         </w:rPr>
-        <w:t>表4　主要课例的三元分工与互动升级点</w:t>
+        <w:t>表5　主要课例的三元分工与互动升级点</w:t>
       </w:r>
     </w:p>
     <w:tbl>
@@ -6277,7 +6916,7 @@
           <w:color w:val="000000"/>
           <w:sz w:val="24"/>
         </w:rPr>
-        <w:t>（二）问题检视：技术惯性，情意回应尚有温差</w:t>
+        <w:t>（二）问题检视：技术惯性，情意回应尚有缺口</w:t>
       </w:r>
     </w:p>
     <w:p>
@@ -6302,7 +6941,7 @@
           <w:color w:val="000000"/>
           <w:sz w:val="24"/>
         </w:rPr>
-        <w:t>均衡是目标，不是已经完成的状态。眼下最需要诚实写下的，是三处仍未闭合的温差。</w:t>
+        <w:t>均衡是目标，不是已经完成的状态。目前仍有三处缺口没有闭合。</w:t>
       </w:r>
     </w:p>
     <w:p>
@@ -6457,7 +7096,7 @@
           <w:color w:val="000000"/>
           <w:sz w:val="24"/>
         </w:rPr>
-        <w:t>面向未来，不需要再叠一套新口号，而要把已经有效的校准动作，做成不同课型可执行、每单元可复盘的日常。</w:t>
+        <w:t>面向未来，要把已经有效的校准动作做成不同课型可执行、每单元可复盘的日常。</w:t>
       </w:r>
     </w:p>
     <w:p>
@@ -6512,7 +7151,7 @@
           <w:color w:val="000000"/>
           <w:sz w:val="21"/>
         </w:rPr>
-        <w:t>表5　课型适配矩阵（策略落地总表）</w:t>
+        <w:t>表6　课型适配矩阵（策略落地总表）</w:t>
       </w:r>
     </w:p>
     <w:tbl>
@@ -7393,7 +8032,7 @@
           <w:color w:val="000000"/>
           <w:sz w:val="24"/>
         </w:rPr>
-        <w:t>把评课从“用了几个工具”转到可观察、可记录、可复盘的工具。六维雷达图仅作评价框架示意，不填写无完整数据的实验前后分数。</w:t>
+        <w:t>把评课从“用了几个工具”转到可观察、可记录、可复盘的工具。六维雷达图仅作评价框架示意，不填写无完整数据的实验前后分数；批判校验单列于量表，供课后摘记是否质疑生成内容。</w:t>
       </w:r>
     </w:p>
     <w:p>
@@ -7518,6 +8157,31 @@
     </w:p>
     <w:p>
       <w:pPr>
+        <w:spacing w:before="0" w:after="0" w:line="360" w:lineRule="auto"/>
+        <w:ind w:firstLine="480"/>
+        <w:jc w:val="both"/>
+      </w:pPr>
+      <w:r>
+        <w:rPr>
+          <w:rFonts w:ascii="Times New Roman" w:hAnsi="Times New Roman" w:eastAsia="黑体" w:cs="Times New Roman"/>
+          <w:b/>
+          <w:color w:val="000000"/>
+          <w:sz w:val="24"/>
+        </w:rPr>
+        <w:t>编码说明。</w:t>
+      </w:r>
+      <w:r>
+        <w:rPr>
+          <w:rFonts w:ascii="Times New Roman" w:hAnsi="Times New Roman" w:eastAsia="宋体" w:cs="Times New Roman"/>
+          <w:b w:val="0"/>
+          <w:color w:val="000000"/>
+          <w:sz w:val="24"/>
+        </w:rPr>
+        <w:t>弗兰德斯互动分析系统（FIAS）以及顾小清等改进的ITIAS，把课堂言语分成教师语言、学生语言与沉寂或技术等类别，便于计算结构比率。生成式人工智能进场后，原有编码对“技术”过于笼统：同一时段可能叠合教师追问、学生质疑生成内容、工具归集关键词。本文在教师—学生轴上增列AI行为（生成、归集、提示、反馈、可视化），并规定可观察互动链：T→S、T→AI→S、S→AI→S、S→S、T→S→T。编码供录像摘记与课后复盘使用，不在未完成一致性检验时报告比率。</w:t>
+      </w:r>
+    </w:p>
+    <w:p>
+      <w:pPr>
         <w:keepNext w:val="0"/>
         <w:widowControl/>
         <w:spacing w:before="40" w:after="160" w:line="360" w:lineRule="auto"/>
@@ -7531,7 +8195,7 @@
           <w:color w:val="000000"/>
           <w:sz w:val="21"/>
         </w:rPr>
-        <w:t>表6　AI赋能小学语文课堂互动质量观察量表</w:t>
+        <w:t>表7　AI赋能小学语文课堂互动质量观察量表</w:t>
       </w:r>
     </w:p>
     <w:tbl>
@@ -8884,7 +9548,7 @@
           <w:color w:val="000000"/>
           <w:sz w:val="21"/>
         </w:rPr>
-        <w:t>表7　课中多向互动观察简表（供教师课后复盘）</w:t>
+        <w:t>表8　课中多向互动观察简表（供教师课后复盘）</w:t>
       </w:r>
     </w:p>
     <w:tbl>
@@ -9742,7 +10406,7 @@
           <w:color w:val="000000"/>
           <w:sz w:val="21"/>
         </w:rPr>
-        <w:t>表8　课后循证复盘记录表</w:t>
+        <w:t>表9　课后循证复盘记录表</w:t>
       </w:r>
     </w:p>
     <w:tbl>
@@ -10539,7 +11203,7 @@
           <w:color w:val="000000"/>
           <w:sz w:val="24"/>
         </w:rPr>
-        <w:t>高质量的师生互动，不追求人机问答的表面热闹，而追求真实的思维碰撞与心灵对话。失衡，是三元进场后旧病与新误区叠在一起；校准，是破程、复权、守界拾级而上；均衡，是覆盖、层次、关系同时改善，并承认温差、把复盘做成习惯。只有理念、设计、情意与素养协同发力，“教师—AI—学生”才能成为智慧与人文共生的课堂生态，把立德树人落到每一节语文常态课之中。</w:t>
+        <w:t>三元协同是否成立，最终要看三件事是否同时改善：发言覆盖是否拓宽，互动是否由信息层进入概念层，情意回应是否仍由人承担。失衡标明旧结构与新越位叠合；校准按破程、复权、守界依次推进；均衡是覆盖、层次与关系的阶段性改善，并承认尚未闭合的缺口，把单元复盘做成常规。任务设计与素养训练需要一并落实，教师、AI与学生才能在常态课中各守其位。</w:t>
       </w:r>
     </w:p>
     <w:p>
@@ -10879,6 +11543,70 @@
           <w:sz w:val="24"/>
         </w:rPr>
         <w:t>[20] 北京市人民政府. 人工智能赋能教育新生态　西城区学校展示数智技术重塑教学实践[EB/OL]. (2025-12-24)[2026-09-15]. https://www.beijing.gov.cn/ywdt/gqrd/202512/t20251224_4360512.html.</w:t>
+      </w:r>
+    </w:p>
+    <w:p>
+      <w:pPr>
+        <w:spacing w:before="0" w:after="0" w:line="360" w:lineRule="auto"/>
+        <w:ind w:left="420" w:hanging="420"/>
+        <w:jc w:val="both"/>
+      </w:pPr>
+      <w:r>
+        <w:rPr>
+          <w:rFonts w:ascii="Times New Roman" w:hAnsi="Times New Roman" w:eastAsia="宋体" w:cs="Times New Roman"/>
+          <w:b w:val="0"/>
+          <w:color w:val="000000"/>
+          <w:sz w:val="24"/>
+        </w:rPr>
+        <w:t>[21] 黄荣怀. 数字技术赋能当前教育变革的内在逻辑——从环境、资源到数字教学法[J]. 中国基础教育，2024(1)：10-17.</w:t>
+      </w:r>
+    </w:p>
+    <w:p>
+      <w:pPr>
+        <w:spacing w:before="0" w:after="0" w:line="360" w:lineRule="auto"/>
+        <w:ind w:left="420" w:hanging="420"/>
+        <w:jc w:val="both"/>
+      </w:pPr>
+      <w:r>
+        <w:rPr>
+          <w:rFonts w:ascii="Times New Roman" w:hAnsi="Times New Roman" w:eastAsia="宋体" w:cs="Times New Roman"/>
+          <w:b w:val="0"/>
+          <w:color w:val="000000"/>
+          <w:sz w:val="24"/>
+        </w:rPr>
+        <w:t>[22] UNESCO. Global education monitoring report 2023: Technology in education — A tool on whose terms?[R]. Paris: UNESCO, 2023.</w:t>
+      </w:r>
+    </w:p>
+    <w:p>
+      <w:pPr>
+        <w:spacing w:before="0" w:after="0" w:line="360" w:lineRule="auto"/>
+        <w:ind w:left="420" w:hanging="420"/>
+        <w:jc w:val="both"/>
+      </w:pPr>
+      <w:r>
+        <w:rPr>
+          <w:rFonts w:ascii="Times New Roman" w:hAnsi="Times New Roman" w:eastAsia="宋体" w:cs="Times New Roman"/>
+          <w:b w:val="0"/>
+          <w:color w:val="000000"/>
+          <w:sz w:val="24"/>
+        </w:rPr>
+        <w:t>[23] 王春梅. 生成式人工智能赋能小学语文教学的探索[J]. 实验教学与仪器，2025，42(8)：141-144.</w:t>
+      </w:r>
+    </w:p>
+    <w:p>
+      <w:pPr>
+        <w:spacing w:before="0" w:after="0" w:line="360" w:lineRule="auto"/>
+        <w:ind w:left="420" w:hanging="420"/>
+        <w:jc w:val="both"/>
+      </w:pPr>
+      <w:r>
+        <w:rPr>
+          <w:rFonts w:ascii="Times New Roman" w:hAnsi="Times New Roman" w:eastAsia="宋体" w:cs="Times New Roman"/>
+          <w:b w:val="0"/>
+          <w:color w:val="000000"/>
+          <w:sz w:val="24"/>
+        </w:rPr>
+        <w:t>[24] 贺琳珊，梅培军. 生成式人工智能赋能小学语文习作教学模式探索——以文心一言辅助《我来编童话》习作教学为例[J]. 中小学课堂教学研究，2025(3)：48-53.</w:t>
       </w:r>
     </w:p>
     <w:sectPr>

--- a/output/paper.docx
+++ b/output/paper.docx
@@ -92,19 +92,31 @@
     </w:p>
     <w:p>
       <w:pPr>
-        <w:spacing w:before="0" w:after="0" w:line="360" w:lineRule="auto"/>
-        <w:ind w:firstLine="480"/>
-        <w:jc w:val="both"/>
+        <w:pStyle w:val="Heading1"/>
+        <w:keepNext w:val="0"/>
+        <w:widowControl/>
+        <w:spacing w:before="240" w:after="120" w:line="360" w:lineRule="auto"/>
+        <w:ind w:firstLine="0"/>
+        <w:jc w:val="center"/>
       </w:pPr>
       <w:r>
         <w:rPr>
           <w:rFonts w:ascii="Times New Roman" w:hAnsi="Times New Roman" w:eastAsia="黑体" w:cs="Times New Roman"/>
           <w:b/>
           <w:color w:val="000000"/>
-          <w:sz w:val="24"/>
+          <w:sz w:val="28"/>
         </w:rPr>
-        <w:t>缘起。</w:t>
+        <w:t>一、审视——三元协同课堂互动失衡之困</w:t>
       </w:r>
+    </w:p>
+    <w:p>
+      <w:pPr>
+        <w:keepNext w:val="0"/>
+        <w:widowControl/>
+        <w:spacing w:before="0" w:after="0" w:line="360" w:lineRule="auto"/>
+        <w:ind w:firstLine="480"/>
+        <w:jc w:val="both"/>
+      </w:pPr>
       <w:r>
         <w:rPr>
           <w:rFonts w:ascii="Times New Roman" w:hAnsi="Times New Roman" w:eastAsia="宋体" w:cs="Times New Roman"/>
@@ -177,19 +189,12 @@
     </w:p>
     <w:p>
       <w:pPr>
+        <w:keepNext w:val="0"/>
+        <w:widowControl/>
         <w:spacing w:before="0" w:after="0" w:line="360" w:lineRule="auto"/>
         <w:ind w:firstLine="480"/>
         <w:jc w:val="both"/>
       </w:pPr>
-      <w:r>
-        <w:rPr>
-          <w:rFonts w:ascii="Times New Roman" w:hAnsi="Times New Roman" w:eastAsia="黑体" w:cs="Times New Roman"/>
-          <w:b/>
-          <w:color w:val="000000"/>
-          <w:sz w:val="24"/>
-        </w:rPr>
-        <w:t>政策依据。</w:t>
-      </w:r>
       <w:r>
         <w:rPr>
           <w:rFonts w:ascii="Times New Roman" w:hAnsi="Times New Roman" w:eastAsia="宋体" w:cs="Times New Roman"/>
@@ -197,24 +202,17 @@
           <w:color w:val="000000"/>
           <w:sz w:val="24"/>
         </w:rPr>
-        <w:t>2025年教育部基础教育教学指导委员会发布的《中小学生成式人工智能使用指南》将生成式人工智能界定为能够生成文本、图片、音频、视频等内容的模型及相关技术，强调“育人为本、技术为用”，要求分学段差异化应用，并明确小学阶段学生应在教师或家长帮助下使用开放式内容生成功能，教师不得将其作为替代性教学主体。UNESCO《教师人工智能能力框架》（2024）指出，人工智能正在使传统的“教师—学生”关系转变为“教师—AI—学生”动态关系，但核心仍是人的主体性、伦理与教学法。黄荣怀把教育数字化的进阶概括为环境建设、资源供给与数字教学法变革：停留在设施与平台，而未进入数字教学法，容易出现高投入、低回报。UNESCO《2023年全球教育监测报告》进一步提醒，教育技术影响的可靠、公正证据仍然不足，技术应为学习服务，而不能取代教与学所依赖的人际连接。若课堂只证明“设备在场”，未设计通道、权责与边界，三元结构仍可能空转。上述政策与研究构成本文权责边界的外部依据。</w:t>
+        <w:t>《义务教育语文课程标准（2022年版）》强调平等对话。教育部基础教育教学指导委员会《中小学生成式人工智能使用指南（2025年版）》将生成式人工智能界定为能够生成文本、图片、音频、视频等内容的模型及相关技术，提出“育人为本、技术为用”，要求分学段差异化应用：小学阶段学生应在教师或家长帮助下使用开放式内容生成功能，教师不得将其作为替代性教学主体。UNESCO《教师人工智能能力框架》（2024）指出，人工智能正在使“教师—学生”关系转变为“教师—AI—学生”动态关系，但核心仍是人的主体性、伦理与教学法。黄荣怀把教育数字化的进阶概括为环境建设、资源供给与数字教学法变革：停留在设施与平台，而未进入数字教学法，容易出现高投入、低回报。UNESCO《2023年全球教育监测报告》提醒，教育技术影响的可靠、公正证据仍然不足，技术应为学习服务，而不能取代教与学所依赖的人际连接。</w:t>
       </w:r>
     </w:p>
     <w:p>
       <w:pPr>
+        <w:keepNext w:val="0"/>
+        <w:widowControl/>
         <w:spacing w:before="0" w:after="0" w:line="360" w:lineRule="auto"/>
         <w:ind w:firstLine="480"/>
         <w:jc w:val="both"/>
       </w:pPr>
-      <w:r>
-        <w:rPr>
-          <w:rFonts w:ascii="Times New Roman" w:hAnsi="Times New Roman" w:eastAsia="黑体" w:cs="Times New Roman"/>
-          <w:b/>
-          <w:color w:val="000000"/>
-          <w:sz w:val="24"/>
-        </w:rPr>
-        <w:t>方法说明。</w:t>
-      </w:r>
       <w:r>
         <w:rPr>
           <w:rFonts w:ascii="Times New Roman" w:hAnsi="Times New Roman" w:eastAsia="宋体" w:cs="Times New Roman"/>
@@ -222,24 +220,17 @@
           <w:color w:val="000000"/>
           <w:sz w:val="24"/>
         </w:rPr>
-        <w:t>本文采用课例分析、课堂观察、政策文本解读与文献对读。课例来自统编教材常态课与公开教学展示，包括《守株待兔》《火烧云》《手指》《小青蛙》《我们家的男子汉》，以及习作课《我的植物朋友》《即景》《这儿真美》《奇妙的想象》，阅读课《古人谈读书》《棉花姑娘》《大象的耳朵》等。区域教研中“赋能·分层·共生”的习作集备与“个案—共案—特案—定案”的备课闭环，提供过程性参照。观察用于识别互动结构，不作未交代样本的统计推断。课例只讨论教学设计与互动结构，不标注执教者个人身份。公开报道中的准确率数据标明来源层级，不作为本文实验数据。</w:t>
+        <w:t>本文采用课例分析、课堂观察、政策文本解读与文献对读。课例来自统编教材常态课与公开教学展示，包括《守株待兔》《火烧云》《手指》《小青蛙》《我们家的男子汉》，习作课《我的植物朋友》《即景》《这儿真美》《奇妙的想象》，阅读课《古人谈读书》《棉花姑娘》《大象的耳朵》等。区域教研中“赋能·分层·共生”的习作集备与“个案—共案—特案—定案”的备课闭环，提供过程性参照。观察用于识别互动结构，不作未交代样本的统计推断。课例只讨论教学设计与互动结构，不标注执教者个人身份。公开报道中的准确率数据标明来源层级，不作为本文实验数据。</w:t>
       </w:r>
     </w:p>
     <w:p>
       <w:pPr>
+        <w:keepNext w:val="0"/>
+        <w:widowControl/>
         <w:spacing w:before="0" w:after="0" w:line="360" w:lineRule="auto"/>
         <w:ind w:firstLine="480"/>
         <w:jc w:val="both"/>
       </w:pPr>
-      <w:r>
-        <w:rPr>
-          <w:rFonts w:ascii="Times New Roman" w:hAnsi="Times New Roman" w:eastAsia="黑体" w:cs="Times New Roman"/>
-          <w:b/>
-          <w:color w:val="000000"/>
-          <w:sz w:val="24"/>
-        </w:rPr>
-        <w:t>图文互证。</w:t>
-      </w:r>
       <w:r>
         <w:rPr>
           <w:rFonts w:ascii="Times New Roman" w:hAnsi="Times New Roman" w:eastAsia="宋体" w:cs="Times New Roman"/>
@@ -247,32 +238,7 @@
           <w:color w:val="000000"/>
           <w:sz w:val="24"/>
         </w:rPr>
-        <w:t>现场照片与结构图承担不同证据功能，不宜互相替代。结构图（图1至图10、图13、图14、图17、图19至图21、图23、图24）用于标明层次、权责、编码与流程；现场照片（图12、图15、图16、图18）用于核对空间与通道。对照片宜分三层识读：座位朝向、屏幕与板书上的任务、发言位置。图16为常态教室：行列式座位，学生面向讲台；屏幕投放棉花谜语，教师出示“棉”字卡片。情境可以打开第一学段的识字通道，但画面中的互动仍是教师对全体、齐看屏幕，横向通道尚未出现。图12、图15、图18同为展示课，空间却是体育馆内摆放的行列式课桌，学生一律朝向屏幕与黑板，组际对话在画面中几乎看不见。图12左侧屏幕投放学生手写习作片段，黑板写明“一定顺序／动态变化”，说明信息交互的材料已经公共化，支架也写在可见处，发言权却仍收束在讲台一线。图15屏幕写明“借助记录卡……把观察和感受到的写清楚……读给同学听”，任务指向化卡为文与同伴交流，画面停在教师布置、全班听讲，尚未出现组内互读。图18中一名学生持麦克风面向屏幕解释语录，教师站在其侧，发起权开始下移；其余学生仍坐成秧田，说明个别位置的复权，不等于全员通道已经打开。照片可以显示“谁面向谁、屏幕上出现了什么”，不能单独证明概念交互已经发生。展示课若仍是面向讲台的行列式，形式通道问题并不因公开课自动消失。</w:t>
-      </w:r>
-    </w:p>
-    <w:p>
-      <w:pPr>
-        <w:spacing w:before="0" w:after="0" w:line="360" w:lineRule="auto"/>
-        <w:ind w:firstLine="480"/>
-        <w:jc w:val="both"/>
-      </w:pPr>
-      <w:r>
-        <w:rPr>
-          <w:rFonts w:ascii="Times New Roman" w:hAnsi="Times New Roman" w:eastAsia="黑体" w:cs="Times New Roman"/>
-          <w:b/>
-          <w:color w:val="000000"/>
-          <w:sz w:val="24"/>
-        </w:rPr>
-        <w:t>文献定位。</w:t>
-      </w:r>
-      <w:r>
-        <w:rPr>
-          <w:rFonts w:ascii="Times New Roman" w:hAnsi="Times New Roman" w:eastAsia="宋体" w:cs="Times New Roman"/>
-          <w:b w:val="0"/>
-          <w:color w:val="000000"/>
-          <w:sz w:val="24"/>
-        </w:rPr>
-        <w:t>近年小学语文领域的生成式人工智能研究，多集中在资源供给、分层练习、提问生成与习作支架。王春梅将其课堂功能概括为资源创新、方法优化与个性化学习，同时指出虚假信息、思维惰化、教师角色转换困难与技术风险四类问题。习作方面，贺琳珊、梅培军以童话创编课为例，常见路径是情境生成、即时反馈与智能评改，观察记录卡、范文或问题库被用作支架。这些工作证明技术可以降低表达门槛，但较少回答三个课堂问题：通道如何从放射状转为多向，发言权如何从少数人回到全员，终答与价值判断如何避免交给机器。本文把祝智庭提出的人机分工底线——适合机器做的事交给机器，适合人做的事留给人，二者结合能做得更好的事一起做——落实为可观察的校准动作。</w:t>
+        <w:t>近年小学语文领域的生成式人工智能研究，多集中在资源供给、分层练习、提问生成与习作支架。王春梅将其课堂功能概括为资源创新、方法优化与个性化学习，同时指出虚假信息、思维惰化、教师角色转换困难与技术风险。习作方面，贺琳珊、梅培军以童话创编课为例，常见路径是情境生成、即时反馈与智能评改。这些工作可以降低表达门槛，但较少回答三个课堂问题：通道如何从放射状转为多向，发言权如何从少数人回到全员，终答与价值判断如何避免交给机器。本文把祝智庭提出的人机分工底线落实为可观察的校准动作：适合机器做的事交给机器，适合人做的事留给人，二者结合能做得更好的事一起做。</w:t>
       </w:r>
     </w:p>
     <w:p>
@@ -391,7 +357,7 @@
                 <w:color w:val="000000"/>
                 <w:sz w:val="21"/>
               </w:rPr>
-              <w:t>课堂上仍易出现的缺口</w:t>
+              <w:t>易出现的缺口</w:t>
             </w:r>
           </w:p>
         </w:tc>
@@ -866,19 +832,12 @@
     </w:tbl>
     <w:p>
       <w:pPr>
+        <w:keepNext w:val="0"/>
+        <w:widowControl/>
         <w:spacing w:before="0" w:after="0" w:line="360" w:lineRule="auto"/>
         <w:ind w:firstLine="480"/>
         <w:jc w:val="both"/>
       </w:pPr>
-      <w:r>
-        <w:rPr>
-          <w:rFonts w:ascii="Times New Roman" w:hAnsi="Times New Roman" w:eastAsia="黑体" w:cs="Times New Roman"/>
-          <w:b/>
-          <w:color w:val="000000"/>
-          <w:sz w:val="24"/>
-        </w:rPr>
-        <w:t>核心论断。</w:t>
-      </w:r>
       <w:r>
         <w:rPr>
           <w:rFonts w:ascii="Times New Roman" w:hAnsi="Times New Roman" w:eastAsia="宋体" w:cs="Times New Roman"/>
@@ -886,51 +845,7 @@
           <w:color w:val="000000"/>
           <w:sz w:val="24"/>
         </w:rPr>
-        <w:t>生成式人工智能进入小学语文课堂，不等于互动主体简单增加，而要求组织方式、权责关系和技术边界一并调整。有效的三元协同，不是让教师、AI、学生三方平均用力，而是通过破程、复权、守界，使AI承担支架、教师承担引领、学生完成意义建构，推动互动由操作交互经信息交互进入概念交互，并由人完成情意回应。</w:t>
-      </w:r>
-    </w:p>
-    <w:p>
-      <w:pPr>
-        <w:pStyle w:val="Heading1"/>
-        <w:keepNext w:val="0"/>
-        <w:widowControl/>
-        <w:spacing w:before="240" w:after="120" w:line="360" w:lineRule="auto"/>
-        <w:ind w:firstLine="0"/>
-        <w:jc w:val="center"/>
-      </w:pPr>
-      <w:r>
-        <w:rPr>
-          <w:rFonts w:ascii="Times New Roman" w:hAnsi="Times New Roman" w:eastAsia="黑体" w:cs="Times New Roman"/>
-          <w:b/>
-          <w:color w:val="000000"/>
-          <w:sz w:val="28"/>
-        </w:rPr>
-        <w:t>一、审视——三元协同课堂互动失衡之困</w:t>
-      </w:r>
-    </w:p>
-    <w:p>
-      <w:pPr>
-        <w:spacing w:before="0" w:after="0" w:line="360" w:lineRule="auto"/>
-        <w:ind w:firstLine="480"/>
-        <w:jc w:val="both"/>
-      </w:pPr>
-      <w:r>
-        <w:rPr>
-          <w:rFonts w:ascii="Times New Roman" w:hAnsi="Times New Roman" w:eastAsia="黑体" w:cs="Times New Roman"/>
-          <w:b/>
-          <w:color w:val="000000"/>
-          <w:sz w:val="24"/>
-        </w:rPr>
-        <w:t>困境聚焦。</w:t>
-      </w:r>
-      <w:r>
-        <w:rPr>
-          <w:rFonts w:ascii="Times New Roman" w:hAnsi="Times New Roman" w:eastAsia="宋体" w:cs="Times New Roman"/>
-          <w:b w:val="0"/>
-          <w:color w:val="000000"/>
-          <w:sz w:val="24"/>
-        </w:rPr>
-        <w:t>问题不在“有没有用AI”，而在“谁、在什么场景、缺什么、缺到什么程度”。形式解决“怎么互动”，关系解决“谁拥有互动权”，技术解决“什么可以交给AI”。三类失衡并非并列散落，而是层层加码：通道单一使参与面变窄，参与面变窄使发起权更集中，权责模糊后又使生成式工具以更流畅的界面完成替答、替评与替证。</w:t>
+        <w:t>生成式人工智能进入小学语文课堂，不等于互动主体简单增加，而要求组织方式、权责关系和技术边界一并调整。有效的三元协同，不是让教师、AI、学生三方平均用力，而是通过破程、复权、守界，使AI承担支架、教师承担引领、学生完成意义建构，推动互动由操作交互经信息交互进入概念交互，并由人完成情意回应。问题不在“有没有用AI”，而在“谁、在什么场景、缺什么、缺到什么程度”。形式解决“怎么互动”，关系解决“谁拥有互动权”，技术解决“什么可以交给AI”。三类失衡并非并列散落，而是层层加码：通道单一使参与面变窄，参与面变窄使发起权更集中，权责模糊后又使生成式工具以更流畅的界面完成替答、替评与替证。</w:t>
       </w:r>
     </w:p>
     <w:p>
@@ -943,7 +858,7 @@
       <w:r>
         <w:drawing>
           <wp:inline xmlns:a="http://schemas.openxmlformats.org/drawingml/2006/main" xmlns:pic="http://schemas.openxmlformats.org/drawingml/2006/picture">
-            <wp:extent cx="5400000" cy="2700000"/>
+            <wp:extent cx="5400000" cy="4336404"/>
             <wp:docPr id="2" name="Picture 2"/>
             <wp:cNvGraphicFramePr>
               <a:graphicFrameLocks noChangeAspect="1"/>
@@ -952,7 +867,7 @@
               <a:graphicData uri="http://schemas.openxmlformats.org/drawingml/2006/picture">
                 <pic:pic>
                   <pic:nvPicPr>
-                    <pic:cNvPr id="0" name="fig04.jpg"/>
+                    <pic:cNvPr id="0" name="plate02.jpg"/>
                     <pic:cNvPicPr/>
                   </pic:nvPicPr>
                   <pic:blipFill>
@@ -964,7 +879,7 @@
                   <pic:spPr>
                     <a:xfrm>
                       <a:off x="0" y="0"/>
-                      <a:ext cx="5400000" cy="2700000"/>
+                      <a:ext cx="5400000" cy="4336404"/>
                     </a:xfrm>
                     <a:prstGeom prst="rect"/>
                   </pic:spPr>
@@ -990,7 +905,85 @@
           <w:color w:val="000000"/>
           <w:sz w:val="21"/>
         </w:rPr>
-        <w:t>图2　三类互动失衡的递进链条</w:t>
+        <w:t>图2　三类失衡合集：（a）层层加码；（b）四种越位；（c）放射状问答；（d）秧田座位如何收束发言</w:t>
+      </w:r>
+    </w:p>
+    <w:p>
+      <w:pPr>
+        <w:keepNext w:val="0"/>
+        <w:widowControl/>
+        <w:spacing w:before="0" w:after="0" w:line="360" w:lineRule="auto"/>
+        <w:ind w:firstLine="480"/>
+        <w:jc w:val="both"/>
+      </w:pPr>
+      <w:r>
+        <w:rPr>
+          <w:rFonts w:ascii="Times New Roman" w:hAnsi="Times New Roman" w:eastAsia="宋体" w:cs="Times New Roman"/>
+          <w:b w:val="0"/>
+          <w:color w:val="000000"/>
+          <w:sz w:val="24"/>
+        </w:rPr>
+        <w:t>现场照片与结构图承担不同证据功能。结构图标明层次与权责；照片核对座位朝向、屏幕任务与发言位置，不能单独证明概念交互已经发生。图3将四张现场并置：常态教室里谜语投屏与字卡出示，可以把第一学段识字通道打开，但互动仍是教师对全体；展示课若摆在体育馆里，行列式课桌同样把发言收束到讲台一线——手写片段上屏、记录任务写清、个别学生持麦，都不等于横向通道已经打开。</w:t>
+      </w:r>
+    </w:p>
+    <w:p>
+      <w:pPr>
+        <w:keepNext/>
+        <w:spacing w:before="120" w:after="0" w:line="360" w:lineRule="auto"/>
+        <w:ind w:firstLine="0"/>
+        <w:jc w:val="center"/>
+      </w:pPr>
+      <w:r>
+        <w:drawing>
+          <wp:inline xmlns:a="http://schemas.openxmlformats.org/drawingml/2006/main" xmlns:pic="http://schemas.openxmlformats.org/drawingml/2006/picture">
+            <wp:extent cx="5400000" cy="4189160"/>
+            <wp:docPr id="3" name="Picture 3"/>
+            <wp:cNvGraphicFramePr>
+              <a:graphicFrameLocks noChangeAspect="1"/>
+            </wp:cNvGraphicFramePr>
+            <a:graphic>
+              <a:graphicData uri="http://schemas.openxmlformats.org/drawingml/2006/picture">
+                <pic:pic>
+                  <pic:nvPicPr>
+                    <pic:cNvPr id="0" name="plate03.jpg"/>
+                    <pic:cNvPicPr/>
+                  </pic:nvPicPr>
+                  <pic:blipFill>
+                    <a:blip r:embed="rId13"/>
+                    <a:stretch>
+                      <a:fillRect/>
+                    </a:stretch>
+                  </pic:blipFill>
+                  <pic:spPr>
+                    <a:xfrm>
+                      <a:off x="0" y="0"/>
+                      <a:ext cx="5400000" cy="4189160"/>
+                    </a:xfrm>
+                    <a:prstGeom prst="rect"/>
+                  </pic:spPr>
+                </pic:pic>
+              </a:graphicData>
+            </a:graphic>
+          </wp:inline>
+        </w:drawing>
+      </w:r>
+    </w:p>
+    <w:p>
+      <w:pPr>
+        <w:keepNext w:val="0"/>
+        <w:widowControl/>
+        <w:spacing w:before="40" w:after="160" w:line="360" w:lineRule="auto"/>
+        <w:ind w:firstLine="0"/>
+        <w:jc w:val="center"/>
+      </w:pPr>
+      <w:r>
+        <w:rPr>
+          <w:rFonts w:ascii="Times New Roman" w:hAnsi="Times New Roman" w:eastAsia="宋体" w:cs="Times New Roman"/>
+          <w:b w:val="0"/>
+          <w:color w:val="000000"/>
+          <w:sz w:val="21"/>
+        </w:rPr>
+        <w:t>图3　课堂现场合集：（a）《棉花姑娘》；（b）《我的植物朋友》；（c）《即景》；（d）《古人谈读书》</w:t>
       </w:r>
     </w:p>
     <w:p>
@@ -1014,19 +1007,12 @@
     </w:p>
     <w:p>
       <w:pPr>
+        <w:keepNext w:val="0"/>
+        <w:widowControl/>
         <w:spacing w:before="0" w:after="0" w:line="360" w:lineRule="auto"/>
         <w:ind w:firstLine="480"/>
         <w:jc w:val="both"/>
       </w:pPr>
-      <w:r>
-        <w:rPr>
-          <w:rFonts w:ascii="Times New Roman" w:hAnsi="Times New Roman" w:eastAsia="黑体" w:cs="Times New Roman"/>
-          <w:b/>
-          <w:color w:val="000000"/>
-          <w:sz w:val="24"/>
-        </w:rPr>
-        <w:t>问题透视。</w:t>
-      </w:r>
       <w:r>
         <w:rPr>
           <w:rFonts w:ascii="Times New Roman" w:hAnsi="Times New Roman" w:eastAsia="宋体" w:cs="Times New Roman"/>
@@ -1071,85 +1057,7 @@
           <w:color w:val="000000"/>
           <w:sz w:val="24"/>
         </w:rPr>
-        <w:t>走进统编教材三年级下册寓言阅读课，常见场景是：教师站在投影中央抛出“这个故事告诉我们什么道理”，全班齐答“不能心存侥幸”，个别表达流畅的学生补充一句“要靠劳动”，教师点头进入下一环节。教师与全体、教师与个别两条通道占满课时，教师与小组、生生、组际的横向互动明显不足。公开教学展示现场同样可见行列式座位、学生面向讲台的空间结构，说明通道单一并不因“展示课”自动消失。若此时直接投出生成式工具给出的“标准寓意”，学生跳过涵泳与试错，程式被包装得更流畅，深度互动反而被遮蔽。齐声应答往往意味着主体并未真正进入对话。</w:t>
-      </w:r>
-    </w:p>
-    <w:p>
-      <w:pPr>
-        <w:keepNext/>
-        <w:spacing w:before="120" w:after="0" w:line="360" w:lineRule="auto"/>
-        <w:ind w:firstLine="0"/>
-        <w:jc w:val="center"/>
-      </w:pPr>
-      <w:r>
-        <w:drawing>
-          <wp:inline xmlns:a="http://schemas.openxmlformats.org/drawingml/2006/main" xmlns:pic="http://schemas.openxmlformats.org/drawingml/2006/picture">
-            <wp:extent cx="5400000" cy="4197380"/>
-            <wp:docPr id="3" name="Picture 3"/>
-            <wp:cNvGraphicFramePr>
-              <a:graphicFrameLocks noChangeAspect="1"/>
-            </wp:cNvGraphicFramePr>
-            <a:graphic>
-              <a:graphicData uri="http://schemas.openxmlformats.org/drawingml/2006/picture">
-                <pic:pic>
-                  <pic:nvPicPr>
-                    <pic:cNvPr id="0" name="fig05.jpg"/>
-                    <pic:cNvPicPr/>
-                  </pic:nvPicPr>
-                  <pic:blipFill>
-                    <a:blip r:embed="rId13"/>
-                    <a:stretch>
-                      <a:fillRect/>
-                    </a:stretch>
-                  </pic:blipFill>
-                  <pic:spPr>
-                    <a:xfrm>
-                      <a:off x="0" y="0"/>
-                      <a:ext cx="5400000" cy="4197380"/>
-                    </a:xfrm>
-                    <a:prstGeom prst="rect"/>
-                  </pic:spPr>
-                </pic:pic>
-              </a:graphicData>
-            </a:graphic>
-          </wp:inline>
-        </w:drawing>
-      </w:r>
-    </w:p>
-    <w:p>
-      <w:pPr>
-        <w:keepNext w:val="0"/>
-        <w:widowControl/>
-        <w:spacing w:before="40" w:after="160" w:line="360" w:lineRule="auto"/>
-        <w:ind w:firstLine="0"/>
-        <w:jc w:val="center"/>
-      </w:pPr>
-      <w:r>
-        <w:rPr>
-          <w:rFonts w:ascii="Times New Roman" w:hAnsi="Times New Roman" w:eastAsia="宋体" w:cs="Times New Roman"/>
-          <w:b w:val="0"/>
-          <w:color w:val="000000"/>
-          <w:sz w:val="21"/>
-        </w:rPr>
-        <w:t>图3　传统课堂互动网络（放射状结构示意）</w:t>
-      </w:r>
-    </w:p>
-    <w:p>
-      <w:pPr>
-        <w:keepNext w:val="0"/>
-        <w:widowControl/>
-        <w:spacing w:before="0" w:after="0" w:line="360" w:lineRule="auto"/>
-        <w:ind w:firstLine="480"/>
-        <w:jc w:val="both"/>
-      </w:pPr>
-      <w:r>
-        <w:rPr>
-          <w:rFonts w:ascii="Times New Roman" w:hAnsi="Times New Roman" w:eastAsia="宋体" w:cs="Times New Roman"/>
-          <w:b w:val="0"/>
-          <w:color w:val="000000"/>
-          <w:sz w:val="24"/>
-        </w:rPr>
-        <w:t>该图为结构性示意，供观察记录互动节点、路径与横向联系，不填写未经编码的边数。</w:t>
+        <w:t>走进统编教材三年级下册寓言阅读课，常见场景是：教师站在投影中央抛出“这个故事告诉我们什么道理”，全班齐答“不能心存侥幸”，个别表达流畅的学生补充一句“要靠劳动”，教师点头进入下一环节。教师与全体、教师与个别两条通道占满课时，教师与小组、生生、组际的横向互动明显不足。图3（a）（c）中的行列式座位说明，通道单一并不因“展示课”自动消失。若此时直接投出生成式工具给出的“标准寓意”，学生跳过涵泳与试错，程式被包装得更流畅。齐声应答往往意味着主体并未真正进入对话。</w:t>
       </w:r>
     </w:p>
     <w:p>
@@ -1186,7 +1094,7 @@
           <w:color w:val="000000"/>
           <w:sz w:val="24"/>
         </w:rPr>
-        <w:t>在秧田式座位与教师独占讲台的空间结构中，身体在场并不等于话语在场。持续观察可见：部分学生整节课缺少有效口头互动机会，内向学生与表达较弱的学生在放射状问答中更容易处于旁观位置。此处不将“近三分之一”作为未交代样本量、观察课数与操作性定义的统计数据。可观察的事实是：发言机会向少数被教师熟悉、表达流畅的学生集中；小组合作中常见“一人说、众人听”。小学生面对同伴本更敢提问、敢纠错，多数课堂却压缩合作探究。生成式工具本可归集不同想法，若只用来做习题训练与投屏，技术在场而通道仍旧只有一条。</w:t>
+        <w:t>在秧田式座位与教师独占讲台的空间结构中，身体在场并不等于话语在场。持续观察可见：部分学生整节课缺少有效口头互动机会，内向学生与表达较弱的学生在放射状问答中更容易处于旁观位置。此处不将“近三分之一”作为未交代样本量、观察课数与操作性定义的统计数据。可观察的事实是：发言机会向少数教师较为熟悉、表达流畅的学生集中；小组合作中常见“一人说、众人听”。小学生面对同伴本更敢提问、敢纠错，多数课堂却压缩合作探究。生成式工具本可归集不同想法，若只用来做习题训练与投屏，技术在场而通道仍旧只有一条。图2（d）把秧田与围坐对照画出：箭头全部指向讲台时，边缘座位很难进入公共对话。</w:t>
       </w:r>
     </w:p>
     <w:p>
@@ -1210,19 +1118,12 @@
     </w:p>
     <w:p>
       <w:pPr>
+        <w:keepNext w:val="0"/>
+        <w:widowControl/>
         <w:spacing w:before="0" w:after="0" w:line="360" w:lineRule="auto"/>
         <w:ind w:firstLine="480"/>
         <w:jc w:val="both"/>
       </w:pPr>
-      <w:r>
-        <w:rPr>
-          <w:rFonts w:ascii="Times New Roman" w:hAnsi="Times New Roman" w:eastAsia="黑体" w:cs="Times New Roman"/>
-          <w:b/>
-          <w:color w:val="000000"/>
-          <w:sz w:val="24"/>
-        </w:rPr>
-        <w:t>症结剖析。</w:t>
-      </w:r>
       <w:r>
         <w:rPr>
           <w:rFonts w:ascii="Times New Roman" w:hAnsi="Times New Roman" w:eastAsia="宋体" w:cs="Times New Roman"/>
@@ -1254,19 +1155,12 @@
     </w:p>
     <w:p>
       <w:pPr>
+        <w:keepNext w:val="0"/>
+        <w:widowControl/>
         <w:spacing w:before="0" w:after="0" w:line="360" w:lineRule="auto"/>
         <w:ind w:firstLine="480"/>
         <w:jc w:val="both"/>
       </w:pPr>
-      <w:r>
-        <w:rPr>
-          <w:rFonts w:ascii="Times New Roman" w:hAnsi="Times New Roman" w:eastAsia="黑体" w:cs="Times New Roman"/>
-          <w:b/>
-          <w:color w:val="000000"/>
-          <w:sz w:val="24"/>
-        </w:rPr>
-        <w:t>问题透视。</w:t>
-      </w:r>
       <w:r>
         <w:rPr>
           <w:rFonts w:ascii="Times New Roman" w:hAnsi="Times New Roman" w:eastAsia="宋体" w:cs="Times New Roman"/>
@@ -1348,7 +1242,7 @@
           <w:color w:val="000000"/>
           <w:sz w:val="24"/>
         </w:rPr>
-        <w:t>垄断化交往与主客化关系缠在一起。课堂发言集中于少数学生；小组内可见“一人说、众人听”。互动大多在浅层进行：缺少深层次探究、思维碰撞与情绪激动。若只把“活跃者”的答案投上屏幕，边缘学生被看见的机会不会自动增加。应然状态是：学生面向同伴表达，教师退到一侧倾听，屏幕仅承担支架功能。</w:t>
+        <w:t>垄断化交往与主客化关系缠在一起。课堂发言集中于少数学生；小组内可见“一人说、众人听”。互动大多在浅层进行：缺少深层次探究、思维碰撞与情绪激动。若只把“活跃者”的答案投上屏幕，边缘学生被看见的机会不会自动增加。图3（d）中一名学生持麦克风，其余学生仍坐成秧田，说明个别位置的复权，不等于全员通道已经打开。应然状态是：学生面向同伴表达，教师退到一侧倾听，屏幕仅承担支架功能。</w:t>
       </w:r>
     </w:p>
     <w:p>
@@ -1372,19 +1266,12 @@
     </w:p>
     <w:p>
       <w:pPr>
+        <w:keepNext w:val="0"/>
+        <w:widowControl/>
         <w:spacing w:before="0" w:after="0" w:line="360" w:lineRule="auto"/>
         <w:ind w:firstLine="480"/>
         <w:jc w:val="both"/>
       </w:pPr>
-      <w:r>
-        <w:rPr>
-          <w:rFonts w:ascii="Times New Roman" w:hAnsi="Times New Roman" w:eastAsia="黑体" w:cs="Times New Roman"/>
-          <w:b/>
-          <w:color w:val="000000"/>
-          <w:sz w:val="24"/>
-        </w:rPr>
-        <w:t>原因探寻。</w:t>
-      </w:r>
       <w:r>
         <w:rPr>
           <w:rFonts w:ascii="Times New Roman" w:hAnsi="Times New Roman" w:eastAsia="宋体" w:cs="Times New Roman"/>
@@ -1416,19 +1303,12 @@
     </w:p>
     <w:p>
       <w:pPr>
+        <w:keepNext w:val="0"/>
+        <w:widowControl/>
         <w:spacing w:before="0" w:after="0" w:line="360" w:lineRule="auto"/>
         <w:ind w:firstLine="480"/>
         <w:jc w:val="both"/>
       </w:pPr>
-      <w:r>
-        <w:rPr>
-          <w:rFonts w:ascii="Times New Roman" w:hAnsi="Times New Roman" w:eastAsia="黑体" w:cs="Times New Roman"/>
-          <w:b/>
-          <w:color w:val="000000"/>
-          <w:sz w:val="24"/>
-        </w:rPr>
-        <w:t>问题透视。</w:t>
-      </w:r>
       <w:r>
         <w:rPr>
           <w:rFonts w:ascii="Times New Roman" w:hAnsi="Times New Roman" w:eastAsia="宋体" w:cs="Times New Roman"/>
@@ -1436,67 +1316,7 @@
           <w:color w:val="000000"/>
           <w:sz w:val="24"/>
         </w:rPr>
-        <w:t>技术失衡不是“用了AI”，而是AI从支架变成越位的判断者：代替学生思考，代替教师判断，用人机问答充当师生之间的情意交流。</w:t>
-      </w:r>
-    </w:p>
-    <w:p>
-      <w:pPr>
-        <w:keepNext/>
-        <w:spacing w:before="120" w:after="0" w:line="360" w:lineRule="auto"/>
-        <w:ind w:firstLine="0"/>
-        <w:jc w:val="center"/>
-      </w:pPr>
-      <w:r>
-        <w:drawing>
-          <wp:inline xmlns:a="http://schemas.openxmlformats.org/drawingml/2006/main" xmlns:pic="http://schemas.openxmlformats.org/drawingml/2006/picture">
-            <wp:extent cx="5400000" cy="2871166"/>
-            <wp:docPr id="4" name="Picture 4"/>
-            <wp:cNvGraphicFramePr>
-              <a:graphicFrameLocks noChangeAspect="1"/>
-            </wp:cNvGraphicFramePr>
-            <a:graphic>
-              <a:graphicData uri="http://schemas.openxmlformats.org/drawingml/2006/picture">
-                <pic:pic>
-                  <pic:nvPicPr>
-                    <pic:cNvPr id="0" name="fig07.jpg"/>
-                    <pic:cNvPicPr/>
-                  </pic:nvPicPr>
-                  <pic:blipFill>
-                    <a:blip r:embed="rId14"/>
-                    <a:stretch>
-                      <a:fillRect/>
-                    </a:stretch>
-                  </pic:blipFill>
-                  <pic:spPr>
-                    <a:xfrm>
-                      <a:off x="0" y="0"/>
-                      <a:ext cx="5400000" cy="2871166"/>
-                    </a:xfrm>
-                    <a:prstGeom prst="rect"/>
-                  </pic:spPr>
-                </pic:pic>
-              </a:graphicData>
-            </a:graphic>
-          </wp:inline>
-        </w:drawing>
-      </w:r>
-    </w:p>
-    <w:p>
-      <w:pPr>
-        <w:keepNext w:val="0"/>
-        <w:widowControl/>
-        <w:spacing w:before="40" w:after="160" w:line="360" w:lineRule="auto"/>
-        <w:ind w:firstLine="0"/>
-        <w:jc w:val="center"/>
-      </w:pPr>
-      <w:r>
-        <w:rPr>
-          <w:rFonts w:ascii="Times New Roman" w:hAnsi="Times New Roman" w:eastAsia="宋体" w:cs="Times New Roman"/>
-          <w:b w:val="0"/>
-          <w:color w:val="000000"/>
-          <w:sz w:val="21"/>
-        </w:rPr>
-        <w:t>图4　生成式人工智能越位的四种可观察表现</w:t>
+        <w:t>技术失衡不是“用了AI”，而是AI从支架变成越位的判断者：代替学生思考，代替教师判断，用人机问答充当师生之间的情意交流。图2（b）把四种越位画在同一视域里，便于课中对照。</w:t>
       </w:r>
     </w:p>
     <w:p>
@@ -2110,19 +1930,12 @@
     </w:p>
     <w:p>
       <w:pPr>
+        <w:keepNext w:val="0"/>
+        <w:widowControl/>
         <w:spacing w:before="0" w:after="0" w:line="360" w:lineRule="auto"/>
         <w:ind w:firstLine="480"/>
         <w:jc w:val="both"/>
       </w:pPr>
-      <w:r>
-        <w:rPr>
-          <w:rFonts w:ascii="Times New Roman" w:hAnsi="Times New Roman" w:eastAsia="黑体" w:cs="Times New Roman"/>
-          <w:b/>
-          <w:color w:val="000000"/>
-          <w:sz w:val="24"/>
-        </w:rPr>
-        <w:t>实践探索。</w:t>
-      </w:r>
       <w:r>
         <w:rPr>
           <w:rFonts w:ascii="Times New Roman" w:hAnsi="Times New Roman" w:eastAsia="宋体" w:cs="Times New Roman"/>
@@ -2144,7 +1957,7 @@
         <w:drawing>
           <wp:inline xmlns:a="http://schemas.openxmlformats.org/drawingml/2006/main" xmlns:pic="http://schemas.openxmlformats.org/drawingml/2006/picture">
             <wp:extent cx="5400000" cy="6095728"/>
-            <wp:docPr id="5" name="Picture 5"/>
+            <wp:docPr id="4" name="Picture 4"/>
             <wp:cNvGraphicFramePr>
               <a:graphicFrameLocks noChangeAspect="1"/>
             </wp:cNvGraphicFramePr>
@@ -2156,7 +1969,7 @@
                     <pic:cNvPicPr/>
                   </pic:nvPicPr>
                   <pic:blipFill>
-                    <a:blip r:embed="rId15"/>
+                    <a:blip r:embed="rId14"/>
                     <a:stretch>
                       <a:fillRect/>
                     </a:stretch>
@@ -2190,7 +2003,25 @@
           <w:color w:val="000000"/>
           <w:sz w:val="21"/>
         </w:rPr>
-        <w:t>图5　AI赋能小学语文“三元协同”师生互动优化理论模型</w:t>
+        <w:t>图4　AI赋能小学语文“三元协同”师生互动优化理论模型</w:t>
+      </w:r>
+    </w:p>
+    <w:p>
+      <w:pPr>
+        <w:keepNext w:val="0"/>
+        <w:widowControl/>
+        <w:spacing w:before="0" w:after="0" w:line="360" w:lineRule="auto"/>
+        <w:ind w:firstLine="480"/>
+        <w:jc w:val="both"/>
+      </w:pPr>
+      <w:r>
+        <w:rPr>
+          <w:rFonts w:ascii="Times New Roman" w:hAnsi="Times New Roman" w:eastAsia="宋体" w:cs="Times New Roman"/>
+          <w:b w:val="0"/>
+          <w:color w:val="000000"/>
+          <w:sz w:val="24"/>
+        </w:rPr>
+        <w:t>UNESCO指出，AI使教学关系转为教师—AI—学生动态结构，但教师仍须具备人本取向、伦理判断与AI教学法。与此相应，三元协同并不等于三方平均用力。低年段学生操作能力有限，开放式生成应由教师发起并监护；中高年段逐步把提问权、校验权交给学生，教师更多承担问题守门人与价值把关人。边界随学段调整，底线不变。图5把阶梯、权责、宜做慎做、介入强度与红黄绿灯放在同一图集中，便于课前一分钟对照：先看通道开没开，再看权责正不正，后看边界守没守。</w:t>
       </w:r>
     </w:p>
     <w:p>
@@ -2203,8 +2034,8 @@
       <w:r>
         <w:drawing>
           <wp:inline xmlns:a="http://schemas.openxmlformats.org/drawingml/2006/main" xmlns:pic="http://schemas.openxmlformats.org/drawingml/2006/picture">
-            <wp:extent cx="5400000" cy="3209816"/>
-            <wp:docPr id="6" name="Picture 6"/>
+            <wp:extent cx="5400000" cy="5921215"/>
+            <wp:docPr id="5" name="Picture 5"/>
             <wp:cNvGraphicFramePr>
               <a:graphicFrameLocks noChangeAspect="1"/>
             </wp:cNvGraphicFramePr>
@@ -2212,11 +2043,11 @@
               <a:graphicData uri="http://schemas.openxmlformats.org/drawingml/2006/picture">
                 <pic:pic>
                   <pic:nvPicPr>
-                    <pic:cNvPr id="0" name="fig08.jpg"/>
+                    <pic:cNvPr id="0" name="plate05.jpg"/>
                     <pic:cNvPicPr/>
                   </pic:nvPicPr>
                   <pic:blipFill>
-                    <a:blip r:embed="rId16"/>
+                    <a:blip r:embed="rId15"/>
                     <a:stretch>
                       <a:fillRect/>
                     </a:stretch>
@@ -2224,7 +2055,7 @@
                   <pic:spPr>
                     <a:xfrm>
                       <a:off x="0" y="0"/>
-                      <a:ext cx="5400000" cy="3209816"/>
+                      <a:ext cx="5400000" cy="5921215"/>
                     </a:xfrm>
                     <a:prstGeom prst="rect"/>
                   </pic:spPr>
@@ -2250,85 +2081,7 @@
           <w:color w:val="000000"/>
           <w:sz w:val="21"/>
         </w:rPr>
-        <w:t>图6　破程—复权—守界的策略阶梯</w:t>
-      </w:r>
-    </w:p>
-    <w:p>
-      <w:pPr>
-        <w:keepNext/>
-        <w:spacing w:before="120" w:after="0" w:line="360" w:lineRule="auto"/>
-        <w:ind w:firstLine="0"/>
-        <w:jc w:val="center"/>
-      </w:pPr>
-      <w:r>
-        <w:drawing>
-          <wp:inline xmlns:a="http://schemas.openxmlformats.org/drawingml/2006/main" xmlns:pic="http://schemas.openxmlformats.org/drawingml/2006/picture">
-            <wp:extent cx="5400000" cy="4119018"/>
-            <wp:docPr id="7" name="Picture 7"/>
-            <wp:cNvGraphicFramePr>
-              <a:graphicFrameLocks noChangeAspect="1"/>
-            </wp:cNvGraphicFramePr>
-            <a:graphic>
-              <a:graphicData uri="http://schemas.openxmlformats.org/drawingml/2006/picture">
-                <pic:pic>
-                  <pic:nvPicPr>
-                    <pic:cNvPr id="0" name="fig03.jpg"/>
-                    <pic:cNvPicPr/>
-                  </pic:nvPicPr>
-                  <pic:blipFill>
-                    <a:blip r:embed="rId17"/>
-                    <a:stretch>
-                      <a:fillRect/>
-                    </a:stretch>
-                  </pic:blipFill>
-                  <pic:spPr>
-                    <a:xfrm>
-                      <a:off x="0" y="0"/>
-                      <a:ext cx="5400000" cy="4119018"/>
-                    </a:xfrm>
-                    <a:prstGeom prst="rect"/>
-                  </pic:spPr>
-                </pic:pic>
-              </a:graphicData>
-            </a:graphic>
-          </wp:inline>
-        </w:drawing>
-      </w:r>
-    </w:p>
-    <w:p>
-      <w:pPr>
-        <w:keepNext w:val="0"/>
-        <w:widowControl/>
-        <w:spacing w:before="40" w:after="160" w:line="360" w:lineRule="auto"/>
-        <w:ind w:firstLine="0"/>
-        <w:jc w:val="center"/>
-      </w:pPr>
-      <w:r>
-        <w:rPr>
-          <w:rFonts w:ascii="Times New Roman" w:hAnsi="Times New Roman" w:eastAsia="宋体" w:cs="Times New Roman"/>
-          <w:b w:val="0"/>
-          <w:color w:val="000000"/>
-          <w:sz w:val="21"/>
-        </w:rPr>
-        <w:t>图7　教师—AI—学生三元协同的权责边界模型</w:t>
-      </w:r>
-    </w:p>
-    <w:p>
-      <w:pPr>
-        <w:keepNext w:val="0"/>
-        <w:widowControl/>
-        <w:spacing w:before="0" w:after="0" w:line="360" w:lineRule="auto"/>
-        <w:ind w:firstLine="480"/>
-        <w:jc w:val="both"/>
-      </w:pPr>
-      <w:r>
-        <w:rPr>
-          <w:rFonts w:ascii="Times New Roman" w:hAnsi="Times New Roman" w:eastAsia="宋体" w:cs="Times New Roman"/>
-          <w:b w:val="0"/>
-          <w:color w:val="000000"/>
-          <w:sz w:val="24"/>
-        </w:rPr>
-        <w:t>UNESCO指出，AI使教学关系转为教师—AI—学生动态结构，但教师仍须具备人本取向、伦理判断与AI教学法。与此相应，三元协同并不等于三方平均用力。低年段学生操作能力有限，开放式生成应由教师发起并监护；中高年段逐步把提问权、校验权交给学生，教师更多承担问题守门人与价值把关人。边界随学段调整，底线不变。</w:t>
+        <w:t>图5　权责与边界合集：（a）三阶校准；（b）三元权责；（c）宜做慎做；（d）介入强度；（e）绿灯黄灯红灯</w:t>
       </w:r>
     </w:p>
     <w:p>
@@ -2703,162 +2456,6 @@
     </w:tbl>
     <w:p>
       <w:pPr>
-        <w:keepNext w:val="0"/>
-        <w:widowControl/>
-        <w:spacing w:before="0" w:after="0" w:line="360" w:lineRule="auto"/>
-        <w:ind w:firstLine="480"/>
-        <w:jc w:val="both"/>
-      </w:pPr>
-      <w:r>
-        <w:rPr>
-          <w:rFonts w:ascii="Times New Roman" w:hAnsi="Times New Roman" w:eastAsia="宋体" w:cs="Times New Roman"/>
-          <w:b w:val="0"/>
-          <w:color w:val="000000"/>
-          <w:sz w:val="24"/>
-        </w:rPr>
-        <w:t>课前使用“一分钟诊断单”：先看通道开没开，再看权责正不正，后看边界守没守。卡在第一层只做破程；卡在第二层则破程之后必做复权；三层都松动，才进入守界的精细校准。</w:t>
-      </w:r>
-    </w:p>
-    <w:p>
-      <w:pPr>
-        <w:keepNext/>
-        <w:spacing w:before="120" w:after="0" w:line="360" w:lineRule="auto"/>
-        <w:ind w:firstLine="0"/>
-        <w:jc w:val="center"/>
-      </w:pPr>
-      <w:r>
-        <w:drawing>
-          <wp:inline xmlns:a="http://schemas.openxmlformats.org/drawingml/2006/main" xmlns:pic="http://schemas.openxmlformats.org/drawingml/2006/picture">
-            <wp:extent cx="5400000" cy="3970933"/>
-            <wp:docPr id="8" name="Picture 8"/>
-            <wp:cNvGraphicFramePr>
-              <a:graphicFrameLocks noChangeAspect="1"/>
-            </wp:cNvGraphicFramePr>
-            <a:graphic>
-              <a:graphicData uri="http://schemas.openxmlformats.org/drawingml/2006/picture">
-                <pic:pic>
-                  <pic:nvPicPr>
-                    <pic:cNvPr id="0" name="fig13.jpg"/>
-                    <pic:cNvPicPr/>
-                  </pic:nvPicPr>
-                  <pic:blipFill>
-                    <a:blip r:embed="rId18"/>
-                    <a:stretch>
-                      <a:fillRect/>
-                    </a:stretch>
-                  </pic:blipFill>
-                  <pic:spPr>
-                    <a:xfrm>
-                      <a:off x="0" y="0"/>
-                      <a:ext cx="5400000" cy="3970933"/>
-                    </a:xfrm>
-                    <a:prstGeom prst="rect"/>
-                  </pic:spPr>
-                </pic:pic>
-              </a:graphicData>
-            </a:graphic>
-          </wp:inline>
-        </w:drawing>
-      </w:r>
-    </w:p>
-    <w:p>
-      <w:pPr>
-        <w:keepNext w:val="0"/>
-        <w:widowControl/>
-        <w:spacing w:before="40" w:after="160" w:line="360" w:lineRule="auto"/>
-        <w:ind w:firstLine="0"/>
-        <w:jc w:val="center"/>
-      </w:pPr>
-      <w:r>
-        <w:rPr>
-          <w:rFonts w:ascii="Times New Roman" w:hAnsi="Times New Roman" w:eastAsia="宋体" w:cs="Times New Roman"/>
-          <w:b w:val="0"/>
-          <w:color w:val="000000"/>
-          <w:sz w:val="21"/>
-        </w:rPr>
-        <w:t>图8　AI介入强度与学生主体性关系（概念模型）</w:t>
-      </w:r>
-    </w:p>
-    <w:p>
-      <w:pPr>
-        <w:keepNext w:val="0"/>
-        <w:widowControl/>
-        <w:spacing w:before="0" w:after="0" w:line="360" w:lineRule="auto"/>
-        <w:ind w:firstLine="480"/>
-        <w:jc w:val="both"/>
-      </w:pPr>
-      <w:r>
-        <w:rPr>
-          <w:rFonts w:ascii="Times New Roman" w:hAnsi="Times New Roman" w:eastAsia="宋体" w:cs="Times New Roman"/>
-          <w:b w:val="0"/>
-          <w:color w:val="000000"/>
-          <w:sz w:val="24"/>
-        </w:rPr>
-        <w:t>该图说明：生成式人工智能并非介入越强越好，适切区间是支架有效且主体不被替代。</w:t>
-      </w:r>
-    </w:p>
-    <w:p>
-      <w:pPr>
-        <w:keepNext/>
-        <w:spacing w:before="120" w:after="0" w:line="360" w:lineRule="auto"/>
-        <w:ind w:firstLine="0"/>
-        <w:jc w:val="center"/>
-      </w:pPr>
-      <w:r>
-        <w:drawing>
-          <wp:inline xmlns:a="http://schemas.openxmlformats.org/drawingml/2006/main" xmlns:pic="http://schemas.openxmlformats.org/drawingml/2006/picture">
-            <wp:extent cx="5400000" cy="3099387"/>
-            <wp:docPr id="9" name="Picture 9"/>
-            <wp:cNvGraphicFramePr>
-              <a:graphicFrameLocks noChangeAspect="1"/>
-            </wp:cNvGraphicFramePr>
-            <a:graphic>
-              <a:graphicData uri="http://schemas.openxmlformats.org/drawingml/2006/picture">
-                <pic:pic>
-                  <pic:nvPicPr>
-                    <pic:cNvPr id="0" name="fig12.jpg"/>
-                    <pic:cNvPicPr/>
-                  </pic:nvPicPr>
-                  <pic:blipFill>
-                    <a:blip r:embed="rId19"/>
-                    <a:stretch>
-                      <a:fillRect/>
-                    </a:stretch>
-                  </pic:blipFill>
-                  <pic:spPr>
-                    <a:xfrm>
-                      <a:off x="0" y="0"/>
-                      <a:ext cx="5400000" cy="3099387"/>
-                    </a:xfrm>
-                    <a:prstGeom prst="rect"/>
-                  </pic:spPr>
-                </pic:pic>
-              </a:graphicData>
-            </a:graphic>
-          </wp:inline>
-        </w:drawing>
-      </w:r>
-    </w:p>
-    <w:p>
-      <w:pPr>
-        <w:keepNext w:val="0"/>
-        <w:widowControl/>
-        <w:spacing w:before="40" w:after="160" w:line="360" w:lineRule="auto"/>
-        <w:ind w:firstLine="0"/>
-        <w:jc w:val="center"/>
-      </w:pPr>
-      <w:r>
-        <w:rPr>
-          <w:rFonts w:ascii="Times New Roman" w:hAnsi="Times New Roman" w:eastAsia="宋体" w:cs="Times New Roman"/>
-          <w:b w:val="0"/>
-          <w:color w:val="000000"/>
-          <w:sz w:val="21"/>
-        </w:rPr>
-        <w:t>图9　生成式人工智能的角色边界（宜做与慎做）</w:t>
-      </w:r>
-    </w:p>
-    <w:p>
-      <w:pPr>
         <w:pStyle w:val="Heading2"/>
         <w:keepNext w:val="0"/>
         <w:widowControl/>
@@ -2878,19 +2475,12 @@
     </w:p>
     <w:p>
       <w:pPr>
+        <w:keepNext w:val="0"/>
+        <w:widowControl/>
         <w:spacing w:before="0" w:after="0" w:line="360" w:lineRule="auto"/>
         <w:ind w:firstLine="480"/>
         <w:jc w:val="both"/>
       </w:pPr>
-      <w:r>
-        <w:rPr>
-          <w:rFonts w:ascii="Times New Roman" w:hAnsi="Times New Roman" w:eastAsia="黑体" w:cs="Times New Roman"/>
-          <w:b/>
-          <w:color w:val="000000"/>
-          <w:sz w:val="24"/>
-        </w:rPr>
-        <w:t>行动实施。</w:t>
-      </w:r>
       <w:r>
         <w:rPr>
           <w:rFonts w:ascii="Times New Roman" w:hAnsi="Times New Roman" w:eastAsia="宋体" w:cs="Times New Roman"/>
@@ -2922,19 +2512,12 @@
     </w:p>
     <w:p>
       <w:pPr>
+        <w:keepNext w:val="0"/>
+        <w:widowControl/>
         <w:spacing w:before="0" w:after="0" w:line="360" w:lineRule="auto"/>
         <w:ind w:firstLine="480"/>
         <w:jc w:val="both"/>
       </w:pPr>
-      <w:r>
-        <w:rPr>
-          <w:rFonts w:ascii="Times New Roman" w:hAnsi="Times New Roman" w:eastAsia="黑体" w:cs="Times New Roman"/>
-          <w:b/>
-          <w:color w:val="000000"/>
-          <w:sz w:val="24"/>
-        </w:rPr>
-        <w:t>方法尝试。</w:t>
-      </w:r>
       <w:r>
         <w:rPr>
           <w:rFonts w:ascii="Times New Roman" w:hAnsi="Times New Roman" w:eastAsia="宋体" w:cs="Times New Roman"/>
@@ -2943,66 +2526,6 @@
           <w:sz w:val="24"/>
         </w:rPr>
         <w:t>减少“是不是、对不对”的封闭式问题，改用有包容性的发散问题，让学生做策略与思路的选择。生成式工具可用于生成问题梯度，但须限定：只提供问题与材料线索，不输出最终赏析。操作分四步：第一，教师确定本课核心概念；第二，请工具按由易到难生成四层问题，教师删掉“标准答案型”设问；第三，学生先独立写关键词、同桌互说，再全班比读；第四，所谓“标准描写”先折叠，学生写完再打开，作对比而不作范本。</w:t>
-      </w:r>
-    </w:p>
-    <w:p>
-      <w:pPr>
-        <w:keepNext/>
-        <w:spacing w:before="120" w:after="0" w:line="360" w:lineRule="auto"/>
-        <w:ind w:firstLine="0"/>
-        <w:jc w:val="center"/>
-      </w:pPr>
-      <w:r>
-        <w:drawing>
-          <wp:inline xmlns:a="http://schemas.openxmlformats.org/drawingml/2006/main" xmlns:pic="http://schemas.openxmlformats.org/drawingml/2006/picture">
-            <wp:extent cx="5400000" cy="3166295"/>
-            <wp:docPr id="10" name="Picture 10"/>
-            <wp:cNvGraphicFramePr>
-              <a:graphicFrameLocks noChangeAspect="1"/>
-            </wp:cNvGraphicFramePr>
-            <a:graphic>
-              <a:graphicData uri="http://schemas.openxmlformats.org/drawingml/2006/picture">
-                <pic:pic>
-                  <pic:nvPicPr>
-                    <pic:cNvPr id="0" name="fig09.jpg"/>
-                    <pic:cNvPicPr/>
-                  </pic:nvPicPr>
-                  <pic:blipFill>
-                    <a:blip r:embed="rId20"/>
-                    <a:stretch>
-                      <a:fillRect/>
-                    </a:stretch>
-                  </pic:blipFill>
-                  <pic:spPr>
-                    <a:xfrm>
-                      <a:off x="0" y="0"/>
-                      <a:ext cx="5400000" cy="3166295"/>
-                    </a:xfrm>
-                    <a:prstGeom prst="rect"/>
-                  </pic:spPr>
-                </pic:pic>
-              </a:graphicData>
-            </a:graphic>
-          </wp:inline>
-        </w:drawing>
-      </w:r>
-    </w:p>
-    <w:p>
-      <w:pPr>
-        <w:keepNext w:val="0"/>
-        <w:widowControl/>
-        <w:spacing w:before="40" w:after="160" w:line="360" w:lineRule="auto"/>
-        <w:ind w:firstLine="0"/>
-        <w:jc w:val="center"/>
-      </w:pPr>
-      <w:r>
-        <w:rPr>
-          <w:rFonts w:ascii="Times New Roman" w:hAnsi="Times New Roman" w:eastAsia="宋体" w:cs="Times New Roman"/>
-          <w:b w:val="0"/>
-          <w:color w:val="000000"/>
-          <w:sz w:val="21"/>
-        </w:rPr>
-        <w:t>图10　梯度问题链：AI供问、教师守门、学生先写后比</w:t>
       </w:r>
     </w:p>
     <w:p>
@@ -3044,66 +2567,6 @@
     <w:p>
       <w:pPr>
         <w:keepNext/>
-        <w:spacing w:before="120" w:after="0" w:line="360" w:lineRule="auto"/>
-        <w:ind w:firstLine="0"/>
-        <w:jc w:val="center"/>
-      </w:pPr>
-      <w:r>
-        <w:drawing>
-          <wp:inline xmlns:a="http://schemas.openxmlformats.org/drawingml/2006/main" xmlns:pic="http://schemas.openxmlformats.org/drawingml/2006/picture">
-            <wp:extent cx="5400000" cy="2304294"/>
-            <wp:docPr id="11" name="Picture 11"/>
-            <wp:cNvGraphicFramePr>
-              <a:graphicFrameLocks noChangeAspect="1"/>
-            </wp:cNvGraphicFramePr>
-            <a:graphic>
-              <a:graphicData uri="http://schemas.openxmlformats.org/drawingml/2006/picture">
-                <pic:pic>
-                  <pic:nvPicPr>
-                    <pic:cNvPr id="0" name="fig16.jpg"/>
-                    <pic:cNvPicPr/>
-                  </pic:nvPicPr>
-                  <pic:blipFill>
-                    <a:blip r:embed="rId21"/>
-                    <a:stretch>
-                      <a:fillRect/>
-                    </a:stretch>
-                  </pic:blipFill>
-                  <pic:spPr>
-                    <a:xfrm>
-                      <a:off x="0" y="0"/>
-                      <a:ext cx="5400000" cy="2304294"/>
-                    </a:xfrm>
-                    <a:prstGeom prst="rect"/>
-                  </pic:spPr>
-                </pic:pic>
-              </a:graphicData>
-            </a:graphic>
-          </wp:inline>
-        </w:drawing>
-      </w:r>
-    </w:p>
-    <w:p>
-      <w:pPr>
-        <w:keepNext w:val="0"/>
-        <w:widowControl/>
-        <w:spacing w:before="40" w:after="160" w:line="360" w:lineRule="auto"/>
-        <w:ind w:firstLine="0"/>
-        <w:jc w:val="center"/>
-      </w:pPr>
-      <w:r>
-        <w:rPr>
-          <w:rFonts w:ascii="Times New Roman" w:hAnsi="Times New Roman" w:eastAsia="宋体" w:cs="Times New Roman"/>
-          <w:b w:val="0"/>
-          <w:color w:val="000000"/>
-          <w:sz w:val="21"/>
-        </w:rPr>
-        <w:t>图11　《火烧云》破程流程</w:t>
-      </w:r>
-    </w:p>
-    <w:p>
-      <w:pPr>
-        <w:keepNext/>
         <w:widowControl/>
         <w:spacing w:before="160" w:after="80" w:line="360" w:lineRule="auto"/>
         <w:ind w:firstLine="0"/>
@@ -3134,7 +2597,7 @@
           <w:color w:val="000000"/>
           <w:sz w:val="24"/>
         </w:rPr>
-        <w:t>《即景》要求观察一种自然现象或一处景观，按一定顺序写出景物的动态变化。可操作的破程做法是：课前完成观察记录单，课中先比较判断何为“眼前的、当下的景”，再交流心动时刻并补全题目；默读习作教材圈画“顺序”与“变化”两类要求；回看记录单确定时间顺序或空间顺序；迁移单元课文《鸟的天堂》《月迹》中声音、数量、光影等动态写法，重点修改“变化是否写出来”。屏幕可以投出学生片段作讨论对象，黑板则把“一定顺序／动态变化”写成可见支架。生成式工具此时只宜提供观察角度提示或动态动词清单，不宜直接生成成篇即景作文。</w:t>
+        <w:t>《即景》要求观察一种自然现象或一处景观，按一定顺序写出景物的动态变化。可操作的破程做法是：课前完成观察记录单，课中先比较判断何为“眼前的、当下的景”，再交流心动时刻并补全题目；默读习作教材圈画“顺序”与“变化”两类要求；回看记录单确定时间顺序或空间顺序；迁移单元课文《鸟的天堂》《月迹》中声音、数量、光影等动态写法，重点修改“变化是否写出来”。屏幕可以投出学生片段作讨论对象，黑板则把“一定顺序／动态变化”写成可见支架。生成式工具此时只宜提供观察角度提示或动态动词清单，不宜直接生成成篇即景作文。图3（c）显示：材料已经公共化，若座位仍全部朝向讲台，讨论还可能停在“看屏幕”。</w:t>
       </w:r>
     </w:p>
     <w:p>
@@ -3147,8 +2610,8 @@
       <w:r>
         <w:drawing>
           <wp:inline xmlns:a="http://schemas.openxmlformats.org/drawingml/2006/main" xmlns:pic="http://schemas.openxmlformats.org/drawingml/2006/picture">
-            <wp:extent cx="5400000" cy="4050000"/>
-            <wp:docPr id="12" name="Picture 12"/>
+            <wp:extent cx="5400000" cy="5393121"/>
+            <wp:docPr id="6" name="Picture 6"/>
             <wp:cNvGraphicFramePr>
               <a:graphicFrameLocks noChangeAspect="1"/>
             </wp:cNvGraphicFramePr>
@@ -3156,11 +2619,11 @@
               <a:graphicData uri="http://schemas.openxmlformats.org/drawingml/2006/picture">
                 <pic:pic>
                   <pic:nvPicPr>
-                    <pic:cNvPr id="0" name="fig22.jpg"/>
+                    <pic:cNvPr id="0" name="plate06.jpg"/>
                     <pic:cNvPicPr/>
                   </pic:nvPicPr>
                   <pic:blipFill>
-                    <a:blip r:embed="rId22"/>
+                    <a:blip r:embed="rId16"/>
                     <a:stretch>
                       <a:fillRect/>
                     </a:stretch>
@@ -3168,7 +2631,7 @@
                   <pic:spPr>
                     <a:xfrm>
                       <a:off x="0" y="0"/>
-                      <a:ext cx="5400000" cy="4050000"/>
+                      <a:ext cx="5400000" cy="5393121"/>
                     </a:xfrm>
                     <a:prstGeom prst="rect"/>
                   </pic:spPr>
@@ -3194,7 +2657,7 @@
           <w:color w:val="000000"/>
           <w:sz w:val="21"/>
         </w:rPr>
-        <w:t>图12　习作《即景》：体育馆行列式座位；屏幕投放学生手写片段，黑板呈现“顺序／变化”支架</w:t>
+        <w:t>图6　破程课例合集：（a）四层问题链；（b）《火烧云》先写后比</w:t>
       </w:r>
     </w:p>
     <w:p>
@@ -3218,19 +2681,12 @@
     </w:p>
     <w:p>
       <w:pPr>
+        <w:keepNext w:val="0"/>
+        <w:widowControl/>
         <w:spacing w:before="0" w:after="0" w:line="360" w:lineRule="auto"/>
         <w:ind w:firstLine="480"/>
         <w:jc w:val="both"/>
       </w:pPr>
-      <w:r>
-        <w:rPr>
-          <w:rFonts w:ascii="Times New Roman" w:hAnsi="Times New Roman" w:eastAsia="黑体" w:cs="Times New Roman"/>
-          <w:b/>
-          <w:color w:val="000000"/>
-          <w:sz w:val="24"/>
-        </w:rPr>
-        <w:t>策略践行。</w:t>
-      </w:r>
       <w:r>
         <w:rPr>
           <w:rFonts w:ascii="Times New Roman" w:hAnsi="Times New Roman" w:eastAsia="宋体" w:cs="Times New Roman"/>
@@ -3239,66 +2695,6 @@
           <w:sz w:val="24"/>
         </w:rPr>
         <w:t>通道不仅要在空间上打开，还要沿任务分层覆盖不同学生。低年级适宜同桌两人合作：互说思考过程、互查、互提问题；高年级适宜多人小组，兼顾组际通道。利用生成式工具完成任务分发与观点归集，形成“课前预学—课中互学—课后辩学”闭环。工具进课堂要有流程：先明确任务，再决定何时调用、何时必须回到文本与同伴。</w:t>
-      </w:r>
-    </w:p>
-    <w:p>
-      <w:pPr>
-        <w:keepNext/>
-        <w:spacing w:before="120" w:after="0" w:line="360" w:lineRule="auto"/>
-        <w:ind w:firstLine="0"/>
-        <w:jc w:val="center"/>
-      </w:pPr>
-      <w:r>
-        <w:drawing>
-          <wp:inline xmlns:a="http://schemas.openxmlformats.org/drawingml/2006/main" xmlns:pic="http://schemas.openxmlformats.org/drawingml/2006/picture">
-            <wp:extent cx="5400000" cy="3974791"/>
-            <wp:docPr id="13" name="Picture 13"/>
-            <wp:cNvGraphicFramePr>
-              <a:graphicFrameLocks noChangeAspect="1"/>
-            </wp:cNvGraphicFramePr>
-            <a:graphic>
-              <a:graphicData uri="http://schemas.openxmlformats.org/drawingml/2006/picture">
-                <pic:pic>
-                  <pic:nvPicPr>
-                    <pic:cNvPr id="0" name="fig10.jpg"/>
-                    <pic:cNvPicPr/>
-                  </pic:nvPicPr>
-                  <pic:blipFill>
-                    <a:blip r:embed="rId23"/>
-                    <a:stretch>
-                      <a:fillRect/>
-                    </a:stretch>
-                  </pic:blipFill>
-                  <pic:spPr>
-                    <a:xfrm>
-                      <a:off x="0" y="0"/>
-                      <a:ext cx="5400000" cy="3974791"/>
-                    </a:xfrm>
-                    <a:prstGeom prst="rect"/>
-                  </pic:spPr>
-                </pic:pic>
-              </a:graphicData>
-            </a:graphic>
-          </wp:inline>
-        </w:drawing>
-      </w:r>
-    </w:p>
-    <w:p>
-      <w:pPr>
-        <w:keepNext w:val="0"/>
-        <w:widowControl/>
-        <w:spacing w:before="40" w:after="160" w:line="360" w:lineRule="auto"/>
-        <w:ind w:firstLine="0"/>
-        <w:jc w:val="center"/>
-      </w:pPr>
-      <w:r>
-        <w:rPr>
-          <w:rFonts w:ascii="Times New Roman" w:hAnsi="Times New Roman" w:eastAsia="宋体" w:cs="Times New Roman"/>
-          <w:b w:val="0"/>
-          <w:color w:val="000000"/>
-          <w:sz w:val="21"/>
-        </w:rPr>
-        <w:t>图13　“课前预学—课中互学—课后辩学”三段闭环</w:t>
       </w:r>
     </w:p>
     <w:p>
@@ -3370,127 +2766,7 @@
           <w:color w:val="000000"/>
           <w:sz w:val="24"/>
         </w:rPr>
-        <w:t>本课的学情难点是观察角度单一、不会把记录卡连成连贯表达。互动设计分成三步：先分享植物记录卡，交流“从哪些方面观察”；再全班补充记录卡，拓宽选材；然后从卡中选1—2个方面化“卡”为“文”，要求写清楚观察到的，并试着写出感受。关联精读课文《荷花》的多感官写法，把“看、闻、摸”变成可选择的表达路径。写同一植物的同学可以合作分享。生成式人工智能可以提示观察角度或把学生口语转成提纲，但终稿必须由学生完成。区域习作集备中“赋能·分层·共生”的取向与此一致：支架分层供给，互评修改共生，而不是用同一篇范文覆盖全班。</w:t>
-      </w:r>
-    </w:p>
-    <w:p>
-      <w:pPr>
-        <w:keepNext/>
-        <w:spacing w:before="120" w:after="0" w:line="360" w:lineRule="auto"/>
-        <w:ind w:firstLine="0"/>
-        <w:jc w:val="center"/>
-      </w:pPr>
-      <w:r>
-        <w:drawing>
-          <wp:inline xmlns:a="http://schemas.openxmlformats.org/drawingml/2006/main" xmlns:pic="http://schemas.openxmlformats.org/drawingml/2006/picture">
-            <wp:extent cx="5400000" cy="2144860"/>
-            <wp:docPr id="14" name="Picture 14"/>
-            <wp:cNvGraphicFramePr>
-              <a:graphicFrameLocks noChangeAspect="1"/>
-            </wp:cNvGraphicFramePr>
-            <a:graphic>
-              <a:graphicData uri="http://schemas.openxmlformats.org/drawingml/2006/picture">
-                <pic:pic>
-                  <pic:nvPicPr>
-                    <pic:cNvPr id="0" name="fig24.jpg"/>
-                    <pic:cNvPicPr/>
-                  </pic:nvPicPr>
-                  <pic:blipFill>
-                    <a:blip r:embed="rId24"/>
-                    <a:stretch>
-                      <a:fillRect/>
-                    </a:stretch>
-                  </pic:blipFill>
-                  <pic:spPr>
-                    <a:xfrm>
-                      <a:off x="0" y="0"/>
-                      <a:ext cx="5400000" cy="2144860"/>
-                    </a:xfrm>
-                    <a:prstGeom prst="rect"/>
-                  </pic:spPr>
-                </pic:pic>
-              </a:graphicData>
-            </a:graphic>
-          </wp:inline>
-        </w:drawing>
-      </w:r>
-    </w:p>
-    <w:p>
-      <w:pPr>
-        <w:keepNext w:val="0"/>
-        <w:widowControl/>
-        <w:spacing w:before="40" w:after="160" w:line="360" w:lineRule="auto"/>
-        <w:ind w:firstLine="0"/>
-        <w:jc w:val="center"/>
-      </w:pPr>
-      <w:r>
-        <w:rPr>
-          <w:rFonts w:ascii="Times New Roman" w:hAnsi="Times New Roman" w:eastAsia="宋体" w:cs="Times New Roman"/>
-          <w:b w:val="0"/>
-          <w:color w:val="000000"/>
-          <w:sz w:val="21"/>
-        </w:rPr>
-        <w:t>图14　习作互动链：观察记录卡到化卡为文</w:t>
-      </w:r>
-    </w:p>
-    <w:p>
-      <w:pPr>
-        <w:keepNext/>
-        <w:spacing w:before="120" w:after="0" w:line="360" w:lineRule="auto"/>
-        <w:ind w:firstLine="0"/>
-        <w:jc w:val="center"/>
-      </w:pPr>
-      <w:r>
-        <w:drawing>
-          <wp:inline xmlns:a="http://schemas.openxmlformats.org/drawingml/2006/main" xmlns:pic="http://schemas.openxmlformats.org/drawingml/2006/picture">
-            <wp:extent cx="5400000" cy="4050000"/>
-            <wp:docPr id="15" name="Picture 15"/>
-            <wp:cNvGraphicFramePr>
-              <a:graphicFrameLocks noChangeAspect="1"/>
-            </wp:cNvGraphicFramePr>
-            <a:graphic>
-              <a:graphicData uri="http://schemas.openxmlformats.org/drawingml/2006/picture">
-                <pic:pic>
-                  <pic:nvPicPr>
-                    <pic:cNvPr id="0" name="fig21.jpg"/>
-                    <pic:cNvPicPr/>
-                  </pic:nvPicPr>
-                  <pic:blipFill>
-                    <a:blip r:embed="rId25"/>
-                    <a:stretch>
-                      <a:fillRect/>
-                    </a:stretch>
-                  </pic:blipFill>
-                  <pic:spPr>
-                    <a:xfrm>
-                      <a:off x="0" y="0"/>
-                      <a:ext cx="5400000" cy="4050000"/>
-                    </a:xfrm>
-                    <a:prstGeom prst="rect"/>
-                  </pic:spPr>
-                </pic:pic>
-              </a:graphicData>
-            </a:graphic>
-          </wp:inline>
-        </w:drawing>
-      </w:r>
-    </w:p>
-    <w:p>
-      <w:pPr>
-        <w:keepNext w:val="0"/>
-        <w:widowControl/>
-        <w:spacing w:before="40" w:after="160" w:line="360" w:lineRule="auto"/>
-        <w:ind w:firstLine="0"/>
-        <w:jc w:val="center"/>
-      </w:pPr>
-      <w:r>
-        <w:rPr>
-          <w:rFonts w:ascii="Times New Roman" w:hAnsi="Times New Roman" w:eastAsia="宋体" w:cs="Times New Roman"/>
-          <w:b w:val="0"/>
-          <w:color w:val="000000"/>
-          <w:sz w:val="21"/>
-        </w:rPr>
-        <w:t>图15　习作《我的植物朋友》：屏幕投放“借助记录卡写清楚观察与感受”，全班仍面向讲台听讲</w:t>
+        <w:t>本课的学情难点是观察角度单一、不会把记录卡连成连贯表达。互动设计分成三步：先分享植物记录卡，交流“从哪些方面观察”；再全班补充记录卡，拓宽选材；然后从卡中选1—2个方面化“卡”为“文”，要求写清楚观察到的，并试着写出感受。关联精读课文《荷花》的多感官写法，把“看、闻、摸”变成可选择的表达路径。写同一植物的同学可以合作分享。生成式人工智能可以提示观察角度或把学生口语转成提纲，但终稿必须由学生完成。区域习作集备中“赋能·分层·共生”的取向与此一致：支架分层供给，互评修改共生，而不是用同一篇范文覆盖全班。图3（b）屏幕已写明“借助记录卡……读给同学听”，画面却停在教师布置、全班听讲，说明任务文本上屏并不等于同伴通道已经打开。</w:t>
       </w:r>
     </w:p>
     <w:p>
@@ -3539,8 +2815,8 @@
       <w:r>
         <w:drawing>
           <wp:inline xmlns:a="http://schemas.openxmlformats.org/drawingml/2006/main" xmlns:pic="http://schemas.openxmlformats.org/drawingml/2006/picture">
-            <wp:extent cx="5400000" cy="4050000"/>
-            <wp:docPr id="16" name="Picture 16"/>
+            <wp:extent cx="4357915" cy="6299999"/>
+            <wp:docPr id="7" name="Picture 7"/>
             <wp:cNvGraphicFramePr>
               <a:graphicFrameLocks noChangeAspect="1"/>
             </wp:cNvGraphicFramePr>
@@ -3548,11 +2824,11 @@
               <a:graphicData uri="http://schemas.openxmlformats.org/drawingml/2006/picture">
                 <pic:pic>
                   <pic:nvPicPr>
-                    <pic:cNvPr id="0" name="fig20.jpg"/>
+                    <pic:cNvPr id="0" name="plate07.jpg"/>
                     <pic:cNvPicPr/>
                   </pic:nvPicPr>
                   <pic:blipFill>
-                    <a:blip r:embed="rId26"/>
+                    <a:blip r:embed="rId17"/>
                     <a:stretch>
                       <a:fillRect/>
                     </a:stretch>
@@ -3560,7 +2836,7 @@
                   <pic:spPr>
                     <a:xfrm>
                       <a:off x="0" y="0"/>
-                      <a:ext cx="5400000" cy="4050000"/>
+                      <a:ext cx="4357915" cy="6299999"/>
                     </a:xfrm>
                     <a:prstGeom prst="rect"/>
                   </pic:spPr>
@@ -3586,7 +2862,7 @@
           <w:color w:val="000000"/>
           <w:sz w:val="21"/>
         </w:rPr>
-        <w:t>图16　第一学段阅读《棉花姑娘》：常态教室行列式座位，屏幕投放谜语，教师出示“棉”字卡片</w:t>
+        <w:t>图7　分层与习作合集：（a）三段闭环；（b）化卡为文；（c）五类课型宜做与禁做</w:t>
       </w:r>
     </w:p>
     <w:p>
@@ -3610,19 +2886,12 @@
     </w:p>
     <w:p>
       <w:pPr>
+        <w:keepNext w:val="0"/>
+        <w:widowControl/>
         <w:spacing w:before="0" w:after="0" w:line="360" w:lineRule="auto"/>
         <w:ind w:firstLine="480"/>
         <w:jc w:val="both"/>
       </w:pPr>
-      <w:r>
-        <w:rPr>
-          <w:rFonts w:ascii="Times New Roman" w:hAnsi="Times New Roman" w:eastAsia="黑体" w:cs="Times New Roman"/>
-          <w:b/>
-          <w:color w:val="000000"/>
-          <w:sz w:val="24"/>
-        </w:rPr>
-        <w:t>教学实践。</w:t>
-      </w:r>
       <w:r>
         <w:rPr>
           <w:rFonts w:ascii="Times New Roman" w:hAnsi="Times New Roman" w:eastAsia="宋体" w:cs="Times New Roman"/>
@@ -3690,19 +2959,12 @@
     </w:p>
     <w:p>
       <w:pPr>
+        <w:keepNext w:val="0"/>
+        <w:widowControl/>
         <w:spacing w:before="0" w:after="0" w:line="360" w:lineRule="auto"/>
         <w:ind w:firstLine="480"/>
         <w:jc w:val="both"/>
       </w:pPr>
-      <w:r>
-        <w:rPr>
-          <w:rFonts w:ascii="Times New Roman" w:hAnsi="Times New Roman" w:eastAsia="黑体" w:cs="Times New Roman"/>
-          <w:b/>
-          <w:color w:val="000000"/>
-          <w:sz w:val="24"/>
-        </w:rPr>
-        <w:t>策略应用。</w:t>
-      </w:r>
       <w:r>
         <w:rPr>
           <w:rFonts w:ascii="Times New Roman" w:hAnsi="Times New Roman" w:eastAsia="宋体" w:cs="Times New Roman"/>
@@ -3734,19 +2996,12 @@
     </w:p>
     <w:p>
       <w:pPr>
+        <w:keepNext w:val="0"/>
+        <w:widowControl/>
         <w:spacing w:before="0" w:after="0" w:line="360" w:lineRule="auto"/>
         <w:ind w:firstLine="480"/>
         <w:jc w:val="both"/>
       </w:pPr>
-      <w:r>
-        <w:rPr>
-          <w:rFonts w:ascii="Times New Roman" w:hAnsi="Times New Roman" w:eastAsia="黑体" w:cs="Times New Roman"/>
-          <w:b/>
-          <w:color w:val="000000"/>
-          <w:sz w:val="24"/>
-        </w:rPr>
-        <w:t>方法尝试。</w:t>
-      </w:r>
       <w:r>
         <w:rPr>
           <w:rFonts w:ascii="Times New Roman" w:hAnsi="Times New Roman" w:eastAsia="宋体" w:cs="Times New Roman"/>
@@ -3755,66 +3010,6 @@
           <w:sz w:val="24"/>
         </w:rPr>
         <w:t>主客化关系的深层结构，是提问权始终在教师手里。复权的关键，是把“问”教给学生，并规定：向生成式工具提问，不得直接索要终答。课前用微型课训练句式，把句式贴在语文书首页。</w:t>
-      </w:r>
-    </w:p>
-    <w:p>
-      <w:pPr>
-        <w:keepNext/>
-        <w:spacing w:before="120" w:after="0" w:line="360" w:lineRule="auto"/>
-        <w:ind w:firstLine="0"/>
-        <w:jc w:val="center"/>
-      </w:pPr>
-      <w:r>
-        <w:drawing>
-          <wp:inline xmlns:a="http://schemas.openxmlformats.org/drawingml/2006/main" xmlns:pic="http://schemas.openxmlformats.org/drawingml/2006/picture">
-            <wp:extent cx="5400000" cy="3323926"/>
-            <wp:docPr id="17" name="Picture 17"/>
-            <wp:cNvGraphicFramePr>
-              <a:graphicFrameLocks noChangeAspect="1"/>
-            </wp:cNvGraphicFramePr>
-            <a:graphic>
-              <a:graphicData uri="http://schemas.openxmlformats.org/drawingml/2006/picture">
-                <pic:pic>
-                  <pic:nvPicPr>
-                    <pic:cNvPr id="0" name="fig11.jpg"/>
-                    <pic:cNvPicPr/>
-                  </pic:nvPicPr>
-                  <pic:blipFill>
-                    <a:blip r:embed="rId27"/>
-                    <a:stretch>
-                      <a:fillRect/>
-                    </a:stretch>
-                  </pic:blipFill>
-                  <pic:spPr>
-                    <a:xfrm>
-                      <a:off x="0" y="0"/>
-                      <a:ext cx="5400000" cy="3323926"/>
-                    </a:xfrm>
-                    <a:prstGeom prst="rect"/>
-                  </pic:spPr>
-                </pic:pic>
-              </a:graphicData>
-            </a:graphic>
-          </wp:inline>
-        </w:drawing>
-      </w:r>
-    </w:p>
-    <w:p>
-      <w:pPr>
-        <w:keepNext w:val="0"/>
-        <w:widowControl/>
-        <w:spacing w:before="40" w:after="160" w:line="360" w:lineRule="auto"/>
-        <w:ind w:firstLine="0"/>
-        <w:jc w:val="center"/>
-      </w:pPr>
-      <w:r>
-        <w:rPr>
-          <w:rFonts w:ascii="Times New Roman" w:hAnsi="Times New Roman" w:eastAsia="宋体" w:cs="Times New Roman"/>
-          <w:b w:val="0"/>
-          <w:color w:val="000000"/>
-          <w:sz w:val="21"/>
-        </w:rPr>
-        <w:t>图17　学生向生成式人工智能提问的支架转向</w:t>
       </w:r>
     </w:p>
     <w:p>
@@ -4339,67 +3534,7 @@
           <w:color w:val="000000"/>
           <w:sz w:val="24"/>
         </w:rPr>
-        <w:t>本课说理性强、语录句之间关联不高，学生不容易主动关联已有读书经验。可把提问权前移：初读后同桌互读互评；自读提出疑问，再借助注释在小组内理解大意；用表格梳理朱熹“心到、眼到、口到”的关系；最后联系自己的读书生活谈启发，并拓展迁移。学习任务单和空白书签用于让每个学生留下自己的问题与收获。生成式工具可以提供注释对照或朗读停顿示例，但不能代替学生说出“我读到了什么、我以后怎么读”。当学生持麦克风面对全班解释一句语录时，互动已从教师独讲转为学生论证。</w:t>
-      </w:r>
-    </w:p>
-    <w:p>
-      <w:pPr>
-        <w:keepNext/>
-        <w:spacing w:before="120" w:after="0" w:line="360" w:lineRule="auto"/>
-        <w:ind w:firstLine="0"/>
-        <w:jc w:val="center"/>
-      </w:pPr>
-      <w:r>
-        <w:drawing>
-          <wp:inline xmlns:a="http://schemas.openxmlformats.org/drawingml/2006/main" xmlns:pic="http://schemas.openxmlformats.org/drawingml/2006/picture">
-            <wp:extent cx="5400000" cy="4050000"/>
-            <wp:docPr id="18" name="Picture 18"/>
-            <wp:cNvGraphicFramePr>
-              <a:graphicFrameLocks noChangeAspect="1"/>
-            </wp:cNvGraphicFramePr>
-            <a:graphic>
-              <a:graphicData uri="http://schemas.openxmlformats.org/drawingml/2006/picture">
-                <pic:pic>
-                  <pic:nvPicPr>
-                    <pic:cNvPr id="0" name="fig23.jpg"/>
-                    <pic:cNvPicPr/>
-                  </pic:nvPicPr>
-                  <pic:blipFill>
-                    <a:blip r:embed="rId28"/>
-                    <a:stretch>
-                      <a:fillRect/>
-                    </a:stretch>
-                  </pic:blipFill>
-                  <pic:spPr>
-                    <a:xfrm>
-                      <a:off x="0" y="0"/>
-                      <a:ext cx="5400000" cy="4050000"/>
-                    </a:xfrm>
-                    <a:prstGeom prst="rect"/>
-                  </pic:spPr>
-                </pic:pic>
-              </a:graphicData>
-            </a:graphic>
-          </wp:inline>
-        </w:drawing>
-      </w:r>
-    </w:p>
-    <w:p>
-      <w:pPr>
-        <w:keepNext w:val="0"/>
-        <w:widowControl/>
-        <w:spacing w:before="40" w:after="160" w:line="360" w:lineRule="auto"/>
-        <w:ind w:firstLine="0"/>
-        <w:jc w:val="center"/>
-      </w:pPr>
-      <w:r>
-        <w:rPr>
-          <w:rFonts w:ascii="Times New Roman" w:hAnsi="Times New Roman" w:eastAsia="宋体" w:cs="Times New Roman"/>
-          <w:b w:val="0"/>
-          <w:color w:val="000000"/>
-          <w:sz w:val="21"/>
-        </w:rPr>
-        <w:t>图18　《古人谈读书》：一名学生持麦克风解释语录，教师侧立组织；其余学生仍为行列式就座</w:t>
+        <w:t>本课说理性强、语录句之间关联不高，学生不容易主动关联已有读书经验。可把提问权前移：初读后同桌互读互评；自读提出疑问，再借助注释在小组内理解大意；用表格梳理朱熹“心到、眼到、口到”的关系；最后联系自己的读书生活谈启发，并拓展迁移。学习任务单和空白书签用于让每个学生留下自己的问题与收获。生成式工具可以提供注释对照或朗读停顿示例，但不能代替学生说出“我读到了什么、我以后怎么读”。图3（d）中学生持麦克风面对屏幕解释语录，互动已从教师独讲转为学生论证，其余座位仍提醒：复权还要继续推向全员。</w:t>
       </w:r>
     </w:p>
     <w:p>
@@ -4423,19 +3558,12 @@
     </w:p>
     <w:p>
       <w:pPr>
+        <w:keepNext w:val="0"/>
+        <w:widowControl/>
         <w:spacing w:before="0" w:after="0" w:line="360" w:lineRule="auto"/>
         <w:ind w:firstLine="480"/>
         <w:jc w:val="both"/>
       </w:pPr>
-      <w:r>
-        <w:rPr>
-          <w:rFonts w:ascii="Times New Roman" w:hAnsi="Times New Roman" w:eastAsia="黑体" w:cs="Times New Roman"/>
-          <w:b/>
-          <w:color w:val="000000"/>
-          <w:sz w:val="24"/>
-        </w:rPr>
-        <w:t>教学实践。</w:t>
-      </w:r>
       <w:r>
         <w:rPr>
           <w:rFonts w:ascii="Times New Roman" w:hAnsi="Times New Roman" w:eastAsia="宋体" w:cs="Times New Roman"/>
@@ -4492,8 +3620,8 @@
       <w:r>
         <w:drawing>
           <wp:inline xmlns:a="http://schemas.openxmlformats.org/drawingml/2006/main" xmlns:pic="http://schemas.openxmlformats.org/drawingml/2006/picture">
-            <wp:extent cx="5400000" cy="2304294"/>
-            <wp:docPr id="19" name="Picture 19"/>
+            <wp:extent cx="4239410" cy="6300000"/>
+            <wp:docPr id="8" name="Picture 8"/>
             <wp:cNvGraphicFramePr>
               <a:graphicFrameLocks noChangeAspect="1"/>
             </wp:cNvGraphicFramePr>
@@ -4501,11 +3629,11 @@
               <a:graphicData uri="http://schemas.openxmlformats.org/drawingml/2006/picture">
                 <pic:pic>
                   <pic:nvPicPr>
-                    <pic:cNvPr id="0" name="fig18.jpg"/>
+                    <pic:cNvPr id="0" name="plate08.jpg"/>
                     <pic:cNvPicPr/>
                   </pic:nvPicPr>
                   <pic:blipFill>
-                    <a:blip r:embed="rId29"/>
+                    <a:blip r:embed="rId18"/>
                     <a:stretch>
                       <a:fillRect/>
                     </a:stretch>
@@ -4513,7 +3641,7 @@
                   <pic:spPr>
                     <a:xfrm>
                       <a:off x="0" y="0"/>
-                      <a:ext cx="5400000" cy="2304294"/>
+                      <a:ext cx="4239410" cy="6300000"/>
                     </a:xfrm>
                     <a:prstGeom prst="rect"/>
                   </pic:spPr>
@@ -4539,67 +3667,7 @@
           <w:color w:val="000000"/>
           <w:sz w:val="21"/>
         </w:rPr>
-        <w:t>图19　《手指》全员可见流程</w:t>
-      </w:r>
-    </w:p>
-    <w:p>
-      <w:pPr>
-        <w:keepNext/>
-        <w:spacing w:before="120" w:after="0" w:line="360" w:lineRule="auto"/>
-        <w:ind w:firstLine="0"/>
-        <w:jc w:val="center"/>
-      </w:pPr>
-      <w:r>
-        <w:drawing>
-          <wp:inline xmlns:a="http://schemas.openxmlformats.org/drawingml/2006/main" xmlns:pic="http://schemas.openxmlformats.org/drawingml/2006/picture">
-            <wp:extent cx="5400000" cy="4441048"/>
-            <wp:docPr id="20" name="Picture 20"/>
-            <wp:cNvGraphicFramePr>
-              <a:graphicFrameLocks noChangeAspect="1"/>
-            </wp:cNvGraphicFramePr>
-            <a:graphic>
-              <a:graphicData uri="http://schemas.openxmlformats.org/drawingml/2006/picture">
-                <pic:pic>
-                  <pic:nvPicPr>
-                    <pic:cNvPr id="0" name="fig06.jpg"/>
-                    <pic:cNvPicPr/>
-                  </pic:nvPicPr>
-                  <pic:blipFill>
-                    <a:blip r:embed="rId30"/>
-                    <a:stretch>
-                      <a:fillRect/>
-                    </a:stretch>
-                  </pic:blipFill>
-                  <pic:spPr>
-                    <a:xfrm>
-                      <a:off x="0" y="0"/>
-                      <a:ext cx="5400000" cy="4441048"/>
-                    </a:xfrm>
-                    <a:prstGeom prst="rect"/>
-                  </pic:spPr>
-                </pic:pic>
-              </a:graphicData>
-            </a:graphic>
-          </wp:inline>
-        </w:drawing>
-      </w:r>
-    </w:p>
-    <w:p>
-      <w:pPr>
-        <w:keepNext w:val="0"/>
-        <w:widowControl/>
-        <w:spacing w:before="40" w:after="160" w:line="360" w:lineRule="auto"/>
-        <w:ind w:firstLine="0"/>
-        <w:jc w:val="center"/>
-      </w:pPr>
-      <w:r>
-        <w:rPr>
-          <w:rFonts w:ascii="Times New Roman" w:hAnsi="Times New Roman" w:eastAsia="宋体" w:cs="Times New Roman"/>
-          <w:b w:val="0"/>
-          <w:color w:val="000000"/>
-          <w:sz w:val="21"/>
-        </w:rPr>
-        <w:t>图20　三元协同课堂互动网络（多回路结构示意）</w:t>
+        <w:t>图8　复权合集：（a）提问支架转向；（b）《手指》归集与追问；（c）多回路互动网络</w:t>
       </w:r>
     </w:p>
     <w:p>
@@ -4617,7 +3685,7 @@
           <w:color w:val="000000"/>
           <w:sz w:val="24"/>
         </w:rPr>
-        <w:t>观察时记录互动节点数、互动路径数与学生横向互动比例，作为结构性指标，不在此填写虚构统计值。</w:t>
+        <w:t>观察时记录互动节点、互动路径与学生横向互动，作为结构性指标，不在此填写虚构统计值。</w:t>
       </w:r>
     </w:p>
     <w:p>
@@ -4641,19 +3709,12 @@
     </w:p>
     <w:p>
       <w:pPr>
+        <w:keepNext w:val="0"/>
+        <w:widowControl/>
         <w:spacing w:before="0" w:after="0" w:line="360" w:lineRule="auto"/>
         <w:ind w:firstLine="480"/>
         <w:jc w:val="both"/>
       </w:pPr>
-      <w:r>
-        <w:rPr>
-          <w:rFonts w:ascii="Times New Roman" w:hAnsi="Times New Roman" w:eastAsia="黑体" w:cs="Times New Roman"/>
-          <w:b/>
-          <w:color w:val="000000"/>
-          <w:sz w:val="24"/>
-        </w:rPr>
-        <w:t>实践探索。</w:t>
-      </w:r>
       <w:r>
         <w:rPr>
           <w:rFonts w:ascii="Times New Roman" w:hAnsi="Times New Roman" w:eastAsia="宋体" w:cs="Times New Roman"/>
@@ -4721,19 +3782,12 @@
     </w:p>
     <w:p>
       <w:pPr>
+        <w:keepNext w:val="0"/>
+        <w:widowControl/>
         <w:spacing w:before="0" w:after="0" w:line="360" w:lineRule="auto"/>
         <w:ind w:firstLine="480"/>
         <w:jc w:val="both"/>
       </w:pPr>
-      <w:r>
-        <w:rPr>
-          <w:rFonts w:ascii="Times New Roman" w:hAnsi="Times New Roman" w:eastAsia="黑体" w:cs="Times New Roman"/>
-          <w:b/>
-          <w:color w:val="000000"/>
-          <w:sz w:val="24"/>
-        </w:rPr>
-        <w:t>策略践行。</w:t>
-      </w:r>
       <w:r>
         <w:rPr>
           <w:rFonts w:ascii="Times New Roman" w:hAnsi="Times New Roman" w:eastAsia="宋体" w:cs="Times New Roman"/>
@@ -4802,19 +3856,12 @@
     </w:p>
     <w:p>
       <w:pPr>
+        <w:keepNext w:val="0"/>
+        <w:widowControl/>
         <w:spacing w:before="0" w:after="0" w:line="360" w:lineRule="auto"/>
         <w:ind w:firstLine="480"/>
         <w:jc w:val="both"/>
       </w:pPr>
-      <w:r>
-        <w:rPr>
-          <w:rFonts w:ascii="Times New Roman" w:hAnsi="Times New Roman" w:eastAsia="黑体" w:cs="Times New Roman"/>
-          <w:b/>
-          <w:color w:val="000000"/>
-          <w:sz w:val="24"/>
-        </w:rPr>
-        <w:t>行动实施。</w:t>
-      </w:r>
       <w:r>
         <w:rPr>
           <w:rFonts w:ascii="Times New Roman" w:hAnsi="Times New Roman" w:eastAsia="宋体" w:cs="Times New Roman"/>
@@ -4882,19 +3929,12 @@
     </w:p>
     <w:p>
       <w:pPr>
+        <w:keepNext w:val="0"/>
+        <w:widowControl/>
         <w:spacing w:before="0" w:after="0" w:line="360" w:lineRule="auto"/>
         <w:ind w:firstLine="480"/>
         <w:jc w:val="both"/>
       </w:pPr>
-      <w:r>
-        <w:rPr>
-          <w:rFonts w:ascii="Times New Roman" w:hAnsi="Times New Roman" w:eastAsia="黑体" w:cs="Times New Roman"/>
-          <w:b/>
-          <w:color w:val="000000"/>
-          <w:sz w:val="24"/>
-        </w:rPr>
-        <w:t>教学实践。</w:t>
-      </w:r>
       <w:r>
         <w:rPr>
           <w:rFonts w:ascii="Times New Roman" w:hAnsi="Times New Roman" w:eastAsia="宋体" w:cs="Times New Roman"/>
@@ -4951,8 +3991,8 @@
       <w:r>
         <w:drawing>
           <wp:inline xmlns:a="http://schemas.openxmlformats.org/drawingml/2006/main" xmlns:pic="http://schemas.openxmlformats.org/drawingml/2006/picture">
-            <wp:extent cx="5400000" cy="2304294"/>
-            <wp:docPr id="21" name="Picture 21"/>
+            <wp:extent cx="5400000" cy="5400000"/>
+            <wp:docPr id="9" name="Picture 9"/>
             <wp:cNvGraphicFramePr>
               <a:graphicFrameLocks noChangeAspect="1"/>
             </wp:cNvGraphicFramePr>
@@ -4960,11 +4000,11 @@
               <a:graphicData uri="http://schemas.openxmlformats.org/drawingml/2006/picture">
                 <pic:pic>
                   <pic:nvPicPr>
-                    <pic:cNvPr id="0" name="fig17.jpg"/>
+                    <pic:cNvPr id="0" name="plate09.jpg"/>
                     <pic:cNvPicPr/>
                   </pic:nvPicPr>
                   <pic:blipFill>
-                    <a:blip r:embed="rId31"/>
+                    <a:blip r:embed="rId19"/>
                     <a:stretch>
                       <a:fillRect/>
                     </a:stretch>
@@ -4972,7 +4012,7 @@
                   <pic:spPr>
                     <a:xfrm>
                       <a:off x="0" y="0"/>
-                      <a:ext cx="5400000" cy="2304294"/>
+                      <a:ext cx="5400000" cy="5400000"/>
                     </a:xfrm>
                     <a:prstGeom prst="rect"/>
                   </pic:spPr>
@@ -4998,7 +4038,7 @@
           <w:color w:val="000000"/>
           <w:sz w:val="21"/>
         </w:rPr>
-        <w:t>图21　《守株待兔》复权与守界流程</w:t>
+        <w:t>图9　守界课例合集：（a）《守株待兔》流程；（b）生成句上屏后必须被追问</w:t>
       </w:r>
     </w:p>
     <w:p>
@@ -6619,19 +5659,12 @@
     </w:p>
     <w:p>
       <w:pPr>
+        <w:keepNext w:val="0"/>
+        <w:widowControl/>
         <w:spacing w:before="0" w:after="0" w:line="360" w:lineRule="auto"/>
         <w:ind w:firstLine="480"/>
         <w:jc w:val="both"/>
       </w:pPr>
-      <w:r>
-        <w:rPr>
-          <w:rFonts w:ascii="Times New Roman" w:hAnsi="Times New Roman" w:eastAsia="黑体" w:cs="Times New Roman"/>
-          <w:b/>
-          <w:color w:val="000000"/>
-          <w:sz w:val="24"/>
-        </w:rPr>
-        <w:t>结果反馈。</w:t>
-      </w:r>
       <w:r>
         <w:rPr>
           <w:rFonts w:ascii="Times New Roman" w:hAnsi="Times New Roman" w:eastAsia="宋体" w:cs="Times New Roman"/>
@@ -6639,32 +5672,7 @@
           <w:color w:val="000000"/>
           <w:sz w:val="24"/>
         </w:rPr>
-        <w:t>校准是否有效，不能只看“这节课用了生成式人工智能没有”，而要按证据等级与“过去—现在—未来”两套逻辑同时审视。</w:t>
-      </w:r>
-    </w:p>
-    <w:p>
-      <w:pPr>
-        <w:spacing w:before="0" w:after="0" w:line="360" w:lineRule="auto"/>
-        <w:ind w:firstLine="480"/>
-        <w:jc w:val="both"/>
-      </w:pPr>
-      <w:r>
-        <w:rPr>
-          <w:rFonts w:ascii="Times New Roman" w:hAnsi="Times New Roman" w:eastAsia="黑体" w:cs="Times New Roman"/>
-          <w:b/>
-          <w:color w:val="000000"/>
-          <w:sz w:val="24"/>
-        </w:rPr>
-        <w:t>证据边界。</w:t>
-      </w:r>
-      <w:r>
-        <w:rPr>
-          <w:rFonts w:ascii="Times New Roman" w:hAnsi="Times New Roman" w:eastAsia="宋体" w:cs="Times New Roman"/>
-          <w:b w:val="0"/>
-          <w:color w:val="000000"/>
-          <w:sz w:val="24"/>
-        </w:rPr>
-        <w:t>本文将证据分为三层。第一层为课堂行为证据：发言覆盖、学生主动提问、同伴追问、对生成内容的校验。第二层为学习过程证据：问题层级、文本证据使用、修改与质疑次数。第三层为学习结果证据：表达质量、阅读理解、朗读表现、学习兴趣。本文主要采用课堂观察、案例分析与教学实践记录，不将有限课例的变化直接外推为普遍因果效应；亦不在未交代观察班级数、学生人数、课节数、时间窗口、沉默的操作性定义与编码规则的情况下，把“近三分之一沉默”或未说明量表的“兴趣前后测”作为统计结论。</w:t>
+        <w:t>校准是否有效，不能只看“这节课用了生成式人工智能没有”，而要按证据等级与“过去—现在—未来”两套逻辑同时审视。本文将证据分为三层。第一层为课堂行为证据：发言覆盖、学生主动提问、同伴追问、对生成内容的校验。第二层为学习过程证据：问题层级、文本证据使用、修改与质疑次数。第三层为学习结果证据：表达质量、阅读理解、朗读表现、学习兴趣。本文主要采用课堂观察、案例分析与教学实践记录，不将有限课例的变化直接外推为普遍因果效应；亦不在未交代观察班级数、学生人数、课节数、时间窗口、沉默的操作性定义与编码规则的情况下，把“近三分之一沉默”或未说明量表的“兴趣前后测”作为统计结论。</w:t>
       </w:r>
     </w:p>
     <w:p>
@@ -6688,19 +5696,12 @@
     </w:p>
     <w:p>
       <w:pPr>
+        <w:keepNext w:val="0"/>
+        <w:widowControl/>
         <w:spacing w:before="0" w:after="0" w:line="360" w:lineRule="auto"/>
         <w:ind w:firstLine="480"/>
         <w:jc w:val="both"/>
       </w:pPr>
-      <w:r>
-        <w:rPr>
-          <w:rFonts w:ascii="Times New Roman" w:hAnsi="Times New Roman" w:eastAsia="黑体" w:cs="Times New Roman"/>
-          <w:b/>
-          <w:color w:val="000000"/>
-          <w:sz w:val="24"/>
-        </w:rPr>
-        <w:t>数据呈现。</w:t>
-      </w:r>
       <w:r>
         <w:rPr>
           <w:rFonts w:ascii="Times New Roman" w:hAnsi="Times New Roman" w:eastAsia="宋体" w:cs="Times New Roman"/>
@@ -6824,84 +5825,6 @@
     </w:p>
     <w:p>
       <w:pPr>
-        <w:keepNext/>
-        <w:spacing w:before="120" w:after="0" w:line="360" w:lineRule="auto"/>
-        <w:ind w:firstLine="0"/>
-        <w:jc w:val="center"/>
-      </w:pPr>
-      <w:r>
-        <w:drawing>
-          <wp:inline xmlns:a="http://schemas.openxmlformats.org/drawingml/2006/main" xmlns:pic="http://schemas.openxmlformats.org/drawingml/2006/picture">
-            <wp:extent cx="5400000" cy="3767053"/>
-            <wp:docPr id="22" name="Picture 22"/>
-            <wp:cNvGraphicFramePr>
-              <a:graphicFrameLocks noChangeAspect="1"/>
-            </wp:cNvGraphicFramePr>
-            <a:graphic>
-              <a:graphicData uri="http://schemas.openxmlformats.org/drawingml/2006/picture">
-                <pic:pic>
-                  <pic:nvPicPr>
-                    <pic:cNvPr id="0" name="fig19.jpg"/>
-                    <pic:cNvPicPr/>
-                  </pic:nvPicPr>
-                  <pic:blipFill>
-                    <a:blip r:embed="rId32"/>
-                    <a:stretch>
-                      <a:fillRect/>
-                    </a:stretch>
-                  </pic:blipFill>
-                  <pic:spPr>
-                    <a:xfrm>
-                      <a:off x="0" y="0"/>
-                      <a:ext cx="5400000" cy="3767053"/>
-                    </a:xfrm>
-                    <a:prstGeom prst="rect"/>
-                  </pic:spPr>
-                </pic:pic>
-              </a:graphicData>
-            </a:graphic>
-          </wp:inline>
-        </w:drawing>
-      </w:r>
-    </w:p>
-    <w:p>
-      <w:pPr>
-        <w:keepNext w:val="0"/>
-        <w:widowControl/>
-        <w:spacing w:before="40" w:after="160" w:line="360" w:lineRule="auto"/>
-        <w:ind w:firstLine="0"/>
-        <w:jc w:val="center"/>
-      </w:pPr>
-      <w:r>
-        <w:rPr>
-          <w:rFonts w:ascii="Times New Roman" w:hAnsi="Times New Roman" w:eastAsia="宋体" w:cs="Times New Roman"/>
-          <w:b w:val="0"/>
-          <w:color w:val="000000"/>
-          <w:sz w:val="21"/>
-        </w:rPr>
-        <w:t>图22　公开案例中的AI朗读反馈效果</w:t>
-      </w:r>
-    </w:p>
-    <w:p>
-      <w:pPr>
-        <w:keepNext w:val="0"/>
-        <w:widowControl/>
-        <w:spacing w:before="0" w:after="0" w:line="360" w:lineRule="auto"/>
-        <w:ind w:firstLine="480"/>
-        <w:jc w:val="both"/>
-      </w:pPr>
-      <w:r>
-        <w:rPr>
-          <w:rFonts w:ascii="Times New Roman" w:hAnsi="Times New Roman" w:eastAsia="宋体" w:cs="Times New Roman"/>
-          <w:b w:val="0"/>
-          <w:color w:val="000000"/>
-          <w:sz w:val="24"/>
-        </w:rPr>
-        <w:t>数据来源：首都之窗等对京师附小相关教学展示的公开报道。仅用于说明AI辅助朗读的实践增量，不作为本文实验数据。</w:t>
-      </w:r>
-    </w:p>
-    <w:p>
-      <w:pPr>
         <w:pStyle w:val="Heading2"/>
         <w:keepNext w:val="0"/>
         <w:widowControl/>
@@ -6921,19 +5844,12 @@
     </w:p>
     <w:p>
       <w:pPr>
+        <w:keepNext w:val="0"/>
+        <w:widowControl/>
         <w:spacing w:before="0" w:after="0" w:line="360" w:lineRule="auto"/>
         <w:ind w:firstLine="480"/>
         <w:jc w:val="both"/>
       </w:pPr>
-      <w:r>
-        <w:rPr>
-          <w:rFonts w:ascii="Times New Roman" w:hAnsi="Times New Roman" w:eastAsia="黑体" w:cs="Times New Roman"/>
-          <w:b/>
-          <w:color w:val="000000"/>
-          <w:sz w:val="24"/>
-        </w:rPr>
-        <w:t>成效总结。</w:t>
-      </w:r>
       <w:r>
         <w:rPr>
           <w:rFonts w:ascii="Times New Roman" w:hAnsi="Times New Roman" w:eastAsia="宋体" w:cs="Times New Roman"/>
@@ -7076,19 +5992,12 @@
     </w:p>
     <w:p>
       <w:pPr>
+        <w:keepNext w:val="0"/>
+        <w:widowControl/>
         <w:spacing w:before="0" w:after="0" w:line="360" w:lineRule="auto"/>
         <w:ind w:firstLine="480"/>
         <w:jc w:val="both"/>
       </w:pPr>
-      <w:r>
-        <w:rPr>
-          <w:rFonts w:ascii="Times New Roman" w:hAnsi="Times New Roman" w:eastAsia="黑体" w:cs="Times New Roman"/>
-          <w:b/>
-          <w:color w:val="000000"/>
-          <w:sz w:val="24"/>
-        </w:rPr>
-        <w:t>提升报告。</w:t>
-      </w:r>
       <w:r>
         <w:rPr>
           <w:rFonts w:ascii="Times New Roman" w:hAnsi="Times New Roman" w:eastAsia="宋体" w:cs="Times New Roman"/>
@@ -7133,7 +6042,7 @@
           <w:color w:val="000000"/>
           <w:sz w:val="24"/>
         </w:rPr>
-        <w:t>下一步按课型写清人机分工，避免“所有课都用同一种生成方式”。识字写字重情境与即时反馈，阅读鉴赏重问题与可视思维，口语交际重真实交流，习作重独立表达与修改，综合实践重真实探究。终答、范写、价值判断一律留在人这边。</w:t>
+        <w:t>下一步按课型写清人机分工，避免“所有课都用同一种生成方式”。识字写字重情境与即时反馈，阅读鉴赏重问题与可视思维，口语交际重真实交流，习作重独立表达与修改，综合实践重真实探究。终答、范写、价值判断一律留在人这边。图7（c）已把五类课型的宜做与禁做画在同一视域，便于教研对照。</w:t>
       </w:r>
     </w:p>
     <w:p>
@@ -8032,7 +6941,7 @@
           <w:color w:val="000000"/>
           <w:sz w:val="24"/>
         </w:rPr>
-        <w:t>把评课从“用了几个工具”转到可观察、可记录、可复盘的工具。六维雷达图仅作评价框架示意，不填写无完整数据的实验前后分数；批判校验单列于量表，供课后摘记是否质疑生成内容。</w:t>
+        <w:t>把评课从“用了几个工具”转到可观察、可记录、可复盘的工具。六维雷达图仅作评价框架示意，不填写无完整数据的实验前后分数；批判校验单列于量表，供课后摘记是否质疑生成内容。弗兰德斯互动分析系统（FIAS）以及顾小清等改进的ITIAS，把课堂言语分成教师语言、学生语言与沉寂或技术等类别。生成式人工智能进场后，原有编码对“技术”过于笼统。本文在教师—学生轴上增列AI行为（生成、归集、提示、反馈、可视化），并规定可观察互动链：T→S、T→AI→S、S→AI→S、S→S、T→S→T。编码供录像摘记与课后复盘使用，不在未完成一致性检验时报告比率。</w:t>
       </w:r>
     </w:p>
     <w:p>
@@ -8045,8 +6954,8 @@
       <w:r>
         <w:drawing>
           <wp:inline xmlns:a="http://schemas.openxmlformats.org/drawingml/2006/main" xmlns:pic="http://schemas.openxmlformats.org/drawingml/2006/picture">
-            <wp:extent cx="5400000" cy="5994236"/>
-            <wp:docPr id="23" name="Picture 23"/>
+            <wp:extent cx="2718921" cy="6300000"/>
+            <wp:docPr id="10" name="Picture 10"/>
             <wp:cNvGraphicFramePr>
               <a:graphicFrameLocks noChangeAspect="1"/>
             </wp:cNvGraphicFramePr>
@@ -8054,11 +6963,11 @@
               <a:graphicData uri="http://schemas.openxmlformats.org/drawingml/2006/picture">
                 <pic:pic>
                   <pic:nvPicPr>
-                    <pic:cNvPr id="0" name="fig14.jpg"/>
+                    <pic:cNvPr id="0" name="plate10.jpg"/>
                     <pic:cNvPicPr/>
                   </pic:nvPicPr>
                   <pic:blipFill>
-                    <a:blip r:embed="rId33"/>
+                    <a:blip r:embed="rId20"/>
                     <a:stretch>
                       <a:fillRect/>
                     </a:stretch>
@@ -8066,7 +6975,7 @@
                   <pic:spPr>
                     <a:xfrm>
                       <a:off x="0" y="0"/>
-                      <a:ext cx="5400000" cy="5994236"/>
+                      <a:ext cx="2718921" cy="6300000"/>
                     </a:xfrm>
                     <a:prstGeom prst="rect"/>
                   </pic:spPr>
@@ -8092,84 +7001,17 @@
           <w:color w:val="000000"/>
           <w:sz w:val="21"/>
         </w:rPr>
-        <w:t>图23　AI赋能小学语文课堂互动质量六维观察工具（示意）</w:t>
-      </w:r>
-    </w:p>
-    <w:p>
-      <w:pPr>
-        <w:keepNext/>
-        <w:spacing w:before="120" w:after="0" w:line="360" w:lineRule="auto"/>
-        <w:ind w:firstLine="0"/>
-        <w:jc w:val="center"/>
-      </w:pPr>
-      <w:r>
-        <w:drawing>
-          <wp:inline xmlns:a="http://schemas.openxmlformats.org/drawingml/2006/main" xmlns:pic="http://schemas.openxmlformats.org/drawingml/2006/picture">
-            <wp:extent cx="5400000" cy="3698531"/>
-            <wp:docPr id="24" name="Picture 24"/>
-            <wp:cNvGraphicFramePr>
-              <a:graphicFrameLocks noChangeAspect="1"/>
-            </wp:cNvGraphicFramePr>
-            <a:graphic>
-              <a:graphicData uri="http://schemas.openxmlformats.org/drawingml/2006/picture">
-                <pic:pic>
-                  <pic:nvPicPr>
-                    <pic:cNvPr id="0" name="fig15.jpg"/>
-                    <pic:cNvPicPr/>
-                  </pic:nvPicPr>
-                  <pic:blipFill>
-                    <a:blip r:embed="rId34"/>
-                    <a:stretch>
-                      <a:fillRect/>
-                    </a:stretch>
-                  </pic:blipFill>
-                  <pic:spPr>
-                    <a:xfrm>
-                      <a:off x="0" y="0"/>
-                      <a:ext cx="5400000" cy="3698531"/>
-                    </a:xfrm>
-                    <a:prstGeom prst="rect"/>
-                  </pic:spPr>
-                </pic:pic>
-              </a:graphicData>
-            </a:graphic>
-          </wp:inline>
-        </w:drawing>
+        <w:t>图10　成效与观察工具合集：（a）公开朗读反馈（非本文实验）；（b）六维观察示意；（c）T/S/AI编码</w:t>
       </w:r>
     </w:p>
     <w:p>
       <w:pPr>
         <w:keepNext w:val="0"/>
         <w:widowControl/>
-        <w:spacing w:before="40" w:after="160" w:line="360" w:lineRule="auto"/>
-        <w:ind w:firstLine="0"/>
-        <w:jc w:val="center"/>
-      </w:pPr>
-      <w:r>
-        <w:rPr>
-          <w:rFonts w:ascii="Times New Roman" w:hAnsi="Times New Roman" w:eastAsia="宋体" w:cs="Times New Roman"/>
-          <w:b w:val="0"/>
-          <w:color w:val="000000"/>
-          <w:sz w:val="21"/>
-        </w:rPr>
-        <w:t>图24　课堂互动行为编码体系</w:t>
-      </w:r>
-    </w:p>
-    <w:p>
-      <w:pPr>
         <w:spacing w:before="0" w:after="0" w:line="360" w:lineRule="auto"/>
         <w:ind w:firstLine="480"/>
         <w:jc w:val="both"/>
       </w:pPr>
-      <w:r>
-        <w:rPr>
-          <w:rFonts w:ascii="Times New Roman" w:hAnsi="Times New Roman" w:eastAsia="黑体" w:cs="Times New Roman"/>
-          <w:b/>
-          <w:color w:val="000000"/>
-          <w:sz w:val="24"/>
-        </w:rPr>
-        <w:t>编码说明。</w:t>
-      </w:r>
       <w:r>
         <w:rPr>
           <w:rFonts w:ascii="Times New Roman" w:hAnsi="Times New Roman" w:eastAsia="宋体" w:cs="Times New Roman"/>
@@ -8177,7 +7019,7 @@
           <w:color w:val="000000"/>
           <w:sz w:val="24"/>
         </w:rPr>
-        <w:t>弗兰德斯互动分析系统（FIAS）以及顾小清等改进的ITIAS，把课堂言语分成教师语言、学生语言与沉寂或技术等类别，便于计算结构比率。生成式人工智能进场后，原有编码对“技术”过于笼统：同一时段可能叠合教师追问、学生质疑生成内容、工具归集关键词。本文在教师—学生轴上增列AI行为（生成、归集、提示、反馈、可视化），并规定可观察互动链：T→S、T→AI→S、S→AI→S、S→S、T→S→T。编码供录像摘记与课后复盘使用，不在未完成一致性检验时报告比率。</w:t>
+        <w:t>数据来源：首都之窗等对京师附小相关教学展示的公开报道。</w:t>
       </w:r>
     </w:p>
     <w:p>

--- a/output/paper.docx
+++ b/output/paper.docx
@@ -124,7 +124,7 @@
           <w:color w:val="000000"/>
           <w:sz w:val="24"/>
         </w:rPr>
-        <w:t>课堂互动不能简化为“提问—回答”的流程执行。符号互动理论指出，人依靠语言、神态与姿态理解彼此意图，并在理解中调整行为。叶子、庞丽娟将师生互动视为教学过程的基本构成，强调其双向、交互与连续性。完整互动至少同时满足三件事：学生是否拥有思考与表达的机会，问题是否来自文本与生活，课堂上是否出现教案之外可被接住的想法。缺一，互动就退回程式。陈丽的教学交互层次塔原用于远程学习，区分为操作交互、信息交互与概念交互。迁移到小学语文面授课时，需要补上两个限定：其一，会点选、会投屏只说明媒体操作已经发生；其二，情意回应无法由算法完整承担，应作为概念交互之后仍须由人完成的一层。本文借用该层次作为“课停在哪一层”的判断尺，而不是把远程学习模型原样套进教室。</w:t>
+        <w:t>生成式人工智能进了小学语文课堂，互动主体多出一方，旧的问答结构却常常原样保留。全国教学展示课和区域第一学段阅读研讨的现场，把这一点摊得很清楚：学生仍坐成行列，目光对着屏幕或讲台，发言以举手应答为主。屏幕上可以出现谜语、任务要求和学生习作，这些只能说明信息已经公共化，不能说明对话已经转向多向。叶子、庞丽娟把师生互动看作教学过程的基本构成，强调双向、交互与连续；符号互动理论也指出，人要靠语言和姿态理解彼此意图。缺了思考机会、缺了来自文本的真问题、缺了教案之外可被接住的想法，互动就会退回程式。本文要问的不是“有没有用AI”，而是谁、在什么场景、缺什么。形式管通道，关系管发言权，技术管边界。三层不是并列口号，而是一层卡住、下一层跟着走偏。</w:t>
       </w:r>
     </w:p>
     <w:p>
@@ -202,7 +202,26 @@
           <w:color w:val="000000"/>
           <w:sz w:val="24"/>
         </w:rPr>
-        <w:t>《义务教育语文课程标准（2022年版）》强调平等对话。教育部基础教育教学指导委员会《中小学生成式人工智能使用指南（2025年版）》将生成式人工智能界定为能够生成文本、图片、音频、视频等内容的模型及相关技术，提出“育人为本、技术为用”，要求分学段差异化应用：小学阶段学生应在教师或家长帮助下使用开放式内容生成功能，教师不得将其作为替代性教学主体。UNESCO《教师人工智能能力框架》（2024）指出，人工智能正在使“教师—学生”关系转变为“教师—AI—学生”动态关系，但核心仍是人的主体性、伦理与教学法。黄荣怀把教育数字化的进阶概括为环境建设、资源供给与数字教学法变革：停留在设施与平台，而未进入数字教学法，容易出现高投入、低回报。UNESCO《2023年全球教育监测报告》提醒，教育技术影响的可靠、公正证据仍然不足，技术应为学习服务，而不能取代教与学所依赖的人际连接。</w:t>
+        <w:t>陈丽的教学交互层次塔原用于远程学习。拿到小学语文面授课里，只作一把尺子：会点选、会投屏，停留在操作层；关键词和习作上屏，进入信息层；新旧观念在课文证据上碰撞，才到概念层。情意回应无法由算法完整承担，须由人接着做完。下面先看通道有没有打开。</w:t>
+      </w:r>
+    </w:p>
+    <w:p>
+      <w:pPr>
+        <w:pStyle w:val="Heading2"/>
+        <w:keepNext w:val="0"/>
+        <w:widowControl/>
+        <w:spacing w:before="160" w:after="80" w:line="360" w:lineRule="auto"/>
+        <w:ind w:firstLine="0"/>
+        <w:jc w:val="left"/>
+      </w:pPr>
+      <w:r>
+        <w:rPr>
+          <w:rFonts w:ascii="Times New Roman" w:hAnsi="Times New Roman" w:eastAsia="黑体" w:cs="Times New Roman"/>
+          <w:b/>
+          <w:color w:val="000000"/>
+          <w:sz w:val="24"/>
+        </w:rPr>
+        <w:t>（一）形式失衡：程式问答，遮蔽多向互动</w:t>
       </w:r>
     </w:p>
     <w:p>
@@ -220,7 +239,26 @@
           <w:color w:val="000000"/>
           <w:sz w:val="24"/>
         </w:rPr>
-        <w:t>本文采用课例分析、课堂观察、政策文本解读与文献对读。课例来自统编教材常态课与公开教学展示，包括《守株待兔》《火烧云》《手指》《小青蛙》《我们家的男子汉》，习作课《我的植物朋友》《即景》《这儿真美》《奇妙的想象》，阅读课《古人谈读书》《棉花姑娘》《大象的耳朵》等。区域教研中“赋能·分层·共生”的习作集备与“个案—共案—特案—定案”的备课闭环，提供过程性参照。观察用于识别互动结构，不作未交代样本的统计推断。课例只讨论教学设计与互动结构，不标注执教者个人身份。公开报道中的准确率数据标明来源层级，不作为本文实验数据。</w:t>
+        <w:t>形式失衡，就是把互动收成“教师一呼、学生百应”。教师与全体、教师与个别两条线占满课时，小组、生生、组际的横向通道进不去。深度互动不是被技术挡住的，是被这条放射状流程挡住的。</w:t>
+      </w:r>
+    </w:p>
+    <w:p>
+      <w:pPr>
+        <w:pStyle w:val="Heading3"/>
+        <w:keepNext w:val="0"/>
+        <w:widowControl/>
+        <w:spacing w:before="120" w:after="60" w:line="360" w:lineRule="auto"/>
+        <w:ind w:firstLine="0"/>
+        <w:jc w:val="left"/>
+      </w:pPr>
+      <w:r>
+        <w:rPr>
+          <w:rFonts w:ascii="Times New Roman" w:hAnsi="Times New Roman" w:eastAsia="黑体" w:cs="Times New Roman"/>
+          <w:b/>
+          <w:color w:val="000000"/>
+          <w:sz w:val="24"/>
+        </w:rPr>
+        <w:t>1. 通道单一：一呼百应，互动难以横向展开</w:t>
       </w:r>
     </w:p>
     <w:p>
@@ -238,7 +276,123 @@
           <w:color w:val="000000"/>
           <w:sz w:val="24"/>
         </w:rPr>
-        <w:t>近年小学语文领域的生成式人工智能研究，多集中在资源供给、分层练习、提问生成与习作支架。王春梅将其课堂功能概括为资源创新、方法优化与个性化学习，同时指出虚假信息、思维惰化、教师角色转换困难与技术风险。习作方面，贺琳珊、梅培军以童话创编课为例，常见路径是情境生成、即时反馈与智能评改。这些工作可以降低表达门槛，但较少回答三个课堂问题：通道如何从放射状转为多向，发言权如何从少数人回到全员，终答与价值判断如何避免交给机器。本文把祝智庭提出的人机分工底线落实为可观察的校准动作：适合机器做的事交给机器，适合人做的事留给人，二者结合能做得更好的事一起做。</w:t>
+        <w:t>三年级寓言课上常见这样的节奏：教师站在投影前问“这个故事告诉我们什么道理”，全班齐答“不能心存侥幸”，一名表达流畅的学生补一句“要靠劳动”，课就进入下一环节。齐声应答听起来热闹，主体并未真正进入对话。区域研讨里的一年级《棉花姑娘》用谜语导入、出示“棉”字卡片，情境是打开了，座位仍是行列式，学生齐看屏幕。全国展示里的五年级习作《即景》、三年级习作《我的植物朋友》，课桌摆在体育馆里，朝向同样对着讲台。可见通道单一并不因公开课自动消失。若再把生成式工具给出的“标准寓意”直接投出，学生连涵泳和试错也省了，程式只会更光滑。</w:t>
+      </w:r>
+    </w:p>
+    <w:p>
+      <w:pPr>
+        <w:pStyle w:val="Heading3"/>
+        <w:keepNext w:val="0"/>
+        <w:widowControl/>
+        <w:spacing w:before="120" w:after="60" w:line="360" w:lineRule="auto"/>
+        <w:ind w:firstLine="0"/>
+        <w:jc w:val="left"/>
+      </w:pPr>
+      <w:r>
+        <w:rPr>
+          <w:rFonts w:ascii="Times New Roman" w:hAnsi="Times New Roman" w:eastAsia="黑体" w:cs="Times New Roman"/>
+          <w:b/>
+          <w:color w:val="000000"/>
+          <w:sz w:val="24"/>
+        </w:rPr>
+        <w:t>2. 参与失衡：少数发言，主体难以全面进入</w:t>
+      </w:r>
+    </w:p>
+    <w:p>
+      <w:pPr>
+        <w:keepNext w:val="0"/>
+        <w:widowControl/>
+        <w:spacing w:before="0" w:after="0" w:line="360" w:lineRule="auto"/>
+        <w:ind w:firstLine="480"/>
+        <w:jc w:val="both"/>
+      </w:pPr>
+      <w:r>
+        <w:rPr>
+          <w:rFonts w:ascii="Times New Roman" w:hAnsi="Times New Roman" w:eastAsia="宋体" w:cs="Times New Roman"/>
+          <w:b w:val="0"/>
+          <w:color w:val="000000"/>
+          <w:sz w:val="24"/>
+        </w:rPr>
+        <w:t>身体在场不等于话语在场。行列式座位里，发言容易集中到教师较熟悉、表达较流畅的学生身上；小组里也常见“一人说、众人听”。《大象的耳朵》课上，学生齐刷刷举手对着教师，发起权仍在讲台一侧。此处不把“近三分之一沉默”写成未交代样本的统计。可以观察的是：内向学生和表达较弱的学生，在放射状问答里更容易旁观。生成式工具本可以归集不同想法，若只用它做习题和投屏，技术在场，通道还是一条。</w:t>
+      </w:r>
+    </w:p>
+    <w:p>
+      <w:pPr>
+        <w:pStyle w:val="Heading3"/>
+        <w:keepNext w:val="0"/>
+        <w:widowControl/>
+        <w:spacing w:before="120" w:after="60" w:line="360" w:lineRule="auto"/>
+        <w:ind w:firstLine="0"/>
+        <w:jc w:val="left"/>
+      </w:pPr>
+      <w:r>
+        <w:rPr>
+          <w:rFonts w:ascii="Times New Roman" w:hAnsi="Times New Roman" w:eastAsia="黑体" w:cs="Times New Roman"/>
+          <w:b/>
+          <w:color w:val="000000"/>
+          <w:sz w:val="24"/>
+        </w:rPr>
+        <w:t>3. 生成受限：教案固化，课堂难以容纳意外</w:t>
+      </w:r>
+    </w:p>
+    <w:p>
+      <w:pPr>
+        <w:keepNext w:val="0"/>
+        <w:widowControl/>
+        <w:spacing w:before="0" w:after="0" w:line="360" w:lineRule="auto"/>
+        <w:ind w:firstLine="480"/>
+        <w:jc w:val="both"/>
+      </w:pPr>
+      <w:r>
+        <w:rPr>
+          <w:rFonts w:ascii="Times New Roman" w:hAnsi="Times New Roman" w:eastAsia="宋体" w:cs="Times New Roman"/>
+          <w:b w:val="0"/>
+          <w:color w:val="000000"/>
+          <w:sz w:val="24"/>
+        </w:rPr>
+        <w:t>教师担心小组活动打乱节奏，便把先问什么、谁来答、标准句是哪一句写进每一分钟。教案走完，互动也宣告结束。问法单一，根子是不敢把时间交给尚未写进教案的那句话。此时若再用生成式工具预先生产“标准赏析”，生成空间会更窄。形式这一层不打开，后面所谓平等交往和技术赋能，都会落在同一条放射线上。图2把四张现场放在一起，便于对照座位朝向和发言方向。</w:t>
+      </w:r>
+    </w:p>
+    <w:p>
+      <w:pPr>
+        <w:keepNext/>
+        <w:spacing w:before="120" w:after="0" w:line="360" w:lineRule="auto"/>
+        <w:ind w:firstLine="0"/>
+        <w:jc w:val="center"/>
+      </w:pPr>
+      <w:r>
+        <w:drawing>
+          <wp:inline xmlns:a="http://schemas.openxmlformats.org/drawingml/2006/main" xmlns:pic="http://schemas.openxmlformats.org/drawingml/2006/picture">
+            <wp:extent cx="5400000" cy="4189160"/>
+            <wp:docPr id="2" name="Picture 2"/>
+            <wp:cNvGraphicFramePr>
+              <a:graphicFrameLocks noChangeAspect="1"/>
+            </wp:cNvGraphicFramePr>
+            <a:graphic>
+              <a:graphicData uri="http://schemas.openxmlformats.org/drawingml/2006/picture">
+                <pic:pic>
+                  <pic:nvPicPr>
+                    <pic:cNvPr id="0" name="plate_scene.jpg"/>
+                    <pic:cNvPicPr/>
+                  </pic:nvPicPr>
+                  <pic:blipFill>
+                    <a:blip r:embed="rId12"/>
+                    <a:stretch>
+                      <a:fillRect/>
+                    </a:stretch>
+                  </pic:blipFill>
+                  <pic:spPr>
+                    <a:xfrm>
+                      <a:off x="0" y="0"/>
+                      <a:ext cx="5400000" cy="4189160"/>
+                    </a:xfrm>
+                    <a:prstGeom prst="rect"/>
+                  </pic:spPr>
+                </pic:pic>
+              </a:graphicData>
+            </a:graphic>
+          </wp:inline>
+        </w:drawing>
       </w:r>
     </w:p>
     <w:p>
@@ -256,7 +410,915 @@
           <w:color w:val="000000"/>
           <w:sz w:val="21"/>
         </w:rPr>
-        <w:t>表1　已有研究关注点与本文校准指向</w:t>
+        <w:t>图2　课堂现场合集：（a）《棉花姑娘》；（b）《大象的耳朵》；（c）《即景》；（d）《我的植物朋友》</w:t>
+      </w:r>
+    </w:p>
+    <w:p>
+      <w:pPr>
+        <w:pStyle w:val="Heading2"/>
+        <w:keepNext w:val="0"/>
+        <w:widowControl/>
+        <w:spacing w:before="160" w:after="80" w:line="360" w:lineRule="auto"/>
+        <w:ind w:firstLine="0"/>
+        <w:jc w:val="left"/>
+      </w:pPr>
+      <w:r>
+        <w:rPr>
+          <w:rFonts w:ascii="Times New Roman" w:hAnsi="Times New Roman" w:eastAsia="黑体" w:cs="Times New Roman"/>
+          <w:b/>
+          <w:color w:val="000000"/>
+          <w:sz w:val="24"/>
+        </w:rPr>
+        <w:t>（二）关系失衡：主客固化，消解平等交往</w:t>
+      </w:r>
+    </w:p>
+    <w:p>
+      <w:pPr>
+        <w:keepNext w:val="0"/>
+        <w:widowControl/>
+        <w:spacing w:before="0" w:after="0" w:line="360" w:lineRule="auto"/>
+        <w:ind w:firstLine="480"/>
+        <w:jc w:val="both"/>
+      </w:pPr>
+      <w:r>
+        <w:rPr>
+          <w:rFonts w:ascii="Times New Roman" w:hAnsi="Times New Roman" w:eastAsia="宋体" w:cs="Times New Roman"/>
+          <w:b w:val="0"/>
+          <w:color w:val="000000"/>
+          <w:sz w:val="24"/>
+        </w:rPr>
+        <w:t>通道窄，发言权就会更集中。完整互动本应包含认知、情意和行为。关系失衡，是发起权、可见权、判断权持续握在教师和少数学生手里。</w:t>
+      </w:r>
+    </w:p>
+    <w:p>
+      <w:pPr>
+        <w:pStyle w:val="Heading3"/>
+        <w:keepNext w:val="0"/>
+        <w:widowControl/>
+        <w:spacing w:before="120" w:after="60" w:line="360" w:lineRule="auto"/>
+        <w:ind w:firstLine="0"/>
+        <w:jc w:val="left"/>
+      </w:pPr>
+      <w:r>
+        <w:rPr>
+          <w:rFonts w:ascii="Times New Roman" w:hAnsi="Times New Roman" w:eastAsia="黑体" w:cs="Times New Roman"/>
+          <w:b/>
+          <w:color w:val="000000"/>
+          <w:sz w:val="24"/>
+        </w:rPr>
+        <w:t>1. 发起单向：教师独问，学生习惯被动应答</w:t>
+      </w:r>
+    </w:p>
+    <w:p>
+      <w:pPr>
+        <w:keepNext w:val="0"/>
+        <w:widowControl/>
+        <w:spacing w:before="0" w:after="0" w:line="360" w:lineRule="auto"/>
+        <w:ind w:firstLine="480"/>
+        <w:jc w:val="both"/>
+      </w:pPr>
+      <w:r>
+        <w:rPr>
+          <w:rFonts w:ascii="Times New Roman" w:hAnsi="Times New Roman" w:eastAsia="宋体" w:cs="Times New Roman"/>
+          <w:b w:val="0"/>
+          <w:color w:val="000000"/>
+          <w:sz w:val="24"/>
+        </w:rPr>
+        <w:t>教师始终是问题发起者，学生只是执行者。问点落在字词句篇的标准解释上，学生出错时急于纠正答案，情绪来不及安抚，个性化态度更难展示。部分课堂把生成式工具当成扩音器：同一段赏析，过去写在教案里，现在由机器读出来，主客关系被“更正确的声音”加固。与预设不合的想法，常被一句“下课再聊”绕开。</w:t>
+      </w:r>
+    </w:p>
+    <w:p>
+      <w:pPr>
+        <w:pStyle w:val="Heading3"/>
+        <w:keepNext w:val="0"/>
+        <w:widowControl/>
+        <w:spacing w:before="120" w:after="60" w:line="360" w:lineRule="auto"/>
+        <w:ind w:firstLine="0"/>
+        <w:jc w:val="left"/>
+      </w:pPr>
+      <w:r>
+        <w:rPr>
+          <w:rFonts w:ascii="Times New Roman" w:hAnsi="Times New Roman" w:eastAsia="黑体" w:cs="Times New Roman"/>
+          <w:b/>
+          <w:color w:val="000000"/>
+          <w:sz w:val="24"/>
+        </w:rPr>
+        <w:t>2. 表达失衡：少数独言，边缘学生持续旁观</w:t>
+      </w:r>
+    </w:p>
+    <w:p>
+      <w:pPr>
+        <w:keepNext w:val="0"/>
+        <w:widowControl/>
+        <w:spacing w:before="0" w:after="0" w:line="360" w:lineRule="auto"/>
+        <w:ind w:firstLine="480"/>
+        <w:jc w:val="both"/>
+      </w:pPr>
+      <w:r>
+        <w:rPr>
+          <w:rFonts w:ascii="Times New Roman" w:hAnsi="Times New Roman" w:eastAsia="宋体" w:cs="Times New Roman"/>
+          <w:b w:val="0"/>
+          <w:color w:val="000000"/>
+          <w:sz w:val="24"/>
+        </w:rPr>
+        <w:t>发言集中于少数人，互动停在浅层，缺少碰撞。若只把活跃者的答案投上屏幕，边缘学生被看见的机会不会自动增加。《古人谈读书》里一名学生持麦克风解释语录，这是发起权下移的瞬间；其余学生仍坐成秧田，说明个别位置的复权，还不等于全员通道已经打开。应然状态应是：学生面向同伴说，教师退到一侧听，屏幕只承担支架。</w:t>
+      </w:r>
+    </w:p>
+    <w:p>
+      <w:pPr>
+        <w:pStyle w:val="Heading3"/>
+        <w:keepNext w:val="0"/>
+        <w:widowControl/>
+        <w:spacing w:before="120" w:after="60" w:line="360" w:lineRule="auto"/>
+        <w:ind w:firstLine="0"/>
+        <w:jc w:val="left"/>
+      </w:pPr>
+      <w:r>
+        <w:rPr>
+          <w:rFonts w:ascii="Times New Roman" w:hAnsi="Times New Roman" w:eastAsia="黑体" w:cs="Times New Roman"/>
+          <w:b/>
+          <w:color w:val="000000"/>
+          <w:sz w:val="24"/>
+        </w:rPr>
+        <w:t>3. 权责模糊：技术介入，师生关系反而弱化</w:t>
+      </w:r>
+    </w:p>
+    <w:p>
+      <w:pPr>
+        <w:keepNext w:val="0"/>
+        <w:widowControl/>
+        <w:spacing w:before="0" w:after="0" w:line="360" w:lineRule="auto"/>
+        <w:ind w:firstLine="480"/>
+        <w:jc w:val="both"/>
+      </w:pPr>
+      <w:r>
+        <w:rPr>
+          <w:rFonts w:ascii="Times New Roman" w:hAnsi="Times New Roman" w:eastAsia="宋体" w:cs="Times New Roman"/>
+          <w:b w:val="0"/>
+          <w:color w:val="000000"/>
+          <w:sz w:val="24"/>
+        </w:rPr>
+        <w:t>若把师生互动等同于课堂提问，交往进不了教学过程的基本构成。评价优先看进度和知识点覆盖，教师便不敢把时间交给开放探究。学生的倾听、表达、合作缺少常态训练，给了机会也不容易形成高质量对话。生成式人工智能进来后，若提问权和评价权再让给机器，教师容易变成播放者，学生容易变成校对者。关系这一层不校准，技术越流畅，主客越难松动。</w:t>
+      </w:r>
+    </w:p>
+    <w:p>
+      <w:pPr>
+        <w:pStyle w:val="Heading2"/>
+        <w:keepNext w:val="0"/>
+        <w:widowControl/>
+        <w:spacing w:before="160" w:after="80" w:line="360" w:lineRule="auto"/>
+        <w:ind w:firstLine="0"/>
+        <w:jc w:val="left"/>
+      </w:pPr>
+      <w:r>
+        <w:rPr>
+          <w:rFonts w:ascii="Times New Roman" w:hAnsi="Times New Roman" w:eastAsia="黑体" w:cs="Times New Roman"/>
+          <w:b/>
+          <w:color w:val="000000"/>
+          <w:sz w:val="24"/>
+        </w:rPr>
+        <w:t>（三）技术失衡：工具越位，遮蔽真实对话</w:t>
+      </w:r>
+    </w:p>
+    <w:p>
+      <w:pPr>
+        <w:keepNext w:val="0"/>
+        <w:widowControl/>
+        <w:spacing w:before="0" w:after="0" w:line="360" w:lineRule="auto"/>
+        <w:ind w:firstLine="480"/>
+        <w:jc w:val="both"/>
+      </w:pPr>
+      <w:r>
+        <w:rPr>
+          <w:rFonts w:ascii="Times New Roman" w:hAnsi="Times New Roman" w:eastAsia="宋体" w:cs="Times New Roman"/>
+          <w:b w:val="0"/>
+          <w:color w:val="000000"/>
+          <w:sz w:val="24"/>
+        </w:rPr>
+        <w:t>形式和关系没有校准，生成式工具就容易从支架变成越位的判断者：替学生思考，替教师判断，用人机问答充当情意交流。《中小学生成式人工智能使用指南（2025年版）》提出“育人为本、技术为用”，明确教师不得将其作为替代性教学主体，小学阶段学生不得独自使用开放式内容生成功能。UNESCO《教师人工智能能力框架》也指出，教学关系可以转为教师—AI—学生，核心仍是人的主体性。黄荣怀把数字化进阶写成环境、资源、数字教学法：停在设备在场，进不了教学法，容易高投入、低回报。</w:t>
+      </w:r>
+    </w:p>
+    <w:p>
+      <w:pPr>
+        <w:pStyle w:val="Heading3"/>
+        <w:keepNext w:val="0"/>
+        <w:widowControl/>
+        <w:spacing w:before="120" w:after="60" w:line="360" w:lineRule="auto"/>
+        <w:ind w:firstLine="0"/>
+        <w:jc w:val="left"/>
+      </w:pPr>
+      <w:r>
+        <w:rPr>
+          <w:rFonts w:ascii="Times New Roman" w:hAnsi="Times New Roman" w:eastAsia="黑体" w:cs="Times New Roman"/>
+          <w:b/>
+          <w:color w:val="000000"/>
+          <w:sz w:val="24"/>
+        </w:rPr>
+        <w:t>1. 替答现象：机器给解，学生跳过自主思考</w:t>
+      </w:r>
+    </w:p>
+    <w:p>
+      <w:pPr>
+        <w:keepNext w:val="0"/>
+        <w:widowControl/>
+        <w:spacing w:before="0" w:after="0" w:line="360" w:lineRule="auto"/>
+        <w:ind w:firstLine="480"/>
+        <w:jc w:val="both"/>
+      </w:pPr>
+      <w:r>
+        <w:rPr>
+          <w:rFonts w:ascii="Times New Roman" w:hAnsi="Times New Roman" w:eastAsia="宋体" w:cs="Times New Roman"/>
+          <w:b w:val="0"/>
+          <w:color w:val="000000"/>
+          <w:sz w:val="24"/>
+        </w:rPr>
+        <w:t>学生对着屏幕读标准赏析，教师点头，进入下一题。主体都在场，过程没有生成。直接输出寓意、中心思想或范文，学生跳过探究与试错，概念交互被切断。这也与《使用指南》禁止把生成内容直接作为作业或考试答案的要求相悖。</w:t>
+      </w:r>
+    </w:p>
+    <w:p>
+      <w:pPr>
+        <w:pStyle w:val="Heading3"/>
+        <w:keepNext w:val="0"/>
+        <w:widowControl/>
+        <w:spacing w:before="120" w:after="60" w:line="360" w:lineRule="auto"/>
+        <w:ind w:firstLine="0"/>
+        <w:jc w:val="left"/>
+      </w:pPr>
+      <w:r>
+        <w:rPr>
+          <w:rFonts w:ascii="Times New Roman" w:hAnsi="Times New Roman" w:eastAsia="黑体" w:cs="Times New Roman"/>
+          <w:b/>
+          <w:color w:val="000000"/>
+          <w:sz w:val="24"/>
+        </w:rPr>
+        <w:t>2. 替评现象：数据代言，情意回应难以替代</w:t>
+      </w:r>
+    </w:p>
+    <w:p>
+      <w:pPr>
+        <w:keepNext w:val="0"/>
+        <w:widowControl/>
+        <w:spacing w:before="0" w:after="0" w:line="360" w:lineRule="auto"/>
+        <w:ind w:firstLine="480"/>
+        <w:jc w:val="both"/>
+      </w:pPr>
+      <w:r>
+        <w:rPr>
+          <w:rFonts w:ascii="Times New Roman" w:hAnsi="Times New Roman" w:eastAsia="宋体" w:cs="Times New Roman"/>
+          <w:b w:val="0"/>
+          <w:color w:val="000000"/>
+          <w:sz w:val="24"/>
+        </w:rPr>
+        <w:t>用机器评分、活跃度统计代替现场研判，是第二类越位。活跃度低可能是性格、准备或问题过难，一个数字代替不了。当众展示带羞辱性的语音测评分数，学生下次更倾向选择安全答案，情意互动随之收缩。</w:t>
+      </w:r>
+    </w:p>
+    <w:p>
+      <w:pPr>
+        <w:pStyle w:val="Heading3"/>
+        <w:keepNext w:val="0"/>
+        <w:widowControl/>
+        <w:spacing w:before="120" w:after="60" w:line="360" w:lineRule="auto"/>
+        <w:ind w:firstLine="0"/>
+        <w:jc w:val="left"/>
+      </w:pPr>
+      <w:r>
+        <w:rPr>
+          <w:rFonts w:ascii="Times New Roman" w:hAnsi="Times New Roman" w:eastAsia="黑体" w:cs="Times New Roman"/>
+          <w:b/>
+          <w:color w:val="000000"/>
+          <w:sz w:val="24"/>
+        </w:rPr>
+        <w:t>3. 替证现象：工具出场，被误认为课堂升级</w:t>
+      </w:r>
+    </w:p>
+    <w:p>
+      <w:pPr>
+        <w:keepNext w:val="0"/>
+        <w:widowControl/>
+        <w:spacing w:before="0" w:after="0" w:line="360" w:lineRule="auto"/>
+        <w:ind w:firstLine="480"/>
+        <w:jc w:val="both"/>
+      </w:pPr>
+      <w:r>
+        <w:rPr>
+          <w:rFonts w:ascii="Times New Roman" w:hAnsi="Times New Roman" w:eastAsia="宋体" w:cs="Times New Roman"/>
+          <w:b w:val="0"/>
+          <w:color w:val="000000"/>
+          <w:sz w:val="24"/>
+        </w:rPr>
+        <w:t>把是否使用生成式人工智能当作课堂先进的证明，是第三类越位。操作层流畅，不等于概念层发生。UNESCO《2023年全球教育监测报告》提醒，教育技术影响的可靠证据仍然不足，技术不能取代教与学所依赖的人际连接。情感体察和价值判断仍须由人完成。三类失衡的识别与校准指向，收在表1；现场用过的板书和记录卡，则说明支架材料本身往往是清楚的，缺的是通道和权责。</w:t>
+      </w:r>
+    </w:p>
+    <w:p>
+      <w:pPr>
+        <w:keepNext w:val="0"/>
+        <w:widowControl/>
+        <w:spacing w:before="40" w:after="160" w:line="360" w:lineRule="auto"/>
+        <w:ind w:firstLine="0"/>
+        <w:jc w:val="center"/>
+      </w:pPr>
+      <w:r>
+        <w:rPr>
+          <w:rFonts w:ascii="Times New Roman" w:hAnsi="Times New Roman" w:eastAsia="宋体" w:cs="Times New Roman"/>
+          <w:b w:val="0"/>
+          <w:color w:val="000000"/>
+          <w:sz w:val="21"/>
+        </w:rPr>
+        <w:t>表1　三类失衡、识别信号与校准指向</w:t>
+      </w:r>
+    </w:p>
+    <w:tbl>
+      <w:tblPr>
+        <w:tblW w:type="pct" w:w="5000"/>
+        <w:jc w:val="center"/>
+        <w:tblLook w:firstColumn="1" w:firstRow="1" w:lastColumn="0" w:lastRow="0" w:noHBand="0" w:noVBand="1" w:val="04A0"/>
+        <w:tblBorders>
+          <w:top w:val="nil" w:sz="0" w:space="0" w:color="auto"/>
+          <w:left w:val="nil" w:sz="0" w:space="0" w:color="auto"/>
+          <w:bottom w:val="nil" w:sz="0" w:space="0" w:color="auto"/>
+          <w:right w:val="nil" w:sz="0" w:space="0" w:color="auto"/>
+          <w:insideH w:val="nil" w:sz="0" w:space="0" w:color="auto"/>
+          <w:insideV w:val="nil" w:sz="0" w:space="0" w:color="auto"/>
+        </w:tblBorders>
+      </w:tblPr>
+      <w:tblGrid>
+        <w:gridCol w:w="2183"/>
+        <w:gridCol w:w="2183"/>
+        <w:gridCol w:w="2183"/>
+        <w:gridCol w:w="2183"/>
+      </w:tblGrid>
+      <w:tr>
+        <w:tc>
+          <w:tcPr>
+            <w:tcW w:type="dxa" w:w="2183"/>
+            <w:tcBorders>
+              <w:left w:val="nil" w:sz="0" w:space="0" w:color="000000"/>
+              <w:right w:val="nil" w:sz="0" w:space="0" w:color="000000"/>
+              <w:top w:val="single" w:sz="12" w:space="0" w:color="000000"/>
+              <w:bottom w:val="single" w:sz="6" w:space="0" w:color="000000"/>
+            </w:tcBorders>
+          </w:tcPr>
+          <w:p>
+            <w:pPr>
+              <w:spacing w:line="360" w:lineRule="auto"/>
+              <w:ind w:firstLine="0"/>
+              <w:jc w:val="center"/>
+            </w:pPr>
+            <w:r>
+              <w:rPr>
+                <w:rFonts w:ascii="Times New Roman" w:hAnsi="Times New Roman" w:eastAsia="黑体" w:cs="Times New Roman"/>
+                <w:b/>
+                <w:color w:val="000000"/>
+                <w:sz w:val="21"/>
+              </w:rPr>
+              <w:t>失衡类型</w:t>
+            </w:r>
+          </w:p>
+        </w:tc>
+        <w:tc>
+          <w:tcPr>
+            <w:tcW w:type="dxa" w:w="2183"/>
+            <w:tcBorders>
+              <w:left w:val="nil" w:sz="0" w:space="0" w:color="000000"/>
+              <w:right w:val="nil" w:sz="0" w:space="0" w:color="000000"/>
+              <w:top w:val="single" w:sz="12" w:space="0" w:color="000000"/>
+              <w:bottom w:val="single" w:sz="6" w:space="0" w:color="000000"/>
+            </w:tcBorders>
+          </w:tcPr>
+          <w:p>
+            <w:pPr>
+              <w:spacing w:line="360" w:lineRule="auto"/>
+              <w:ind w:firstLine="0"/>
+              <w:jc w:val="center"/>
+            </w:pPr>
+            <w:r>
+              <w:rPr>
+                <w:rFonts w:ascii="Times New Roman" w:hAnsi="Times New Roman" w:eastAsia="黑体" w:cs="Times New Roman"/>
+                <w:b/>
+                <w:color w:val="000000"/>
+                <w:sz w:val="21"/>
+              </w:rPr>
+              <w:t>核心问题</w:t>
+            </w:r>
+          </w:p>
+        </w:tc>
+        <w:tc>
+          <w:tcPr>
+            <w:tcW w:type="dxa" w:w="2183"/>
+            <w:tcBorders>
+              <w:left w:val="nil" w:sz="0" w:space="0" w:color="000000"/>
+              <w:right w:val="nil" w:sz="0" w:space="0" w:color="000000"/>
+              <w:top w:val="single" w:sz="12" w:space="0" w:color="000000"/>
+              <w:bottom w:val="single" w:sz="6" w:space="0" w:color="000000"/>
+            </w:tcBorders>
+          </w:tcPr>
+          <w:p>
+            <w:pPr>
+              <w:spacing w:line="360" w:lineRule="auto"/>
+              <w:ind w:firstLine="0"/>
+              <w:jc w:val="center"/>
+            </w:pPr>
+            <w:r>
+              <w:rPr>
+                <w:rFonts w:ascii="Times New Roman" w:hAnsi="Times New Roman" w:eastAsia="黑体" w:cs="Times New Roman"/>
+                <w:b/>
+                <w:color w:val="000000"/>
+                <w:sz w:val="21"/>
+              </w:rPr>
+              <w:t>可观察信号</w:t>
+            </w:r>
+          </w:p>
+        </w:tc>
+        <w:tc>
+          <w:tcPr>
+            <w:tcW w:type="dxa" w:w="2183"/>
+            <w:tcBorders>
+              <w:left w:val="nil" w:sz="0" w:space="0" w:color="000000"/>
+              <w:right w:val="nil" w:sz="0" w:space="0" w:color="000000"/>
+              <w:top w:val="single" w:sz="12" w:space="0" w:color="000000"/>
+              <w:bottom w:val="single" w:sz="6" w:space="0" w:color="000000"/>
+            </w:tcBorders>
+          </w:tcPr>
+          <w:p>
+            <w:pPr>
+              <w:spacing w:line="360" w:lineRule="auto"/>
+              <w:ind w:firstLine="0"/>
+              <w:jc w:val="center"/>
+            </w:pPr>
+            <w:r>
+              <w:rPr>
+                <w:rFonts w:ascii="Times New Roman" w:hAnsi="Times New Roman" w:eastAsia="黑体" w:cs="Times New Roman"/>
+                <w:b/>
+                <w:color w:val="000000"/>
+                <w:sz w:val="21"/>
+              </w:rPr>
+              <w:t>校准指向</w:t>
+            </w:r>
+          </w:p>
+        </w:tc>
+      </w:tr>
+      <w:tr>
+        <w:tc>
+          <w:tcPr>
+            <w:tcW w:type="dxa" w:w="2183"/>
+            <w:tcBorders>
+              <w:left w:val="nil" w:sz="0" w:space="0" w:color="000000"/>
+              <w:right w:val="nil" w:sz="0" w:space="0" w:color="000000"/>
+              <w:top w:val="nil" w:sz="0" w:space="0" w:color="000000"/>
+              <w:bottom w:val="nil" w:sz="0" w:space="0" w:color="000000"/>
+            </w:tcBorders>
+          </w:tcPr>
+          <w:p>
+            <w:pPr>
+              <w:spacing w:line="360" w:lineRule="auto"/>
+              <w:ind w:firstLine="0"/>
+              <w:jc w:val="left"/>
+            </w:pPr>
+            <w:r>
+              <w:rPr>
+                <w:rFonts w:ascii="Times New Roman" w:hAnsi="Times New Roman" w:eastAsia="宋体" w:cs="Times New Roman"/>
+                <w:b w:val="0"/>
+                <w:color w:val="000000"/>
+                <w:sz w:val="21"/>
+              </w:rPr>
+              <w:t>形式失衡</w:t>
+            </w:r>
+          </w:p>
+        </w:tc>
+        <w:tc>
+          <w:tcPr>
+            <w:tcW w:type="dxa" w:w="2183"/>
+            <w:tcBorders>
+              <w:left w:val="nil" w:sz="0" w:space="0" w:color="000000"/>
+              <w:right w:val="nil" w:sz="0" w:space="0" w:color="000000"/>
+              <w:top w:val="nil" w:sz="0" w:space="0" w:color="000000"/>
+              <w:bottom w:val="nil" w:sz="0" w:space="0" w:color="000000"/>
+            </w:tcBorders>
+          </w:tcPr>
+          <w:p>
+            <w:pPr>
+              <w:spacing w:line="360" w:lineRule="auto"/>
+              <w:ind w:firstLine="0"/>
+              <w:jc w:val="left"/>
+            </w:pPr>
+            <w:r>
+              <w:rPr>
+                <w:rFonts w:ascii="Times New Roman" w:hAnsi="Times New Roman" w:eastAsia="宋体" w:cs="Times New Roman"/>
+                <w:b w:val="0"/>
+                <w:color w:val="000000"/>
+                <w:sz w:val="21"/>
+              </w:rPr>
+              <w:t>怎么互动</w:t>
+            </w:r>
+          </w:p>
+        </w:tc>
+        <w:tc>
+          <w:tcPr>
+            <w:tcW w:type="dxa" w:w="2183"/>
+            <w:tcBorders>
+              <w:left w:val="nil" w:sz="0" w:space="0" w:color="000000"/>
+              <w:right w:val="nil" w:sz="0" w:space="0" w:color="000000"/>
+              <w:top w:val="nil" w:sz="0" w:space="0" w:color="000000"/>
+              <w:bottom w:val="nil" w:sz="0" w:space="0" w:color="000000"/>
+            </w:tcBorders>
+          </w:tcPr>
+          <w:p>
+            <w:pPr>
+              <w:spacing w:line="360" w:lineRule="auto"/>
+              <w:ind w:firstLine="0"/>
+              <w:jc w:val="left"/>
+            </w:pPr>
+            <w:r>
+              <w:rPr>
+                <w:rFonts w:ascii="Times New Roman" w:hAnsi="Times New Roman" w:eastAsia="宋体" w:cs="Times New Roman"/>
+                <w:b w:val="0"/>
+                <w:color w:val="000000"/>
+                <w:sz w:val="21"/>
+              </w:rPr>
+              <w:t>放射状问答、横向通道不足、教案不容意外</w:t>
+            </w:r>
+          </w:p>
+        </w:tc>
+        <w:tc>
+          <w:tcPr>
+            <w:tcW w:type="dxa" w:w="2183"/>
+            <w:tcBorders>
+              <w:left w:val="nil" w:sz="0" w:space="0" w:color="000000"/>
+              <w:right w:val="nil" w:sz="0" w:space="0" w:color="000000"/>
+              <w:top w:val="nil" w:sz="0" w:space="0" w:color="000000"/>
+              <w:bottom w:val="nil" w:sz="0" w:space="0" w:color="000000"/>
+            </w:tcBorders>
+          </w:tcPr>
+          <w:p>
+            <w:pPr>
+              <w:spacing w:line="360" w:lineRule="auto"/>
+              <w:ind w:firstLine="0"/>
+              <w:jc w:val="left"/>
+            </w:pPr>
+            <w:r>
+              <w:rPr>
+                <w:rFonts w:ascii="Times New Roman" w:hAnsi="Times New Roman" w:eastAsia="宋体" w:cs="Times New Roman"/>
+                <w:b w:val="0"/>
+                <w:color w:val="000000"/>
+                <w:sz w:val="21"/>
+              </w:rPr>
+              <w:t>破程之阶：打开通道</w:t>
+            </w:r>
+          </w:p>
+        </w:tc>
+      </w:tr>
+      <w:tr>
+        <w:tc>
+          <w:tcPr>
+            <w:tcW w:type="dxa" w:w="2183"/>
+            <w:tcBorders>
+              <w:left w:val="nil" w:sz="0" w:space="0" w:color="000000"/>
+              <w:right w:val="nil" w:sz="0" w:space="0" w:color="000000"/>
+              <w:top w:val="nil" w:sz="0" w:space="0" w:color="000000"/>
+              <w:bottom w:val="nil" w:sz="0" w:space="0" w:color="000000"/>
+            </w:tcBorders>
+          </w:tcPr>
+          <w:p>
+            <w:pPr>
+              <w:spacing w:line="360" w:lineRule="auto"/>
+              <w:ind w:firstLine="0"/>
+              <w:jc w:val="left"/>
+            </w:pPr>
+            <w:r>
+              <w:rPr>
+                <w:rFonts w:ascii="Times New Roman" w:hAnsi="Times New Roman" w:eastAsia="宋体" w:cs="Times New Roman"/>
+                <w:b w:val="0"/>
+                <w:color w:val="000000"/>
+                <w:sz w:val="21"/>
+              </w:rPr>
+              <w:t>关系失衡</w:t>
+            </w:r>
+          </w:p>
+        </w:tc>
+        <w:tc>
+          <w:tcPr>
+            <w:tcW w:type="dxa" w:w="2183"/>
+            <w:tcBorders>
+              <w:left w:val="nil" w:sz="0" w:space="0" w:color="000000"/>
+              <w:right w:val="nil" w:sz="0" w:space="0" w:color="000000"/>
+              <w:top w:val="nil" w:sz="0" w:space="0" w:color="000000"/>
+              <w:bottom w:val="nil" w:sz="0" w:space="0" w:color="000000"/>
+            </w:tcBorders>
+          </w:tcPr>
+          <w:p>
+            <w:pPr>
+              <w:spacing w:line="360" w:lineRule="auto"/>
+              <w:ind w:firstLine="0"/>
+              <w:jc w:val="left"/>
+            </w:pPr>
+            <w:r>
+              <w:rPr>
+                <w:rFonts w:ascii="Times New Roman" w:hAnsi="Times New Roman" w:eastAsia="宋体" w:cs="Times New Roman"/>
+                <w:b w:val="0"/>
+                <w:color w:val="000000"/>
+                <w:sz w:val="21"/>
+              </w:rPr>
+              <w:t>谁拥有互动权</w:t>
+            </w:r>
+          </w:p>
+        </w:tc>
+        <w:tc>
+          <w:tcPr>
+            <w:tcW w:type="dxa" w:w="2183"/>
+            <w:tcBorders>
+              <w:left w:val="nil" w:sz="0" w:space="0" w:color="000000"/>
+              <w:right w:val="nil" w:sz="0" w:space="0" w:color="000000"/>
+              <w:top w:val="nil" w:sz="0" w:space="0" w:color="000000"/>
+              <w:bottom w:val="nil" w:sz="0" w:space="0" w:color="000000"/>
+            </w:tcBorders>
+          </w:tcPr>
+          <w:p>
+            <w:pPr>
+              <w:spacing w:line="360" w:lineRule="auto"/>
+              <w:ind w:firstLine="0"/>
+              <w:jc w:val="left"/>
+            </w:pPr>
+            <w:r>
+              <w:rPr>
+                <w:rFonts w:ascii="Times New Roman" w:hAnsi="Times New Roman" w:eastAsia="宋体" w:cs="Times New Roman"/>
+                <w:b w:val="0"/>
+                <w:color w:val="000000"/>
+                <w:sz w:val="21"/>
+              </w:rPr>
+              <w:t>教师独问、少数独言、边缘学生旁观</w:t>
+            </w:r>
+          </w:p>
+        </w:tc>
+        <w:tc>
+          <w:tcPr>
+            <w:tcW w:type="dxa" w:w="2183"/>
+            <w:tcBorders>
+              <w:left w:val="nil" w:sz="0" w:space="0" w:color="000000"/>
+              <w:right w:val="nil" w:sz="0" w:space="0" w:color="000000"/>
+              <w:top w:val="nil" w:sz="0" w:space="0" w:color="000000"/>
+              <w:bottom w:val="nil" w:sz="0" w:space="0" w:color="000000"/>
+            </w:tcBorders>
+          </w:tcPr>
+          <w:p>
+            <w:pPr>
+              <w:spacing w:line="360" w:lineRule="auto"/>
+              <w:ind w:firstLine="0"/>
+              <w:jc w:val="left"/>
+            </w:pPr>
+            <w:r>
+              <w:rPr>
+                <w:rFonts w:ascii="Times New Roman" w:hAnsi="Times New Roman" w:eastAsia="宋体" w:cs="Times New Roman"/>
+                <w:b w:val="0"/>
+                <w:color w:val="000000"/>
+                <w:sz w:val="21"/>
+              </w:rPr>
+              <w:t>复权之阶：归还权责</w:t>
+            </w:r>
+          </w:p>
+        </w:tc>
+      </w:tr>
+      <w:tr>
+        <w:tc>
+          <w:tcPr>
+            <w:tcW w:type="dxa" w:w="2183"/>
+            <w:tcBorders>
+              <w:left w:val="nil" w:sz="0" w:space="0" w:color="000000"/>
+              <w:right w:val="nil" w:sz="0" w:space="0" w:color="000000"/>
+              <w:top w:val="nil" w:sz="0" w:space="0" w:color="000000"/>
+              <w:bottom w:val="single" w:sz="12" w:space="0" w:color="000000"/>
+            </w:tcBorders>
+          </w:tcPr>
+          <w:p>
+            <w:pPr>
+              <w:spacing w:line="360" w:lineRule="auto"/>
+              <w:ind w:firstLine="0"/>
+              <w:jc w:val="left"/>
+            </w:pPr>
+            <w:r>
+              <w:rPr>
+                <w:rFonts w:ascii="Times New Roman" w:hAnsi="Times New Roman" w:eastAsia="宋体" w:cs="Times New Roman"/>
+                <w:b w:val="0"/>
+                <w:color w:val="000000"/>
+                <w:sz w:val="21"/>
+              </w:rPr>
+              <w:t>技术失衡</w:t>
+            </w:r>
+          </w:p>
+        </w:tc>
+        <w:tc>
+          <w:tcPr>
+            <w:tcW w:type="dxa" w:w="2183"/>
+            <w:tcBorders>
+              <w:left w:val="nil" w:sz="0" w:space="0" w:color="000000"/>
+              <w:right w:val="nil" w:sz="0" w:space="0" w:color="000000"/>
+              <w:top w:val="nil" w:sz="0" w:space="0" w:color="000000"/>
+              <w:bottom w:val="single" w:sz="12" w:space="0" w:color="000000"/>
+            </w:tcBorders>
+          </w:tcPr>
+          <w:p>
+            <w:pPr>
+              <w:spacing w:line="360" w:lineRule="auto"/>
+              <w:ind w:firstLine="0"/>
+              <w:jc w:val="left"/>
+            </w:pPr>
+            <w:r>
+              <w:rPr>
+                <w:rFonts w:ascii="Times New Roman" w:hAnsi="Times New Roman" w:eastAsia="宋体" w:cs="Times New Roman"/>
+                <w:b w:val="0"/>
+                <w:color w:val="000000"/>
+                <w:sz w:val="21"/>
+              </w:rPr>
+              <w:t>什么可以交给AI</w:t>
+            </w:r>
+          </w:p>
+        </w:tc>
+        <w:tc>
+          <w:tcPr>
+            <w:tcW w:type="dxa" w:w="2183"/>
+            <w:tcBorders>
+              <w:left w:val="nil" w:sz="0" w:space="0" w:color="000000"/>
+              <w:right w:val="nil" w:sz="0" w:space="0" w:color="000000"/>
+              <w:top w:val="nil" w:sz="0" w:space="0" w:color="000000"/>
+              <w:bottom w:val="single" w:sz="12" w:space="0" w:color="000000"/>
+            </w:tcBorders>
+          </w:tcPr>
+          <w:p>
+            <w:pPr>
+              <w:spacing w:line="360" w:lineRule="auto"/>
+              <w:ind w:firstLine="0"/>
+              <w:jc w:val="left"/>
+            </w:pPr>
+            <w:r>
+              <w:rPr>
+                <w:rFonts w:ascii="Times New Roman" w:hAnsi="Times New Roman" w:eastAsia="宋体" w:cs="Times New Roman"/>
+                <w:b w:val="0"/>
+                <w:color w:val="000000"/>
+                <w:sz w:val="21"/>
+              </w:rPr>
+              <w:t>替答、替评、替演、替证</w:t>
+            </w:r>
+          </w:p>
+        </w:tc>
+        <w:tc>
+          <w:tcPr>
+            <w:tcW w:type="dxa" w:w="2183"/>
+            <w:tcBorders>
+              <w:left w:val="nil" w:sz="0" w:space="0" w:color="000000"/>
+              <w:right w:val="nil" w:sz="0" w:space="0" w:color="000000"/>
+              <w:top w:val="nil" w:sz="0" w:space="0" w:color="000000"/>
+              <w:bottom w:val="single" w:sz="12" w:space="0" w:color="000000"/>
+            </w:tcBorders>
+          </w:tcPr>
+          <w:p>
+            <w:pPr>
+              <w:spacing w:line="360" w:lineRule="auto"/>
+              <w:ind w:firstLine="0"/>
+              <w:jc w:val="left"/>
+            </w:pPr>
+            <w:r>
+              <w:rPr>
+                <w:rFonts w:ascii="Times New Roman" w:hAnsi="Times New Roman" w:eastAsia="宋体" w:cs="Times New Roman"/>
+                <w:b w:val="0"/>
+                <w:color w:val="000000"/>
+                <w:sz w:val="21"/>
+              </w:rPr>
+              <w:t>守界之阶：限制越位</w:t>
+            </w:r>
+          </w:p>
+        </w:tc>
+      </w:tr>
+    </w:tbl>
+    <w:p>
+      <w:pPr>
+        <w:keepNext/>
+        <w:spacing w:before="120" w:after="0" w:line="360" w:lineRule="auto"/>
+        <w:ind w:firstLine="0"/>
+        <w:jc w:val="center"/>
+      </w:pPr>
+      <w:r>
+        <w:drawing>
+          <wp:inline xmlns:a="http://schemas.openxmlformats.org/drawingml/2006/main" xmlns:pic="http://schemas.openxmlformats.org/drawingml/2006/picture">
+            <wp:extent cx="5400000" cy="3844846"/>
+            <wp:docPr id="3" name="Picture 3"/>
+            <wp:cNvGraphicFramePr>
+              <a:graphicFrameLocks noChangeAspect="1"/>
+            </wp:cNvGraphicFramePr>
+            <a:graphic>
+              <a:graphicData uri="http://schemas.openxmlformats.org/drawingml/2006/picture">
+                <pic:pic>
+                  <pic:nvPicPr>
+                    <pic:cNvPr id="0" name="plate_scaffold.jpg"/>
+                    <pic:cNvPicPr/>
+                  </pic:nvPicPr>
+                  <pic:blipFill>
+                    <a:blip r:embed="rId13"/>
+                    <a:stretch>
+                      <a:fillRect/>
+                    </a:stretch>
+                  </pic:blipFill>
+                  <pic:spPr>
+                    <a:xfrm>
+                      <a:off x="0" y="0"/>
+                      <a:ext cx="5400000" cy="3844846"/>
+                    </a:xfrm>
+                    <a:prstGeom prst="rect"/>
+                  </pic:spPr>
+                </pic:pic>
+              </a:graphicData>
+            </a:graphic>
+          </wp:inline>
+        </w:drawing>
+      </w:r>
+    </w:p>
+    <w:p>
+      <w:pPr>
+        <w:keepNext w:val="0"/>
+        <w:widowControl/>
+        <w:spacing w:before="40" w:after="160" w:line="360" w:lineRule="auto"/>
+        <w:ind w:firstLine="0"/>
+        <w:jc w:val="center"/>
+      </w:pPr>
+      <w:r>
+        <w:rPr>
+          <w:rFonts w:ascii="Times New Roman" w:hAnsi="Times New Roman" w:eastAsia="宋体" w:cs="Times New Roman"/>
+          <w:b w:val="0"/>
+          <w:color w:val="000000"/>
+          <w:sz w:val="21"/>
+        </w:rPr>
+        <w:t>图3　真实教学材料合集：（a）《即景》板书；（b）日落观察记录单；（c）植物记录卡；（d）《古人谈读书》板书</w:t>
+      </w:r>
+    </w:p>
+    <w:p>
+      <w:pPr>
+        <w:keepNext w:val="0"/>
+        <w:widowControl/>
+        <w:spacing w:before="40" w:after="160" w:line="360" w:lineRule="auto"/>
+        <w:ind w:firstLine="0"/>
+        <w:jc w:val="center"/>
+      </w:pPr>
+      <w:r>
+        <w:rPr>
+          <w:rFonts w:ascii="Times New Roman" w:hAnsi="Times New Roman" w:eastAsia="宋体" w:cs="Times New Roman"/>
+          <w:b w:val="0"/>
+          <w:color w:val="000000"/>
+          <w:sz w:val="21"/>
+        </w:rPr>
+        <w:t>图3里的材料并不空洞。《即景》板书把“按一定顺序写”“写出动态变化”写在黑板上；观察记录单用简笔画记下太阳西偏、晚霞变色、渐渐落下；植物记录卡把看、闻、摸和感受分开写；《古人谈读书》板书把态度与方法收在“熟读深思”。这些都是可观察的支架。问题在于：支架上了屏、上了板，若座位和发言方向不变，课堂仍可能停在听讲。于是策略不能只谈“多用AI”，而要按通道、权责、边界拾级校准。</w:t>
+      </w:r>
+    </w:p>
+    <w:p>
+      <w:pPr>
+        <w:pStyle w:val="Heading1"/>
+        <w:keepNext w:val="0"/>
+        <w:widowControl/>
+        <w:spacing w:before="240" w:after="120" w:line="360" w:lineRule="auto"/>
+        <w:ind w:firstLine="0"/>
+        <w:jc w:val="center"/>
+      </w:pPr>
+      <w:r>
+        <w:rPr>
+          <w:rFonts w:ascii="Times New Roman" w:hAnsi="Times New Roman" w:eastAsia="黑体" w:cs="Times New Roman"/>
+          <w:b/>
+          <w:color w:val="000000"/>
+          <w:sz w:val="28"/>
+        </w:rPr>
+        <w:t>二、探究——三元协同课堂互动校准之阶</w:t>
+      </w:r>
+    </w:p>
+    <w:p>
+      <w:pPr>
+        <w:keepNext w:val="0"/>
+        <w:widowControl/>
+        <w:spacing w:before="0" w:after="0" w:line="360" w:lineRule="auto"/>
+        <w:ind w:firstLine="480"/>
+        <w:jc w:val="both"/>
+      </w:pPr>
+      <w:r>
+        <w:rPr>
+          <w:rFonts w:ascii="Times New Roman" w:hAnsi="Times New Roman" w:eastAsia="宋体" w:cs="Times New Roman"/>
+          <w:b w:val="0"/>
+          <w:color w:val="000000"/>
+          <w:sz w:val="24"/>
+        </w:rPr>
+        <w:t>已有小学语文生成式人工智能研究，多做资源生成、分层练习和习作支架。王春梅概括为资源创新、方法优化与个性化学习，并指出虚假信息、思维惰化、教师角色转换困难与技术风险。贺琳珊、梅培军以童话创编为例，路径常是情境生成、即时反馈、智能评改。这些工作能降低表达门槛，却较少回答：通道如何从放射状转为多向，发言权如何回到全员，终答如何不交给机器。祝智庭的人机分工底线——机器做可重复的，人做判断的，二者结合做更合适的——要落到可观察的动作上。本文把动作写成破程、复权、守界。通道不开，复权会变成新的点名；权责不校准，守界停在口头；边界不守，前两阶都会被更流畅的标准答案吞掉。</w:t>
+      </w:r>
+    </w:p>
+    <w:p>
+      <w:pPr>
+        <w:keepNext w:val="0"/>
+        <w:widowControl/>
+        <w:spacing w:before="40" w:after="160" w:line="360" w:lineRule="auto"/>
+        <w:ind w:firstLine="0"/>
+        <w:jc w:val="center"/>
+      </w:pPr>
+      <w:r>
+        <w:rPr>
+          <w:rFonts w:ascii="Times New Roman" w:hAnsi="Times New Roman" w:eastAsia="宋体" w:cs="Times New Roman"/>
+          <w:b w:val="0"/>
+          <w:color w:val="000000"/>
+          <w:sz w:val="21"/>
+        </w:rPr>
+        <w:t>表2　已有研究关注点与本文校准指向</w:t>
       </w:r>
     </w:p>
     <w:tbl>
@@ -845,1105 +1907,7 @@
           <w:color w:val="000000"/>
           <w:sz w:val="24"/>
         </w:rPr>
-        <w:t>生成式人工智能进入小学语文课堂，不等于互动主体简单增加，而要求组织方式、权责关系和技术边界一并调整。有效的三元协同，不是让教师、AI、学生三方平均用力，而是通过破程、复权、守界，使AI承担支架、教师承担引领、学生完成意义建构，推动互动由操作交互经信息交互进入概念交互，并由人完成情意回应。问题不在“有没有用AI”，而在“谁、在什么场景、缺什么、缺到什么程度”。形式解决“怎么互动”，关系解决“谁拥有互动权”，技术解决“什么可以交给AI”。三类失衡并非并列散落，而是层层加码：通道单一使参与面变窄，参与面变窄使发起权更集中，权责模糊后又使生成式工具以更流畅的界面完成替答、替评与替证。</w:t>
-      </w:r>
-    </w:p>
-    <w:p>
-      <w:pPr>
-        <w:keepNext/>
-        <w:spacing w:before="120" w:after="0" w:line="360" w:lineRule="auto"/>
-        <w:ind w:firstLine="0"/>
-        <w:jc w:val="center"/>
-      </w:pPr>
-      <w:r>
-        <w:drawing>
-          <wp:inline xmlns:a="http://schemas.openxmlformats.org/drawingml/2006/main" xmlns:pic="http://schemas.openxmlformats.org/drawingml/2006/picture">
-            <wp:extent cx="5400000" cy="4336404"/>
-            <wp:docPr id="2" name="Picture 2"/>
-            <wp:cNvGraphicFramePr>
-              <a:graphicFrameLocks noChangeAspect="1"/>
-            </wp:cNvGraphicFramePr>
-            <a:graphic>
-              <a:graphicData uri="http://schemas.openxmlformats.org/drawingml/2006/picture">
-                <pic:pic>
-                  <pic:nvPicPr>
-                    <pic:cNvPr id="0" name="plate02.jpg"/>
-                    <pic:cNvPicPr/>
-                  </pic:nvPicPr>
-                  <pic:blipFill>
-                    <a:blip r:embed="rId12"/>
-                    <a:stretch>
-                      <a:fillRect/>
-                    </a:stretch>
-                  </pic:blipFill>
-                  <pic:spPr>
-                    <a:xfrm>
-                      <a:off x="0" y="0"/>
-                      <a:ext cx="5400000" cy="4336404"/>
-                    </a:xfrm>
-                    <a:prstGeom prst="rect"/>
-                  </pic:spPr>
-                </pic:pic>
-              </a:graphicData>
-            </a:graphic>
-          </wp:inline>
-        </w:drawing>
-      </w:r>
-    </w:p>
-    <w:p>
-      <w:pPr>
-        <w:keepNext w:val="0"/>
-        <w:widowControl/>
-        <w:spacing w:before="40" w:after="160" w:line="360" w:lineRule="auto"/>
-        <w:ind w:firstLine="0"/>
-        <w:jc w:val="center"/>
-      </w:pPr>
-      <w:r>
-        <w:rPr>
-          <w:rFonts w:ascii="Times New Roman" w:hAnsi="Times New Roman" w:eastAsia="宋体" w:cs="Times New Roman"/>
-          <w:b w:val="0"/>
-          <w:color w:val="000000"/>
-          <w:sz w:val="21"/>
-        </w:rPr>
-        <w:t>图2　三类失衡合集：（a）层层加码；（b）四种越位；（c）放射状问答；（d）秧田座位如何收束发言</w:t>
-      </w:r>
-    </w:p>
-    <w:p>
-      <w:pPr>
-        <w:keepNext w:val="0"/>
-        <w:widowControl/>
-        <w:spacing w:before="0" w:after="0" w:line="360" w:lineRule="auto"/>
-        <w:ind w:firstLine="480"/>
-        <w:jc w:val="both"/>
-      </w:pPr>
-      <w:r>
-        <w:rPr>
-          <w:rFonts w:ascii="Times New Roman" w:hAnsi="Times New Roman" w:eastAsia="宋体" w:cs="Times New Roman"/>
-          <w:b w:val="0"/>
-          <w:color w:val="000000"/>
-          <w:sz w:val="24"/>
-        </w:rPr>
-        <w:t>现场照片与结构图承担不同证据功能。结构图标明层次与权责；照片核对座位朝向、屏幕任务与发言位置，不能单独证明概念交互已经发生。图3将四张现场并置：常态教室里谜语投屏与字卡出示，可以把第一学段识字通道打开，但互动仍是教师对全体；展示课若摆在体育馆里，行列式课桌同样把发言收束到讲台一线——手写片段上屏、记录任务写清、个别学生持麦，都不等于横向通道已经打开。</w:t>
-      </w:r>
-    </w:p>
-    <w:p>
-      <w:pPr>
-        <w:keepNext/>
-        <w:spacing w:before="120" w:after="0" w:line="360" w:lineRule="auto"/>
-        <w:ind w:firstLine="0"/>
-        <w:jc w:val="center"/>
-      </w:pPr>
-      <w:r>
-        <w:drawing>
-          <wp:inline xmlns:a="http://schemas.openxmlformats.org/drawingml/2006/main" xmlns:pic="http://schemas.openxmlformats.org/drawingml/2006/picture">
-            <wp:extent cx="5400000" cy="4189160"/>
-            <wp:docPr id="3" name="Picture 3"/>
-            <wp:cNvGraphicFramePr>
-              <a:graphicFrameLocks noChangeAspect="1"/>
-            </wp:cNvGraphicFramePr>
-            <a:graphic>
-              <a:graphicData uri="http://schemas.openxmlformats.org/drawingml/2006/picture">
-                <pic:pic>
-                  <pic:nvPicPr>
-                    <pic:cNvPr id="0" name="plate03.jpg"/>
-                    <pic:cNvPicPr/>
-                  </pic:nvPicPr>
-                  <pic:blipFill>
-                    <a:blip r:embed="rId13"/>
-                    <a:stretch>
-                      <a:fillRect/>
-                    </a:stretch>
-                  </pic:blipFill>
-                  <pic:spPr>
-                    <a:xfrm>
-                      <a:off x="0" y="0"/>
-                      <a:ext cx="5400000" cy="4189160"/>
-                    </a:xfrm>
-                    <a:prstGeom prst="rect"/>
-                  </pic:spPr>
-                </pic:pic>
-              </a:graphicData>
-            </a:graphic>
-          </wp:inline>
-        </w:drawing>
-      </w:r>
-    </w:p>
-    <w:p>
-      <w:pPr>
-        <w:keepNext w:val="0"/>
-        <w:widowControl/>
-        <w:spacing w:before="40" w:after="160" w:line="360" w:lineRule="auto"/>
-        <w:ind w:firstLine="0"/>
-        <w:jc w:val="center"/>
-      </w:pPr>
-      <w:r>
-        <w:rPr>
-          <w:rFonts w:ascii="Times New Roman" w:hAnsi="Times New Roman" w:eastAsia="宋体" w:cs="Times New Roman"/>
-          <w:b w:val="0"/>
-          <w:color w:val="000000"/>
-          <w:sz w:val="21"/>
-        </w:rPr>
-        <w:t>图3　课堂现场合集：（a）《棉花姑娘》；（b）《我的植物朋友》；（c）《即景》；（d）《古人谈读书》</w:t>
-      </w:r>
-    </w:p>
-    <w:p>
-      <w:pPr>
-        <w:pStyle w:val="Heading2"/>
-        <w:keepNext w:val="0"/>
-        <w:widowControl/>
-        <w:spacing w:before="160" w:after="80" w:line="360" w:lineRule="auto"/>
-        <w:ind w:firstLine="0"/>
-        <w:jc w:val="left"/>
-      </w:pPr>
-      <w:r>
-        <w:rPr>
-          <w:rFonts w:ascii="Times New Roman" w:hAnsi="Times New Roman" w:eastAsia="黑体" w:cs="Times New Roman"/>
-          <w:b/>
-          <w:color w:val="000000"/>
-          <w:sz w:val="24"/>
-        </w:rPr>
-        <w:t>（一）形式失衡：程式问答，遮蔽多向互动</w:t>
-      </w:r>
-    </w:p>
-    <w:p>
-      <w:pPr>
-        <w:keepNext w:val="0"/>
-        <w:widowControl/>
-        <w:spacing w:before="0" w:after="0" w:line="360" w:lineRule="auto"/>
-        <w:ind w:firstLine="480"/>
-        <w:jc w:val="both"/>
-      </w:pPr>
-      <w:r>
-        <w:rPr>
-          <w:rFonts w:ascii="Times New Roman" w:hAnsi="Times New Roman" w:eastAsia="宋体" w:cs="Times New Roman"/>
-          <w:b w:val="0"/>
-          <w:color w:val="000000"/>
-          <w:sz w:val="24"/>
-        </w:rPr>
-        <w:t>形式失衡的突出表现，是把互动收窄为“教师一呼、学生百应”的放射状问答，多向通道尚未打开，深度互动被流程挡住。</w:t>
-      </w:r>
-    </w:p>
-    <w:p>
-      <w:pPr>
-        <w:pStyle w:val="Heading3"/>
-        <w:keepNext w:val="0"/>
-        <w:widowControl/>
-        <w:spacing w:before="120" w:after="60" w:line="360" w:lineRule="auto"/>
-        <w:ind w:firstLine="0"/>
-        <w:jc w:val="left"/>
-      </w:pPr>
-      <w:r>
-        <w:rPr>
-          <w:rFonts w:ascii="Times New Roman" w:hAnsi="Times New Roman" w:eastAsia="黑体" w:cs="Times New Roman"/>
-          <w:b/>
-          <w:color w:val="000000"/>
-          <w:sz w:val="24"/>
-        </w:rPr>
-        <w:t>1. 通道单一：一呼百应，互动难以横向展开</w:t>
-      </w:r>
-    </w:p>
-    <w:p>
-      <w:pPr>
-        <w:keepNext w:val="0"/>
-        <w:widowControl/>
-        <w:spacing w:before="0" w:after="0" w:line="360" w:lineRule="auto"/>
-        <w:ind w:firstLine="480"/>
-        <w:jc w:val="both"/>
-      </w:pPr>
-      <w:r>
-        <w:rPr>
-          <w:rFonts w:ascii="Times New Roman" w:hAnsi="Times New Roman" w:eastAsia="宋体" w:cs="Times New Roman"/>
-          <w:b w:val="0"/>
-          <w:color w:val="000000"/>
-          <w:sz w:val="24"/>
-        </w:rPr>
-        <w:t>走进统编教材三年级下册寓言阅读课，常见场景是：教师站在投影中央抛出“这个故事告诉我们什么道理”，全班齐答“不能心存侥幸”，个别表达流畅的学生补充一句“要靠劳动”，教师点头进入下一环节。教师与全体、教师与个别两条通道占满课时，教师与小组、生生、组际的横向互动明显不足。图3（a）（c）中的行列式座位说明，通道单一并不因“展示课”自动消失。若此时直接投出生成式工具给出的“标准寓意”，学生跳过涵泳与试错，程式被包装得更流畅。齐声应答往往意味着主体并未真正进入对话。</w:t>
-      </w:r>
-    </w:p>
-    <w:p>
-      <w:pPr>
-        <w:pStyle w:val="Heading3"/>
-        <w:keepNext w:val="0"/>
-        <w:widowControl/>
-        <w:spacing w:before="120" w:after="60" w:line="360" w:lineRule="auto"/>
-        <w:ind w:firstLine="0"/>
-        <w:jc w:val="left"/>
-      </w:pPr>
-      <w:r>
-        <w:rPr>
-          <w:rFonts w:ascii="Times New Roman" w:hAnsi="Times New Roman" w:eastAsia="黑体" w:cs="Times New Roman"/>
-          <w:b/>
-          <w:color w:val="000000"/>
-          <w:sz w:val="24"/>
-        </w:rPr>
-        <w:t>2. 参与失衡：少数发言，主体难以全面进入</w:t>
-      </w:r>
-    </w:p>
-    <w:p>
-      <w:pPr>
-        <w:keepNext w:val="0"/>
-        <w:widowControl/>
-        <w:spacing w:before="0" w:after="0" w:line="360" w:lineRule="auto"/>
-        <w:ind w:firstLine="480"/>
-        <w:jc w:val="both"/>
-      </w:pPr>
-      <w:r>
-        <w:rPr>
-          <w:rFonts w:ascii="Times New Roman" w:hAnsi="Times New Roman" w:eastAsia="宋体" w:cs="Times New Roman"/>
-          <w:b w:val="0"/>
-          <w:color w:val="000000"/>
-          <w:sz w:val="24"/>
-        </w:rPr>
-        <w:t>在秧田式座位与教师独占讲台的空间结构中，身体在场并不等于话语在场。持续观察可见：部分学生整节课缺少有效口头互动机会，内向学生与表达较弱的学生在放射状问答中更容易处于旁观位置。此处不将“近三分之一”作为未交代样本量、观察课数与操作性定义的统计数据。可观察的事实是：发言机会向少数教师较为熟悉、表达流畅的学生集中；小组合作中常见“一人说、众人听”。小学生面对同伴本更敢提问、敢纠错，多数课堂却压缩合作探究。生成式工具本可归集不同想法，若只用来做习题训练与投屏，技术在场而通道仍旧只有一条。图2（d）把秧田与围坐对照画出：箭头全部指向讲台时，边缘座位很难进入公共对话。</w:t>
-      </w:r>
-    </w:p>
-    <w:p>
-      <w:pPr>
-        <w:pStyle w:val="Heading3"/>
-        <w:keepNext w:val="0"/>
-        <w:widowControl/>
-        <w:spacing w:before="120" w:after="60" w:line="360" w:lineRule="auto"/>
-        <w:ind w:firstLine="0"/>
-        <w:jc w:val="left"/>
-      </w:pPr>
-      <w:r>
-        <w:rPr>
-          <w:rFonts w:ascii="Times New Roman" w:hAnsi="Times New Roman" w:eastAsia="黑体" w:cs="Times New Roman"/>
-          <w:b/>
-          <w:color w:val="000000"/>
-          <w:sz w:val="24"/>
-        </w:rPr>
-        <w:t>3. 生成受限：教案固化，课堂难以容纳意外</w:t>
-      </w:r>
-    </w:p>
-    <w:p>
-      <w:pPr>
-        <w:keepNext w:val="0"/>
-        <w:widowControl/>
-        <w:spacing w:before="0" w:after="0" w:line="360" w:lineRule="auto"/>
-        <w:ind w:firstLine="480"/>
-        <w:jc w:val="both"/>
-      </w:pPr>
-      <w:r>
-        <w:rPr>
-          <w:rFonts w:ascii="Times New Roman" w:hAnsi="Times New Roman" w:eastAsia="宋体" w:cs="Times New Roman"/>
-          <w:b w:val="0"/>
-          <w:color w:val="000000"/>
-          <w:sz w:val="24"/>
-        </w:rPr>
-        <w:t>教师担心小组活动打乱节奏、耽误知识点落实，于是把问答流程写进教案的每一分钟：先问什么、谁来答、标准句是哪一句，全部预置。课堂把有序当作唯一目标，容不得对话中的不确定。教案执行完毕，互动往往也被宣告完成。形式失衡看起来是问法单一，根子是不敢把时间交给尚未写进教案的对话。若在此时用生成式人工智能预先生产“标准赏析”，生成空间会进一步缩小。</w:t>
-      </w:r>
-    </w:p>
-    <w:p>
-      <w:pPr>
-        <w:pStyle w:val="Heading2"/>
-        <w:keepNext w:val="0"/>
-        <w:widowControl/>
-        <w:spacing w:before="160" w:after="80" w:line="360" w:lineRule="auto"/>
-        <w:ind w:firstLine="0"/>
-        <w:jc w:val="left"/>
-      </w:pPr>
-      <w:r>
-        <w:rPr>
-          <w:rFonts w:ascii="Times New Roman" w:hAnsi="Times New Roman" w:eastAsia="黑体" w:cs="Times New Roman"/>
-          <w:b/>
-          <w:color w:val="000000"/>
-          <w:sz w:val="24"/>
-        </w:rPr>
-        <w:t>（二）关系失衡：主客固化，消解平等交往</w:t>
-      </w:r>
-    </w:p>
-    <w:p>
-      <w:pPr>
-        <w:keepNext w:val="0"/>
-        <w:widowControl/>
-        <w:spacing w:before="0" w:after="0" w:line="360" w:lineRule="auto"/>
-        <w:ind w:firstLine="480"/>
-        <w:jc w:val="both"/>
-      </w:pPr>
-      <w:r>
-        <w:rPr>
-          <w:rFonts w:ascii="Times New Roman" w:hAnsi="Times New Roman" w:eastAsia="宋体" w:cs="Times New Roman"/>
-          <w:b w:val="0"/>
-          <w:color w:val="000000"/>
-          <w:sz w:val="24"/>
-        </w:rPr>
-        <w:t>完整互动包含认知互动、情意互动和行为互动。关系失衡的突出表现，是发起权、可见权与判断权持续集中于教师及少数学生，平等交往难以落实。</w:t>
-      </w:r>
-    </w:p>
-    <w:p>
-      <w:pPr>
-        <w:pStyle w:val="Heading3"/>
-        <w:keepNext w:val="0"/>
-        <w:widowControl/>
-        <w:spacing w:before="120" w:after="60" w:line="360" w:lineRule="auto"/>
-        <w:ind w:firstLine="0"/>
-        <w:jc w:val="left"/>
-      </w:pPr>
-      <w:r>
-        <w:rPr>
-          <w:rFonts w:ascii="Times New Roman" w:hAnsi="Times New Roman" w:eastAsia="黑体" w:cs="Times New Roman"/>
-          <w:b/>
-          <w:color w:val="000000"/>
-          <w:sz w:val="24"/>
-        </w:rPr>
-        <w:t>1. 发起单向：教师独问，学生习惯被动应答</w:t>
-      </w:r>
-    </w:p>
-    <w:p>
-      <w:pPr>
-        <w:keepNext w:val="0"/>
-        <w:widowControl/>
-        <w:spacing w:before="0" w:after="0" w:line="360" w:lineRule="auto"/>
-        <w:ind w:firstLine="480"/>
-        <w:jc w:val="both"/>
-      </w:pPr>
-      <w:r>
-        <w:rPr>
-          <w:rFonts w:ascii="Times New Roman" w:hAnsi="Times New Roman" w:eastAsia="宋体" w:cs="Times New Roman"/>
-          <w:b w:val="0"/>
-          <w:color w:val="000000"/>
-          <w:sz w:val="24"/>
-        </w:rPr>
-        <w:t>教师始终是问题发起者，学生只是执行者。问点落在字词句篇的标准解释上，学生出错时急于纠正答案，缺少情绪安抚，更少把时间交给学生展示个性化的态度与学习方式。情感态度成为认知的附属。部分教师把生成式工具当作强化自身输出的扩音器：同一段赏析，过去写在教案里，现在由机器读出来，主客关系不仅没有松动，反而被“更正确的声音”加固。与预设不合的想法，常被一句“我们下课再聊”绕开。</w:t>
-      </w:r>
-    </w:p>
-    <w:p>
-      <w:pPr>
-        <w:pStyle w:val="Heading3"/>
-        <w:keepNext w:val="0"/>
-        <w:widowControl/>
-        <w:spacing w:before="120" w:after="60" w:line="360" w:lineRule="auto"/>
-        <w:ind w:firstLine="0"/>
-        <w:jc w:val="left"/>
-      </w:pPr>
-      <w:r>
-        <w:rPr>
-          <w:rFonts w:ascii="Times New Roman" w:hAnsi="Times New Roman" w:eastAsia="黑体" w:cs="Times New Roman"/>
-          <w:b/>
-          <w:color w:val="000000"/>
-          <w:sz w:val="24"/>
-        </w:rPr>
-        <w:t>2. 表达失衡：少数独言，边缘学生持续旁观</w:t>
-      </w:r>
-    </w:p>
-    <w:p>
-      <w:pPr>
-        <w:keepNext w:val="0"/>
-        <w:widowControl/>
-        <w:spacing w:before="0" w:after="0" w:line="360" w:lineRule="auto"/>
-        <w:ind w:firstLine="480"/>
-        <w:jc w:val="both"/>
-      </w:pPr>
-      <w:r>
-        <w:rPr>
-          <w:rFonts w:ascii="Times New Roman" w:hAnsi="Times New Roman" w:eastAsia="宋体" w:cs="Times New Roman"/>
-          <w:b w:val="0"/>
-          <w:color w:val="000000"/>
-          <w:sz w:val="24"/>
-        </w:rPr>
-        <w:t>垄断化交往与主客化关系缠在一起。课堂发言集中于少数学生；小组内可见“一人说、众人听”。互动大多在浅层进行：缺少深层次探究、思维碰撞与情绪激动。若只把“活跃者”的答案投上屏幕，边缘学生被看见的机会不会自动增加。图3（d）中一名学生持麦克风，其余学生仍坐成秧田，说明个别位置的复权，不等于全员通道已经打开。应然状态是：学生面向同伴表达，教师退到一侧倾听，屏幕仅承担支架功能。</w:t>
-      </w:r>
-    </w:p>
-    <w:p>
-      <w:pPr>
-        <w:pStyle w:val="Heading3"/>
-        <w:keepNext w:val="0"/>
-        <w:widowControl/>
-        <w:spacing w:before="120" w:after="60" w:line="360" w:lineRule="auto"/>
-        <w:ind w:firstLine="0"/>
-        <w:jc w:val="left"/>
-      </w:pPr>
-      <w:r>
-        <w:rPr>
-          <w:rFonts w:ascii="Times New Roman" w:hAnsi="Times New Roman" w:eastAsia="黑体" w:cs="Times New Roman"/>
-          <w:b/>
-          <w:color w:val="000000"/>
-          <w:sz w:val="24"/>
-        </w:rPr>
-        <w:t>3. 权责模糊：技术介入，师生关系反而弱化</w:t>
-      </w:r>
-    </w:p>
-    <w:p>
-      <w:pPr>
-        <w:keepNext w:val="0"/>
-        <w:widowControl/>
-        <w:spacing w:before="0" w:after="0" w:line="360" w:lineRule="auto"/>
-        <w:ind w:firstLine="480"/>
-        <w:jc w:val="both"/>
-      </w:pPr>
-      <w:r>
-        <w:rPr>
-          <w:rFonts w:ascii="Times New Roman" w:hAnsi="Times New Roman" w:eastAsia="宋体" w:cs="Times New Roman"/>
-          <w:b w:val="0"/>
-          <w:color w:val="000000"/>
-          <w:sz w:val="24"/>
-        </w:rPr>
-        <w:t>教师若把师生互动等同于课堂提问，交往就难以进入教学过程的基本构成。评价仍优先看进度与知识点覆盖，教师担心开放探究耽误课时。学生的倾听、表达、反思、合作缺少常态训练，给了机会也不容易形成高质量对话。生成式人工智能介入后，若提问权、评价权进一步让给机器，师生关系会被稀释：教师从对话者变成播放者，学生从建构者变成校对者。</w:t>
-      </w:r>
-    </w:p>
-    <w:p>
-      <w:pPr>
-        <w:pStyle w:val="Heading2"/>
-        <w:keepNext w:val="0"/>
-        <w:widowControl/>
-        <w:spacing w:before="160" w:after="80" w:line="360" w:lineRule="auto"/>
-        <w:ind w:firstLine="0"/>
-        <w:jc w:val="left"/>
-      </w:pPr>
-      <w:r>
-        <w:rPr>
-          <w:rFonts w:ascii="Times New Roman" w:hAnsi="Times New Roman" w:eastAsia="黑体" w:cs="Times New Roman"/>
-          <w:b/>
-          <w:color w:val="000000"/>
-          <w:sz w:val="24"/>
-        </w:rPr>
-        <w:t>（三）技术失衡：工具越位，遮蔽真实对话</w:t>
-      </w:r>
-    </w:p>
-    <w:p>
-      <w:pPr>
-        <w:keepNext w:val="0"/>
-        <w:widowControl/>
-        <w:spacing w:before="0" w:after="0" w:line="360" w:lineRule="auto"/>
-        <w:ind w:firstLine="480"/>
-        <w:jc w:val="both"/>
-      </w:pPr>
-      <w:r>
-        <w:rPr>
-          <w:rFonts w:ascii="Times New Roman" w:hAnsi="Times New Roman" w:eastAsia="宋体" w:cs="Times New Roman"/>
-          <w:b w:val="0"/>
-          <w:color w:val="000000"/>
-          <w:sz w:val="24"/>
-        </w:rPr>
-        <w:t>技术失衡不是“用了AI”，而是AI从支架变成越位的判断者：代替学生思考，代替教师判断，用人机问答充当师生之间的情意交流。图2（b）把四种越位画在同一视域里，便于课中对照。</w:t>
-      </w:r>
-    </w:p>
-    <w:p>
-      <w:pPr>
-        <w:pStyle w:val="Heading3"/>
-        <w:keepNext w:val="0"/>
-        <w:widowControl/>
-        <w:spacing w:before="120" w:after="60" w:line="360" w:lineRule="auto"/>
-        <w:ind w:firstLine="0"/>
-        <w:jc w:val="left"/>
-      </w:pPr>
-      <w:r>
-        <w:rPr>
-          <w:rFonts w:ascii="Times New Roman" w:hAnsi="Times New Roman" w:eastAsia="黑体" w:cs="Times New Roman"/>
-          <w:b/>
-          <w:color w:val="000000"/>
-          <w:sz w:val="24"/>
-        </w:rPr>
-        <w:t>1. 替答现象：机器给解，学生跳过自主思考</w:t>
-      </w:r>
-    </w:p>
-    <w:p>
-      <w:pPr>
-        <w:keepNext w:val="0"/>
-        <w:widowControl/>
-        <w:spacing w:before="0" w:after="0" w:line="360" w:lineRule="auto"/>
-        <w:ind w:firstLine="480"/>
-        <w:jc w:val="both"/>
-      </w:pPr>
-      <w:r>
-        <w:rPr>
-          <w:rFonts w:ascii="Times New Roman" w:hAnsi="Times New Roman" w:eastAsia="宋体" w:cs="Times New Roman"/>
-          <w:b w:val="0"/>
-          <w:color w:val="000000"/>
-          <w:sz w:val="24"/>
-        </w:rPr>
-        <w:t>课堂上可见：学生对着屏幕读出标准赏析，教师点头，进入下一题。主体看似都在场，情境却不真实，过程更无生成。让生成式工具直接输出寓意、中心思想或范文，学生跳过探究与试错。这与《使用指南》禁止把生成内容直接作为作业或考试答案、限制在创造性任务中滥用人工智能的要求相悖，也直接阻断概念交互。</w:t>
-      </w:r>
-    </w:p>
-    <w:p>
-      <w:pPr>
-        <w:pStyle w:val="Heading3"/>
-        <w:keepNext w:val="0"/>
-        <w:widowControl/>
-        <w:spacing w:before="120" w:after="60" w:line="360" w:lineRule="auto"/>
-        <w:ind w:firstLine="0"/>
-        <w:jc w:val="left"/>
-      </w:pPr>
-      <w:r>
-        <w:rPr>
-          <w:rFonts w:ascii="Times New Roman" w:hAnsi="Times New Roman" w:eastAsia="黑体" w:cs="Times New Roman"/>
-          <w:b/>
-          <w:color w:val="000000"/>
-          <w:sz w:val="24"/>
-        </w:rPr>
-        <w:t>2. 替评现象：数据代言，情意回应难以替代</w:t>
-      </w:r>
-    </w:p>
-    <w:p>
-      <w:pPr>
-        <w:keepNext w:val="0"/>
-        <w:widowControl/>
-        <w:spacing w:before="0" w:after="0" w:line="360" w:lineRule="auto"/>
-        <w:ind w:firstLine="480"/>
-        <w:jc w:val="both"/>
-      </w:pPr>
-      <w:r>
-        <w:rPr>
-          <w:rFonts w:ascii="Times New Roman" w:hAnsi="Times New Roman" w:eastAsia="宋体" w:cs="Times New Roman"/>
-          <w:b w:val="0"/>
-          <w:color w:val="000000"/>
-          <w:sz w:val="24"/>
-        </w:rPr>
-        <w:t>用机器评分、活跃度统计代替教师的情感回应，是第二类越位。机器可以提示对错，却读不懂一个孩子为什么突然不说话。活跃度低可能是性格原因、准备不足或问题过难，一个数字代替不了现场研判。当众展示带羞辱性的语音测评分数，会使学生下次更倾向选择安全答案，情意互动随之收缩。</w:t>
-      </w:r>
-    </w:p>
-    <w:p>
-      <w:pPr>
-        <w:pStyle w:val="Heading3"/>
-        <w:keepNext w:val="0"/>
-        <w:widowControl/>
-        <w:spacing w:before="120" w:after="60" w:line="360" w:lineRule="auto"/>
-        <w:ind w:firstLine="0"/>
-        <w:jc w:val="left"/>
-      </w:pPr>
-      <w:r>
-        <w:rPr>
-          <w:rFonts w:ascii="Times New Roman" w:hAnsi="Times New Roman" w:eastAsia="黑体" w:cs="Times New Roman"/>
-          <w:b/>
-          <w:color w:val="000000"/>
-          <w:sz w:val="24"/>
-        </w:rPr>
-        <w:t>3. 替证现象：工具出场，被误认为课堂升级</w:t>
-      </w:r>
-    </w:p>
-    <w:p>
-      <w:pPr>
-        <w:keepNext w:val="0"/>
-        <w:widowControl/>
-        <w:spacing w:before="0" w:after="0" w:line="360" w:lineRule="auto"/>
-        <w:ind w:firstLine="480"/>
-        <w:jc w:val="both"/>
-      </w:pPr>
-      <w:r>
-        <w:rPr>
-          <w:rFonts w:ascii="Times New Roman" w:hAnsi="Times New Roman" w:eastAsia="宋体" w:cs="Times New Roman"/>
-          <w:b w:val="0"/>
-          <w:color w:val="000000"/>
-          <w:sz w:val="24"/>
-        </w:rPr>
-        <w:t>把是否使用生成式人工智能当作课堂先进的证明，是第三类越位。人与技术的互动若引导不当，会高度集中于媒体演示、即时检索等操作层面，用于创作、表达、质疑的互动偏少。操作交互的流畅，不能等同于概念交互的发生。权责边界一旦模糊，AI就会从支架变成课堂上的越位判断者。情感体察与价值判断仍须由人完成。</w:t>
-      </w:r>
-    </w:p>
-    <w:p>
-      <w:pPr>
-        <w:keepNext w:val="0"/>
-        <w:widowControl/>
-        <w:spacing w:before="40" w:after="160" w:line="360" w:lineRule="auto"/>
-        <w:ind w:firstLine="0"/>
-        <w:jc w:val="center"/>
-      </w:pPr>
-      <w:r>
-        <w:rPr>
-          <w:rFonts w:ascii="Times New Roman" w:hAnsi="Times New Roman" w:eastAsia="宋体" w:cs="Times New Roman"/>
-          <w:b w:val="0"/>
-          <w:color w:val="000000"/>
-          <w:sz w:val="21"/>
-        </w:rPr>
-        <w:t>表2　三类失衡、识别信号与校准指向</w:t>
-      </w:r>
-    </w:p>
-    <w:tbl>
-      <w:tblPr>
-        <w:tblW w:type="pct" w:w="5000"/>
-        <w:jc w:val="center"/>
-        <w:tblLook w:firstColumn="1" w:firstRow="1" w:lastColumn="0" w:lastRow="0" w:noHBand="0" w:noVBand="1" w:val="04A0"/>
-        <w:tblBorders>
-          <w:top w:val="nil" w:sz="0" w:space="0" w:color="auto"/>
-          <w:left w:val="nil" w:sz="0" w:space="0" w:color="auto"/>
-          <w:bottom w:val="nil" w:sz="0" w:space="0" w:color="auto"/>
-          <w:right w:val="nil" w:sz="0" w:space="0" w:color="auto"/>
-          <w:insideH w:val="nil" w:sz="0" w:space="0" w:color="auto"/>
-          <w:insideV w:val="nil" w:sz="0" w:space="0" w:color="auto"/>
-        </w:tblBorders>
-      </w:tblPr>
-      <w:tblGrid>
-        <w:gridCol w:w="2183"/>
-        <w:gridCol w:w="2183"/>
-        <w:gridCol w:w="2183"/>
-        <w:gridCol w:w="2183"/>
-      </w:tblGrid>
-      <w:tr>
-        <w:tc>
-          <w:tcPr>
-            <w:tcW w:type="dxa" w:w="2183"/>
-            <w:tcBorders>
-              <w:left w:val="nil" w:sz="0" w:space="0" w:color="000000"/>
-              <w:right w:val="nil" w:sz="0" w:space="0" w:color="000000"/>
-              <w:top w:val="single" w:sz="12" w:space="0" w:color="000000"/>
-              <w:bottom w:val="single" w:sz="6" w:space="0" w:color="000000"/>
-            </w:tcBorders>
-          </w:tcPr>
-          <w:p>
-            <w:pPr>
-              <w:spacing w:line="360" w:lineRule="auto"/>
-              <w:ind w:firstLine="0"/>
-              <w:jc w:val="center"/>
-            </w:pPr>
-            <w:r>
-              <w:rPr>
-                <w:rFonts w:ascii="Times New Roman" w:hAnsi="Times New Roman" w:eastAsia="黑体" w:cs="Times New Roman"/>
-                <w:b/>
-                <w:color w:val="000000"/>
-                <w:sz w:val="21"/>
-              </w:rPr>
-              <w:t>失衡类型</w:t>
-            </w:r>
-          </w:p>
-        </w:tc>
-        <w:tc>
-          <w:tcPr>
-            <w:tcW w:type="dxa" w:w="2183"/>
-            <w:tcBorders>
-              <w:left w:val="nil" w:sz="0" w:space="0" w:color="000000"/>
-              <w:right w:val="nil" w:sz="0" w:space="0" w:color="000000"/>
-              <w:top w:val="single" w:sz="12" w:space="0" w:color="000000"/>
-              <w:bottom w:val="single" w:sz="6" w:space="0" w:color="000000"/>
-            </w:tcBorders>
-          </w:tcPr>
-          <w:p>
-            <w:pPr>
-              <w:spacing w:line="360" w:lineRule="auto"/>
-              <w:ind w:firstLine="0"/>
-              <w:jc w:val="center"/>
-            </w:pPr>
-            <w:r>
-              <w:rPr>
-                <w:rFonts w:ascii="Times New Roman" w:hAnsi="Times New Roman" w:eastAsia="黑体" w:cs="Times New Roman"/>
-                <w:b/>
-                <w:color w:val="000000"/>
-                <w:sz w:val="21"/>
-              </w:rPr>
-              <w:t>核心问题</w:t>
-            </w:r>
-          </w:p>
-        </w:tc>
-        <w:tc>
-          <w:tcPr>
-            <w:tcW w:type="dxa" w:w="2183"/>
-            <w:tcBorders>
-              <w:left w:val="nil" w:sz="0" w:space="0" w:color="000000"/>
-              <w:right w:val="nil" w:sz="0" w:space="0" w:color="000000"/>
-              <w:top w:val="single" w:sz="12" w:space="0" w:color="000000"/>
-              <w:bottom w:val="single" w:sz="6" w:space="0" w:color="000000"/>
-            </w:tcBorders>
-          </w:tcPr>
-          <w:p>
-            <w:pPr>
-              <w:spacing w:line="360" w:lineRule="auto"/>
-              <w:ind w:firstLine="0"/>
-              <w:jc w:val="center"/>
-            </w:pPr>
-            <w:r>
-              <w:rPr>
-                <w:rFonts w:ascii="Times New Roman" w:hAnsi="Times New Roman" w:eastAsia="黑体" w:cs="Times New Roman"/>
-                <w:b/>
-                <w:color w:val="000000"/>
-                <w:sz w:val="21"/>
-              </w:rPr>
-              <w:t>可观察信号</w:t>
-            </w:r>
-          </w:p>
-        </w:tc>
-        <w:tc>
-          <w:tcPr>
-            <w:tcW w:type="dxa" w:w="2183"/>
-            <w:tcBorders>
-              <w:left w:val="nil" w:sz="0" w:space="0" w:color="000000"/>
-              <w:right w:val="nil" w:sz="0" w:space="0" w:color="000000"/>
-              <w:top w:val="single" w:sz="12" w:space="0" w:color="000000"/>
-              <w:bottom w:val="single" w:sz="6" w:space="0" w:color="000000"/>
-            </w:tcBorders>
-          </w:tcPr>
-          <w:p>
-            <w:pPr>
-              <w:spacing w:line="360" w:lineRule="auto"/>
-              <w:ind w:firstLine="0"/>
-              <w:jc w:val="center"/>
-            </w:pPr>
-            <w:r>
-              <w:rPr>
-                <w:rFonts w:ascii="Times New Roman" w:hAnsi="Times New Roman" w:eastAsia="黑体" w:cs="Times New Roman"/>
-                <w:b/>
-                <w:color w:val="000000"/>
-                <w:sz w:val="21"/>
-              </w:rPr>
-              <w:t>校准指向</w:t>
-            </w:r>
-          </w:p>
-        </w:tc>
-      </w:tr>
-      <w:tr>
-        <w:tc>
-          <w:tcPr>
-            <w:tcW w:type="dxa" w:w="2183"/>
-            <w:tcBorders>
-              <w:left w:val="nil" w:sz="0" w:space="0" w:color="000000"/>
-              <w:right w:val="nil" w:sz="0" w:space="0" w:color="000000"/>
-              <w:top w:val="nil" w:sz="0" w:space="0" w:color="000000"/>
-              <w:bottom w:val="nil" w:sz="0" w:space="0" w:color="000000"/>
-            </w:tcBorders>
-          </w:tcPr>
-          <w:p>
-            <w:pPr>
-              <w:spacing w:line="360" w:lineRule="auto"/>
-              <w:ind w:firstLine="0"/>
-              <w:jc w:val="left"/>
-            </w:pPr>
-            <w:r>
-              <w:rPr>
-                <w:rFonts w:ascii="Times New Roman" w:hAnsi="Times New Roman" w:eastAsia="宋体" w:cs="Times New Roman"/>
-                <w:b w:val="0"/>
-                <w:color w:val="000000"/>
-                <w:sz w:val="21"/>
-              </w:rPr>
-              <w:t>形式失衡</w:t>
-            </w:r>
-          </w:p>
-        </w:tc>
-        <w:tc>
-          <w:tcPr>
-            <w:tcW w:type="dxa" w:w="2183"/>
-            <w:tcBorders>
-              <w:left w:val="nil" w:sz="0" w:space="0" w:color="000000"/>
-              <w:right w:val="nil" w:sz="0" w:space="0" w:color="000000"/>
-              <w:top w:val="nil" w:sz="0" w:space="0" w:color="000000"/>
-              <w:bottom w:val="nil" w:sz="0" w:space="0" w:color="000000"/>
-            </w:tcBorders>
-          </w:tcPr>
-          <w:p>
-            <w:pPr>
-              <w:spacing w:line="360" w:lineRule="auto"/>
-              <w:ind w:firstLine="0"/>
-              <w:jc w:val="left"/>
-            </w:pPr>
-            <w:r>
-              <w:rPr>
-                <w:rFonts w:ascii="Times New Roman" w:hAnsi="Times New Roman" w:eastAsia="宋体" w:cs="Times New Roman"/>
-                <w:b w:val="0"/>
-                <w:color w:val="000000"/>
-                <w:sz w:val="21"/>
-              </w:rPr>
-              <w:t>怎么互动</w:t>
-            </w:r>
-          </w:p>
-        </w:tc>
-        <w:tc>
-          <w:tcPr>
-            <w:tcW w:type="dxa" w:w="2183"/>
-            <w:tcBorders>
-              <w:left w:val="nil" w:sz="0" w:space="0" w:color="000000"/>
-              <w:right w:val="nil" w:sz="0" w:space="0" w:color="000000"/>
-              <w:top w:val="nil" w:sz="0" w:space="0" w:color="000000"/>
-              <w:bottom w:val="nil" w:sz="0" w:space="0" w:color="000000"/>
-            </w:tcBorders>
-          </w:tcPr>
-          <w:p>
-            <w:pPr>
-              <w:spacing w:line="360" w:lineRule="auto"/>
-              <w:ind w:firstLine="0"/>
-              <w:jc w:val="left"/>
-            </w:pPr>
-            <w:r>
-              <w:rPr>
-                <w:rFonts w:ascii="Times New Roman" w:hAnsi="Times New Roman" w:eastAsia="宋体" w:cs="Times New Roman"/>
-                <w:b w:val="0"/>
-                <w:color w:val="000000"/>
-                <w:sz w:val="21"/>
-              </w:rPr>
-              <w:t>放射状问答、横向通道不足、教案不容意外</w:t>
-            </w:r>
-          </w:p>
-        </w:tc>
-        <w:tc>
-          <w:tcPr>
-            <w:tcW w:type="dxa" w:w="2183"/>
-            <w:tcBorders>
-              <w:left w:val="nil" w:sz="0" w:space="0" w:color="000000"/>
-              <w:right w:val="nil" w:sz="0" w:space="0" w:color="000000"/>
-              <w:top w:val="nil" w:sz="0" w:space="0" w:color="000000"/>
-              <w:bottom w:val="nil" w:sz="0" w:space="0" w:color="000000"/>
-            </w:tcBorders>
-          </w:tcPr>
-          <w:p>
-            <w:pPr>
-              <w:spacing w:line="360" w:lineRule="auto"/>
-              <w:ind w:firstLine="0"/>
-              <w:jc w:val="left"/>
-            </w:pPr>
-            <w:r>
-              <w:rPr>
-                <w:rFonts w:ascii="Times New Roman" w:hAnsi="Times New Roman" w:eastAsia="宋体" w:cs="Times New Roman"/>
-                <w:b w:val="0"/>
-                <w:color w:val="000000"/>
-                <w:sz w:val="21"/>
-              </w:rPr>
-              <w:t>破程之阶：打开通道</w:t>
-            </w:r>
-          </w:p>
-        </w:tc>
-      </w:tr>
-      <w:tr>
-        <w:tc>
-          <w:tcPr>
-            <w:tcW w:type="dxa" w:w="2183"/>
-            <w:tcBorders>
-              <w:left w:val="nil" w:sz="0" w:space="0" w:color="000000"/>
-              <w:right w:val="nil" w:sz="0" w:space="0" w:color="000000"/>
-              <w:top w:val="nil" w:sz="0" w:space="0" w:color="000000"/>
-              <w:bottom w:val="nil" w:sz="0" w:space="0" w:color="000000"/>
-            </w:tcBorders>
-          </w:tcPr>
-          <w:p>
-            <w:pPr>
-              <w:spacing w:line="360" w:lineRule="auto"/>
-              <w:ind w:firstLine="0"/>
-              <w:jc w:val="left"/>
-            </w:pPr>
-            <w:r>
-              <w:rPr>
-                <w:rFonts w:ascii="Times New Roman" w:hAnsi="Times New Roman" w:eastAsia="宋体" w:cs="Times New Roman"/>
-                <w:b w:val="0"/>
-                <w:color w:val="000000"/>
-                <w:sz w:val="21"/>
-              </w:rPr>
-              <w:t>关系失衡</w:t>
-            </w:r>
-          </w:p>
-        </w:tc>
-        <w:tc>
-          <w:tcPr>
-            <w:tcW w:type="dxa" w:w="2183"/>
-            <w:tcBorders>
-              <w:left w:val="nil" w:sz="0" w:space="0" w:color="000000"/>
-              <w:right w:val="nil" w:sz="0" w:space="0" w:color="000000"/>
-              <w:top w:val="nil" w:sz="0" w:space="0" w:color="000000"/>
-              <w:bottom w:val="nil" w:sz="0" w:space="0" w:color="000000"/>
-            </w:tcBorders>
-          </w:tcPr>
-          <w:p>
-            <w:pPr>
-              <w:spacing w:line="360" w:lineRule="auto"/>
-              <w:ind w:firstLine="0"/>
-              <w:jc w:val="left"/>
-            </w:pPr>
-            <w:r>
-              <w:rPr>
-                <w:rFonts w:ascii="Times New Roman" w:hAnsi="Times New Roman" w:eastAsia="宋体" w:cs="Times New Roman"/>
-                <w:b w:val="0"/>
-                <w:color w:val="000000"/>
-                <w:sz w:val="21"/>
-              </w:rPr>
-              <w:t>谁拥有互动权</w:t>
-            </w:r>
-          </w:p>
-        </w:tc>
-        <w:tc>
-          <w:tcPr>
-            <w:tcW w:type="dxa" w:w="2183"/>
-            <w:tcBorders>
-              <w:left w:val="nil" w:sz="0" w:space="0" w:color="000000"/>
-              <w:right w:val="nil" w:sz="0" w:space="0" w:color="000000"/>
-              <w:top w:val="nil" w:sz="0" w:space="0" w:color="000000"/>
-              <w:bottom w:val="nil" w:sz="0" w:space="0" w:color="000000"/>
-            </w:tcBorders>
-          </w:tcPr>
-          <w:p>
-            <w:pPr>
-              <w:spacing w:line="360" w:lineRule="auto"/>
-              <w:ind w:firstLine="0"/>
-              <w:jc w:val="left"/>
-            </w:pPr>
-            <w:r>
-              <w:rPr>
-                <w:rFonts w:ascii="Times New Roman" w:hAnsi="Times New Roman" w:eastAsia="宋体" w:cs="Times New Roman"/>
-                <w:b w:val="0"/>
-                <w:color w:val="000000"/>
-                <w:sz w:val="21"/>
-              </w:rPr>
-              <w:t>教师独问、少数独言、边缘学生旁观</w:t>
-            </w:r>
-          </w:p>
-        </w:tc>
-        <w:tc>
-          <w:tcPr>
-            <w:tcW w:type="dxa" w:w="2183"/>
-            <w:tcBorders>
-              <w:left w:val="nil" w:sz="0" w:space="0" w:color="000000"/>
-              <w:right w:val="nil" w:sz="0" w:space="0" w:color="000000"/>
-              <w:top w:val="nil" w:sz="0" w:space="0" w:color="000000"/>
-              <w:bottom w:val="nil" w:sz="0" w:space="0" w:color="000000"/>
-            </w:tcBorders>
-          </w:tcPr>
-          <w:p>
-            <w:pPr>
-              <w:spacing w:line="360" w:lineRule="auto"/>
-              <w:ind w:firstLine="0"/>
-              <w:jc w:val="left"/>
-            </w:pPr>
-            <w:r>
-              <w:rPr>
-                <w:rFonts w:ascii="Times New Roman" w:hAnsi="Times New Roman" w:eastAsia="宋体" w:cs="Times New Roman"/>
-                <w:b w:val="0"/>
-                <w:color w:val="000000"/>
-                <w:sz w:val="21"/>
-              </w:rPr>
-              <w:t>复权之阶：归还权责</w:t>
-            </w:r>
-          </w:p>
-        </w:tc>
-      </w:tr>
-      <w:tr>
-        <w:tc>
-          <w:tcPr>
-            <w:tcW w:type="dxa" w:w="2183"/>
-            <w:tcBorders>
-              <w:left w:val="nil" w:sz="0" w:space="0" w:color="000000"/>
-              <w:right w:val="nil" w:sz="0" w:space="0" w:color="000000"/>
-              <w:top w:val="nil" w:sz="0" w:space="0" w:color="000000"/>
-              <w:bottom w:val="single" w:sz="12" w:space="0" w:color="000000"/>
-            </w:tcBorders>
-          </w:tcPr>
-          <w:p>
-            <w:pPr>
-              <w:spacing w:line="360" w:lineRule="auto"/>
-              <w:ind w:firstLine="0"/>
-              <w:jc w:val="left"/>
-            </w:pPr>
-            <w:r>
-              <w:rPr>
-                <w:rFonts w:ascii="Times New Roman" w:hAnsi="Times New Roman" w:eastAsia="宋体" w:cs="Times New Roman"/>
-                <w:b w:val="0"/>
-                <w:color w:val="000000"/>
-                <w:sz w:val="21"/>
-              </w:rPr>
-              <w:t>技术失衡</w:t>
-            </w:r>
-          </w:p>
-        </w:tc>
-        <w:tc>
-          <w:tcPr>
-            <w:tcW w:type="dxa" w:w="2183"/>
-            <w:tcBorders>
-              <w:left w:val="nil" w:sz="0" w:space="0" w:color="000000"/>
-              <w:right w:val="nil" w:sz="0" w:space="0" w:color="000000"/>
-              <w:top w:val="nil" w:sz="0" w:space="0" w:color="000000"/>
-              <w:bottom w:val="single" w:sz="12" w:space="0" w:color="000000"/>
-            </w:tcBorders>
-          </w:tcPr>
-          <w:p>
-            <w:pPr>
-              <w:spacing w:line="360" w:lineRule="auto"/>
-              <w:ind w:firstLine="0"/>
-              <w:jc w:val="left"/>
-            </w:pPr>
-            <w:r>
-              <w:rPr>
-                <w:rFonts w:ascii="Times New Roman" w:hAnsi="Times New Roman" w:eastAsia="宋体" w:cs="Times New Roman"/>
-                <w:b w:val="0"/>
-                <w:color w:val="000000"/>
-                <w:sz w:val="21"/>
-              </w:rPr>
-              <w:t>什么可以交给AI</w:t>
-            </w:r>
-          </w:p>
-        </w:tc>
-        <w:tc>
-          <w:tcPr>
-            <w:tcW w:type="dxa" w:w="2183"/>
-            <w:tcBorders>
-              <w:left w:val="nil" w:sz="0" w:space="0" w:color="000000"/>
-              <w:right w:val="nil" w:sz="0" w:space="0" w:color="000000"/>
-              <w:top w:val="nil" w:sz="0" w:space="0" w:color="000000"/>
-              <w:bottom w:val="single" w:sz="12" w:space="0" w:color="000000"/>
-            </w:tcBorders>
-          </w:tcPr>
-          <w:p>
-            <w:pPr>
-              <w:spacing w:line="360" w:lineRule="auto"/>
-              <w:ind w:firstLine="0"/>
-              <w:jc w:val="left"/>
-            </w:pPr>
-            <w:r>
-              <w:rPr>
-                <w:rFonts w:ascii="Times New Roman" w:hAnsi="Times New Roman" w:eastAsia="宋体" w:cs="Times New Roman"/>
-                <w:b w:val="0"/>
-                <w:color w:val="000000"/>
-                <w:sz w:val="21"/>
-              </w:rPr>
-              <w:t>替答、替评、替演、替证</w:t>
-            </w:r>
-          </w:p>
-        </w:tc>
-        <w:tc>
-          <w:tcPr>
-            <w:tcW w:type="dxa" w:w="2183"/>
-            <w:tcBorders>
-              <w:left w:val="nil" w:sz="0" w:space="0" w:color="000000"/>
-              <w:right w:val="nil" w:sz="0" w:space="0" w:color="000000"/>
-              <w:top w:val="nil" w:sz="0" w:space="0" w:color="000000"/>
-              <w:bottom w:val="single" w:sz="12" w:space="0" w:color="000000"/>
-            </w:tcBorders>
-          </w:tcPr>
-          <w:p>
-            <w:pPr>
-              <w:spacing w:line="360" w:lineRule="auto"/>
-              <w:ind w:firstLine="0"/>
-              <w:jc w:val="left"/>
-            </w:pPr>
-            <w:r>
-              <w:rPr>
-                <w:rFonts w:ascii="Times New Roman" w:hAnsi="Times New Roman" w:eastAsia="宋体" w:cs="Times New Roman"/>
-                <w:b w:val="0"/>
-                <w:color w:val="000000"/>
-                <w:sz w:val="21"/>
-              </w:rPr>
-              <w:t>守界之阶：限制越位</w:t>
-            </w:r>
-          </w:p>
-        </w:tc>
-      </w:tr>
-    </w:tbl>
-    <w:p>
-      <w:pPr>
-        <w:pStyle w:val="Heading1"/>
-        <w:keepNext w:val="0"/>
-        <w:widowControl/>
-        <w:spacing w:before="240" w:after="120" w:line="360" w:lineRule="auto"/>
-        <w:ind w:firstLine="0"/>
-        <w:jc w:val="center"/>
-      </w:pPr>
-      <w:r>
-        <w:rPr>
-          <w:rFonts w:ascii="Times New Roman" w:hAnsi="Times New Roman" w:eastAsia="黑体" w:cs="Times New Roman"/>
-          <w:b/>
-          <w:color w:val="000000"/>
-          <w:sz w:val="28"/>
-        </w:rPr>
-        <w:t>二、探究——三元协同课堂互动校准之阶</w:t>
-      </w:r>
-    </w:p>
-    <w:p>
-      <w:pPr>
-        <w:keepNext w:val="0"/>
-        <w:widowControl/>
-        <w:spacing w:before="0" w:after="0" w:line="360" w:lineRule="auto"/>
-        <w:ind w:firstLine="480"/>
-        <w:jc w:val="both"/>
-      </w:pPr>
-      <w:r>
-        <w:rPr>
-          <w:rFonts w:ascii="Times New Roman" w:hAnsi="Times New Roman" w:eastAsia="宋体" w:cs="Times New Roman"/>
-          <w:b w:val="0"/>
-          <w:color w:val="000000"/>
-          <w:sz w:val="24"/>
-        </w:rPr>
-        <w:t>针对形式、关系、技术三类失衡，策略按“破程→复权→守界”拾级而上，并提升为全文核心模型：三层互动×三元主体×三阶校准。通道不开，权责校准会变成新的点名游戏；权责不校准，守界只会停在口头提醒；边界不守，前两阶都会被更流畅的标准答案吞掉。</w:t>
+        <w:t>有效的三元协同，不是三方平均用力，而是AI承担支架、教师承担引领、学生完成意义建构。低年段开放式生成由教师发起并监护；中高年段逐步把提问权、校验权交给学生。课前可作一分钟对照：通道开了没有，权责正不正，边界守没守。</w:t>
       </w:r>
     </w:p>
     <w:p>
@@ -2003,25 +1967,7 @@
           <w:color w:val="000000"/>
           <w:sz w:val="21"/>
         </w:rPr>
-        <w:t>图4　AI赋能小学语文“三元协同”师生互动优化理论模型</w:t>
-      </w:r>
-    </w:p>
-    <w:p>
-      <w:pPr>
-        <w:keepNext w:val="0"/>
-        <w:widowControl/>
-        <w:spacing w:before="0" w:after="0" w:line="360" w:lineRule="auto"/>
-        <w:ind w:firstLine="480"/>
-        <w:jc w:val="both"/>
-      </w:pPr>
-      <w:r>
-        <w:rPr>
-          <w:rFonts w:ascii="Times New Roman" w:hAnsi="Times New Roman" w:eastAsia="宋体" w:cs="Times New Roman"/>
-          <w:b w:val="0"/>
-          <w:color w:val="000000"/>
-          <w:sz w:val="24"/>
-        </w:rPr>
-        <w:t>UNESCO指出，AI使教学关系转为教师—AI—学生动态结构，但教师仍须具备人本取向、伦理判断与AI教学法。与此相应，三元协同并不等于三方平均用力。低年段学生操作能力有限，开放式生成应由教师发起并监护；中高年段逐步把提问权、校验权交给学生，教师更多承担问题守门人与价值把关人。边界随学段调整，底线不变。图5把阶梯、权责、宜做慎做、介入强度与红黄绿灯放在同一图集中，便于课前一分钟对照：先看通道开没开，再看权责正不正，后看边界守没守。</w:t>
+        <w:t>图4　“三层互动×三元主体×三阶校准”理论模型</w:t>
       </w:r>
     </w:p>
     <w:p>
@@ -2488,7 +2434,7 @@
           <w:color w:val="000000"/>
           <w:sz w:val="24"/>
         </w:rPr>
-        <w:t>对应形式失衡：把单通道改成可选择、可生成、可延伸的多向通道。本阶先改问题、改任务、再改生成——通道一开，程式才松动。</w:t>
+        <w:t>对应形式失衡。先改问题，再改任务，再决定是否调用工具。通道一开，程式才松得动。</w:t>
       </w:r>
     </w:p>
     <w:p>
@@ -2525,25 +2471,7 @@
           <w:color w:val="000000"/>
           <w:sz w:val="24"/>
         </w:rPr>
-        <w:t>减少“是不是、对不对”的封闭式问题，改用有包容性的发散问题，让学生做策略与思路的选择。生成式工具可用于生成问题梯度，但须限定：只提供问题与材料线索，不输出最终赏析。操作分四步：第一，教师确定本课核心概念；第二，请工具按由易到难生成四层问题，教师删掉“标准答案型”设问；第三，学生先独立写关键词、同桌互说，再全班比读；第四，所谓“标准描写”先折叠，学生写完再打开，作对比而不作范本。</w:t>
-      </w:r>
-    </w:p>
-    <w:p>
-      <w:pPr>
-        <w:keepNext/>
-        <w:widowControl/>
-        <w:spacing w:before="160" w:after="80" w:line="360" w:lineRule="auto"/>
-        <w:ind w:firstLine="0"/>
-        <w:jc w:val="left"/>
-      </w:pPr>
-      <w:r>
-        <w:rPr>
-          <w:rFonts w:ascii="Times New Roman" w:hAnsi="Times New Roman" w:eastAsia="黑体" w:cs="Times New Roman"/>
-          <w:b/>
-          <w:color w:val="000000"/>
-          <w:sz w:val="24"/>
-        </w:rPr>
-        <w:t>【案例举隅1】三年级下册《火烧云》：先观察表达，后让AI供问</w:t>
+        <w:t>少问“是不是、对不对”，改问能让学生选择思路的问题。生成式工具可以按由易到难供四层问题，教师删掉“标准答案型”设问；学生先独立写关键词、同桌互说，再全班比读；所谓“标准描写”先折叠，写完再打开对照。三年级《火烧云》可按“颜色变化—形状联想—动态用词—情感余味”供问，规则写明：问题可以借用，美文先不看。一上课就投“标准美文”，通道会立刻闭合。</w:t>
       </w:r>
     </w:p>
     <w:p>
@@ -2561,43 +2489,7 @@
           <w:color w:val="000000"/>
           <w:sz w:val="24"/>
         </w:rPr>
-        <w:t>课前布置学生观察晚霞，写下三句“我的火烧云”。课中请生成式工具按“颜色变化—形状联想—动态用词—情感余味”生成四层问题，教师筛选后投屏。规则写明：问题可以借用，“标准描写”先不看。表达较弱的学生抓住颜色词就能开口，表达较强的学生可以讨论动态与想象。梯度问题把互动从“猜老师要的答案”拉向“我能说一层、再进一层”。若一上课就投出“标准美文”，通道瞬间重新闭合。</w:t>
-      </w:r>
-    </w:p>
-    <w:p>
-      <w:pPr>
-        <w:keepNext/>
-        <w:widowControl/>
-        <w:spacing w:before="160" w:after="80" w:line="360" w:lineRule="auto"/>
-        <w:ind w:firstLine="0"/>
-        <w:jc w:val="left"/>
-      </w:pPr>
-      <w:r>
-        <w:rPr>
-          <w:rFonts w:ascii="Times New Roman" w:hAnsi="Times New Roman" w:eastAsia="黑体" w:cs="Times New Roman"/>
-          <w:b/>
-          <w:color w:val="000000"/>
-          <w:sz w:val="24"/>
-        </w:rPr>
-        <w:t>【案例举隅1-2】五年级上册习作《即景》：观察记录单驱动动态描写</w:t>
-      </w:r>
-    </w:p>
-    <w:p>
-      <w:pPr>
-        <w:keepNext w:val="0"/>
-        <w:widowControl/>
-        <w:spacing w:before="0" w:after="0" w:line="360" w:lineRule="auto"/>
-        <w:ind w:firstLine="480"/>
-        <w:jc w:val="both"/>
-      </w:pPr>
-      <w:r>
-        <w:rPr>
-          <w:rFonts w:ascii="Times New Roman" w:hAnsi="Times New Roman" w:eastAsia="宋体" w:cs="Times New Roman"/>
-          <w:b w:val="0"/>
-          <w:color w:val="000000"/>
-          <w:sz w:val="24"/>
-        </w:rPr>
-        <w:t>《即景》要求观察一种自然现象或一处景观，按一定顺序写出景物的动态变化。可操作的破程做法是：课前完成观察记录单，课中先比较判断何为“眼前的、当下的景”，再交流心动时刻并补全题目；默读习作教材圈画“顺序”与“变化”两类要求；回看记录单确定时间顺序或空间顺序；迁移单元课文《鸟的天堂》《月迹》中声音、数量、光影等动态写法，重点修改“变化是否写出来”。屏幕可以投出学生片段作讨论对象，黑板则把“一定顺序／动态变化”写成可见支架。生成式工具此时只宜提供观察角度提示或动态动词清单，不宜直接生成成篇即景作文。图3（c）显示：材料已经公共化，若座位仍全部朝向讲台，讨论还可能停在“看屏幕”。</w:t>
+        <w:t>同一思路落到五年级《即景》，就不再从空讲“动态描写”开始。教材要求观察一种自然现象或一处景观，按一定顺序写出景物变化；学生此前已写过《这儿真美》《游　　》。课前完成观察记录单，课上先比较何为“眼前的、当下的景”，再交流心动时刻、补全题目；默读教材圈出“顺序”和“变化”；回看记录单决定时间顺序还是空间顺序；迁移《鸟的天堂》《月迹》里声音、数量、光影的写法，重点改“变化有没有写出来”。图3（b）那张日落记录单，已经用“金光四射→渐渐西偏→晚霞变色→落下去”把过程画出来了。生成式工具此时只宜给观察角度或动态动词，不宜生成成篇即景作文。图6把观察单、教材要求、学生片段和板书放在一起：材料进了公共屏幕，评改才有对象；终稿仍须学生写。</w:t>
       </w:r>
     </w:p>
     <w:p>
@@ -2610,7 +2502,7 @@
       <w:r>
         <w:drawing>
           <wp:inline xmlns:a="http://schemas.openxmlformats.org/drawingml/2006/main" xmlns:pic="http://schemas.openxmlformats.org/drawingml/2006/picture">
-            <wp:extent cx="5400000" cy="5393121"/>
+            <wp:extent cx="5400000" cy="4189160"/>
             <wp:docPr id="6" name="Picture 6"/>
             <wp:cNvGraphicFramePr>
               <a:graphicFrameLocks noChangeAspect="1"/>
@@ -2619,7 +2511,7 @@
               <a:graphicData uri="http://schemas.openxmlformats.org/drawingml/2006/picture">
                 <pic:pic>
                   <pic:nvPicPr>
-                    <pic:cNvPr id="0" name="plate06.jpg"/>
+                    <pic:cNvPr id="0" name="plate_break.jpg"/>
                     <pic:cNvPicPr/>
                   </pic:nvPicPr>
                   <pic:blipFill>
@@ -2631,7 +2523,7 @@
                   <pic:spPr>
                     <a:xfrm>
                       <a:off x="0" y="0"/>
-                      <a:ext cx="5400000" cy="5393121"/>
+                      <a:ext cx="5400000" cy="4189160"/>
                     </a:xfrm>
                     <a:prstGeom prst="rect"/>
                   </pic:spPr>
@@ -2657,7 +2549,7 @@
           <w:color w:val="000000"/>
           <w:sz w:val="21"/>
         </w:rPr>
-        <w:t>图6　破程课例合集：（a）四层问题链；（b）《火烧云》先写后比</w:t>
+        <w:t>图6　《即景》破程合集：观察记录单、教材要求、学生片段与板书支架</w:t>
       </w:r>
     </w:p>
     <w:p>
@@ -2694,25 +2586,7 @@
           <w:color w:val="000000"/>
           <w:sz w:val="24"/>
         </w:rPr>
-        <w:t>通道不仅要在空间上打开，还要沿任务分层覆盖不同学生。低年级适宜同桌两人合作：互说思考过程、互查、互提问题；高年级适宜多人小组，兼顾组际通道。利用生成式工具完成任务分发与观点归集，形成“课前预学—课中互学—课后辩学”闭环。工具进课堂要有流程：先明确任务，再决定何时调用、何时必须回到文本与同伴。</w:t>
-      </w:r>
-    </w:p>
-    <w:p>
-      <w:pPr>
-        <w:keepNext/>
-        <w:widowControl/>
-        <w:spacing w:before="160" w:after="80" w:line="360" w:lineRule="auto"/>
-        <w:ind w:firstLine="0"/>
-        <w:jc w:val="left"/>
-      </w:pPr>
-      <w:r>
-        <w:rPr>
-          <w:rFonts w:ascii="Times New Roman" w:hAnsi="Times New Roman" w:eastAsia="黑体" w:cs="Times New Roman"/>
-          <w:b/>
-          <w:color w:val="000000"/>
-          <w:sz w:val="24"/>
-        </w:rPr>
-        <w:t>【案例举隅2】四年级下册《我们家的男子汉》：三层任务与“我与AI辩论”</w:t>
+        <w:t>空间上打开还不够，任务也要分层，让不同学生都有事可做。低年级宜同桌互说互查；高年级宜小组兼组际。工具进课堂要有顺序：先明确任务，再决定何时调用，何时必须回到文本和同伴。</w:t>
       </w:r>
     </w:p>
     <w:p>
@@ -2730,25 +2604,7 @@
           <w:color w:val="000000"/>
           <w:sz w:val="24"/>
         </w:rPr>
-        <w:t>围绕“课文怎样写出一个孩子的成长味道”，设置三层任务：A层找出写“男子汉”言行的句子并朗读；B层小组讨论作者为什么用这一称呼；C层尝试用一段话写“我们家的——”。生成式工具按层次推送提示卡（不含现成赏析）。课后布置“我与AI辩论”：学生先写约100字感受，再请工具写一段同题文字，用红笔标出“我同意／我不同意／课文里有证据吗”。分层不等于降低要求：A层同样要被追问“为什么这样读”。小学阶段该任务须在教师组织下完成，避免学生独自使用开放式生成。</w:t>
-      </w:r>
-    </w:p>
-    <w:p>
-      <w:pPr>
-        <w:keepNext/>
-        <w:widowControl/>
-        <w:spacing w:before="160" w:after="80" w:line="360" w:lineRule="auto"/>
-        <w:ind w:firstLine="0"/>
-        <w:jc w:val="left"/>
-      </w:pPr>
-      <w:r>
-        <w:rPr>
-          <w:rFonts w:ascii="Times New Roman" w:hAnsi="Times New Roman" w:eastAsia="黑体" w:cs="Times New Roman"/>
-          <w:b/>
-          <w:color w:val="000000"/>
-          <w:sz w:val="24"/>
-        </w:rPr>
-        <w:t>【案例举隅2-2】三年级下册习作《我的植物朋友》：化“卡”为“文”</w:t>
+        <w:t>四年级《我们家的男子汉》可设三层任务：A层找出写言行的句子并朗读，B层讨论为何用这一称呼，C层写“我们家的——”。提示卡不含现成赏析。课后“我与AI辩论”须在教师组织下进行：学生先写约100字，再对照生成文字标出同意、不同意、课文里有没有证据。A层同样要被追问“为什么这样读”，分层不是降要求。</w:t>
       </w:r>
     </w:p>
     <w:p>
@@ -2766,7 +2622,7 @@
           <w:color w:val="000000"/>
           <w:sz w:val="24"/>
         </w:rPr>
-        <w:t>本课的学情难点是观察角度单一、不会把记录卡连成连贯表达。互动设计分成三步：先分享植物记录卡，交流“从哪些方面观察”；再全班补充记录卡，拓宽选材；然后从卡中选1—2个方面化“卡”为“文”，要求写清楚观察到的，并试着写出感受。关联精读课文《荷花》的多感官写法，把“看、闻、摸”变成可选择的表达路径。写同一植物的同学可以合作分享。生成式人工智能可以提示观察角度或把学生口语转成提纲，但终稿必须由学生完成。区域习作集备中“赋能·分层·共生”的取向与此一致：支架分层供给，互评修改共生，而不是用同一篇范文覆盖全班。图3（b）屏幕已写明“借助记录卡……读给同学听”，画面却停在教师布置、全班听讲，说明任务文本上屏并不等于同伴通道已经打开。</w:t>
+        <w:t>三年级《我的植物朋友》难在观察角度单一、不会把记录卡连成文。教材本身就是三步：课前做记录卡，课中借助卡来写，课后修改并交流。课上先分享卡、交流“从哪些方面观察”，再补充记录卡，然后选一两个方面化卡为文，写清楚观察到的，试着写出感受。关联《荷花》的多感官写法，把看、闻、摸变成可选路径。图3（c）里，学生已经把“红透了的辣椒”和“茎叶硬硬的、会闭合”写进卡；图7（b）板书把“写清楚、多角度、有感受”立在黑板上。生成式工具可以提示角度或把口语转成提纲，终稿必须学生完成。区域习作集备提出的“赋能·分层·共生”，说的也是支架分层供给、互评修改共生，而不是用同一篇范文覆盖全班。</w:t>
       </w:r>
     </w:p>
     <w:p>
@@ -2784,25 +2640,7 @@
           <w:color w:val="000000"/>
           <w:sz w:val="24"/>
         </w:rPr>
-        <w:t>一年级识字课打开通道，不宜一上来就“人机辩论”。一年级下册识字3《小青蛙》，教师用生成式工具生成“小青蛙在清清的河边看晴天”的连贯情境图，把“青、清、晴、情、请”放进同一幅画。识字仍按“知其音、识其形、明其义”推进。图画是帮手，不是课堂的主角。判断标准只有一个：学生是否因此更愿意读、更敢于说。</w:t>
-      </w:r>
-    </w:p>
-    <w:p>
-      <w:pPr>
-        <w:keepNext w:val="0"/>
-        <w:widowControl/>
-        <w:spacing w:before="0" w:after="0" w:line="360" w:lineRule="auto"/>
-        <w:ind w:firstLine="480"/>
-        <w:jc w:val="both"/>
-      </w:pPr>
-      <w:r>
-        <w:rPr>
-          <w:rFonts w:ascii="Times New Roman" w:hAnsi="Times New Roman" w:eastAsia="宋体" w:cs="Times New Roman"/>
-          <w:b w:val="0"/>
-          <w:color w:val="000000"/>
-          <w:sz w:val="24"/>
-        </w:rPr>
-        <w:t>第一学段阅读同样要用情境打开通道，而不是用生成文本代替朗读。一年级下册《棉花姑娘》以谜语导入、角色扮演和对话朗读落实“读好请求语气”；二年级下册《大象的耳朵》抓住问号、语气词与疑问词读好角色对话，并在小组合作中体会“不盲从、善思考”。低段阅读的互动质量，首先看学生是否读出角色心情，而不是屏幕上是否出现标准解释。</w:t>
+        <w:t>低段更不宜一上来“人机辩论”。《棉花姑娘》要落实的是读好请求语气，角色扮演比生成解释更要紧；《大象的耳朵》抓住问号、语气词读对话，四人一组扮演大象与小动物，学生之间开始一问一答。图7（d）里，横向通道出现在角色之间，而不是出现在屏幕上的标准答案里。图画和情境是帮手，不是主角。判断标准是：学生是否更愿意读、更敢于说。</w:t>
       </w:r>
     </w:p>
     <w:p>
@@ -2815,7 +2653,7 @@
       <w:r>
         <w:drawing>
           <wp:inline xmlns:a="http://schemas.openxmlformats.org/drawingml/2006/main" xmlns:pic="http://schemas.openxmlformats.org/drawingml/2006/picture">
-            <wp:extent cx="4357915" cy="6299999"/>
+            <wp:extent cx="5400000" cy="4189160"/>
             <wp:docPr id="7" name="Picture 7"/>
             <wp:cNvGraphicFramePr>
               <a:graphicFrameLocks noChangeAspect="1"/>
@@ -2824,7 +2662,7 @@
               <a:graphicData uri="http://schemas.openxmlformats.org/drawingml/2006/picture">
                 <pic:pic>
                   <pic:nvPicPr>
-                    <pic:cNvPr id="0" name="plate07.jpg"/>
+                    <pic:cNvPr id="0" name="plate_write.jpg"/>
                     <pic:cNvPicPr/>
                   </pic:nvPicPr>
                   <pic:blipFill>
@@ -2836,7 +2674,7 @@
                   <pic:spPr>
                     <a:xfrm>
                       <a:off x="0" y="0"/>
-                      <a:ext cx="4357915" cy="6299999"/>
+                      <a:ext cx="5400000" cy="4189160"/>
                     </a:xfrm>
                     <a:prstGeom prst="rect"/>
                   </pic:spPr>
@@ -2862,7 +2700,7 @@
           <w:color w:val="000000"/>
           <w:sz w:val="21"/>
         </w:rPr>
-        <w:t>图7　分层与习作合集：（a）三段闭环；（b）化卡为文；（c）五类课型宜做与禁做</w:t>
+        <w:t>图7　化卡为文与低段横向通道：（a）（b）（c）《我的植物朋友》；（d）《大象的耳朵》角色扮演</w:t>
       </w:r>
     </w:p>
     <w:p>
@@ -2899,25 +2737,7 @@
           <w:color w:val="000000"/>
           <w:sz w:val="24"/>
         </w:rPr>
-        <w:t>优质课堂是预设与生成的辩证统一。备课宜粗备框架、细留空间：课前用生成式工具生成多套问题链与备选语料；课中一旦出现教案之外的问题，调用工具获取多角度参考，但不直接宣读答案，而把它变成研讨引子。接住的标志是：把学生的那句话写上黑板，追问“课文里有没有依据”，再决定要不要补充材料。</w:t>
-      </w:r>
-    </w:p>
-    <w:p>
-      <w:pPr>
-        <w:keepNext/>
-        <w:widowControl/>
-        <w:spacing w:before="160" w:after="80" w:line="360" w:lineRule="auto"/>
-        <w:ind w:firstLine="0"/>
-        <w:jc w:val="left"/>
-      </w:pPr>
-      <w:r>
-        <w:rPr>
-          <w:rFonts w:ascii="Times New Roman" w:hAnsi="Times New Roman" w:eastAsia="黑体" w:cs="Times New Roman"/>
-          <w:b/>
-          <w:color w:val="000000"/>
-          <w:sz w:val="24"/>
-        </w:rPr>
-        <w:t>【案例举隅3】三年级下册《守株待兔》：一句“也许他只是太累了”</w:t>
+        <w:t>备课宜粗备框架、细留空间。课中出现教案外的问题，可以调用工具获取多角度参考，但不宣读答案，而把它变成研讨引子。接住的标志是：把学生的那句话写上黑板，追问课文里有没有依据，再决定要不要补材料。</w:t>
       </w:r>
     </w:p>
     <w:p>
@@ -2935,7 +2755,7 @@
           <w:color w:val="000000"/>
           <w:sz w:val="24"/>
         </w:rPr>
-        <w:t>课堂上，一名学生提出：“守株人也许只是太累了，想歇一歇。”这显然偏离教案预设。教师没有急于纠偏，而是追问：“课文里有没有写他累？如果没有，你觉得作者为什么要把这个故事写得这么夸张？”随后补充“寓言中的夸张手法”与“生活中的侥幸心理”两类材料，组织正反两方用课文语句说话。生成的偏差被转化为教学资源：教师没有否定学生，也没有让机器给终答，而是把讨论拉回文本证据。</w:t>
+        <w:t>《守株待兔》里若有学生说“守株人也许只是太累了”，不要急于纠偏。可问：课文有没有写他累？作者为什么写得这么夸张？再提供“寓言夸张”和“侥幸心理”两类材料，正反双方用课文语句说话。教师既不否定学生，也不让机器给终答，讨论才能回到文本证据。破程打开的是通道；通道上若仍是教师独问，还要把问权往下移。</w:t>
       </w:r>
     </w:p>
     <w:p>
@@ -2972,7 +2792,7 @@
           <w:color w:val="000000"/>
           <w:sz w:val="24"/>
         </w:rPr>
-        <w:t>对应关系失衡。通道打开之后，若权责仍旧“师发生从”，多向互动会迅速被少数学生重新垄断。本阶把发起权、可见权、判断权校准回来。</w:t>
+        <w:t>对应关系失衡。通道打开之后，若仍是“师问生答”，多向互动会很快被少数人重新垄断。</w:t>
       </w:r>
     </w:p>
     <w:p>
@@ -3009,7 +2829,7 @@
           <w:color w:val="000000"/>
           <w:sz w:val="24"/>
         </w:rPr>
-        <w:t>主客化关系的深层结构，是提问权始终在教师手里。复权的关键，是把“问”教给学生，并规定：向生成式工具提问，不得直接索要终答。课前用微型课训练句式，把句式贴在语文书首页。</w:t>
+        <w:t>把“问”教给学生，并规定：向生成式工具提问，不得直接索要终答。句式可做成微型课，贴在语文书首页。</w:t>
       </w:r>
     </w:p>
     <w:p>
@@ -3467,24 +3287,6 @@
     </w:tbl>
     <w:p>
       <w:pPr>
-        <w:keepNext/>
-        <w:widowControl/>
-        <w:spacing w:before="160" w:after="80" w:line="360" w:lineRule="auto"/>
-        <w:ind w:firstLine="0"/>
-        <w:jc w:val="left"/>
-      </w:pPr>
-      <w:r>
-        <w:rPr>
-          <w:rFonts w:ascii="Times New Roman" w:hAnsi="Times New Roman" w:eastAsia="黑体" w:cs="Times New Roman"/>
-          <w:b/>
-          <w:color w:val="000000"/>
-          <w:sz w:val="24"/>
-        </w:rPr>
-        <w:t>【案例举隅4】四年级下册《我们家的男子汉》：把提问方法教给学生</w:t>
-      </w:r>
-    </w:p>
-    <w:p>
-      <w:pPr>
         <w:keepNext w:val="0"/>
         <w:widowControl/>
         <w:spacing w:before="0" w:after="0" w:line="360" w:lineRule="auto"/>
@@ -3498,43 +3300,7 @@
           <w:color w:val="000000"/>
           <w:sz w:val="24"/>
         </w:rPr>
-        <w:t>在“我与AI辩论”前，教师把“帮我写一段”改成“课文中哪些句子写出了他的成长”。课中设三道闸：提问须先指向课文某段某句；生成内容必须当众被追问“依据在哪”；每组设一名“沉默观察员”记录谁还没说话。全员不是平均发言秒数，而是没有人被固定排除在对话之外。</w:t>
-      </w:r>
-    </w:p>
-    <w:p>
-      <w:pPr>
-        <w:keepNext/>
-        <w:widowControl/>
-        <w:spacing w:before="160" w:after="80" w:line="360" w:lineRule="auto"/>
-        <w:ind w:firstLine="0"/>
-        <w:jc w:val="left"/>
-      </w:pPr>
-      <w:r>
-        <w:rPr>
-          <w:rFonts w:ascii="Times New Roman" w:hAnsi="Times New Roman" w:eastAsia="黑体" w:cs="Times New Roman"/>
-          <w:b/>
-          <w:color w:val="000000"/>
-          <w:sz w:val="24"/>
-        </w:rPr>
-        <w:t>【案例举隅4-2】五年级上册《古人谈读书》：先问后解，联系自己的读书生活</w:t>
-      </w:r>
-    </w:p>
-    <w:p>
-      <w:pPr>
-        <w:keepNext w:val="0"/>
-        <w:widowControl/>
-        <w:spacing w:before="0" w:after="0" w:line="360" w:lineRule="auto"/>
-        <w:ind w:firstLine="480"/>
-        <w:jc w:val="both"/>
-      </w:pPr>
-      <w:r>
-        <w:rPr>
-          <w:rFonts w:ascii="Times New Roman" w:hAnsi="Times New Roman" w:eastAsia="宋体" w:cs="Times New Roman"/>
-          <w:b w:val="0"/>
-          <w:color w:val="000000"/>
-          <w:sz w:val="24"/>
-        </w:rPr>
-        <w:t>本课说理性强、语录句之间关联不高，学生不容易主动关联已有读书经验。可把提问权前移：初读后同桌互读互评；自读提出疑问，再借助注释在小组内理解大意；用表格梳理朱熹“心到、眼到、口到”的关系；最后联系自己的读书生活谈启发，并拓展迁移。学习任务单和空白书签用于让每个学生留下自己的问题与收获。生成式工具可以提供注释对照或朗读停顿示例，但不能代替学生说出“我读到了什么、我以后怎么读”。图3（d）中学生持麦克风面对屏幕解释语录，互动已从教师独讲转为学生论证，其余座位仍提醒：复权还要继续推向全员。</w:t>
+        <w:t>《古人谈读书》说理性强，语录句之间关联不高，学生不容易主动联系自己的读书生活。课上可把提问权前移：同桌互读互评，读准“知、识、诲”，读好长句停顿；自读提出疑问，借助注释在小组内理解大意；用表格梳理朱熹“心到、眼到、口到”；最后联系自己的读书体会说启发，把喜欢的句子抄到书签上。图8（a）屏幕写的是“学习活动一：读熟孔子语录，同桌互读互评”，任务已经指向同伴；图8（b）学生持麦解释，教师侧立。生成式工具可以提供注释对照或停顿示例，不能代替学生说出“我读到了什么、以后怎么读”。</w:t>
       </w:r>
     </w:p>
     <w:p>
@@ -3571,43 +3337,7 @@
           <w:color w:val="000000"/>
           <w:sz w:val="24"/>
         </w:rPr>
-        <w:t>垄断化交往的破解，不是多点几个名字，而是让每一个想法被看见。生成式工具把小组观点可视化，帮助内向学生进入公共屏幕；教师组织互评、追问与归纳。投屏不是展览，而是下一次对话的起点。三年级习作《这儿真美》把教材例文作为“围绕一个意思写”的支架，再用评价量规组织练笔与修改，使边缘学生也能按可见标准进入表达，而不是等待教师点名。</w:t>
-      </w:r>
-    </w:p>
-    <w:p>
-      <w:pPr>
-        <w:keepNext/>
-        <w:widowControl/>
-        <w:spacing w:before="160" w:after="80" w:line="360" w:lineRule="auto"/>
-        <w:ind w:firstLine="0"/>
-        <w:jc w:val="left"/>
-      </w:pPr>
-      <w:r>
-        <w:rPr>
-          <w:rFonts w:ascii="Times New Roman" w:hAnsi="Times New Roman" w:eastAsia="黑体" w:cs="Times New Roman"/>
-          <w:b/>
-          <w:color w:val="000000"/>
-          <w:sz w:val="24"/>
-        </w:rPr>
-        <w:t>【案例举隅5】五年级下册《手指》：让每个组的想法都出现在屏幕上</w:t>
-      </w:r>
-    </w:p>
-    <w:p>
-      <w:pPr>
-        <w:keepNext w:val="0"/>
-        <w:widowControl/>
-        <w:spacing w:before="0" w:after="0" w:line="360" w:lineRule="auto"/>
-        <w:ind w:firstLine="480"/>
-        <w:jc w:val="both"/>
-      </w:pPr>
-      <w:r>
-        <w:rPr>
-          <w:rFonts w:ascii="Times New Roman" w:hAnsi="Times New Roman" w:eastAsia="宋体" w:cs="Times New Roman"/>
-          <w:b w:val="0"/>
-          <w:color w:val="000000"/>
-          <w:sz w:val="24"/>
-        </w:rPr>
-        <w:t>小组合作学习“五根手指各有什么特点”后，各组把关键词输入学习平台，工具按“姿态、作用、性格”三类归集并投屏。教师不评价哪一组更好，而是先请一组说明归类理由，再请另一组补充或反驳，最后请全班为关键词找出课文依据。归集是可重复劳动，冲突处理才是教师的专业工作。</w:t>
+        <w:t>破解垄断，不是多点几个名字，而是让每个想法被看见。投屏不是展览，而是下一轮对话的起点。三年级《这儿真美》一类课，可用教材例文学“围绕一个意思写”，再用量规组织练笔和修改，使边缘学生按可见标准进入表达。图8（d）里，例文上了屏，学生已经在本子上写；教师的工作是组织比较和修改，而不是把范文读完了事。《手指》一课则把各组关键词归集投屏，先请一组说归类理由，再请另一组补充或反驳，最后为关键词找课文依据。归集可以交给工具，冲突处理仍是教师的专业工作。</w:t>
       </w:r>
     </w:p>
     <w:p>
@@ -3620,7 +3350,7 @@
       <w:r>
         <w:drawing>
           <wp:inline xmlns:a="http://schemas.openxmlformats.org/drawingml/2006/main" xmlns:pic="http://schemas.openxmlformats.org/drawingml/2006/picture">
-            <wp:extent cx="4239410" cy="6300000"/>
+            <wp:extent cx="5400000" cy="4189160"/>
             <wp:docPr id="8" name="Picture 8"/>
             <wp:cNvGraphicFramePr>
               <a:graphicFrameLocks noChangeAspect="1"/>
@@ -3629,7 +3359,7 @@
               <a:graphicData uri="http://schemas.openxmlformats.org/drawingml/2006/picture">
                 <pic:pic>
                   <pic:nvPicPr>
-                    <pic:cNvPr id="0" name="plate08.jpg"/>
+                    <pic:cNvPr id="0" name="plate_voice.jpg"/>
                     <pic:cNvPicPr/>
                   </pic:nvPicPr>
                   <pic:blipFill>
@@ -3641,7 +3371,7 @@
                   <pic:spPr>
                     <a:xfrm>
                       <a:off x="0" y="0"/>
-                      <a:ext cx="4239410" cy="6300000"/>
+                      <a:ext cx="5400000" cy="4189160"/>
                     </a:xfrm>
                     <a:prstGeom prst="rect"/>
                   </pic:spPr>
@@ -3667,25 +3397,7 @@
           <w:color w:val="000000"/>
           <w:sz w:val="21"/>
         </w:rPr>
-        <w:t>图8　复权合集：（a）提问支架转向；（b）《手指》归集与追问；（c）多回路互动网络</w:t>
-      </w:r>
-    </w:p>
-    <w:p>
-      <w:pPr>
-        <w:keepNext w:val="0"/>
-        <w:widowControl/>
-        <w:spacing w:before="0" w:after="0" w:line="360" w:lineRule="auto"/>
-        <w:ind w:firstLine="480"/>
-        <w:jc w:val="both"/>
-      </w:pPr>
-      <w:r>
-        <w:rPr>
-          <w:rFonts w:ascii="Times New Roman" w:hAnsi="Times New Roman" w:eastAsia="宋体" w:cs="Times New Roman"/>
-          <w:b w:val="0"/>
-          <w:color w:val="000000"/>
-          <w:sz w:val="24"/>
-        </w:rPr>
-        <w:t>观察时记录互动节点、互动路径与学生横向互动，作为结构性指标，不在此填写虚构统计值。</w:t>
+        <w:t>图8　复权合集：（a）（b）（c）《古人谈读书》；（d）《这儿真美》按支架动笔</w:t>
       </w:r>
     </w:p>
     <w:p>
@@ -3722,43 +3434,7 @@
           <w:color w:val="000000"/>
           <w:sz w:val="24"/>
         </w:rPr>
-        <w:t>课堂上是否真正复位，只看两个瞬间：当学生说出与预设不同的答案时，教师是接住还是绕开；当生成式工具给出看似标准的解读时，教师是宣读还是追问。</w:t>
-      </w:r>
-    </w:p>
-    <w:p>
-      <w:pPr>
-        <w:keepNext/>
-        <w:widowControl/>
-        <w:spacing w:before="160" w:after="80" w:line="360" w:lineRule="auto"/>
-        <w:ind w:firstLine="0"/>
-        <w:jc w:val="left"/>
-      </w:pPr>
-      <w:r>
-        <w:rPr>
-          <w:rFonts w:ascii="Times New Roman" w:hAnsi="Times New Roman" w:eastAsia="黑体" w:cs="Times New Roman"/>
-          <w:b/>
-          <w:color w:val="000000"/>
-          <w:sz w:val="24"/>
-        </w:rPr>
-        <w:t>【案例举隅6】三年级下册《守株待兔》：AI扮角色，教师守寓意</w:t>
-      </w:r>
-    </w:p>
-    <w:p>
-      <w:pPr>
-        <w:keepNext w:val="0"/>
-        <w:widowControl/>
-        <w:spacing w:before="0" w:after="0" w:line="360" w:lineRule="auto"/>
-        <w:ind w:firstLine="480"/>
-        <w:jc w:val="both"/>
-      </w:pPr>
-      <w:r>
-        <w:rPr>
-          <w:rFonts w:ascii="Times New Roman" w:hAnsi="Times New Roman" w:eastAsia="宋体" w:cs="Times New Roman"/>
-          <w:b w:val="0"/>
-          <w:color w:val="000000"/>
-          <w:sz w:val="24"/>
-        </w:rPr>
-        <w:t>课中不急于揭示“不可心存侥幸”，先请学生用自己的话说故事。随后请工具扮演“守株人”，用第一人称辩解。学生分组追问：庄稼谁来种？兔子会再来吗？工具只负责把各组问题归类投屏，教师抓住“侥幸—劳动—事理”组织班级对话，并提醒：它可以“变成”故事里的人物，却不能替我们判断对错。生成式人工智能能够依据语言模式生成具有较强连贯性的解释，但其生成结果并不天然等同于文本意义本身。因此，教师需要将输出重新置于文本证据之中，由学生通过比照、质疑和论证完成意义判断。</w:t>
+        <w:t>课堂上是否复位，看两个瞬间：学生说出与预设不同的答案时，教师是接住还是绕开；生成式工具给出看似标准的解读时，教师是宣读还是追问。《守株待兔》可不急于揭示“不可心存侥幸”，先让学生用自己的话说故事，再请工具扮演“守株人”辩解，学生追问庄稼谁来种、兔子会不会再来。工具只负责把问题归类投屏，教师抓住“侥幸—劳动—事理”组织对话。生成文本可以连贯，但不等于课文意义本身。判断仍须放到文本证据里，由学生比照、质疑、论证。关系校准之后，还要把终答和评分从机器手里拿回来。</w:t>
       </w:r>
     </w:p>
     <w:p>
@@ -3795,7 +3471,7 @@
           <w:color w:val="000000"/>
           <w:sz w:val="24"/>
         </w:rPr>
-        <w:t>对应技术失衡。通道有了，权责明了，若没有不可逾越的边界，生成式工具仍会以更精致的方式替答、替评、替演、替证。</w:t>
+        <w:t>对应技术失衡。通道有了，权责明了，若没有不可逾越的边界，工具仍会以更精致的方式替答、替评、替证。</w:t>
       </w:r>
     </w:p>
     <w:p>
@@ -3832,7 +3508,7 @@
           <w:color w:val="000000"/>
           <w:sz w:val="24"/>
         </w:rPr>
-        <w:t>边界约定一：可以给问题、给材料、给归集，不可以给本课终答。操作上把“标准赏析”折叠到学生独立表达之后，只作对照。习作课同样如此：观察角度、情节提示与病句提醒可以生成，成篇文字须由学生完成。这与小学阶段限制独自开放生成、禁止复制生成内容作为作业答案的政策要求一致，也针对已有研究中“照抄生成结构与语句”的惰化风险。</w:t>
+        <w:t>可以给问题、给材料、给归集，不可以给本课终答。“标准赏析”折到学生独立表达之后，只作对照。习作同样：角度、情节提示、病句提醒可以生成，成篇文字须学生完成。这与小学阶段限制独自开放生成、禁止复制生成内容作为作业答案相一致，也针对“照抄生成结构与语句”的惰化风险。图6、图7里的观察单和记录卡，正是“卡可生成、文须人写”的现场注脚。</w:t>
       </w:r>
     </w:p>
     <w:p>
@@ -3869,43 +3545,7 @@
           <w:color w:val="000000"/>
           <w:sz w:val="24"/>
         </w:rPr>
-        <w:t>学生读错、说错时，先保护自尊心，再引导回到文本。约定三条：当众不展示带羞辱性的机器分数；先问“你刚才看到了什么／想到了什么”，再范读或同伴带读；分数与等级留到课后单独查看，并与下一次进步对照，而不是与全班排名对照。边界约定二：机器评分可以课后看，不可以当众作为惩戒。</w:t>
-      </w:r>
-    </w:p>
-    <w:p>
-      <w:pPr>
-        <w:keepNext/>
-        <w:widowControl/>
-        <w:spacing w:before="160" w:after="80" w:line="360" w:lineRule="auto"/>
-        <w:ind w:firstLine="0"/>
-        <w:jc w:val="left"/>
-      </w:pPr>
-      <w:r>
-        <w:rPr>
-          <w:rFonts w:ascii="Times New Roman" w:hAnsi="Times New Roman" w:eastAsia="黑体" w:cs="Times New Roman"/>
-          <w:b/>
-          <w:color w:val="000000"/>
-          <w:sz w:val="24"/>
-        </w:rPr>
-        <w:t>【案例举隅7】三年级下册《火烧云》：不让机器评分当众挫败学生</w:t>
-      </w:r>
-    </w:p>
-    <w:p>
-      <w:pPr>
-        <w:keepNext w:val="0"/>
-        <w:widowControl/>
-        <w:spacing w:before="0" w:after="0" w:line="360" w:lineRule="auto"/>
-        <w:ind w:firstLine="480"/>
-        <w:jc w:val="both"/>
-      </w:pPr>
-      <w:r>
-        <w:rPr>
-          <w:rFonts w:ascii="Times New Roman" w:hAnsi="Times New Roman" w:eastAsia="宋体" w:cs="Times New Roman"/>
-          <w:b w:val="0"/>
-          <w:color w:val="000000"/>
-          <w:sz w:val="24"/>
-        </w:rPr>
-        <w:t>朗读展示环节，一名学生把比喻读破了句子，语音测评给出较低分数。教师没有展示分数，而是先问：“你刚才看到了什么颜色？”肯定观察，再请他跟着范读。这一处理守住互动底色：一旦机器评价当众生效，学生下次会更倾向于选择安全的答案。</w:t>
+        <w:t>学生读错、说错时，先护住再回到文本。当众不展示带羞辱性的机器分数；先问“你刚才看到了什么／想到了什么”，再范读或同伴带读；分数留到课后单独看，与自己的下一次进步对照，不与全班排名对照。《火烧云》朗读里若有学生把比喻读破，语音测评分数再低，也不投到全班眼前。先问颜色、肯定观察，再带着读。机器评价一旦当众生效，学生下次会更倾向安全答案。</w:t>
       </w:r>
     </w:p>
     <w:p>
@@ -3942,43 +3582,7 @@
           <w:color w:val="000000"/>
           <w:sz w:val="24"/>
         </w:rPr>
-        <w:t>对生成的释义、赏析、学情标签尤须审慎：活跃度低不能直接等同于“不认真”。更关键的示范是：当着学生的面质疑生成内容，用课文证伪“很会说话”的句子。边界约定三：任何生成句子上屏，都必须经过“课文里有没有依据”这一问。</w:t>
-      </w:r>
-    </w:p>
-    <w:p>
-      <w:pPr>
-        <w:keepNext/>
-        <w:widowControl/>
-        <w:spacing w:before="160" w:after="80" w:line="360" w:lineRule="auto"/>
-        <w:ind w:firstLine="0"/>
-        <w:jc w:val="left"/>
-      </w:pPr>
-      <w:r>
-        <w:rPr>
-          <w:rFonts w:ascii="Times New Roman" w:hAnsi="Times New Roman" w:eastAsia="黑体" w:cs="Times New Roman"/>
-          <w:b/>
-          <w:color w:val="000000"/>
-          <w:sz w:val="24"/>
-        </w:rPr>
-        <w:t>【案例举隅8】三年级下册《守株待兔》：用文本证据否定“正能量改写”</w:t>
-      </w:r>
-    </w:p>
-    <w:p>
-      <w:pPr>
-        <w:keepNext w:val="0"/>
-        <w:widowControl/>
-        <w:spacing w:before="0" w:after="0" w:line="360" w:lineRule="auto"/>
-        <w:ind w:firstLine="480"/>
-        <w:jc w:val="both"/>
-      </w:pPr>
-      <w:r>
-        <w:rPr>
-          <w:rFonts w:ascii="Times New Roman" w:hAnsi="Times New Roman" w:eastAsia="宋体" w:cs="Times New Roman"/>
-          <w:b w:val="0"/>
-          <w:color w:val="000000"/>
-          <w:sz w:val="24"/>
-        </w:rPr>
-        <w:t>课后拓展时，有工具把寓言解读为“等待也是一种策略，机会总是留给有准备的人”。教师把这句话投在屏幕上，请学生回到课文找依据：庄稼完了没有？邻居怎么说？宋人最后的结果是什么？学生很快发现，文本里没有任何一处支持这种解读。教师小结应落在可检验的论断：生成文本可以流畅，但不等于已经完成对该课文的意义建构；读书的人要自己判断。当学生看到教师当场质疑工具，“机器说的就是对的”这一默认印象才会松动，思维互动才进入概念交互。</w:t>
+        <w:t>对生成的释义、赏析、学情标签要审慎：活跃度低不能直接等同于“不认真”。更要紧的是当着学生的面质疑生成内容。任何生成句子上屏，都要经过“课文里有没有依据”这一问。《守株待兔》拓展里若出现“等待也是一种策略”，就把这句话投上屏，请学生找：庄稼完了没有，邻居怎么说，宋人结果如何。文本不支持，就不能把流畅句当成意义建构。学生看见教师当场质疑工具，“机器说的就是对的”才会松动，概念交互才进得去。</w:t>
       </w:r>
     </w:p>
     <w:p>
@@ -3991,7 +3595,7 @@
       <w:r>
         <w:drawing>
           <wp:inline xmlns:a="http://schemas.openxmlformats.org/drawingml/2006/main" xmlns:pic="http://schemas.openxmlformats.org/drawingml/2006/picture">
-            <wp:extent cx="5400000" cy="5400000"/>
+            <wp:extent cx="5400000" cy="5385947"/>
             <wp:docPr id="9" name="Picture 9"/>
             <wp:cNvGraphicFramePr>
               <a:graphicFrameLocks noChangeAspect="1"/>
@@ -4012,7 +3616,7 @@
                   <pic:spPr>
                     <a:xfrm>
                       <a:off x="0" y="0"/>
-                      <a:ext cx="5400000" cy="5400000"/>
+                      <a:ext cx="5400000" cy="5385947"/>
                     </a:xfrm>
                     <a:prstGeom prst="rect"/>
                   </pic:spPr>
@@ -4056,7 +3660,7 @@
           <w:color w:val="000000"/>
           <w:sz w:val="24"/>
         </w:rPr>
-        <w:t>素养培基要把提问句式、倾听规则与“先找课文、再看机器”的校验习惯做成单元常规。九个课例的分工可收束如下。</w:t>
+        <w:t>提问句式、倾听规则和“先找课文、再看机器”，宜做成单元常规。各课例的人机分工收在表5。</w:t>
       </w:r>
     </w:p>
     <w:p>
@@ -4505,7 +4109,7 @@
                 <w:color w:val="000000"/>
                 <w:sz w:val="21"/>
               </w:rPr>
-              <w:t>角色辩解、问题归类</w:t>
+              <w:t>角色辩解、问题归集</w:t>
             </w:r>
           </w:p>
         </w:tc>
@@ -4533,556 +4137,6 @@
                 <w:sz w:val="21"/>
               </w:rPr>
               <w:t>由听讲转向质疑与论证</w:t>
-            </w:r>
-          </w:p>
-        </w:tc>
-      </w:tr>
-      <w:tr>
-        <w:tc>
-          <w:tcPr>
-            <w:tcW w:type="dxa" w:w="2183"/>
-            <w:tcBorders>
-              <w:left w:val="nil" w:sz="0" w:space="0" w:color="000000"/>
-              <w:right w:val="nil" w:sz="0" w:space="0" w:color="000000"/>
-              <w:top w:val="nil" w:sz="0" w:space="0" w:color="000000"/>
-              <w:bottom w:val="nil" w:sz="0" w:space="0" w:color="000000"/>
-            </w:tcBorders>
-          </w:tcPr>
-          <w:p>
-            <w:pPr>
-              <w:spacing w:line="360" w:lineRule="auto"/>
-              <w:ind w:firstLine="0"/>
-              <w:jc w:val="left"/>
-            </w:pPr>
-            <w:r>
-              <w:rPr>
-                <w:rFonts w:ascii="Times New Roman" w:hAnsi="Times New Roman" w:eastAsia="宋体" w:cs="Times New Roman"/>
-                <w:b w:val="0"/>
-                <w:color w:val="000000"/>
-                <w:sz w:val="21"/>
-              </w:rPr>
-              <w:t>《守株待兔》二</w:t>
-            </w:r>
-          </w:p>
-        </w:tc>
-        <w:tc>
-          <w:tcPr>
-            <w:tcW w:type="dxa" w:w="2183"/>
-            <w:tcBorders>
-              <w:left w:val="nil" w:sz="0" w:space="0" w:color="000000"/>
-              <w:right w:val="nil" w:sz="0" w:space="0" w:color="000000"/>
-              <w:top w:val="nil" w:sz="0" w:space="0" w:color="000000"/>
-              <w:bottom w:val="nil" w:sz="0" w:space="0" w:color="000000"/>
-            </w:tcBorders>
-          </w:tcPr>
-          <w:p>
-            <w:pPr>
-              <w:spacing w:line="360" w:lineRule="auto"/>
-              <w:ind w:firstLine="0"/>
-              <w:jc w:val="left"/>
-            </w:pPr>
-            <w:r>
-              <w:rPr>
-                <w:rFonts w:ascii="Times New Roman" w:hAnsi="Times New Roman" w:eastAsia="宋体" w:cs="Times New Roman"/>
-                <w:b w:val="0"/>
-                <w:color w:val="000000"/>
-                <w:sz w:val="21"/>
-              </w:rPr>
-              <w:t>接住意外疑问</w:t>
-            </w:r>
-          </w:p>
-        </w:tc>
-        <w:tc>
-          <w:tcPr>
-            <w:tcW w:type="dxa" w:w="2183"/>
-            <w:tcBorders>
-              <w:left w:val="nil" w:sz="0" w:space="0" w:color="000000"/>
-              <w:right w:val="nil" w:sz="0" w:space="0" w:color="000000"/>
-              <w:top w:val="nil" w:sz="0" w:space="0" w:color="000000"/>
-              <w:bottom w:val="nil" w:sz="0" w:space="0" w:color="000000"/>
-            </w:tcBorders>
-          </w:tcPr>
-          <w:p>
-            <w:pPr>
-              <w:spacing w:line="360" w:lineRule="auto"/>
-              <w:ind w:firstLine="0"/>
-              <w:jc w:val="left"/>
-            </w:pPr>
-            <w:r>
-              <w:rPr>
-                <w:rFonts w:ascii="Times New Roman" w:hAnsi="Times New Roman" w:eastAsia="宋体" w:cs="Times New Roman"/>
-                <w:b w:val="0"/>
-                <w:color w:val="000000"/>
-                <w:sz w:val="21"/>
-              </w:rPr>
-              <w:t>补充两类材料</w:t>
-            </w:r>
-          </w:p>
-        </w:tc>
-        <w:tc>
-          <w:tcPr>
-            <w:tcW w:type="dxa" w:w="2183"/>
-            <w:tcBorders>
-              <w:left w:val="nil" w:sz="0" w:space="0" w:color="000000"/>
-              <w:right w:val="nil" w:sz="0" w:space="0" w:color="000000"/>
-              <w:top w:val="nil" w:sz="0" w:space="0" w:color="000000"/>
-              <w:bottom w:val="nil" w:sz="0" w:space="0" w:color="000000"/>
-            </w:tcBorders>
-          </w:tcPr>
-          <w:p>
-            <w:pPr>
-              <w:spacing w:line="360" w:lineRule="auto"/>
-              <w:ind w:firstLine="0"/>
-              <w:jc w:val="left"/>
-            </w:pPr>
-            <w:r>
-              <w:rPr>
-                <w:rFonts w:ascii="Times New Roman" w:hAnsi="Times New Roman" w:eastAsia="宋体" w:cs="Times New Roman"/>
-                <w:b w:val="0"/>
-                <w:color w:val="000000"/>
-                <w:sz w:val="21"/>
-              </w:rPr>
-              <w:t>由执行教案转向生成</w:t>
-            </w:r>
-          </w:p>
-        </w:tc>
-      </w:tr>
-      <w:tr>
-        <w:tc>
-          <w:tcPr>
-            <w:tcW w:type="dxa" w:w="2183"/>
-            <w:tcBorders>
-              <w:left w:val="nil" w:sz="0" w:space="0" w:color="000000"/>
-              <w:right w:val="nil" w:sz="0" w:space="0" w:color="000000"/>
-              <w:top w:val="nil" w:sz="0" w:space="0" w:color="000000"/>
-              <w:bottom w:val="nil" w:sz="0" w:space="0" w:color="000000"/>
-            </w:tcBorders>
-          </w:tcPr>
-          <w:p>
-            <w:pPr>
-              <w:spacing w:line="360" w:lineRule="auto"/>
-              <w:ind w:firstLine="0"/>
-              <w:jc w:val="left"/>
-            </w:pPr>
-            <w:r>
-              <w:rPr>
-                <w:rFonts w:ascii="Times New Roman" w:hAnsi="Times New Roman" w:eastAsia="宋体" w:cs="Times New Roman"/>
-                <w:b w:val="0"/>
-                <w:color w:val="000000"/>
-                <w:sz w:val="21"/>
-              </w:rPr>
-              <w:t>《守株待兔》三</w:t>
-            </w:r>
-          </w:p>
-        </w:tc>
-        <w:tc>
-          <w:tcPr>
-            <w:tcW w:type="dxa" w:w="2183"/>
-            <w:tcBorders>
-              <w:left w:val="nil" w:sz="0" w:space="0" w:color="000000"/>
-              <w:right w:val="nil" w:sz="0" w:space="0" w:color="000000"/>
-              <w:top w:val="nil" w:sz="0" w:space="0" w:color="000000"/>
-              <w:bottom w:val="nil" w:sz="0" w:space="0" w:color="000000"/>
-            </w:tcBorders>
-          </w:tcPr>
-          <w:p>
-            <w:pPr>
-              <w:spacing w:line="360" w:lineRule="auto"/>
-              <w:ind w:firstLine="0"/>
-              <w:jc w:val="left"/>
-            </w:pPr>
-            <w:r>
-              <w:rPr>
-                <w:rFonts w:ascii="Times New Roman" w:hAnsi="Times New Roman" w:eastAsia="宋体" w:cs="Times New Roman"/>
-                <w:b w:val="0"/>
-                <w:color w:val="000000"/>
-                <w:sz w:val="21"/>
-              </w:rPr>
-              <w:t>用文本证据质疑生成内容</w:t>
-            </w:r>
-          </w:p>
-        </w:tc>
-        <w:tc>
-          <w:tcPr>
-            <w:tcW w:type="dxa" w:w="2183"/>
-            <w:tcBorders>
-              <w:left w:val="nil" w:sz="0" w:space="0" w:color="000000"/>
-              <w:right w:val="nil" w:sz="0" w:space="0" w:color="000000"/>
-              <w:top w:val="nil" w:sz="0" w:space="0" w:color="000000"/>
-              <w:bottom w:val="nil" w:sz="0" w:space="0" w:color="000000"/>
-            </w:tcBorders>
-          </w:tcPr>
-          <w:p>
-            <w:pPr>
-              <w:spacing w:line="360" w:lineRule="auto"/>
-              <w:ind w:firstLine="0"/>
-              <w:jc w:val="left"/>
-            </w:pPr>
-            <w:r>
-              <w:rPr>
-                <w:rFonts w:ascii="Times New Roman" w:hAnsi="Times New Roman" w:eastAsia="宋体" w:cs="Times New Roman"/>
-                <w:b w:val="0"/>
-                <w:color w:val="000000"/>
-                <w:sz w:val="21"/>
-              </w:rPr>
-              <w:t>生成争议性解读</w:t>
-            </w:r>
-          </w:p>
-        </w:tc>
-        <w:tc>
-          <w:tcPr>
-            <w:tcW w:type="dxa" w:w="2183"/>
-            <w:tcBorders>
-              <w:left w:val="nil" w:sz="0" w:space="0" w:color="000000"/>
-              <w:right w:val="nil" w:sz="0" w:space="0" w:color="000000"/>
-              <w:top w:val="nil" w:sz="0" w:space="0" w:color="000000"/>
-              <w:bottom w:val="nil" w:sz="0" w:space="0" w:color="000000"/>
-            </w:tcBorders>
-          </w:tcPr>
-          <w:p>
-            <w:pPr>
-              <w:spacing w:line="360" w:lineRule="auto"/>
-              <w:ind w:firstLine="0"/>
-              <w:jc w:val="left"/>
-            </w:pPr>
-            <w:r>
-              <w:rPr>
-                <w:rFonts w:ascii="Times New Roman" w:hAnsi="Times New Roman" w:eastAsia="宋体" w:cs="Times New Roman"/>
-                <w:b w:val="0"/>
-                <w:color w:val="000000"/>
-                <w:sz w:val="21"/>
-              </w:rPr>
-              <w:t>由接受结论转向批判思维</w:t>
-            </w:r>
-          </w:p>
-        </w:tc>
-      </w:tr>
-      <w:tr>
-        <w:tc>
-          <w:tcPr>
-            <w:tcW w:type="dxa" w:w="2183"/>
-            <w:tcBorders>
-              <w:left w:val="nil" w:sz="0" w:space="0" w:color="000000"/>
-              <w:right w:val="nil" w:sz="0" w:space="0" w:color="000000"/>
-              <w:top w:val="nil" w:sz="0" w:space="0" w:color="000000"/>
-              <w:bottom w:val="nil" w:sz="0" w:space="0" w:color="000000"/>
-            </w:tcBorders>
-          </w:tcPr>
-          <w:p>
-            <w:pPr>
-              <w:spacing w:line="360" w:lineRule="auto"/>
-              <w:ind w:firstLine="0"/>
-              <w:jc w:val="left"/>
-            </w:pPr>
-            <w:r>
-              <w:rPr>
-                <w:rFonts w:ascii="Times New Roman" w:hAnsi="Times New Roman" w:eastAsia="宋体" w:cs="Times New Roman"/>
-                <w:b w:val="0"/>
-                <w:color w:val="000000"/>
-                <w:sz w:val="21"/>
-              </w:rPr>
-              <w:t>《手指》</w:t>
-            </w:r>
-          </w:p>
-        </w:tc>
-        <w:tc>
-          <w:tcPr>
-            <w:tcW w:type="dxa" w:w="2183"/>
-            <w:tcBorders>
-              <w:left w:val="nil" w:sz="0" w:space="0" w:color="000000"/>
-              <w:right w:val="nil" w:sz="0" w:space="0" w:color="000000"/>
-              <w:top w:val="nil" w:sz="0" w:space="0" w:color="000000"/>
-              <w:bottom w:val="nil" w:sz="0" w:space="0" w:color="000000"/>
-            </w:tcBorders>
-          </w:tcPr>
-          <w:p>
-            <w:pPr>
-              <w:spacing w:line="360" w:lineRule="auto"/>
-              <w:ind w:firstLine="0"/>
-              <w:jc w:val="left"/>
-            </w:pPr>
-            <w:r>
-              <w:rPr>
-                <w:rFonts w:ascii="Times New Roman" w:hAnsi="Times New Roman" w:eastAsia="宋体" w:cs="Times New Roman"/>
-                <w:b w:val="0"/>
-                <w:color w:val="000000"/>
-                <w:sz w:val="21"/>
-              </w:rPr>
-              <w:t>小组关键词归集投屏</w:t>
-            </w:r>
-          </w:p>
-        </w:tc>
-        <w:tc>
-          <w:tcPr>
-            <w:tcW w:type="dxa" w:w="2183"/>
-            <w:tcBorders>
-              <w:left w:val="nil" w:sz="0" w:space="0" w:color="000000"/>
-              <w:right w:val="nil" w:sz="0" w:space="0" w:color="000000"/>
-              <w:top w:val="nil" w:sz="0" w:space="0" w:color="000000"/>
-              <w:bottom w:val="nil" w:sz="0" w:space="0" w:color="000000"/>
-            </w:tcBorders>
-          </w:tcPr>
-          <w:p>
-            <w:pPr>
-              <w:spacing w:line="360" w:lineRule="auto"/>
-              <w:ind w:firstLine="0"/>
-              <w:jc w:val="left"/>
-            </w:pPr>
-            <w:r>
-              <w:rPr>
-                <w:rFonts w:ascii="Times New Roman" w:hAnsi="Times New Roman" w:eastAsia="宋体" w:cs="Times New Roman"/>
-                <w:b w:val="0"/>
-                <w:color w:val="000000"/>
-                <w:sz w:val="21"/>
-              </w:rPr>
-              <w:t>归集与可视化</w:t>
-            </w:r>
-          </w:p>
-        </w:tc>
-        <w:tc>
-          <w:tcPr>
-            <w:tcW w:type="dxa" w:w="2183"/>
-            <w:tcBorders>
-              <w:left w:val="nil" w:sz="0" w:space="0" w:color="000000"/>
-              <w:right w:val="nil" w:sz="0" w:space="0" w:color="000000"/>
-              <w:top w:val="nil" w:sz="0" w:space="0" w:color="000000"/>
-              <w:bottom w:val="nil" w:sz="0" w:space="0" w:color="000000"/>
-            </w:tcBorders>
-          </w:tcPr>
-          <w:p>
-            <w:pPr>
-              <w:spacing w:line="360" w:lineRule="auto"/>
-              <w:ind w:firstLine="0"/>
-              <w:jc w:val="left"/>
-            </w:pPr>
-            <w:r>
-              <w:rPr>
-                <w:rFonts w:ascii="Times New Roman" w:hAnsi="Times New Roman" w:eastAsia="宋体" w:cs="Times New Roman"/>
-                <w:b w:val="0"/>
-                <w:color w:val="000000"/>
-                <w:sz w:val="21"/>
-              </w:rPr>
-              <w:t>由少数发言转向全员表达</w:t>
-            </w:r>
-          </w:p>
-        </w:tc>
-      </w:tr>
-      <w:tr>
-        <w:tc>
-          <w:tcPr>
-            <w:tcW w:type="dxa" w:w="2183"/>
-            <w:tcBorders>
-              <w:left w:val="nil" w:sz="0" w:space="0" w:color="000000"/>
-              <w:right w:val="nil" w:sz="0" w:space="0" w:color="000000"/>
-              <w:top w:val="nil" w:sz="0" w:space="0" w:color="000000"/>
-              <w:bottom w:val="nil" w:sz="0" w:space="0" w:color="000000"/>
-            </w:tcBorders>
-          </w:tcPr>
-          <w:p>
-            <w:pPr>
-              <w:spacing w:line="360" w:lineRule="auto"/>
-              <w:ind w:firstLine="0"/>
-              <w:jc w:val="left"/>
-            </w:pPr>
-            <w:r>
-              <w:rPr>
-                <w:rFonts w:ascii="Times New Roman" w:hAnsi="Times New Roman" w:eastAsia="宋体" w:cs="Times New Roman"/>
-                <w:b w:val="0"/>
-                <w:color w:val="000000"/>
-                <w:sz w:val="21"/>
-              </w:rPr>
-              <w:t>《小青蛙》</w:t>
-            </w:r>
-          </w:p>
-        </w:tc>
-        <w:tc>
-          <w:tcPr>
-            <w:tcW w:type="dxa" w:w="2183"/>
-            <w:tcBorders>
-              <w:left w:val="nil" w:sz="0" w:space="0" w:color="000000"/>
-              <w:right w:val="nil" w:sz="0" w:space="0" w:color="000000"/>
-              <w:top w:val="nil" w:sz="0" w:space="0" w:color="000000"/>
-              <w:bottom w:val="nil" w:sz="0" w:space="0" w:color="000000"/>
-            </w:tcBorders>
-          </w:tcPr>
-          <w:p>
-            <w:pPr>
-              <w:spacing w:line="360" w:lineRule="auto"/>
-              <w:ind w:firstLine="0"/>
-              <w:jc w:val="left"/>
-            </w:pPr>
-            <w:r>
-              <w:rPr>
-                <w:rFonts w:ascii="Times New Roman" w:hAnsi="Times New Roman" w:eastAsia="宋体" w:cs="Times New Roman"/>
-                <w:b w:val="0"/>
-                <w:color w:val="000000"/>
-                <w:sz w:val="21"/>
-              </w:rPr>
-              <w:t>情境图助识字</w:t>
-            </w:r>
-          </w:p>
-        </w:tc>
-        <w:tc>
-          <w:tcPr>
-            <w:tcW w:type="dxa" w:w="2183"/>
-            <w:tcBorders>
-              <w:left w:val="nil" w:sz="0" w:space="0" w:color="000000"/>
-              <w:right w:val="nil" w:sz="0" w:space="0" w:color="000000"/>
-              <w:top w:val="nil" w:sz="0" w:space="0" w:color="000000"/>
-              <w:bottom w:val="nil" w:sz="0" w:space="0" w:color="000000"/>
-            </w:tcBorders>
-          </w:tcPr>
-          <w:p>
-            <w:pPr>
-              <w:spacing w:line="360" w:lineRule="auto"/>
-              <w:ind w:firstLine="0"/>
-              <w:jc w:val="left"/>
-            </w:pPr>
-            <w:r>
-              <w:rPr>
-                <w:rFonts w:ascii="Times New Roman" w:hAnsi="Times New Roman" w:eastAsia="宋体" w:cs="Times New Roman"/>
-                <w:b w:val="0"/>
-                <w:color w:val="000000"/>
-                <w:sz w:val="21"/>
-              </w:rPr>
-              <w:t>生成连贯情境图</w:t>
-            </w:r>
-          </w:p>
-        </w:tc>
-        <w:tc>
-          <w:tcPr>
-            <w:tcW w:type="dxa" w:w="2183"/>
-            <w:tcBorders>
-              <w:left w:val="nil" w:sz="0" w:space="0" w:color="000000"/>
-              <w:right w:val="nil" w:sz="0" w:space="0" w:color="000000"/>
-              <w:top w:val="nil" w:sz="0" w:space="0" w:color="000000"/>
-              <w:bottom w:val="nil" w:sz="0" w:space="0" w:color="000000"/>
-            </w:tcBorders>
-          </w:tcPr>
-          <w:p>
-            <w:pPr>
-              <w:spacing w:line="360" w:lineRule="auto"/>
-              <w:ind w:firstLine="0"/>
-              <w:jc w:val="left"/>
-            </w:pPr>
-            <w:r>
-              <w:rPr>
-                <w:rFonts w:ascii="Times New Roman" w:hAnsi="Times New Roman" w:eastAsia="宋体" w:cs="Times New Roman"/>
-                <w:b w:val="0"/>
-                <w:color w:val="000000"/>
-                <w:sz w:val="21"/>
-              </w:rPr>
-              <w:t>由机械识记转向语境识字</w:t>
-            </w:r>
-          </w:p>
-        </w:tc>
-      </w:tr>
-      <w:tr>
-        <w:tc>
-          <w:tcPr>
-            <w:tcW w:type="dxa" w:w="2183"/>
-            <w:tcBorders>
-              <w:left w:val="nil" w:sz="0" w:space="0" w:color="000000"/>
-              <w:right w:val="nil" w:sz="0" w:space="0" w:color="000000"/>
-              <w:top w:val="nil" w:sz="0" w:space="0" w:color="000000"/>
-              <w:bottom w:val="nil" w:sz="0" w:space="0" w:color="000000"/>
-            </w:tcBorders>
-          </w:tcPr>
-          <w:p>
-            <w:pPr>
-              <w:spacing w:line="360" w:lineRule="auto"/>
-              <w:ind w:firstLine="0"/>
-              <w:jc w:val="left"/>
-            </w:pPr>
-            <w:r>
-              <w:rPr>
-                <w:rFonts w:ascii="Times New Roman" w:hAnsi="Times New Roman" w:eastAsia="宋体" w:cs="Times New Roman"/>
-                <w:b w:val="0"/>
-                <w:color w:val="000000"/>
-                <w:sz w:val="21"/>
-              </w:rPr>
-              <w:t>《我们家的男子汉》</w:t>
-            </w:r>
-          </w:p>
-        </w:tc>
-        <w:tc>
-          <w:tcPr>
-            <w:tcW w:type="dxa" w:w="2183"/>
-            <w:tcBorders>
-              <w:left w:val="nil" w:sz="0" w:space="0" w:color="000000"/>
-              <w:right w:val="nil" w:sz="0" w:space="0" w:color="000000"/>
-              <w:top w:val="nil" w:sz="0" w:space="0" w:color="000000"/>
-              <w:bottom w:val="nil" w:sz="0" w:space="0" w:color="000000"/>
-            </w:tcBorders>
-          </w:tcPr>
-          <w:p>
-            <w:pPr>
-              <w:spacing w:line="360" w:lineRule="auto"/>
-              <w:ind w:firstLine="0"/>
-              <w:jc w:val="left"/>
-            </w:pPr>
-            <w:r>
-              <w:rPr>
-                <w:rFonts w:ascii="Times New Roman" w:hAnsi="Times New Roman" w:eastAsia="宋体" w:cs="Times New Roman"/>
-                <w:b w:val="0"/>
-                <w:color w:val="000000"/>
-                <w:sz w:val="21"/>
-              </w:rPr>
-              <w:t>三层任务＋课后辩论</w:t>
-            </w:r>
-          </w:p>
-        </w:tc>
-        <w:tc>
-          <w:tcPr>
-            <w:tcW w:type="dxa" w:w="2183"/>
-            <w:tcBorders>
-              <w:left w:val="nil" w:sz="0" w:space="0" w:color="000000"/>
-              <w:right w:val="nil" w:sz="0" w:space="0" w:color="000000"/>
-              <w:top w:val="nil" w:sz="0" w:space="0" w:color="000000"/>
-              <w:bottom w:val="nil" w:sz="0" w:space="0" w:color="000000"/>
-            </w:tcBorders>
-          </w:tcPr>
-          <w:p>
-            <w:pPr>
-              <w:spacing w:line="360" w:lineRule="auto"/>
-              <w:ind w:firstLine="0"/>
-              <w:jc w:val="left"/>
-            </w:pPr>
-            <w:r>
-              <w:rPr>
-                <w:rFonts w:ascii="Times New Roman" w:hAnsi="Times New Roman" w:eastAsia="宋体" w:cs="Times New Roman"/>
-                <w:b w:val="0"/>
-                <w:color w:val="000000"/>
-                <w:sz w:val="21"/>
-              </w:rPr>
-              <w:t>分层提示卡</w:t>
-            </w:r>
-          </w:p>
-        </w:tc>
-        <w:tc>
-          <w:tcPr>
-            <w:tcW w:type="dxa" w:w="2183"/>
-            <w:tcBorders>
-              <w:left w:val="nil" w:sz="0" w:space="0" w:color="000000"/>
-              <w:right w:val="nil" w:sz="0" w:space="0" w:color="000000"/>
-              <w:top w:val="nil" w:sz="0" w:space="0" w:color="000000"/>
-              <w:bottom w:val="nil" w:sz="0" w:space="0" w:color="000000"/>
-            </w:tcBorders>
-          </w:tcPr>
-          <w:p>
-            <w:pPr>
-              <w:spacing w:line="360" w:lineRule="auto"/>
-              <w:ind w:firstLine="0"/>
-              <w:jc w:val="left"/>
-            </w:pPr>
-            <w:r>
-              <w:rPr>
-                <w:rFonts w:ascii="Times New Roman" w:hAnsi="Times New Roman" w:eastAsia="宋体" w:cs="Times New Roman"/>
-                <w:b w:val="0"/>
-                <w:color w:val="000000"/>
-                <w:sz w:val="21"/>
-              </w:rPr>
-              <w:t>由课中互动转向链环互动</w:t>
             </w:r>
           </w:p>
         </w:tc>
@@ -5358,7 +4412,7 @@
                 <w:color w:val="000000"/>
                 <w:sz w:val="21"/>
               </w:rPr>
-              <w:t>自读提问＋联系读书生活</w:t>
+              <w:t>同桌互读＋自读提问＋持麦解释</w:t>
             </w:r>
           </w:p>
         </w:tc>
@@ -5535,6 +4589,226 @@
               <w:left w:val="nil" w:sz="0" w:space="0" w:color="000000"/>
               <w:right w:val="nil" w:sz="0" w:space="0" w:color="000000"/>
               <w:top w:val="nil" w:sz="0" w:space="0" w:color="000000"/>
+              <w:bottom w:val="nil" w:sz="0" w:space="0" w:color="000000"/>
+            </w:tcBorders>
+          </w:tcPr>
+          <w:p>
+            <w:pPr>
+              <w:spacing w:line="360" w:lineRule="auto"/>
+              <w:ind w:firstLine="0"/>
+              <w:jc w:val="left"/>
+            </w:pPr>
+            <w:r>
+              <w:rPr>
+                <w:rFonts w:ascii="Times New Roman" w:hAnsi="Times New Roman" w:eastAsia="宋体" w:cs="Times New Roman"/>
+                <w:b w:val="0"/>
+                <w:color w:val="000000"/>
+                <w:sz w:val="21"/>
+              </w:rPr>
+              <w:t>《手指》</w:t>
+            </w:r>
+          </w:p>
+        </w:tc>
+        <w:tc>
+          <w:tcPr>
+            <w:tcW w:type="dxa" w:w="2183"/>
+            <w:tcBorders>
+              <w:left w:val="nil" w:sz="0" w:space="0" w:color="000000"/>
+              <w:right w:val="nil" w:sz="0" w:space="0" w:color="000000"/>
+              <w:top w:val="nil" w:sz="0" w:space="0" w:color="000000"/>
+              <w:bottom w:val="nil" w:sz="0" w:space="0" w:color="000000"/>
+            </w:tcBorders>
+          </w:tcPr>
+          <w:p>
+            <w:pPr>
+              <w:spacing w:line="360" w:lineRule="auto"/>
+              <w:ind w:firstLine="0"/>
+              <w:jc w:val="left"/>
+            </w:pPr>
+            <w:r>
+              <w:rPr>
+                <w:rFonts w:ascii="Times New Roman" w:hAnsi="Times New Roman" w:eastAsia="宋体" w:cs="Times New Roman"/>
+                <w:b w:val="0"/>
+                <w:color w:val="000000"/>
+                <w:sz w:val="21"/>
+              </w:rPr>
+              <w:t>小组关键词归集投屏</w:t>
+            </w:r>
+          </w:p>
+        </w:tc>
+        <w:tc>
+          <w:tcPr>
+            <w:tcW w:type="dxa" w:w="2183"/>
+            <w:tcBorders>
+              <w:left w:val="nil" w:sz="0" w:space="0" w:color="000000"/>
+              <w:right w:val="nil" w:sz="0" w:space="0" w:color="000000"/>
+              <w:top w:val="nil" w:sz="0" w:space="0" w:color="000000"/>
+              <w:bottom w:val="nil" w:sz="0" w:space="0" w:color="000000"/>
+            </w:tcBorders>
+          </w:tcPr>
+          <w:p>
+            <w:pPr>
+              <w:spacing w:line="360" w:lineRule="auto"/>
+              <w:ind w:firstLine="0"/>
+              <w:jc w:val="left"/>
+            </w:pPr>
+            <w:r>
+              <w:rPr>
+                <w:rFonts w:ascii="Times New Roman" w:hAnsi="Times New Roman" w:eastAsia="宋体" w:cs="Times New Roman"/>
+                <w:b w:val="0"/>
+                <w:color w:val="000000"/>
+                <w:sz w:val="21"/>
+              </w:rPr>
+              <w:t>归集与可视化</w:t>
+            </w:r>
+          </w:p>
+        </w:tc>
+        <w:tc>
+          <w:tcPr>
+            <w:tcW w:type="dxa" w:w="2183"/>
+            <w:tcBorders>
+              <w:left w:val="nil" w:sz="0" w:space="0" w:color="000000"/>
+              <w:right w:val="nil" w:sz="0" w:space="0" w:color="000000"/>
+              <w:top w:val="nil" w:sz="0" w:space="0" w:color="000000"/>
+              <w:bottom w:val="nil" w:sz="0" w:space="0" w:color="000000"/>
+            </w:tcBorders>
+          </w:tcPr>
+          <w:p>
+            <w:pPr>
+              <w:spacing w:line="360" w:lineRule="auto"/>
+              <w:ind w:firstLine="0"/>
+              <w:jc w:val="left"/>
+            </w:pPr>
+            <w:r>
+              <w:rPr>
+                <w:rFonts w:ascii="Times New Roman" w:hAnsi="Times New Roman" w:eastAsia="宋体" w:cs="Times New Roman"/>
+                <w:b w:val="0"/>
+                <w:color w:val="000000"/>
+                <w:sz w:val="21"/>
+              </w:rPr>
+              <w:t>由少数发言转向全员表达</w:t>
+            </w:r>
+          </w:p>
+        </w:tc>
+      </w:tr>
+      <w:tr>
+        <w:tc>
+          <w:tcPr>
+            <w:tcW w:type="dxa" w:w="2183"/>
+            <w:tcBorders>
+              <w:left w:val="nil" w:sz="0" w:space="0" w:color="000000"/>
+              <w:right w:val="nil" w:sz="0" w:space="0" w:color="000000"/>
+              <w:top w:val="nil" w:sz="0" w:space="0" w:color="000000"/>
+              <w:bottom w:val="nil" w:sz="0" w:space="0" w:color="000000"/>
+            </w:tcBorders>
+          </w:tcPr>
+          <w:p>
+            <w:pPr>
+              <w:spacing w:line="360" w:lineRule="auto"/>
+              <w:ind w:firstLine="0"/>
+              <w:jc w:val="left"/>
+            </w:pPr>
+            <w:r>
+              <w:rPr>
+                <w:rFonts w:ascii="Times New Roman" w:hAnsi="Times New Roman" w:eastAsia="宋体" w:cs="Times New Roman"/>
+                <w:b w:val="0"/>
+                <w:color w:val="000000"/>
+                <w:sz w:val="21"/>
+              </w:rPr>
+              <w:t>《我们家的男子汉》</w:t>
+            </w:r>
+          </w:p>
+        </w:tc>
+        <w:tc>
+          <w:tcPr>
+            <w:tcW w:type="dxa" w:w="2183"/>
+            <w:tcBorders>
+              <w:left w:val="nil" w:sz="0" w:space="0" w:color="000000"/>
+              <w:right w:val="nil" w:sz="0" w:space="0" w:color="000000"/>
+              <w:top w:val="nil" w:sz="0" w:space="0" w:color="000000"/>
+              <w:bottom w:val="nil" w:sz="0" w:space="0" w:color="000000"/>
+            </w:tcBorders>
+          </w:tcPr>
+          <w:p>
+            <w:pPr>
+              <w:spacing w:line="360" w:lineRule="auto"/>
+              <w:ind w:firstLine="0"/>
+              <w:jc w:val="left"/>
+            </w:pPr>
+            <w:r>
+              <w:rPr>
+                <w:rFonts w:ascii="Times New Roman" w:hAnsi="Times New Roman" w:eastAsia="宋体" w:cs="Times New Roman"/>
+                <w:b w:val="0"/>
+                <w:color w:val="000000"/>
+                <w:sz w:val="21"/>
+              </w:rPr>
+              <w:t>三层任务＋课后辩论</w:t>
+            </w:r>
+          </w:p>
+        </w:tc>
+        <w:tc>
+          <w:tcPr>
+            <w:tcW w:type="dxa" w:w="2183"/>
+            <w:tcBorders>
+              <w:left w:val="nil" w:sz="0" w:space="0" w:color="000000"/>
+              <w:right w:val="nil" w:sz="0" w:space="0" w:color="000000"/>
+              <w:top w:val="nil" w:sz="0" w:space="0" w:color="000000"/>
+              <w:bottom w:val="nil" w:sz="0" w:space="0" w:color="000000"/>
+            </w:tcBorders>
+          </w:tcPr>
+          <w:p>
+            <w:pPr>
+              <w:spacing w:line="360" w:lineRule="auto"/>
+              <w:ind w:firstLine="0"/>
+              <w:jc w:val="left"/>
+            </w:pPr>
+            <w:r>
+              <w:rPr>
+                <w:rFonts w:ascii="Times New Roman" w:hAnsi="Times New Roman" w:eastAsia="宋体" w:cs="Times New Roman"/>
+                <w:b w:val="0"/>
+                <w:color w:val="000000"/>
+                <w:sz w:val="21"/>
+              </w:rPr>
+              <w:t>分层提示卡</w:t>
+            </w:r>
+          </w:p>
+        </w:tc>
+        <w:tc>
+          <w:tcPr>
+            <w:tcW w:type="dxa" w:w="2183"/>
+            <w:tcBorders>
+              <w:left w:val="nil" w:sz="0" w:space="0" w:color="000000"/>
+              <w:right w:val="nil" w:sz="0" w:space="0" w:color="000000"/>
+              <w:top w:val="nil" w:sz="0" w:space="0" w:color="000000"/>
+              <w:bottom w:val="nil" w:sz="0" w:space="0" w:color="000000"/>
+            </w:tcBorders>
+          </w:tcPr>
+          <w:p>
+            <w:pPr>
+              <w:spacing w:line="360" w:lineRule="auto"/>
+              <w:ind w:firstLine="0"/>
+              <w:jc w:val="left"/>
+            </w:pPr>
+            <w:r>
+              <w:rPr>
+                <w:rFonts w:ascii="Times New Roman" w:hAnsi="Times New Roman" w:eastAsia="宋体" w:cs="Times New Roman"/>
+                <w:b w:val="0"/>
+                <w:color w:val="000000"/>
+                <w:sz w:val="21"/>
+              </w:rPr>
+              <w:t>由课中互动转向链环互动</w:t>
+            </w:r>
+          </w:p>
+        </w:tc>
+      </w:tr>
+      <w:tr>
+        <w:tc>
+          <w:tcPr>
+            <w:tcW w:type="dxa" w:w="2183"/>
+            <w:tcBorders>
+              <w:left w:val="nil" w:sz="0" w:space="0" w:color="000000"/>
+              <w:right w:val="nil" w:sz="0" w:space="0" w:color="000000"/>
+              <w:top w:val="nil" w:sz="0" w:space="0" w:color="000000"/>
               <w:bottom w:val="single" w:sz="12" w:space="0" w:color="000000"/>
             </w:tcBorders>
           </w:tcPr>
@@ -5672,7 +4946,7 @@
           <w:color w:val="000000"/>
           <w:sz w:val="24"/>
         </w:rPr>
-        <w:t>校准是否有效，不能只看“这节课用了生成式人工智能没有”，而要按证据等级与“过去—现在—未来”两套逻辑同时审视。本文将证据分为三层。第一层为课堂行为证据：发言覆盖、学生主动提问、同伴追问、对生成内容的校验。第二层为学习过程证据：问题层级、文本证据使用、修改与质疑次数。第三层为学习结果证据：表达质量、阅读理解、朗读表现、学习兴趣。本文主要采用课堂观察、案例分析与教学实践记录，不将有限课例的变化直接外推为普遍因果效应；亦不在未交代观察班级数、学生人数、课节数、时间窗口、沉默的操作性定义与编码规则的情况下，把“近三分之一沉默”或未说明量表的“兴趣前后测”作为统计结论。</w:t>
+        <w:t>校准有没有效，不能只看这节课用不用生成式人工智能，而要同时看证据等级，并按过去、现在、未来来说。证据分三层：行为上是否覆盖提问、同伴追问、校验生成内容；过程上是否使用文本证据、是否修改与质疑；结果上表达、理解、朗读、兴趣是否变化。本文用课例分析、课堂观察、政策文本和文献对读，课例来自统编教材常态课、全国教学展示和区域阅读研讨、习作集备，只讨论教学设计与互动结构，不标注执教者个人身份。观察用于识别结构，不作未交代样本的统计推断。公开报道中的准确率标明来源，不作为本文实验数据。</w:t>
       </w:r>
     </w:p>
     <w:p>
@@ -5709,7 +4983,7 @@
           <w:color w:val="000000"/>
           <w:sz w:val="24"/>
         </w:rPr>
-        <w:t>就已开展的课例实践与课堂观察而言，可报告的是结构与行为层面的变化方向，而不是未完成抽样设计的参数估计。</w:t>
+        <w:t>就已开展的课例与观察而言，能说的是结构与行为的变化方向，不是未完成抽样设计的参数估计。</w:t>
       </w:r>
     </w:p>
     <w:p>
@@ -5746,7 +5020,7 @@
           <w:color w:val="000000"/>
           <w:sz w:val="24"/>
         </w:rPr>
-        <w:t>过去，放射状问答使部分学生整节课缺少有效发言机会，小组里“一人说、众人听”。现在，任务分层保证人人有事可做，观点归集使每一组关键词进入屏幕，“我与AI辩论”把表达权延到课后。观察中可见：内向学生不必第一时间当众成段发言，也可以经由小组输入被看见；主动提问与同伴追问开始从个别课例中稳定出现。覆盖面的意义不在热闹，而在边缘学生不再被固定排除。</w:t>
+        <w:t>过去，放射状问答使部分学生整节课缺少有效发言，小组里一人说、众人听。现在，《即景》用观察记录单让每个学生课前就有话可写；《我的植物朋友》让记录卡进入公共屏幕；《古人谈读书》用同桌互读把第一轮发言交给同伴；《大象的耳朵》用角色扮演让学生互相问答。内向学生不必第一时间当众成段发言，也可以经由卡片、小组和扮演被看见。覆盖的意义不在热闹，而在边缘学生不再被固定排除。图2说明旧通道仍在，图7、图8说明新通道可以出现——二者要对照着看，不能用展示课照片证明问题已经消失。</w:t>
       </w:r>
     </w:p>
     <w:p>
@@ -5783,7 +5057,7 @@
           <w:color w:val="000000"/>
           <w:sz w:val="24"/>
         </w:rPr>
-        <w:t>过去，互动在“找出关键词、齐答道理”的信息层循环。现在，《守株待兔》里学生用课文证伪生成式“正能量改写”，《火烧云》《即景》里先观察、先写后改而不把机器美文当范本，《我的植物朋友》里把记录卡化成有感受的连贯表达，《古人谈读书》里学生提出疑问并联系自己的读书生活——这些行为落在分析、评价、质疑区间，是信息交互向概念交互的跃迁。</w:t>
+        <w:t>过去，互动在“找出关键词、齐答道理”的信息层循环。现在，《守株待兔》用课文证伪流畅的“正能量改写”；《即景》先观察、先写后改，不把机器美文当范本；《我的植物朋友》把看闻摸的记录化成有感受的连贯表达；《古人谈读书》让学生提出疑问并联系自己的读书生活。这些行为落在分析、评价、质疑区间，是信息交互向概念交互的移动。图3、图6中的记录单和板书，是过程证据的物证：变化有没有写出来，可以拿卡和文对照，而不必先问机器。</w:t>
       </w:r>
     </w:p>
     <w:p>
@@ -5820,7 +5094,7 @@
           <w:color w:val="000000"/>
           <w:sz w:val="24"/>
         </w:rPr>
-        <w:t>第三层学习结果证据，本文不以自制前后测冒充实验。侧面说明可引用已公开的教学报道：北京师范大学京师附属小学在三年级《在牛肚子里旅行》等相关朗读实践中，报道称一篇课文预习的班级平均发音准确率由初测82%提升至课后测94%，并强调教师据此把握共性问题、组织课堂指导。该数据来自公开报道，仅用于说明“AI可承担可重复的朗读反馈、教师仍须组织教学与情感回应”，不作为本文实验数据，也不能直接推广到阅读鉴赏或习作课型。</w:t>
+        <w:t>第三层结果，本文不以自制前后测冒充实验。侧面说明可引用已公开报道：北京师范大学京师附属小学在三年级《在牛肚子里旅行》等相关朗读实践中，报道称一篇课文预习的班级平均发音准确率由初测82%提升至课后测94%，并强调教师据此把握共性问题、组织课堂指导。该数据只说明AI可承担可重复的朗读反馈、教师仍须组织教学与情感回应，不能推广到阅读鉴赏或习作。区域科学课里智能体做组间互评，评价标准仍由教师定，语文课同样：归集可以交给机器，判断必须留在人。</w:t>
       </w:r>
     </w:p>
     <w:p>
@@ -5857,7 +5131,7 @@
           <w:color w:val="000000"/>
           <w:sz w:val="24"/>
         </w:rPr>
-        <w:t>均衡是目标，不是已经完成的状态。目前仍有三处缺口没有闭合。</w:t>
+        <w:t>均衡是目标，不是已经完成的状态。图2里的行列式和图7（d）里的扮演同时存在，说明缺口还没有闭合。</w:t>
       </w:r>
     </w:p>
     <w:p>
@@ -5894,7 +5168,7 @@
           <w:color w:val="000000"/>
           <w:sz w:val="24"/>
         </w:rPr>
-        <w:t>公开课、研究课上，教师能守住“不给终答”；回到日常进度压力下，仍容易随手投出标准解读，以换取“这节课讲完了”。给支架比给终答更费时间：要筛选问题、折叠答案、组织比读。技术惯性与进度焦虑叠在一起，破程之阶就会回潮为更精致的程式化。</w:t>
+        <w:t>公开课上教师能守住“不给终答”；日常进度压力下，仍容易随手投出标准解读，换取“这节课讲完了”。给支架更费时间：要筛选问题、折叠答案、组织比读。技术惯性叠上进度焦虑，破程会回潮为更精致的程式化。图6（c）学生片段上了屏，若评改仍由教师宣读标准句，通道等于没开。</w:t>
       </w:r>
     </w:p>
     <w:p>
@@ -5931,7 +5205,7 @@
           <w:color w:val="000000"/>
           <w:sz w:val="24"/>
         </w:rPr>
-        <w:t>学生会打开学习平台、会输入关键词，不等于会提出“这句话如果删掉会怎样”的问题。提问句式训练在部分课例中有效，但尚未变成年级常规；部分学生仍把生成式工具当成“代写器”。倾听、反省、合作的能力落差，使全员可见停留在“屏幕上有名字”，尚未达到“每个人都能追问一句”。复权之阶在工具层走得快，在素养层走得慢。</w:t>
+        <w:t>学生会打开平台、会输入关键词，不等于会问“这句话如果删掉会怎样”。提问句式在部分课例中有效，尚未变成年级常规；有的学生仍把工具当成代写器。全员可见若只停留在“屏幕上有名字”，复权就停在工具层，进不了素养层。</w:t>
       </w:r>
     </w:p>
     <w:p>
@@ -5968,7 +5242,7 @@
           <w:color w:val="000000"/>
           <w:sz w:val="24"/>
         </w:rPr>
-        <w:t>学校与教研评价仍习惯统计发言次数、工具出场、知识点覆盖。情意回应——学生出错时是否被保护、是否敢于再试一次——很难进量表，于是温度护航常被看成“教师风格”而非必须达标的互动质量。以用代证的评课习惯没有根除，守界之阶就缺少制度支持。数据可以提示“发生了什么”，不能代替教师判断“该不该这样互动”。</w:t>
+        <w:t>学校和教研仍习惯统计发言次数、工具出场、知识点覆盖。学生出错时是否被保护、是否敢于再试，很难进量表，护航常被看成教师风格。以用代证的评课习惯不改，守界就缺少制度支持。数据可以提示发生了什么，不能代替教师判断该不该这样互动。</w:t>
       </w:r>
     </w:p>
     <w:p>
@@ -6005,7 +5279,7 @@
           <w:color w:val="000000"/>
           <w:sz w:val="24"/>
         </w:rPr>
-        <w:t>面向未来，要把已经有效的校准动作做成不同课型可执行、每单元可复盘的日常。</w:t>
+        <w:t>下一步不是另立提法，而是把已经有效的校准做成不同课型可执行、每单元可复盘的日常。</w:t>
       </w:r>
     </w:p>
     <w:p>
@@ -6042,7 +5316,7 @@
           <w:color w:val="000000"/>
           <w:sz w:val="24"/>
         </w:rPr>
-        <w:t>下一步按课型写清人机分工，避免“所有课都用同一种生成方式”。识字写字重情境与即时反馈，阅读鉴赏重问题与可视思维，口语交际重真实交流，习作重独立表达与修改，综合实践重真实探究。终答、范写、价值判断一律留在人这边。图7（c）已把五类课型的宜做与禁做画在同一视域，便于教研对照。</w:t>
+        <w:t>识字写字重情境与即时反馈，阅读鉴赏重问题与可视思维，口语交际重真实交流，习作重独立表达与修改，综合实践重真实探究。终答、范写、价值判断一律留在人这边。图5（e）的绿灯、黄灯、红灯，可直接贴进教研评课。</w:t>
       </w:r>
     </w:p>
     <w:p>
@@ -6941,7 +6215,7 @@
           <w:color w:val="000000"/>
           <w:sz w:val="24"/>
         </w:rPr>
-        <w:t>把评课从“用了几个工具”转到可观察、可记录、可复盘的工具。六维雷达图仅作评价框架示意，不填写无完整数据的实验前后分数；批判校验单列于量表，供课后摘记是否质疑生成内容。弗兰德斯互动分析系统（FIAS）以及顾小清等改进的ITIAS，把课堂言语分成教师语言、学生语言与沉寂或技术等类别。生成式人工智能进场后，原有编码对“技术”过于笼统。本文在教师—学生轴上增列AI行为（生成、归集、提示、反馈、可视化），并规定可观察互动链：T→S、T→AI→S、S→AI→S、S→S、T→S→T。编码供录像摘记与课后复盘使用，不在未完成一致性检验时报告比率。</w:t>
+        <w:t>评课要从“用了几个工具”转到可记录的行为。六维雷达只作框架示意，不填无完整数据的前后分数；批判校验单列，看是否质疑生成内容。弗兰德斯互动分析系统及顾小清等改进的ITIAS，把课堂言语分成教师语言、学生语言与沉寂或技术。生成式人工智能进场后，“技术”一栏过于笼统。本文在教师—学生轴上增列AI行为：生成、归集、提示、反馈、可视化，并规定可观察互动链T→S、T→AI→S、S→AI→S、S→S、T→S→T。编码供录像摘记，不在未做一致性检验时报告比率。</w:t>
       </w:r>
     </w:p>
     <w:p>
@@ -6954,7 +6228,7 @@
       <w:r>
         <w:drawing>
           <wp:inline xmlns:a="http://schemas.openxmlformats.org/drawingml/2006/main" xmlns:pic="http://schemas.openxmlformats.org/drawingml/2006/picture">
-            <wp:extent cx="2718921" cy="6300000"/>
+            <wp:extent cx="2723919" cy="6300000"/>
             <wp:docPr id="10" name="Picture 10"/>
             <wp:cNvGraphicFramePr>
               <a:graphicFrameLocks noChangeAspect="1"/>
@@ -6975,7 +6249,7 @@
                   <pic:spPr>
                     <a:xfrm>
                       <a:off x="0" y="0"/>
-                      <a:ext cx="2718921" cy="6300000"/>
+                      <a:ext cx="2723919" cy="6300000"/>
                     </a:xfrm>
                     <a:prstGeom prst="rect"/>
                   </pic:spPr>
@@ -9212,25 +8486,7 @@
           <w:color w:val="000000"/>
           <w:sz w:val="24"/>
         </w:rPr>
-        <w:t>策略要在一课一课的磨砺中生长。区域习作教研已形成可迁移的备课闭环：个人初备形成个案，集体研讨形成共案，个性化修改形成特案，课后反思形成定案。建议以单元为周期，把这一闭环与观察量表、课堂实录结合起来，专门比较“AI给终答”与“AI只给支架”两种设计下学生表达的差异。同课异构中，一类课重规性支架与评价量规，一类课重任务驱动与活性情境，二者都要把“教学评一致性”写进定案：写什么、怎么写、用什么标准改，必须对学生可见。复盘重点不是工具出场次数，而是信息交互是否抵达概念交互，情意回应是否真实发生。</w:t>
-      </w:r>
-    </w:p>
-    <w:p>
-      <w:pPr>
-        <w:keepNext w:val="0"/>
-        <w:widowControl/>
-        <w:spacing w:before="0" w:after="0" w:line="360" w:lineRule="auto"/>
-        <w:ind w:firstLine="480"/>
-        <w:jc w:val="both"/>
-      </w:pPr>
-      <w:r>
-        <w:rPr>
-          <w:rFonts w:ascii="Times New Roman" w:hAnsi="Times New Roman" w:eastAsia="宋体" w:cs="Times New Roman"/>
-          <w:b w:val="0"/>
-          <w:color w:val="000000"/>
-          <w:sz w:val="24"/>
-        </w:rPr>
-        <w:t>跨学科侧面亦可参照：科学课中智能体可用于组间互评与过程记录，但评价标准、改进方向与价值判断仍由教师组织。语文课同样如此——归集可以交给机器，判断必须留在人。</w:t>
+        <w:t>区域习作教研已形成可迁移的备课闭环：个人初备成个案，集体研讨成共案，个性化修改成特案，课后反思成定案。同课异构里，一类课重规性支架与评价量规，一类课重任务驱动与活性情境，二者都要把“写什么、怎么写、用什么标准改”对学生可见。建议以单元为周期，把这一闭环与观察量表、课堂实录合起来，专门比较“AI给终答”和“AI只给支架”两种设计下学生表达的差异。复盘看的不是工具出场次数，而是信息交互有没有抵达概念交互，情意回应有没有发生。</w:t>
       </w:r>
     </w:p>
     <w:p>
@@ -10045,7 +9301,7 @@
           <w:color w:val="000000"/>
           <w:sz w:val="24"/>
         </w:rPr>
-        <w:t>三元协同是否成立，最终要看三件事是否同时改善：发言覆盖是否拓宽，互动是否由信息层进入概念层，情意回应是否仍由人承担。失衡标明旧结构与新越位叠合；校准按破程、复权、守界依次推进；均衡是覆盖、层次与关系的阶段性改善，并承认尚未闭合的缺口，把单元复盘做成常规。任务设计与素养训练需要一并落实，教师、AI与学生才能在常态课中各守其位。</w:t>
+        <w:t>三元协同是否成立，最终看三件事是否同时改善：发言覆盖是否拓宽，互动是否由信息层进入概念层，情意回应是否仍由人承担。图2提醒旧结构还在，图3、图6、图7、图8提供了可以接着做的支架与现场。校准按破程、复权、守界往下走；均衡是阶段性改善，缺口还要靠单元复盘去收。</w:t>
       </w:r>
     </w:p>
     <w:p>

--- a/output/paper.docx
+++ b/output/paper.docx
@@ -124,7 +124,7 @@
           <w:color w:val="000000"/>
           <w:sz w:val="24"/>
         </w:rPr>
-        <w:t>生成式人工智能进了小学语文课堂，互动主体多出一方，旧的问答结构却常常原样保留。全国教学展示课和区域第一学段阅读研讨的现场，把这一点摊得很清楚：学生仍坐成行列，目光对着屏幕或讲台，发言以举手应答为主。屏幕上可以出现谜语、任务要求和学生习作，这些只能说明信息已经公共化，不能说明对话已经转向多向。叶子、庞丽娟把师生互动看作教学过程的基本构成，强调双向、交互与连续；符号互动理论也指出，人要靠语言和姿态理解彼此意图。缺了思考机会、缺了来自文本的真问题、缺了教案之外可被接住的想法，互动就会退回程式。本文要问的不是“有没有用AI”，而是谁、在什么场景、缺什么。形式管通道，关系管发言权，技术管边界。三层不是并列口号，而是一层卡住、下一层跟着走偏。</w:t>
+        <w:t>生成式人工智能进了小学语文课堂，互动主体多出一方，旧的问答结构却常常原样保留。全国教学展示课和区域第一学段阅读研讨的现场，把这一点摊得很清楚：学生仍坐成行列，目光对着屏幕或讲台，发言以举手应答为主。屏幕上可以出现谜语、任务要求和学生习作，这些只能说明信息已经公共化，不能说明对话已经转向多向。课堂互动本来就应当是双向的、连续的，人靠语言、神态和姿态去理解对方的意思，并据此调整自己的行为。学生若没有思考和表达的空隙，问题若不是从课文和生活里长出来的，教案之外冒出来的想法若接不住，互动就会退回“一问一答走流程”。本文要问的不是有没有用AI，而是谁在什么场景里缺了什么。通道打不开，发言权就会更集中；权责一模糊，生成式工具便容易把终答和评价一并接过去。所以下面先看形式，再看关系，最后看技术边界。</w:t>
       </w:r>
     </w:p>
     <w:p>
@@ -191,18 +191,18 @@
       <w:pPr>
         <w:keepNext w:val="0"/>
         <w:widowControl/>
-        <w:spacing w:before="0" w:after="0" w:line="360" w:lineRule="auto"/>
-        <w:ind w:firstLine="480"/>
-        <w:jc w:val="both"/>
+        <w:spacing w:before="40" w:after="160" w:line="360" w:lineRule="auto"/>
+        <w:ind w:firstLine="0"/>
+        <w:jc w:val="center"/>
       </w:pPr>
       <w:r>
         <w:rPr>
           <w:rFonts w:ascii="Times New Roman" w:hAnsi="Times New Roman" w:eastAsia="宋体" w:cs="Times New Roman"/>
           <w:b w:val="0"/>
           <w:color w:val="000000"/>
-          <w:sz w:val="24"/>
+          <w:sz w:val="21"/>
         </w:rPr>
-        <w:t>陈丽的教学交互层次塔原用于远程学习。拿到小学语文面授课里，只作一把尺子：会点选、会投屏，停留在操作层；关键词和习作上屏，进入信息层；新旧观念在课文证据上碰撞，才到概念层。情意回应无法由算法完整承担，须由人接着做完。下面先看通道有没有打开。</w:t>
+        <w:t>图1把这种互动分成三层来看。会点选、会投屏，只说明媒体操作已经发生；关键词和习作上了屏，只说明信息已经交换；新旧观念在课文证据上碰在一起，才算进到概念这一层。情意上的回应，算法包不下来，还得由人接着做完。通道若仍是放射状的，课就很难从操作、信息往上走。下面先看通道开了没有。</w:t>
       </w:r>
     </w:p>
     <w:p>

--- a/output/paper.docx
+++ b/output/paper.docx
@@ -62,7 +62,7 @@
           <w:color w:val="000000"/>
           <w:sz w:val="24"/>
         </w:rPr>
-        <w:t>生成式人工智能进入小学语文课堂后，互动主体由“教师—学生”扩展为“教师—AI—学生”。已有研究较多讨论资源生成、分层练习与习作支架，对课堂互动的通道、权责与越位边界仍缺少可观察的校准框架。课堂观察与课例分析表明：若组织方式、权责关系与技术边界不同步调整，技术在场仍可能固化放射状问答、压缩部分学生的发言机会，并以人机输出代替概念交互与情意回应。《义务教育语文课程标准（2022年版）》强调平等对话；教育部基础教育教学指导委员会《中小学生成式人工智能使用指南（2025年版）》提出“育人为本、技术为用”，明确教师不得将生成式人工智能作为替代性教学主体，小学阶段学生不得独自使用开放式内容生成功能。本文以“问题—策略—结果”为线索，将形式、关系、技术三类失衡分别对应破程、复权、守界三阶校准，提出“三层互动×三元主体×三阶校准”模型，并给出可记录的行为编码与观察量表。本文认为：三元协同不是三方平均用力，而是使AI承担支架、教师承担引领、学生完成意义建构，推动互动由操作交互经信息交互进入概念交互，并由人守住情意回应。证据以课堂观察、课例分析与政策文本为主，公开报道数据仅作侧面说明，不外推为普遍因果效应。</w:t>
+        <w:t>生成式人工智能进入小学语文课堂后，互动主体由“教师—学生”扩展为“教师—AI—学生”。已有研究较多关注资源生成、分层练习与习作支架，但对课堂互动的通道、权责与越位边界仍缺少可观察的校准框架。课堂观察与课例分析表明：若组织方式、权责关系与技术边界不同步调整，技术在场仍可能固化放射状问答、压缩部分学生的发言机会，并以人机输出代替概念交互与情意回应。《义务教育语文课程标准（2022年版）》强调平等对话；教育部基础教育教学指导委员会《中小学生成式人工智能使用指南（2025年版）》提出“育人为本、技术为用”，明确教师不得将生成式人工智能作为替代性教学主体，小学阶段学生不得独自使用开放式内容生成功能。本文以“问题—策略—结果”为线索，将形式、关系、技术三类失衡分别对应破程、复权、守界三阶校准，提出“三层互动×三元主体×三阶校准”模型，并给出可记录的行为编码与观察量表。本文认为：三元协同并非三方平均用力，而是使AI承担支架、教师承担引领、学生完成意义建构，推动互动由操作交互经信息交互进入概念交互，并由人守住情意回应。证据以课堂观察、课例分析与政策文本为主，公开报道数据仅作侧面说明，不外推为普遍因果效应。</w:t>
       </w:r>
     </w:p>
     <w:p>
@@ -87,7 +87,7 @@
           <w:color w:val="000000"/>
           <w:sz w:val="24"/>
         </w:rPr>
-        <w:t>小学语文师生互动；三元协同；生成式人工智能；互动校准</w:t>
+        <w:t>小学语文；生成式人工智能；三元协同师生互动；课堂校准；教学交互</w:t>
       </w:r>
     </w:p>
     <w:p>
@@ -104,7 +104,7 @@
           <w:rFonts w:ascii="Times New Roman" w:hAnsi="Times New Roman" w:eastAsia="黑体" w:cs="Times New Roman"/>
           <w:b/>
           <w:color w:val="000000"/>
-          <w:sz w:val="28"/>
+          <w:sz w:val="32"/>
         </w:rPr>
         <w:t>一、审视——三元协同课堂互动失衡之困</w:t>
       </w:r>
@@ -124,7 +124,25 @@
           <w:color w:val="000000"/>
           <w:sz w:val="24"/>
         </w:rPr>
-        <w:t>生成式人工智能进了小学语文课堂，互动主体多出一方，旧的问答结构却常常原样保留。全国教学展示课和区域第一学段阅读研讨的现场，把这一点摊得很清楚：学生仍坐成行列，目光对着屏幕或讲台，发言以举手应答为主。屏幕上可以出现谜语、任务要求和学生习作，这些只能说明信息已经公共化，不能说明对话已经转向多向。课堂互动本来就应当是双向的、连续的，人靠语言、神态和姿态去理解对方的意思，并据此调整自己的行为。学生若没有思考和表达的空隙，问题若不是从课文和生活里长出来的，教案之外冒出来的想法若接不住，互动就会退回“一问一答走流程”。本文要问的不是有没有用AI，而是谁在什么场景里缺了什么。通道打不开，发言权就会更集中；权责一模糊，生成式工具便容易把终答和评价一并接过去。所以下面先看形式，再看关系，最后看技术边界。</w:t>
+        <w:t>生成式人工智能进入小学语文课堂后，互动主体由双方扩展为三方，但既有问答结构往往被原样保留。在全国教学展示课与区域第一学段阅读研讨现场均可观察到：学生仍呈行列式就座，目光朝向屏幕或讲台，发言以举手应答为主。屏幕上出现谜语、任务要求或学生习作，仅表明信息已进入公共界面，并不表明对话已转向多向。课堂互动本应是双向、连续的意义协商过程，参与者借助语言、神态与姿态理解对方意图并调整自身行为（叶子，庞丽娟；佐斌）。若学生缺乏思考与表达的空隙，问题未从课文与生活中生长出来，教案之外的生成又得不到接应，互动便容易退回单向问答流程。叶澜所倡导的“让课堂焕发出生命活力”，在此语境下首先表现为通道打开与主体可见。</w:t>
+      </w:r>
+    </w:p>
+    <w:p>
+      <w:pPr>
+        <w:keepNext w:val="0"/>
+        <w:widowControl/>
+        <w:spacing w:before="0" w:after="0" w:line="360" w:lineRule="auto"/>
+        <w:ind w:firstLine="480"/>
+        <w:jc w:val="both"/>
+      </w:pPr>
+      <w:r>
+        <w:rPr>
+          <w:rFonts w:ascii="Times New Roman" w:hAnsi="Times New Roman" w:eastAsia="宋体" w:cs="Times New Roman"/>
+          <w:b w:val="0"/>
+          <w:color w:val="000000"/>
+          <w:sz w:val="24"/>
+        </w:rPr>
+        <w:t>本文追问的并非是否使用生成式人工智能，而是谁在何种场景中缺失了何种互动条件。通道不开，发言权更易集中；权责模糊，生成式工具便容易同时接管终答与评价。故下文先审形式，再审关系，最后审技术边界。</w:t>
       </w:r>
     </w:p>
     <w:p>
@@ -184,7 +202,7 @@
           <w:color w:val="000000"/>
           <w:sz w:val="21"/>
         </w:rPr>
-        <w:t>图1　教学交互层次模型（操作—信息—概念，并守住情意共鸣）</w:t>
+        <w:t>图1 教学交互层次模型（操作—信息—概念，并守住情意共鸣）</w:t>
       </w:r>
     </w:p>
     <w:p>
@@ -202,7 +220,7 @@
           <w:color w:val="000000"/>
           <w:sz w:val="21"/>
         </w:rPr>
-        <w:t>图1把这种互动分成三层来看。会点选、会投屏，只说明媒体操作已经发生；关键词和习作上了屏，只说明信息已经交换；新旧观念在课文证据上碰在一起，才算进到概念这一层。情意上的回应，算法包不下来，还得由人接着做完。通道若仍是放射状的，课就很难从操作、信息往上走。下面先看通道开了没有。</w:t>
+        <w:t>图1在陈丽所提教学交互层次塔的基础上，将课堂互动分为三个层次：会点选、会投屏，仅说明媒体操作已经发生；关键词和习作进入屏幕，仅说明信息已经交换；新旧观念在课文证据上发生碰撞，才算进入概念交互层次。情意上的回应无法外包给算法，仍须由人完成。若通道仍是放射状的，课堂便难以从操作交互、信息交互上升至概念交互。下面先考察通道是否打开。</w:t>
       </w:r>
     </w:p>
     <w:p>
@@ -219,7 +237,7 @@
           <w:rFonts w:ascii="Times New Roman" w:hAnsi="Times New Roman" w:eastAsia="黑体" w:cs="Times New Roman"/>
           <w:b/>
           <w:color w:val="000000"/>
-          <w:sz w:val="24"/>
+          <w:sz w:val="28"/>
         </w:rPr>
         <w:t>（一）形式失衡：程式问答，遮蔽多向互动</w:t>
       </w:r>
@@ -239,7 +257,7 @@
           <w:color w:val="000000"/>
           <w:sz w:val="24"/>
         </w:rPr>
-        <w:t>形式失衡，就是把互动收成“教师一呼、学生百应”。教师与全体、教师与个别两条线占满课时，小组、生生、组际的横向通道进不去。深度互动不是被技术挡住的，是被这条放射状流程挡住的。</w:t>
+        <w:t>形式失衡，即互动被收束为“教师一呼、学生百应”。教师与全体、教师与个别两条线占满课时，小组、生生、组际的横向通道难以进入。深度互动并非被技术阻挡，而是被放射状流程所遮蔽。</w:t>
       </w:r>
     </w:p>
     <w:p>
@@ -276,7 +294,7 @@
           <w:color w:val="000000"/>
           <w:sz w:val="24"/>
         </w:rPr>
-        <w:t>三年级寓言课上常见这样的节奏：教师站在投影前问“这个故事告诉我们什么道理”，全班齐答“不能心存侥幸”，一名表达流畅的学生补一句“要靠劳动”，课就进入下一环节。齐声应答听起来热闹，主体并未真正进入对话。区域研讨里的一年级《棉花姑娘》用谜语导入、出示“棉”字卡片，情境是打开了，座位仍是行列式，学生齐看屏幕。全国展示里的五年级习作《即景》、三年级习作《我的植物朋友》，课桌摆在体育馆里，朝向同样对着讲台。可见通道单一并不因公开课自动消失。若再把生成式工具给出的“标准寓意”直接投出，学生连涵泳和试错也省了，程式只会更光滑。</w:t>
+        <w:t>三年级寓言课上常见如下节奏：教师站在投影前问“这个故事告诉我们什么道理”，全班齐答“不能心存侥幸”，一名表达流畅的学生补充“要靠劳动”，课便进入下一环节。齐声应答看似热闹，主体并未真正进入对话。区域研讨中的一年级《棉花姑娘》用谜语导入、出示“棉”字卡片，情境虽已打开，座位仍是行列式，学生齐看屏幕。全国展示中的五年级习作《即景》、三年级习作《我的植物朋友》，课桌摆在体育馆内，朝向同样对着讲台。可见，通道单一并不会因公开课而自动消失。若再将生成式工具给出的“标准寓意”直接投出，学生连涵泳与试错也被省略，程式只会更加光滑。</w:t>
       </w:r>
     </w:p>
     <w:p>
@@ -313,7 +331,7 @@
           <w:color w:val="000000"/>
           <w:sz w:val="24"/>
         </w:rPr>
-        <w:t>身体在场不等于话语在场。行列式座位里，发言容易集中到教师较熟悉、表达较流畅的学生身上；小组里也常见“一人说、众人听”。《大象的耳朵》课上，学生齐刷刷举手对着教师，发起权仍在讲台一侧。此处不把“近三分之一沉默”写成未交代样本的统计。可以观察的是：内向学生和表达较弱的学生，在放射状问答里更容易旁观。生成式工具本可以归集不同想法，若只用它做习题和投屏，技术在场，通道还是一条。</w:t>
+        <w:t>身体在场不等于话语在场。行列式座位中，发言容易集中于教师较熟悉、表达较流畅的学生；小组中也常见“一人说、众人听”。《大象的耳朵》课上，学生齐刷刷举手朝向教师，发起权仍在讲台一侧。此处不将“近三分之一沉默”表述为未交代样本的统计结论。可以观察的是：内向学生与表达较弱的学生，在放射状问答中更容易旁观。生成式工具本可归集不同想法，若仅用于习题与投屏，技术虽在场，通道仍是一条。</w:t>
       </w:r>
     </w:p>
     <w:p>
@@ -350,7 +368,7 @@
           <w:color w:val="000000"/>
           <w:sz w:val="24"/>
         </w:rPr>
-        <w:t>教师担心小组活动打乱节奏，便把先问什么、谁来答、标准句是哪一句写进每一分钟。教案走完，互动也宣告结束。问法单一，根子是不敢把时间交给尚未写进教案的那句话。此时若再用生成式工具预先生产“标准赏析”，生成空间会更窄。形式这一层不打开，后面所谓平等交往和技术赋能，都会落在同一条放射线上。图2把四张现场放在一起，便于对照座位朝向和发言方向。</w:t>
+        <w:t>教师担心小组活动打乱节奏，便将先问什么、谁来答、标准句是哪一句写入每一分钟。教案走完，互动也宣告结束。问法单一，根源在于不敢将时间交给尚未写进教案的那句话。此时若再用生成式工具预先生产“标准赏析”，生成空间将更为狭窄。形式层面若不打开，后续所谓平等交往与技术赋能，都会落在同一条放射线上。图2将六张现场照片并置，便于对照座位朝向、发言方向与投影内容。</w:t>
       </w:r>
     </w:p>
     <w:p>
@@ -363,7 +381,7 @@
       <w:r>
         <w:drawing>
           <wp:inline xmlns:a="http://schemas.openxmlformats.org/drawingml/2006/main" xmlns:pic="http://schemas.openxmlformats.org/drawingml/2006/picture">
-            <wp:extent cx="5400000" cy="4189160"/>
+            <wp:extent cx="5400000" cy="2558250"/>
             <wp:docPr id="2" name="Picture 2"/>
             <wp:cNvGraphicFramePr>
               <a:graphicFrameLocks noChangeAspect="1"/>
@@ -384,7 +402,7 @@
                   <pic:spPr>
                     <a:xfrm>
                       <a:off x="0" y="0"/>
-                      <a:ext cx="5400000" cy="4189160"/>
+                      <a:ext cx="5400000" cy="2558250"/>
                     </a:xfrm>
                     <a:prstGeom prst="rect"/>
                   </pic:spPr>
@@ -410,7 +428,7 @@
           <w:color w:val="000000"/>
           <w:sz w:val="21"/>
         </w:rPr>
-        <w:t>图2　课堂现场合集：（a）《棉花姑娘》；（b）《大象的耳朵》；（c）《即景》；（d）《我的植物朋友》</w:t>
+        <w:t>图2 课堂现场合集：（a）《棉花姑娘》；（b）《大象的耳朵》；（c）《即景》；（d）《我的植物朋友》；（e）投影课件与课堂实拍；（f）教师授课与课文投影实拍</w:t>
       </w:r>
     </w:p>
     <w:p>
@@ -427,7 +445,7 @@
           <w:rFonts w:ascii="Times New Roman" w:hAnsi="Times New Roman" w:eastAsia="黑体" w:cs="Times New Roman"/>
           <w:b/>
           <w:color w:val="000000"/>
-          <w:sz w:val="24"/>
+          <w:sz w:val="28"/>
         </w:rPr>
         <w:t>（二）关系失衡：主客固化，消解平等交往</w:t>
       </w:r>
@@ -447,7 +465,7 @@
           <w:color w:val="000000"/>
           <w:sz w:val="24"/>
         </w:rPr>
-        <w:t>通道窄，发言权就会更集中。完整互动本应包含认知、情意和行为。关系失衡，是发起权、可见权、判断权持续握在教师和少数学生手里。</w:t>
+        <w:t>通道狭窄，发言权便会更加集中。完整互动本应包含认知、情意与行为。关系失衡，即发起权、可见权、判断权持续掌握在教师和少数学生手中。</w:t>
       </w:r>
     </w:p>
     <w:p>
@@ -484,7 +502,7 @@
           <w:color w:val="000000"/>
           <w:sz w:val="24"/>
         </w:rPr>
-        <w:t>教师始终是问题发起者，学生只是执行者。问点落在字词句篇的标准解释上，学生出错时急于纠正答案，情绪来不及安抚，个性化态度更难展示。部分课堂把生成式工具当成扩音器：同一段赏析，过去写在教案里，现在由机器读出来，主客关系被“更正确的声音”加固。与预设不合的想法，常被一句“下课再聊”绕开。</w:t>
+        <w:t>教师始终是问题发起者，学生只是执行者。问点落在字词句篇的标准解释上，学生出错时教师急于纠正答案，情绪来不及安抚，个性化态度更难展示。部分课堂将生成式工具当作扩音器：同一段赏析，过去写在教案里，现在由机器读出，主客关系被“更正确的声音”加固。与预设不合的想法，常被一句“下课再聊”绕开。</w:t>
       </w:r>
     </w:p>
     <w:p>
@@ -521,7 +539,7 @@
           <w:color w:val="000000"/>
           <w:sz w:val="24"/>
         </w:rPr>
-        <w:t>发言集中于少数人，互动停在浅层，缺少碰撞。若只把活跃者的答案投上屏幕，边缘学生被看见的机会不会自动增加。《古人谈读书》里一名学生持麦克风解释语录，这是发起权下移的瞬间；其余学生仍坐成秧田，说明个别位置的复权，还不等于全员通道已经打开。应然状态应是：学生面向同伴说，教师退到一侧听，屏幕只承担支架。</w:t>
+        <w:t>发言集中于少数人，互动停留在浅层，缺少碰撞。若只将活跃者的答案投上屏幕，边缘学生被看见的机会不会自动增加。《古人谈读书》中一名学生持麦克风解释语录，这是发起权下移的瞬间；其余学生仍坐成秧田式座位，说明个别位置的复权并不等于全员通道已经打开。应然状态应是：学生面向同伴表达，教师退到一侧倾听，屏幕仅承担支架功能。</w:t>
       </w:r>
     </w:p>
     <w:p>
@@ -558,7 +576,7 @@
           <w:color w:val="000000"/>
           <w:sz w:val="24"/>
         </w:rPr>
-        <w:t>若把师生互动等同于课堂提问，交往进不了教学过程的基本构成。评价优先看进度和知识点覆盖，教师便不敢把时间交给开放探究。学生的倾听、表达、合作缺少常态训练，给了机会也不容易形成高质量对话。生成式人工智能进来后，若提问权和评价权再让给机器，教师容易变成播放者，学生容易变成校对者。关系这一层不校准，技术越流畅，主客越难松动。</w:t>
+        <w:t>若将师生互动等同于课堂提问，交往便进不了教学过程的基本构成。评价优先看进度和知识点覆盖，教师便不敢将时间交给开放探究。学生的倾听、表达、合作缺少常态训练，即使获得机会，也不容易形成高质量对话。生成式人工智能进入后，若提问权和评价权再让给机器，教师容易变成播放者，学生容易变成校对者。关系层面不校准，技术越流畅，主客关系越难松动。</w:t>
       </w:r>
     </w:p>
     <w:p>
@@ -575,7 +593,7 @@
           <w:rFonts w:ascii="Times New Roman" w:hAnsi="Times New Roman" w:eastAsia="黑体" w:cs="Times New Roman"/>
           <w:b/>
           <w:color w:val="000000"/>
-          <w:sz w:val="24"/>
+          <w:sz w:val="28"/>
         </w:rPr>
         <w:t>（三）技术失衡：工具越位，遮蔽真实对话</w:t>
       </w:r>
@@ -595,7 +613,7 @@
           <w:color w:val="000000"/>
           <w:sz w:val="24"/>
         </w:rPr>
-        <w:t>形式和关系没有校准，生成式工具就容易从支架变成越位的判断者：替学生思考，替教师判断，用人机问答充当情意交流。《中小学生成式人工智能使用指南（2025年版）》提出“育人为本、技术为用”，明确教师不得将其作为替代性教学主体，小学阶段学生不得独自使用开放式内容生成功能。UNESCO《教师人工智能能力框架》也指出，教学关系可以转为教师—AI—学生，核心仍是人的主体性。黄荣怀把数字化进阶写成环境、资源、数字教学法：停在设备在场，进不了教学法，容易高投入、低回报。</w:t>
+        <w:t>形式与关系未获校准，生成式工具便容易从支架变为越位的判断者：替学生思考，替教师判断，呈现替答、替评、替演、替证等越位表现。《中小学生成式人工智能使用指南（2025年版）》提出“育人为本、技术为用”，明确教师不得将其作为替代性教学主体，小学阶段学生不得独自使用开放式内容生成功能。教学关系可以转为教师—AI—学生，核心仍是人的主体性。祝智庭等提出的人本人工智能范式，同样强调技术服务于人的发展而非替代人。黄荣怀将数字化进阶概括为环境、资源、数字教学法：若停留在设备在场，进不了教学法层面，便容易高投入、低回报。</w:t>
       </w:r>
     </w:p>
     <w:p>
@@ -614,7 +632,7 @@
           <w:color w:val="000000"/>
           <w:sz w:val="24"/>
         </w:rPr>
-        <w:t>1. 替答现象：机器给解，学生跳过自主思考</w:t>
+        <w:t>1. 替答现象：工具代答，学生跳过自主思考</w:t>
       </w:r>
     </w:p>
     <w:p>
@@ -632,7 +650,7 @@
           <w:color w:val="000000"/>
           <w:sz w:val="24"/>
         </w:rPr>
-        <w:t>学生对着屏幕读标准赏析，教师点头，进入下一题。主体都在场，过程没有生成。直接输出寓意、中心思想或范文，学生跳过探究与试错，概念交互被切断。这也与《使用指南》禁止把生成内容直接作为作业或考试答案的要求相悖。</w:t>
+        <w:t>学生对着屏幕读标准赏析，教师点头，进入下一题。主体都在场，过程没有生成。直接输出寓意、中心思想或范文，学生跳过探究与试错，概念交互被切断。这也与《使用指南》禁止将生成内容直接作为作业或考试答案的要求相悖。</w:t>
       </w:r>
     </w:p>
     <w:p>
@@ -651,7 +669,7 @@
           <w:color w:val="000000"/>
           <w:sz w:val="24"/>
         </w:rPr>
-        <w:t>2. 替评现象：数据代言，情意回应难以替代</w:t>
+        <w:t>2. 替评现象：数据代评，情意回应难以替代</w:t>
       </w:r>
     </w:p>
     <w:p>
@@ -669,7 +687,7 @@
           <w:color w:val="000000"/>
           <w:sz w:val="24"/>
         </w:rPr>
-        <w:t>用机器评分、活跃度统计代替现场研判，是第二类越位。活跃度低可能是性格、准备或问题过难，一个数字代替不了。当众展示带羞辱性的语音测评分数，学生下次更倾向选择安全答案，情意互动随之收缩。</w:t>
+        <w:t>用机器评分、活跃度统计代替现场研判，是第二类越位。活跃度低可能是性格、准备或问题过难所致，一个数字代替不了教师判断。当众展示带羞辱性的语音测评分数，学生下次更倾向选择安全答案，情意互动随之收缩。</w:t>
       </w:r>
     </w:p>
     <w:p>
@@ -688,7 +706,7 @@
           <w:color w:val="000000"/>
           <w:sz w:val="24"/>
         </w:rPr>
-        <w:t>3. 替证现象：工具出场，被误认为课堂升级</w:t>
+        <w:t>3. 替演现象：角色陪练，人机问答替代真实交流</w:t>
       </w:r>
     </w:p>
     <w:p>
@@ -706,7 +724,44 @@
           <w:color w:val="000000"/>
           <w:sz w:val="24"/>
         </w:rPr>
-        <w:t>把是否使用生成式人工智能当作课堂先进的证明，是第三类越位。操作层流畅，不等于概念层发生。UNESCO《2023年全球教育监测报告》提醒，教育技术影响的可靠证据仍然不足，技术不能取代教与学所依赖的人际连接。情感体察和价值判断仍须由人完成。三类失衡的识别与校准指向，收在表1；现场用过的板书和记录卡，则说明支架材料本身往往是清楚的，缺的是通道和权责。</w:t>
+        <w:t>角色陪练、人机问答替代真实交流与情意回应。机器可以模拟对话，但不能代替学生在同伴面前真实表达、倾听与回应；一旦以人机问答充当情意交流，课堂的共情与价值判断便被架空。</w:t>
+      </w:r>
+    </w:p>
+    <w:p>
+      <w:pPr>
+        <w:pStyle w:val="Heading3"/>
+        <w:keepNext w:val="0"/>
+        <w:widowControl/>
+        <w:spacing w:before="120" w:after="60" w:line="360" w:lineRule="auto"/>
+        <w:ind w:firstLine="0"/>
+        <w:jc w:val="left"/>
+      </w:pPr>
+      <w:r>
+        <w:rPr>
+          <w:rFonts w:ascii="Times New Roman" w:hAnsi="Times New Roman" w:eastAsia="黑体" w:cs="Times New Roman"/>
+          <w:b/>
+          <w:color w:val="000000"/>
+          <w:sz w:val="24"/>
+        </w:rPr>
+        <w:t>4. 替证现象：工具出场，被误认为课堂升级</w:t>
+      </w:r>
+    </w:p>
+    <w:p>
+      <w:pPr>
+        <w:keepNext w:val="0"/>
+        <w:widowControl/>
+        <w:spacing w:before="0" w:after="0" w:line="360" w:lineRule="auto"/>
+        <w:ind w:firstLine="480"/>
+        <w:jc w:val="both"/>
+      </w:pPr>
+      <w:r>
+        <w:rPr>
+          <w:rFonts w:ascii="Times New Roman" w:hAnsi="Times New Roman" w:eastAsia="宋体" w:cs="Times New Roman"/>
+          <w:b w:val="0"/>
+          <w:color w:val="000000"/>
+          <w:sz w:val="24"/>
+        </w:rPr>
+        <w:t>将是否使用生成式人工智能当作课堂先进的证明，是第四类越位。操作层流畅，不等于概念层发生。《教育强国建设规划纲要（2024—2035年）》强调以教育数字化开辟发展新赛道；数字化若只停留在设备与平台，而未进入教学法层面的通道、权责与边界设计，就容易出现高投入、低互动质量。教育技术不能取代教与学所依赖的人际连接。情感体察和价值判断仍须由人完成。三类失衡的识别与校准指向见表1；结构示意见图3，现场用过的板书和记录卡见图4——支架材料往往清楚，缺的是通道和权责。</w:t>
       </w:r>
     </w:p>
     <w:p>
@@ -724,7 +779,7 @@
           <w:color w:val="000000"/>
           <w:sz w:val="21"/>
         </w:rPr>
-        <w:t>表1　三类失衡、识别信号与校准指向</w:t>
+        <w:t>表1 三类失衡、识别信号与校准指向</w:t>
       </w:r>
     </w:p>
     <w:tbl>
@@ -742,15 +797,18 @@
         </w:tblBorders>
       </w:tblPr>
       <w:tblGrid>
-        <w:gridCol w:w="2183"/>
-        <w:gridCol w:w="2183"/>
-        <w:gridCol w:w="2183"/>
-        <w:gridCol w:w="2183"/>
+        <w:gridCol w:w="2078"/>
+        <w:gridCol w:w="2078"/>
+        <w:gridCol w:w="2078"/>
+        <w:gridCol w:w="2078"/>
       </w:tblGrid>
       <w:tr>
+        <w:trPr>
+          <w:tblHeader/>
+        </w:trPr>
         <w:tc>
           <w:tcPr>
-            <w:tcW w:type="dxa" w:w="2183"/>
+            <w:tcW w:type="dxa" w:w="2078"/>
             <w:tcBorders>
               <w:left w:val="nil" w:sz="0" w:space="0" w:color="000000"/>
               <w:right w:val="nil" w:sz="0" w:space="0" w:color="000000"/>
@@ -777,7 +835,7 @@
         </w:tc>
         <w:tc>
           <w:tcPr>
-            <w:tcW w:type="dxa" w:w="2183"/>
+            <w:tcW w:type="dxa" w:w="2078"/>
             <w:tcBorders>
               <w:left w:val="nil" w:sz="0" w:space="0" w:color="000000"/>
               <w:right w:val="nil" w:sz="0" w:space="0" w:color="000000"/>
@@ -804,7 +862,7 @@
         </w:tc>
         <w:tc>
           <w:tcPr>
-            <w:tcW w:type="dxa" w:w="2183"/>
+            <w:tcW w:type="dxa" w:w="2078"/>
             <w:tcBorders>
               <w:left w:val="nil" w:sz="0" w:space="0" w:color="000000"/>
               <w:right w:val="nil" w:sz="0" w:space="0" w:color="000000"/>
@@ -831,7 +889,7 @@
         </w:tc>
         <w:tc>
           <w:tcPr>
-            <w:tcW w:type="dxa" w:w="2183"/>
+            <w:tcW w:type="dxa" w:w="2078"/>
             <w:tcBorders>
               <w:left w:val="nil" w:sz="0" w:space="0" w:color="000000"/>
               <w:right w:val="nil" w:sz="0" w:space="0" w:color="000000"/>
@@ -860,7 +918,7 @@
       <w:tr>
         <w:tc>
           <w:tcPr>
-            <w:tcW w:type="dxa" w:w="2183"/>
+            <w:tcW w:type="dxa" w:w="2078"/>
             <w:tcBorders>
               <w:left w:val="nil" w:sz="0" w:space="0" w:color="000000"/>
               <w:right w:val="nil" w:sz="0" w:space="0" w:color="000000"/>
@@ -887,7 +945,7 @@
         </w:tc>
         <w:tc>
           <w:tcPr>
-            <w:tcW w:type="dxa" w:w="2183"/>
+            <w:tcW w:type="dxa" w:w="2078"/>
             <w:tcBorders>
               <w:left w:val="nil" w:sz="0" w:space="0" w:color="000000"/>
               <w:right w:val="nil" w:sz="0" w:space="0" w:color="000000"/>
@@ -914,7 +972,7 @@
         </w:tc>
         <w:tc>
           <w:tcPr>
-            <w:tcW w:type="dxa" w:w="2183"/>
+            <w:tcW w:type="dxa" w:w="2078"/>
             <w:tcBorders>
               <w:left w:val="nil" w:sz="0" w:space="0" w:color="000000"/>
               <w:right w:val="nil" w:sz="0" w:space="0" w:color="000000"/>
@@ -941,7 +999,7 @@
         </w:tc>
         <w:tc>
           <w:tcPr>
-            <w:tcW w:type="dxa" w:w="2183"/>
+            <w:tcW w:type="dxa" w:w="2078"/>
             <w:tcBorders>
               <w:left w:val="nil" w:sz="0" w:space="0" w:color="000000"/>
               <w:right w:val="nil" w:sz="0" w:space="0" w:color="000000"/>
@@ -970,7 +1028,7 @@
       <w:tr>
         <w:tc>
           <w:tcPr>
-            <w:tcW w:type="dxa" w:w="2183"/>
+            <w:tcW w:type="dxa" w:w="2078"/>
             <w:tcBorders>
               <w:left w:val="nil" w:sz="0" w:space="0" w:color="000000"/>
               <w:right w:val="nil" w:sz="0" w:space="0" w:color="000000"/>
@@ -997,7 +1055,7 @@
         </w:tc>
         <w:tc>
           <w:tcPr>
-            <w:tcW w:type="dxa" w:w="2183"/>
+            <w:tcW w:type="dxa" w:w="2078"/>
             <w:tcBorders>
               <w:left w:val="nil" w:sz="0" w:space="0" w:color="000000"/>
               <w:right w:val="nil" w:sz="0" w:space="0" w:color="000000"/>
@@ -1024,7 +1082,7 @@
         </w:tc>
         <w:tc>
           <w:tcPr>
-            <w:tcW w:type="dxa" w:w="2183"/>
+            <w:tcW w:type="dxa" w:w="2078"/>
             <w:tcBorders>
               <w:left w:val="nil" w:sz="0" w:space="0" w:color="000000"/>
               <w:right w:val="nil" w:sz="0" w:space="0" w:color="000000"/>
@@ -1051,7 +1109,7 @@
         </w:tc>
         <w:tc>
           <w:tcPr>
-            <w:tcW w:type="dxa" w:w="2183"/>
+            <w:tcW w:type="dxa" w:w="2078"/>
             <w:tcBorders>
               <w:left w:val="nil" w:sz="0" w:space="0" w:color="000000"/>
               <w:right w:val="nil" w:sz="0" w:space="0" w:color="000000"/>
@@ -1080,7 +1138,7 @@
       <w:tr>
         <w:tc>
           <w:tcPr>
-            <w:tcW w:type="dxa" w:w="2183"/>
+            <w:tcW w:type="dxa" w:w="2078"/>
             <w:tcBorders>
               <w:left w:val="nil" w:sz="0" w:space="0" w:color="000000"/>
               <w:right w:val="nil" w:sz="0" w:space="0" w:color="000000"/>
@@ -1107,7 +1165,7 @@
         </w:tc>
         <w:tc>
           <w:tcPr>
-            <w:tcW w:type="dxa" w:w="2183"/>
+            <w:tcW w:type="dxa" w:w="2078"/>
             <w:tcBorders>
               <w:left w:val="nil" w:sz="0" w:space="0" w:color="000000"/>
               <w:right w:val="nil" w:sz="0" w:space="0" w:color="000000"/>
@@ -1134,7 +1192,7 @@
         </w:tc>
         <w:tc>
           <w:tcPr>
-            <w:tcW w:type="dxa" w:w="2183"/>
+            <w:tcW w:type="dxa" w:w="2078"/>
             <w:tcBorders>
               <w:left w:val="nil" w:sz="0" w:space="0" w:color="000000"/>
               <w:right w:val="nil" w:sz="0" w:space="0" w:color="000000"/>
@@ -1161,7 +1219,7 @@
         </w:tc>
         <w:tc>
           <w:tcPr>
-            <w:tcW w:type="dxa" w:w="2183"/>
+            <w:tcW w:type="dxa" w:w="2078"/>
             <w:tcBorders>
               <w:left w:val="nil" w:sz="0" w:space="0" w:color="000000"/>
               <w:right w:val="nil" w:sz="0" w:space="0" w:color="000000"/>
@@ -1198,8 +1256,68 @@
       <w:r>
         <w:drawing>
           <wp:inline xmlns:a="http://schemas.openxmlformats.org/drawingml/2006/main" xmlns:pic="http://schemas.openxmlformats.org/drawingml/2006/picture">
+            <wp:extent cx="5400000" cy="4336404"/>
+            <wp:docPr id="3" name="Picture 3"/>
+            <wp:cNvGraphicFramePr>
+              <a:graphicFrameLocks noChangeAspect="1"/>
+            </wp:cNvGraphicFramePr>
+            <a:graphic>
+              <a:graphicData uri="http://schemas.openxmlformats.org/drawingml/2006/picture">
+                <pic:pic>
+                  <pic:nvPicPr>
+                    <pic:cNvPr id="0" name="plate02.jpg"/>
+                    <pic:cNvPicPr/>
+                  </pic:nvPicPr>
+                  <pic:blipFill>
+                    <a:blip r:embed="rId13"/>
+                    <a:stretch>
+                      <a:fillRect/>
+                    </a:stretch>
+                  </pic:blipFill>
+                  <pic:spPr>
+                    <a:xfrm>
+                      <a:off x="0" y="0"/>
+                      <a:ext cx="5400000" cy="4336404"/>
+                    </a:xfrm>
+                    <a:prstGeom prst="rect"/>
+                  </pic:spPr>
+                </pic:pic>
+              </a:graphicData>
+            </a:graphic>
+          </wp:inline>
+        </w:drawing>
+      </w:r>
+    </w:p>
+    <w:p>
+      <w:pPr>
+        <w:keepNext w:val="0"/>
+        <w:widowControl/>
+        <w:spacing w:before="40" w:after="160" w:line="360" w:lineRule="auto"/>
+        <w:ind w:firstLine="0"/>
+        <w:jc w:val="center"/>
+      </w:pPr>
+      <w:r>
+        <w:rPr>
+          <w:rFonts w:ascii="Times New Roman" w:hAnsi="Times New Roman" w:eastAsia="宋体" w:cs="Times New Roman"/>
+          <w:b w:val="0"/>
+          <w:color w:val="000000"/>
+          <w:sz w:val="21"/>
+        </w:rPr>
+        <w:t>图3 三类失衡合集：（a）层层加码；（b）四种越位；（c）放射状问答；（d）秧田座位如何收束发言</w:t>
+      </w:r>
+    </w:p>
+    <w:p>
+      <w:pPr>
+        <w:keepNext/>
+        <w:spacing w:before="120" w:after="0" w:line="360" w:lineRule="auto"/>
+        <w:ind w:firstLine="0"/>
+        <w:jc w:val="center"/>
+      </w:pPr>
+      <w:r>
+        <w:drawing>
+          <wp:inline xmlns:a="http://schemas.openxmlformats.org/drawingml/2006/main" xmlns:pic="http://schemas.openxmlformats.org/drawingml/2006/picture">
             <wp:extent cx="5400000" cy="3844846"/>
-            <wp:docPr id="3" name="Picture 3"/>
+            <wp:docPr id="4" name="Picture 4"/>
             <wp:cNvGraphicFramePr>
               <a:graphicFrameLocks noChangeAspect="1"/>
             </wp:cNvGraphicFramePr>
@@ -1211,7 +1329,7 @@
                     <pic:cNvPicPr/>
                   </pic:nvPicPr>
                   <pic:blipFill>
-                    <a:blip r:embed="rId13"/>
+                    <a:blip r:embed="rId14"/>
                     <a:stretch>
                       <a:fillRect/>
                     </a:stretch>
@@ -1245,7 +1363,7 @@
           <w:color w:val="000000"/>
           <w:sz w:val="21"/>
         </w:rPr>
-        <w:t>图3　真实教学材料合集：（a）《即景》板书；（b）日落观察记录单；（c）植物记录卡；（d）《古人谈读书》板书</w:t>
+        <w:t>图4 真实教学材料合集：（a）《即景》现场板书；（b）日落观察记录单；（c）植物记录卡；（d）《古人谈读书》现场板书</w:t>
       </w:r>
     </w:p>
     <w:p>
@@ -1263,7 +1381,7 @@
           <w:color w:val="000000"/>
           <w:sz w:val="21"/>
         </w:rPr>
-        <w:t>图3里的材料并不空洞。《即景》板书把“按一定顺序写”“写出动态变化”写在黑板上；观察记录单用简笔画记下太阳西偏、晚霞变色、渐渐落下；植物记录卡把看、闻、摸和感受分开写；《古人谈读书》板书把态度与方法收在“熟读深思”。这些都是可观察的支架。问题在于：支架上了屏、上了板，若座位和发言方向不变，课堂仍可能停在听讲。于是策略不能只谈“多用AI”，而要按通道、权责、边界拾级校准。</w:t>
+        <w:t>图4中的材料并不空洞。《即景》板书将“按一定顺序写”“写出动态变化”写在黑板上；观察记录单用简笔画记下太阳西偏、晚霞变色、渐渐落下；植物记录卡将看、闻、摸和感受分开写；《古人谈读书》板书将态度与方法收在“熟读深思”。这些都是可观察的支架。问题在于：支架上了屏、上了板，若座位和发言方向不变，课堂仍可能停留在听讲。因此，策略不能只谈“多用AI”，而应按通道、权责、边界拾级校准。</w:t>
       </w:r>
     </w:p>
     <w:p>
@@ -1280,7 +1398,7 @@
           <w:rFonts w:ascii="Times New Roman" w:hAnsi="Times New Roman" w:eastAsia="黑体" w:cs="Times New Roman"/>
           <w:b/>
           <w:color w:val="000000"/>
-          <w:sz w:val="28"/>
+          <w:sz w:val="32"/>
         </w:rPr>
         <w:t>二、探究——三元协同课堂互动校准之阶</w:t>
       </w:r>
@@ -1300,7 +1418,7 @@
           <w:color w:val="000000"/>
           <w:sz w:val="24"/>
         </w:rPr>
-        <w:t>已有小学语文生成式人工智能研究，多做资源生成、分层练习和习作支架。王春梅概括为资源创新、方法优化与个性化学习，并指出虚假信息、思维惰化、教师角色转换困难与技术风险。贺琳珊、梅培军以童话创编为例，路径常是情境生成、即时反馈、智能评改。这些工作能降低表达门槛，却较少回答：通道如何从放射状转为多向，发言权如何回到全员，终答如何不交给机器。祝智庭的人机分工底线——机器做可重复的，人做判断的，二者结合做更合适的——要落到可观察的动作上。本文把动作写成破程、复权、守界。通道不开，复权会变成新的点名；权责不校准，守界停在口头；边界不守，前两阶都会被更流畅的标准答案吞掉。</w:t>
+        <w:t>近年来，小学语文领域的生成式人工智能研究多集中于资源生成、分层练习和习作支架，常见路径为情境生成、即时反馈与智能评改（如陈晓波；王春梅；贺琳珊、梅培军），也有研究指出虚假信息、思维惰化、教师角色转换困难与技术风险等问题（范佳荣、钟绍春；余胜泉）。这些工作能够降低表达门槛，却较少回答：通道如何从放射状转为多向，发言权如何回到全员，终答如何不交给机器。人机分工若只停留在口号，便难以观察：适合机器做的可重复劳动交给机器，适合人做的判断与情意留给人，二者结合处一起做。本文将可观察动作概括为破程、复权、守界。通道不开，复权会变成新的点名；权责不校准，守界停留在口头；边界不守，前两阶都会被更流畅的标准答案吞掉。</w:t>
       </w:r>
     </w:p>
     <w:p>
@@ -1318,7 +1436,7 @@
           <w:color w:val="000000"/>
           <w:sz w:val="21"/>
         </w:rPr>
-        <w:t>表2　已有研究关注点与本文校准指向</w:t>
+        <w:t>表2 已有研究关注点与本文校准指向</w:t>
       </w:r>
     </w:p>
     <w:tbl>
@@ -1336,15 +1454,18 @@
         </w:tblBorders>
       </w:tblPr>
       <w:tblGrid>
-        <w:gridCol w:w="2183"/>
-        <w:gridCol w:w="2183"/>
-        <w:gridCol w:w="2183"/>
-        <w:gridCol w:w="2183"/>
+        <w:gridCol w:w="2078"/>
+        <w:gridCol w:w="2078"/>
+        <w:gridCol w:w="2078"/>
+        <w:gridCol w:w="2078"/>
       </w:tblGrid>
       <w:tr>
+        <w:trPr>
+          <w:tblHeader/>
+        </w:trPr>
         <w:tc>
           <w:tcPr>
-            <w:tcW w:type="dxa" w:w="2183"/>
+            <w:tcW w:type="dxa" w:w="2078"/>
             <w:tcBorders>
               <w:left w:val="nil" w:sz="0" w:space="0" w:color="000000"/>
               <w:right w:val="nil" w:sz="0" w:space="0" w:color="000000"/>
@@ -1365,13 +1486,13 @@
                 <w:color w:val="000000"/>
                 <w:sz w:val="21"/>
               </w:rPr>
-              <w:t>已有研究常见做法</w:t>
+              <w:t>已有做法</w:t>
             </w:r>
           </w:p>
         </w:tc>
         <w:tc>
           <w:tcPr>
-            <w:tcW w:type="dxa" w:w="2183"/>
+            <w:tcW w:type="dxa" w:w="2078"/>
             <w:tcBorders>
               <w:left w:val="nil" w:sz="0" w:space="0" w:color="000000"/>
               <w:right w:val="nil" w:sz="0" w:space="0" w:color="000000"/>
@@ -1398,7 +1519,7 @@
         </w:tc>
         <w:tc>
           <w:tcPr>
-            <w:tcW w:type="dxa" w:w="2183"/>
+            <w:tcW w:type="dxa" w:w="2078"/>
             <w:tcBorders>
               <w:left w:val="nil" w:sz="0" w:space="0" w:color="000000"/>
               <w:right w:val="nil" w:sz="0" w:space="0" w:color="000000"/>
@@ -1425,7 +1546,7 @@
         </w:tc>
         <w:tc>
           <w:tcPr>
-            <w:tcW w:type="dxa" w:w="2183"/>
+            <w:tcW w:type="dxa" w:w="2078"/>
             <w:tcBorders>
               <w:left w:val="nil" w:sz="0" w:space="0" w:color="000000"/>
               <w:right w:val="nil" w:sz="0" w:space="0" w:color="000000"/>
@@ -1454,7 +1575,7 @@
       <w:tr>
         <w:tc>
           <w:tcPr>
-            <w:tcW w:type="dxa" w:w="2183"/>
+            <w:tcW w:type="dxa" w:w="2078"/>
             <w:tcBorders>
               <w:left w:val="nil" w:sz="0" w:space="0" w:color="000000"/>
               <w:right w:val="nil" w:sz="0" w:space="0" w:color="000000"/>
@@ -1481,7 +1602,7 @@
         </w:tc>
         <w:tc>
           <w:tcPr>
-            <w:tcW w:type="dxa" w:w="2183"/>
+            <w:tcW w:type="dxa" w:w="2078"/>
             <w:tcBorders>
               <w:left w:val="nil" w:sz="0" w:space="0" w:color="000000"/>
               <w:right w:val="nil" w:sz="0" w:space="0" w:color="000000"/>
@@ -1508,7 +1629,7 @@
         </w:tc>
         <w:tc>
           <w:tcPr>
-            <w:tcW w:type="dxa" w:w="2183"/>
+            <w:tcW w:type="dxa" w:w="2078"/>
             <w:tcBorders>
               <w:left w:val="nil" w:sz="0" w:space="0" w:color="000000"/>
               <w:right w:val="nil" w:sz="0" w:space="0" w:color="000000"/>
@@ -1535,7 +1656,7 @@
         </w:tc>
         <w:tc>
           <w:tcPr>
-            <w:tcW w:type="dxa" w:w="2183"/>
+            <w:tcW w:type="dxa" w:w="2078"/>
             <w:tcBorders>
               <w:left w:val="nil" w:sz="0" w:space="0" w:color="000000"/>
               <w:right w:val="nil" w:sz="0" w:space="0" w:color="000000"/>
@@ -1564,7 +1685,7 @@
       <w:tr>
         <w:tc>
           <w:tcPr>
-            <w:tcW w:type="dxa" w:w="2183"/>
+            <w:tcW w:type="dxa" w:w="2078"/>
             <w:tcBorders>
               <w:left w:val="nil" w:sz="0" w:space="0" w:color="000000"/>
               <w:right w:val="nil" w:sz="0" w:space="0" w:color="000000"/>
@@ -1591,7 +1712,7 @@
         </w:tc>
         <w:tc>
           <w:tcPr>
-            <w:tcW w:type="dxa" w:w="2183"/>
+            <w:tcW w:type="dxa" w:w="2078"/>
             <w:tcBorders>
               <w:left w:val="nil" w:sz="0" w:space="0" w:color="000000"/>
               <w:right w:val="nil" w:sz="0" w:space="0" w:color="000000"/>
@@ -1612,13 +1733,13 @@
                 <w:color w:val="000000"/>
                 <w:sz w:val="21"/>
               </w:rPr>
-              <w:t>把“写清楚”拆成可操作步骤</w:t>
+              <w:t>将“写清楚”拆成可操作步骤</w:t>
             </w:r>
           </w:p>
         </w:tc>
         <w:tc>
           <w:tcPr>
-            <w:tcW w:type="dxa" w:w="2183"/>
+            <w:tcW w:type="dxa" w:w="2078"/>
             <w:tcBorders>
               <w:left w:val="nil" w:sz="0" w:space="0" w:color="000000"/>
               <w:right w:val="nil" w:sz="0" w:space="0" w:color="000000"/>
@@ -1639,13 +1760,13 @@
                 <w:color w:val="000000"/>
                 <w:sz w:val="21"/>
               </w:rPr>
-              <w:t>直接生成成文，或把评改分数当众展示</w:t>
+              <w:t>直接生成成文，或当众展示评改分数</w:t>
             </w:r>
           </w:p>
         </w:tc>
         <w:tc>
           <w:tcPr>
-            <w:tcW w:type="dxa" w:w="2183"/>
+            <w:tcW w:type="dxa" w:w="2078"/>
             <w:tcBorders>
               <w:left w:val="nil" w:sz="0" w:space="0" w:color="000000"/>
               <w:right w:val="nil" w:sz="0" w:space="0" w:color="000000"/>
@@ -1674,7 +1795,7 @@
       <w:tr>
         <w:tc>
           <w:tcPr>
-            <w:tcW w:type="dxa" w:w="2183"/>
+            <w:tcW w:type="dxa" w:w="2078"/>
             <w:tcBorders>
               <w:left w:val="nil" w:sz="0" w:space="0" w:color="000000"/>
               <w:right w:val="nil" w:sz="0" w:space="0" w:color="000000"/>
@@ -1701,7 +1822,7 @@
         </w:tc>
         <w:tc>
           <w:tcPr>
-            <w:tcW w:type="dxa" w:w="2183"/>
+            <w:tcW w:type="dxa" w:w="2078"/>
             <w:tcBorders>
               <w:left w:val="nil" w:sz="0" w:space="0" w:color="000000"/>
               <w:right w:val="nil" w:sz="0" w:space="0" w:color="000000"/>
@@ -1728,7 +1849,7 @@
         </w:tc>
         <w:tc>
           <w:tcPr>
-            <w:tcW w:type="dxa" w:w="2183"/>
+            <w:tcW w:type="dxa" w:w="2078"/>
             <w:tcBorders>
               <w:left w:val="nil" w:sz="0" w:space="0" w:color="000000"/>
               <w:right w:val="nil" w:sz="0" w:space="0" w:color="000000"/>
@@ -1755,7 +1876,7 @@
         </w:tc>
         <w:tc>
           <w:tcPr>
-            <w:tcW w:type="dxa" w:w="2183"/>
+            <w:tcW w:type="dxa" w:w="2078"/>
             <w:tcBorders>
               <w:left w:val="nil" w:sz="0" w:space="0" w:color="000000"/>
               <w:right w:val="nil" w:sz="0" w:space="0" w:color="000000"/>
@@ -1784,7 +1905,7 @@
       <w:tr>
         <w:tc>
           <w:tcPr>
-            <w:tcW w:type="dxa" w:w="2183"/>
+            <w:tcW w:type="dxa" w:w="2078"/>
             <w:tcBorders>
               <w:left w:val="nil" w:sz="0" w:space="0" w:color="000000"/>
               <w:right w:val="nil" w:sz="0" w:space="0" w:color="000000"/>
@@ -1811,7 +1932,7 @@
         </w:tc>
         <w:tc>
           <w:tcPr>
-            <w:tcW w:type="dxa" w:w="2183"/>
+            <w:tcW w:type="dxa" w:w="2078"/>
             <w:tcBorders>
               <w:left w:val="nil" w:sz="0" w:space="0" w:color="000000"/>
               <w:right w:val="nil" w:sz="0" w:space="0" w:color="000000"/>
@@ -1838,7 +1959,7 @@
         </w:tc>
         <w:tc>
           <w:tcPr>
-            <w:tcW w:type="dxa" w:w="2183"/>
+            <w:tcW w:type="dxa" w:w="2078"/>
             <w:tcBorders>
               <w:left w:val="nil" w:sz="0" w:space="0" w:color="000000"/>
               <w:right w:val="nil" w:sz="0" w:space="0" w:color="000000"/>
@@ -1865,7 +1986,7 @@
         </w:tc>
         <w:tc>
           <w:tcPr>
-            <w:tcW w:type="dxa" w:w="2183"/>
+            <w:tcW w:type="dxa" w:w="2078"/>
             <w:tcBorders>
               <w:left w:val="nil" w:sz="0" w:space="0" w:color="000000"/>
               <w:right w:val="nil" w:sz="0" w:space="0" w:color="000000"/>
@@ -1907,7 +2028,7 @@
           <w:color w:val="000000"/>
           <w:sz w:val="24"/>
         </w:rPr>
-        <w:t>有效的三元协同，不是三方平均用力，而是AI承担支架、教师承担引领、学生完成意义建构。低年段开放式生成由教师发起并监护；中高年段逐步把提问权、校验权交给学生。课前可作一分钟对照：通道开了没有，权责正不正，边界守没守。</w:t>
+        <w:t>有效的三元协同，并非三方平均用力，而是AI承担支架、教师承担引领、学生完成意义建构。低年段开放式生成由教师发起并监护；中高年段逐步将提问权、校验权交给学生。课前可作一分钟对照：通道是否打开，权责是否端正，边界是否守住。</w:t>
       </w:r>
     </w:p>
     <w:p>
@@ -1921,7 +2042,7 @@
         <w:drawing>
           <wp:inline xmlns:a="http://schemas.openxmlformats.org/drawingml/2006/main" xmlns:pic="http://schemas.openxmlformats.org/drawingml/2006/picture">
             <wp:extent cx="5400000" cy="6095728"/>
-            <wp:docPr id="4" name="Picture 4"/>
+            <wp:docPr id="5" name="Picture 5"/>
             <wp:cNvGraphicFramePr>
               <a:graphicFrameLocks noChangeAspect="1"/>
             </wp:cNvGraphicFramePr>
@@ -1933,7 +2054,7 @@
                     <pic:cNvPicPr/>
                   </pic:nvPicPr>
                   <pic:blipFill>
-                    <a:blip r:embed="rId14"/>
+                    <a:blip r:embed="rId15"/>
                     <a:stretch>
                       <a:fillRect/>
                     </a:stretch>
@@ -1967,7 +2088,7 @@
           <w:color w:val="000000"/>
           <w:sz w:val="21"/>
         </w:rPr>
-        <w:t>图4　“三层互动×三元主体×三阶校准”理论模型</w:t>
+        <w:t>图5 “三层互动×三元主体×三阶校准”理论模型</w:t>
       </w:r>
     </w:p>
     <w:p>
@@ -1981,7 +2102,7 @@
         <w:drawing>
           <wp:inline xmlns:a="http://schemas.openxmlformats.org/drawingml/2006/main" xmlns:pic="http://schemas.openxmlformats.org/drawingml/2006/picture">
             <wp:extent cx="5400000" cy="5921215"/>
-            <wp:docPr id="5" name="Picture 5"/>
+            <wp:docPr id="6" name="Picture 6"/>
             <wp:cNvGraphicFramePr>
               <a:graphicFrameLocks noChangeAspect="1"/>
             </wp:cNvGraphicFramePr>
@@ -1993,7 +2114,7 @@
                     <pic:cNvPicPr/>
                   </pic:nvPicPr>
                   <pic:blipFill>
-                    <a:blip r:embed="rId15"/>
+                    <a:blip r:embed="rId16"/>
                     <a:stretch>
                       <a:fillRect/>
                     </a:stretch>
@@ -2027,7 +2148,7 @@
           <w:color w:val="000000"/>
           <w:sz w:val="21"/>
         </w:rPr>
-        <w:t>图5　权责与边界合集：（a）三阶校准；（b）三元权责；（c）宜做慎做；（d）介入强度；（e）绿灯黄灯红灯</w:t>
+        <w:t>图6 权责与边界合集：（a）三阶校准；（b）三元权责；（c）宜做慎做；（d）介入强度；（e）绿灯·黄灯·红灯</w:t>
       </w:r>
     </w:p>
     <w:p>
@@ -2045,7 +2166,7 @@
           <w:color w:val="000000"/>
           <w:sz w:val="21"/>
         </w:rPr>
-        <w:t>表3　“教师—AI—学生”课堂互动权责简表</w:t>
+        <w:t>表3 “教师—AI—学生”课堂互动权责简表</w:t>
       </w:r>
     </w:p>
     <w:tbl>
@@ -2063,14 +2184,17 @@
         </w:tblBorders>
       </w:tblPr>
       <w:tblGrid>
-        <w:gridCol w:w="2911"/>
-        <w:gridCol w:w="2911"/>
-        <w:gridCol w:w="2911"/>
+        <w:gridCol w:w="2771"/>
+        <w:gridCol w:w="2771"/>
+        <w:gridCol w:w="2771"/>
       </w:tblGrid>
       <w:tr>
+        <w:trPr>
+          <w:tblHeader/>
+        </w:trPr>
         <w:tc>
           <w:tcPr>
-            <w:tcW w:type="dxa" w:w="2911"/>
+            <w:tcW w:type="dxa" w:w="2771"/>
             <w:tcBorders>
               <w:left w:val="nil" w:sz="0" w:space="0" w:color="000000"/>
               <w:right w:val="nil" w:sz="0" w:space="0" w:color="000000"/>
@@ -2097,7 +2221,7 @@
         </w:tc>
         <w:tc>
           <w:tcPr>
-            <w:tcW w:type="dxa" w:w="2911"/>
+            <w:tcW w:type="dxa" w:w="2771"/>
             <w:tcBorders>
               <w:left w:val="nil" w:sz="0" w:space="0" w:color="000000"/>
               <w:right w:val="nil" w:sz="0" w:space="0" w:color="000000"/>
@@ -2124,7 +2248,7 @@
         </w:tc>
         <w:tc>
           <w:tcPr>
-            <w:tcW w:type="dxa" w:w="2911"/>
+            <w:tcW w:type="dxa" w:w="2771"/>
             <w:tcBorders>
               <w:left w:val="nil" w:sz="0" w:space="0" w:color="000000"/>
               <w:right w:val="nil" w:sz="0" w:space="0" w:color="000000"/>
@@ -2153,7 +2277,7 @@
       <w:tr>
         <w:tc>
           <w:tcPr>
-            <w:tcW w:type="dxa" w:w="2911"/>
+            <w:tcW w:type="dxa" w:w="2771"/>
             <w:tcBorders>
               <w:left w:val="nil" w:sz="0" w:space="0" w:color="000000"/>
               <w:right w:val="nil" w:sz="0" w:space="0" w:color="000000"/>
@@ -2180,7 +2304,7 @@
         </w:tc>
         <w:tc>
           <w:tcPr>
-            <w:tcW w:type="dxa" w:w="2911"/>
+            <w:tcW w:type="dxa" w:w="2771"/>
             <w:tcBorders>
               <w:left w:val="nil" w:sz="0" w:space="0" w:color="000000"/>
               <w:right w:val="nil" w:sz="0" w:space="0" w:color="000000"/>
@@ -2201,13 +2325,13 @@
                 <w:color w:val="000000"/>
                 <w:sz w:val="21"/>
               </w:rPr>
-              <w:t>目标设计、价值引领、情感沟通、即时调控、甄别生成内容</w:t>
+              <w:t>目标设计、价值引领、情感沟通、即时调控、甄别生成</w:t>
             </w:r>
           </w:p>
         </w:tc>
         <w:tc>
           <w:tcPr>
-            <w:tcW w:type="dxa" w:w="2911"/>
+            <w:tcW w:type="dxa" w:w="2771"/>
             <w:tcBorders>
               <w:left w:val="nil" w:sz="0" w:space="0" w:color="000000"/>
               <w:right w:val="nil" w:sz="0" w:space="0" w:color="000000"/>
@@ -2236,7 +2360,7 @@
       <w:tr>
         <w:tc>
           <w:tcPr>
-            <w:tcW w:type="dxa" w:w="2911"/>
+            <w:tcW w:type="dxa" w:w="2771"/>
             <w:tcBorders>
               <w:left w:val="nil" w:sz="0" w:space="0" w:color="000000"/>
               <w:right w:val="nil" w:sz="0" w:space="0" w:color="000000"/>
@@ -2263,7 +2387,7 @@
         </w:tc>
         <w:tc>
           <w:tcPr>
-            <w:tcW w:type="dxa" w:w="2911"/>
+            <w:tcW w:type="dxa" w:w="2771"/>
             <w:tcBorders>
               <w:left w:val="nil" w:sz="0" w:space="0" w:color="000000"/>
               <w:right w:val="nil" w:sz="0" w:space="0" w:color="000000"/>
@@ -2284,13 +2408,13 @@
                 <w:color w:val="000000"/>
                 <w:sz w:val="21"/>
               </w:rPr>
-              <w:t>素材与情境生成、学情归集、观点汇总、分层提示、可重复反馈</w:t>
+              <w:t>内容素材与情境生成、学情归集、观点汇总、分层提示、可重复反馈</w:t>
             </w:r>
           </w:p>
         </w:tc>
         <w:tc>
           <w:tcPr>
-            <w:tcW w:type="dxa" w:w="2911"/>
+            <w:tcW w:type="dxa" w:w="2771"/>
             <w:tcBorders>
               <w:left w:val="nil" w:sz="0" w:space="0" w:color="000000"/>
               <w:right w:val="nil" w:sz="0" w:space="0" w:color="000000"/>
@@ -2319,7 +2443,7 @@
       <w:tr>
         <w:tc>
           <w:tcPr>
-            <w:tcW w:type="dxa" w:w="2911"/>
+            <w:tcW w:type="dxa" w:w="2771"/>
             <w:tcBorders>
               <w:left w:val="nil" w:sz="0" w:space="0" w:color="000000"/>
               <w:right w:val="nil" w:sz="0" w:space="0" w:color="000000"/>
@@ -2346,7 +2470,7 @@
         </w:tc>
         <w:tc>
           <w:tcPr>
-            <w:tcW w:type="dxa" w:w="2911"/>
+            <w:tcW w:type="dxa" w:w="2771"/>
             <w:tcBorders>
               <w:left w:val="nil" w:sz="0" w:space="0" w:color="000000"/>
               <w:right w:val="nil" w:sz="0" w:space="0" w:color="000000"/>
@@ -2373,7 +2497,7 @@
         </w:tc>
         <w:tc>
           <w:tcPr>
-            <w:tcW w:type="dxa" w:w="2911"/>
+            <w:tcW w:type="dxa" w:w="2771"/>
             <w:tcBorders>
               <w:left w:val="nil" w:sz="0" w:space="0" w:color="000000"/>
               <w:right w:val="nil" w:sz="0" w:space="0" w:color="000000"/>
@@ -2414,7 +2538,7 @@
           <w:rFonts w:ascii="Times New Roman" w:hAnsi="Times New Roman" w:eastAsia="黑体" w:cs="Times New Roman"/>
           <w:b/>
           <w:color w:val="000000"/>
-          <w:sz w:val="24"/>
+          <w:sz w:val="28"/>
         </w:rPr>
         <w:t>（一）破程之阶：打开通道，让问答走向多向</w:t>
       </w:r>
@@ -2434,7 +2558,7 @@
           <w:color w:val="000000"/>
           <w:sz w:val="24"/>
         </w:rPr>
-        <w:t>对应形式失衡。先改问题，再改任务，再决定是否调用工具。通道一开，程式才松得动。</w:t>
+        <w:t>破程对应形式失衡。应先改问题，再改任务，最后决定是否调用工具。通道一开，程式才松得动。</w:t>
       </w:r>
     </w:p>
     <w:p>
@@ -2471,7 +2595,7 @@
           <w:color w:val="000000"/>
           <w:sz w:val="24"/>
         </w:rPr>
-        <w:t>少问“是不是、对不对”，改问能让学生选择思路的问题。生成式工具可以按由易到难供四层问题，教师删掉“标准答案型”设问；学生先独立写关键词、同桌互说，再全班比读；所谓“标准描写”先折叠，写完再打开对照。三年级《火烧云》可按“颜色变化—形状联想—动态用词—情感余味”供问，规则写明：问题可以借用，美文先不看。一上课就投“标准美文”，通道会立刻闭合。</w:t>
+        <w:t>少问“是不是、对不对”，改问能让学生选择思路的问题。生成式工具可以按由易到难提供四层问题，教师删去“标准答案型”设问；学生先独立写关键词、同桌互说，再全班比读；所谓“标准描写”先折叠，写完再打开对照。三年级《火烧云》可按“颜色变化—形状联想—动态用词—情感余味”供问，规则写明：问题可以借用，美文先不看。一上课就投“标准美文”，通道会立刻闭合。</w:t>
       </w:r>
     </w:p>
     <w:p>
@@ -2489,158 +2613,7 @@
           <w:color w:val="000000"/>
           <w:sz w:val="24"/>
         </w:rPr>
-        <w:t>同一思路落到五年级《即景》，就不再从空讲“动态描写”开始。教材要求观察一种自然现象或一处景观，按一定顺序写出景物变化；学生此前已写过《这儿真美》《游　　》。课前完成观察记录单，课上先比较何为“眼前的、当下的景”，再交流心动时刻、补全题目；默读教材圈出“顺序”和“变化”；回看记录单决定时间顺序还是空间顺序；迁移《鸟的天堂》《月迹》里声音、数量、光影的写法，重点改“变化有没有写出来”。图3（b）那张日落记录单，已经用“金光四射→渐渐西偏→晚霞变色→落下去”把过程画出来了。生成式工具此时只宜给观察角度或动态动词，不宜生成成篇即景作文。图6把观察单、教材要求、学生片段和板书放在一起：材料进了公共屏幕，评改才有对象；终稿仍须学生写。</w:t>
-      </w:r>
-    </w:p>
-    <w:p>
-      <w:pPr>
-        <w:keepNext/>
-        <w:spacing w:before="120" w:after="0" w:line="360" w:lineRule="auto"/>
-        <w:ind w:firstLine="0"/>
-        <w:jc w:val="center"/>
-      </w:pPr>
-      <w:r>
-        <w:drawing>
-          <wp:inline xmlns:a="http://schemas.openxmlformats.org/drawingml/2006/main" xmlns:pic="http://schemas.openxmlformats.org/drawingml/2006/picture">
-            <wp:extent cx="5400000" cy="4189160"/>
-            <wp:docPr id="6" name="Picture 6"/>
-            <wp:cNvGraphicFramePr>
-              <a:graphicFrameLocks noChangeAspect="1"/>
-            </wp:cNvGraphicFramePr>
-            <a:graphic>
-              <a:graphicData uri="http://schemas.openxmlformats.org/drawingml/2006/picture">
-                <pic:pic>
-                  <pic:nvPicPr>
-                    <pic:cNvPr id="0" name="plate_break.jpg"/>
-                    <pic:cNvPicPr/>
-                  </pic:nvPicPr>
-                  <pic:blipFill>
-                    <a:blip r:embed="rId16"/>
-                    <a:stretch>
-                      <a:fillRect/>
-                    </a:stretch>
-                  </pic:blipFill>
-                  <pic:spPr>
-                    <a:xfrm>
-                      <a:off x="0" y="0"/>
-                      <a:ext cx="5400000" cy="4189160"/>
-                    </a:xfrm>
-                    <a:prstGeom prst="rect"/>
-                  </pic:spPr>
-                </pic:pic>
-              </a:graphicData>
-            </a:graphic>
-          </wp:inline>
-        </w:drawing>
-      </w:r>
-    </w:p>
-    <w:p>
-      <w:pPr>
-        <w:keepNext w:val="0"/>
-        <w:widowControl/>
-        <w:spacing w:before="40" w:after="160" w:line="360" w:lineRule="auto"/>
-        <w:ind w:firstLine="0"/>
-        <w:jc w:val="center"/>
-      </w:pPr>
-      <w:r>
-        <w:rPr>
-          <w:rFonts w:ascii="Times New Roman" w:hAnsi="Times New Roman" w:eastAsia="宋体" w:cs="Times New Roman"/>
-          <w:b w:val="0"/>
-          <w:color w:val="000000"/>
-          <w:sz w:val="21"/>
-        </w:rPr>
-        <w:t>图6　《即景》破程合集：观察记录单、教材要求、学生片段与板书支架</w:t>
-      </w:r>
-    </w:p>
-    <w:p>
-      <w:pPr>
-        <w:pStyle w:val="Heading3"/>
-        <w:keepNext w:val="0"/>
-        <w:widowControl/>
-        <w:spacing w:before="120" w:after="60" w:line="360" w:lineRule="auto"/>
-        <w:ind w:firstLine="0"/>
-        <w:jc w:val="left"/>
-      </w:pPr>
-      <w:r>
-        <w:rPr>
-          <w:rFonts w:ascii="Times New Roman" w:hAnsi="Times New Roman" w:eastAsia="黑体" w:cs="Times New Roman"/>
-          <w:b/>
-          <w:color w:val="000000"/>
-          <w:sz w:val="24"/>
-        </w:rPr>
-        <w:t>2. 全员入场：分层驱动，主体得以全面进入</w:t>
-      </w:r>
-    </w:p>
-    <w:p>
-      <w:pPr>
-        <w:keepNext w:val="0"/>
-        <w:widowControl/>
-        <w:spacing w:before="0" w:after="0" w:line="360" w:lineRule="auto"/>
-        <w:ind w:firstLine="480"/>
-        <w:jc w:val="both"/>
-      </w:pPr>
-      <w:r>
-        <w:rPr>
-          <w:rFonts w:ascii="Times New Roman" w:hAnsi="Times New Roman" w:eastAsia="宋体" w:cs="Times New Roman"/>
-          <w:b w:val="0"/>
-          <w:color w:val="000000"/>
-          <w:sz w:val="24"/>
-        </w:rPr>
-        <w:t>空间上打开还不够，任务也要分层，让不同学生都有事可做。低年级宜同桌互说互查；高年级宜小组兼组际。工具进课堂要有顺序：先明确任务，再决定何时调用，何时必须回到文本和同伴。</w:t>
-      </w:r>
-    </w:p>
-    <w:p>
-      <w:pPr>
-        <w:keepNext w:val="0"/>
-        <w:widowControl/>
-        <w:spacing w:before="0" w:after="0" w:line="360" w:lineRule="auto"/>
-        <w:ind w:firstLine="480"/>
-        <w:jc w:val="both"/>
-      </w:pPr>
-      <w:r>
-        <w:rPr>
-          <w:rFonts w:ascii="Times New Roman" w:hAnsi="Times New Roman" w:eastAsia="宋体" w:cs="Times New Roman"/>
-          <w:b w:val="0"/>
-          <w:color w:val="000000"/>
-          <w:sz w:val="24"/>
-        </w:rPr>
-        <w:t>四年级《我们家的男子汉》可设三层任务：A层找出写言行的句子并朗读，B层讨论为何用这一称呼，C层写“我们家的——”。提示卡不含现成赏析。课后“我与AI辩论”须在教师组织下进行：学生先写约100字，再对照生成文字标出同意、不同意、课文里有没有证据。A层同样要被追问“为什么这样读”，分层不是降要求。</w:t>
-      </w:r>
-    </w:p>
-    <w:p>
-      <w:pPr>
-        <w:keepNext w:val="0"/>
-        <w:widowControl/>
-        <w:spacing w:before="0" w:after="0" w:line="360" w:lineRule="auto"/>
-        <w:ind w:firstLine="480"/>
-        <w:jc w:val="both"/>
-      </w:pPr>
-      <w:r>
-        <w:rPr>
-          <w:rFonts w:ascii="Times New Roman" w:hAnsi="Times New Roman" w:eastAsia="宋体" w:cs="Times New Roman"/>
-          <w:b w:val="0"/>
-          <w:color w:val="000000"/>
-          <w:sz w:val="24"/>
-        </w:rPr>
-        <w:t>三年级《我的植物朋友》难在观察角度单一、不会把记录卡连成文。教材本身就是三步：课前做记录卡，课中借助卡来写，课后修改并交流。课上先分享卡、交流“从哪些方面观察”，再补充记录卡，然后选一两个方面化卡为文，写清楚观察到的，试着写出感受。关联《荷花》的多感官写法，把看、闻、摸变成可选路径。图3（c）里，学生已经把“红透了的辣椒”和“茎叶硬硬的、会闭合”写进卡；图7（b）板书把“写清楚、多角度、有感受”立在黑板上。生成式工具可以提示角度或把口语转成提纲，终稿必须学生完成。区域习作集备提出的“赋能·分层·共生”，说的也是支架分层供给、互评修改共生，而不是用同一篇范文覆盖全班。</w:t>
-      </w:r>
-    </w:p>
-    <w:p>
-      <w:pPr>
-        <w:keepNext w:val="0"/>
-        <w:widowControl/>
-        <w:spacing w:before="0" w:after="0" w:line="360" w:lineRule="auto"/>
-        <w:ind w:firstLine="480"/>
-        <w:jc w:val="both"/>
-      </w:pPr>
-      <w:r>
-        <w:rPr>
-          <w:rFonts w:ascii="Times New Roman" w:hAnsi="Times New Roman" w:eastAsia="宋体" w:cs="Times New Roman"/>
-          <w:b w:val="0"/>
-          <w:color w:val="000000"/>
-          <w:sz w:val="24"/>
-        </w:rPr>
-        <w:t>低段更不宜一上来“人机辩论”。《棉花姑娘》要落实的是读好请求语气，角色扮演比生成解释更要紧；《大象的耳朵》抓住问号、语气词读对话，四人一组扮演大象与小动物，学生之间开始一问一答。图7（d）里，横向通道出现在角色之间，而不是出现在屏幕上的标准答案里。图画和情境是帮手，不是主角。判断标准是：学生是否更愿意读、更敢于说。</w:t>
+        <w:t>同一思路落到五年级《即景》，便不再从空讲“动态描写”开始。教材要求观察一种自然现象或一处景观，按一定顺序写出景物变化；学生此前已写过《这儿真美》《游　　》。课前完成观察记录单，课上先比较何为“眼前的、当下的景”，再交流心动时刻、补全题目；默读教材圈出“顺序”和“变化”；回看记录单决定时间顺序还是空间顺序；迁移《鸟的天堂》《月迹》中声音、数量、光影的写法，重点修改“变化有没有写出来”。图4（b）的日落记录单，已经用“金光四射→渐渐西偏→晚霞变色→落下去”将过程画出来。生成式工具此时只宜提供观察角度或动态动词，不宜生成成篇即景作文。图7将观察单、教材要求、学生片段和板书放在一起：材料进入公共屏幕，评改才有对象；终稿仍须学生写。</w:t>
       </w:r>
     </w:p>
     <w:p>
@@ -2662,7 +2635,7 @@
               <a:graphicData uri="http://schemas.openxmlformats.org/drawingml/2006/picture">
                 <pic:pic>
                   <pic:nvPicPr>
-                    <pic:cNvPr id="0" name="plate_write.jpg"/>
+                    <pic:cNvPr id="0" name="plate_break.jpg"/>
                     <pic:cNvPicPr/>
                   </pic:nvPicPr>
                   <pic:blipFill>
@@ -2700,7 +2673,158 @@
           <w:color w:val="000000"/>
           <w:sz w:val="21"/>
         </w:rPr>
-        <w:t>图7　化卡为文与低段横向通道：（a）（b）（c）《我的植物朋友》；（d）《大象的耳朵》角色扮演</w:t>
+        <w:t>图7 《即景》破程合集：观察记录单、教材要求、学生片段与板书支架</w:t>
+      </w:r>
+    </w:p>
+    <w:p>
+      <w:pPr>
+        <w:pStyle w:val="Heading3"/>
+        <w:keepNext w:val="0"/>
+        <w:widowControl/>
+        <w:spacing w:before="120" w:after="60" w:line="360" w:lineRule="auto"/>
+        <w:ind w:firstLine="0"/>
+        <w:jc w:val="left"/>
+      </w:pPr>
+      <w:r>
+        <w:rPr>
+          <w:rFonts w:ascii="Times New Roman" w:hAnsi="Times New Roman" w:eastAsia="黑体" w:cs="Times New Roman"/>
+          <w:b/>
+          <w:color w:val="000000"/>
+          <w:sz w:val="24"/>
+        </w:rPr>
+        <w:t>2. 全员入场：分层驱动，主体得以全面进入</w:t>
+      </w:r>
+    </w:p>
+    <w:p>
+      <w:pPr>
+        <w:keepNext w:val="0"/>
+        <w:widowControl/>
+        <w:spacing w:before="0" w:after="0" w:line="360" w:lineRule="auto"/>
+        <w:ind w:firstLine="480"/>
+        <w:jc w:val="both"/>
+      </w:pPr>
+      <w:r>
+        <w:rPr>
+          <w:rFonts w:ascii="Times New Roman" w:hAnsi="Times New Roman" w:eastAsia="宋体" w:cs="Times New Roman"/>
+          <w:b w:val="0"/>
+          <w:color w:val="000000"/>
+          <w:sz w:val="24"/>
+        </w:rPr>
+        <w:t>空间上打开还不够，任务也要分层，使不同学生都有事可做。低年级宜同桌互说互查；高年级宜小组兼组际。工具进课堂要有顺序：先明确任务，再决定何时调用，何时必须回到文本和同伴。</w:t>
+      </w:r>
+    </w:p>
+    <w:p>
+      <w:pPr>
+        <w:keepNext w:val="0"/>
+        <w:widowControl/>
+        <w:spacing w:before="0" w:after="0" w:line="360" w:lineRule="auto"/>
+        <w:ind w:firstLine="480"/>
+        <w:jc w:val="both"/>
+      </w:pPr>
+      <w:r>
+        <w:rPr>
+          <w:rFonts w:ascii="Times New Roman" w:hAnsi="Times New Roman" w:eastAsia="宋体" w:cs="Times New Roman"/>
+          <w:b w:val="0"/>
+          <w:color w:val="000000"/>
+          <w:sz w:val="24"/>
+        </w:rPr>
+        <w:t>四年级《我们家的男子汉》可设三层任务：A层找出写言行的句子并朗读；B层讨论为何用这一称呼；C层写“我们家的——”。提示卡不含现成赏析。课后“我与AI辩论”须在教师组织下进行：学生先写约100字，再对照生成文字标出同意、不同意及课文证据。A层同样要被追问“为什么这样读”，分层不是降要求。</w:t>
+      </w:r>
+    </w:p>
+    <w:p>
+      <w:pPr>
+        <w:keepNext w:val="0"/>
+        <w:widowControl/>
+        <w:spacing w:before="0" w:after="0" w:line="360" w:lineRule="auto"/>
+        <w:ind w:firstLine="480"/>
+        <w:jc w:val="both"/>
+      </w:pPr>
+      <w:r>
+        <w:rPr>
+          <w:rFonts w:ascii="Times New Roman" w:hAnsi="Times New Roman" w:eastAsia="宋体" w:cs="Times New Roman"/>
+          <w:b w:val="0"/>
+          <w:color w:val="000000"/>
+          <w:sz w:val="24"/>
+        </w:rPr>
+        <w:t>三年级《我的植物朋友》难在观察角度单一、不会将记录卡连成文。教材本身即为三步：课前做记录卡，课中借助卡来写，课后修改并交流。课上先分享卡、交流“从哪些方面观察”，再补充记录卡，然后选一两个方面化卡为文，写清楚观察到的内容，尝试写出感受。关联《荷花》的多感官写法，将看、闻、摸变为可选路径。图4（c）中，学生已将“红透了的辣椒”和“茎叶硬硬的、会闭合”写进卡；图8（b）板书将“写清楚、多角度、有感受”立在黑板上。生成式工具可以提示角度或将口语转成提纲，终稿必须由学生完成。区域习作集备提出的“赋能·分层·共生”，强调的也是支架分层供给、互评修改共生，而非用同一篇范文覆盖全班。</w:t>
+      </w:r>
+    </w:p>
+    <w:p>
+      <w:pPr>
+        <w:keepNext w:val="0"/>
+        <w:widowControl/>
+        <w:spacing w:before="0" w:after="0" w:line="360" w:lineRule="auto"/>
+        <w:ind w:firstLine="480"/>
+        <w:jc w:val="both"/>
+      </w:pPr>
+      <w:r>
+        <w:rPr>
+          <w:rFonts w:ascii="Times New Roman" w:hAnsi="Times New Roman" w:eastAsia="宋体" w:cs="Times New Roman"/>
+          <w:b w:val="0"/>
+          <w:color w:val="000000"/>
+          <w:sz w:val="24"/>
+        </w:rPr>
+        <w:t>低段更不宜一上来即“人机辩论”。《棉花姑娘》要落实的是读好请求语气，角色扮演比生成解释更要紧；《大象的耳朵》抓住问号、语气词读对话，四人一组扮演大象与小动物，学生之间开始一问一答。图8（d）中，横向通道出现在角色之间，而不是出现在屏幕上的标准答案里。图画和情境是帮手，不是主角。判断标准是：学生是否更愿意读、更敢于说。</w:t>
+      </w:r>
+    </w:p>
+    <w:p>
+      <w:pPr>
+        <w:keepNext/>
+        <w:spacing w:before="120" w:after="0" w:line="360" w:lineRule="auto"/>
+        <w:ind w:firstLine="0"/>
+        <w:jc w:val="center"/>
+      </w:pPr>
+      <w:r>
+        <w:drawing>
+          <wp:inline xmlns:a="http://schemas.openxmlformats.org/drawingml/2006/main" xmlns:pic="http://schemas.openxmlformats.org/drawingml/2006/picture">
+            <wp:extent cx="5400000" cy="4189160"/>
+            <wp:docPr id="8" name="Picture 8"/>
+            <wp:cNvGraphicFramePr>
+              <a:graphicFrameLocks noChangeAspect="1"/>
+            </wp:cNvGraphicFramePr>
+            <a:graphic>
+              <a:graphicData uri="http://schemas.openxmlformats.org/drawingml/2006/picture">
+                <pic:pic>
+                  <pic:nvPicPr>
+                    <pic:cNvPr id="0" name="plate_write.jpg"/>
+                    <pic:cNvPicPr/>
+                  </pic:nvPicPr>
+                  <pic:blipFill>
+                    <a:blip r:embed="rId18"/>
+                    <a:stretch>
+                      <a:fillRect/>
+                    </a:stretch>
+                  </pic:blipFill>
+                  <pic:spPr>
+                    <a:xfrm>
+                      <a:off x="0" y="0"/>
+                      <a:ext cx="5400000" cy="4189160"/>
+                    </a:xfrm>
+                    <a:prstGeom prst="rect"/>
+                  </pic:spPr>
+                </pic:pic>
+              </a:graphicData>
+            </a:graphic>
+          </wp:inline>
+        </w:drawing>
+      </w:r>
+    </w:p>
+    <w:p>
+      <w:pPr>
+        <w:keepNext w:val="0"/>
+        <w:widowControl/>
+        <w:spacing w:before="40" w:after="160" w:line="360" w:lineRule="auto"/>
+        <w:ind w:firstLine="0"/>
+        <w:jc w:val="center"/>
+      </w:pPr>
+      <w:r>
+        <w:rPr>
+          <w:rFonts w:ascii="Times New Roman" w:hAnsi="Times New Roman" w:eastAsia="宋体" w:cs="Times New Roman"/>
+          <w:b w:val="0"/>
+          <w:color w:val="000000"/>
+          <w:sz w:val="21"/>
+        </w:rPr>
+        <w:t>图8 化卡为文与低段横向通道：（a）（b）（c）《我的植物朋友》；（d）《大象的耳朵》</w:t>
       </w:r>
     </w:p>
     <w:p>
@@ -2737,7 +2861,7 @@
           <w:color w:val="000000"/>
           <w:sz w:val="24"/>
         </w:rPr>
-        <w:t>备课宜粗备框架、细留空间。课中出现教案外的问题，可以调用工具获取多角度参考，但不宣读答案，而把它变成研讨引子。接住的标志是：把学生的那句话写上黑板，追问课文里有没有依据，再决定要不要补材料。</w:t>
+        <w:t>备课宜粗备框架、细留空间。课中出现教案外的问题，可以调用工具获取多角度参考，但不宜直接宣读答案，而应将其变成研讨引子。接住的标志是：将学生的那句话写上黑板，追问课文里有没有依据，再决定是否补充材料。</w:t>
       </w:r>
     </w:p>
     <w:p>
@@ -2755,7 +2879,7 @@
           <w:color w:val="000000"/>
           <w:sz w:val="24"/>
         </w:rPr>
-        <w:t>《守株待兔》里若有学生说“守株人也许只是太累了”，不要急于纠偏。可问：课文有没有写他累？作者为什么写得这么夸张？再提供“寓言夸张”和“侥幸心理”两类材料，正反双方用课文语句说话。教师既不否定学生，也不让机器给终答，讨论才能回到文本证据。破程打开的是通道；通道上若仍是教师独问，还要把问权往下移。</w:t>
+        <w:t>《守株待兔》中若有学生说“守株人也许只是太累了”，不要急于纠偏。可问：课文有没有写他累？作者为什么写得这么夸张？再提供“寓言夸张”和“侥幸心理”两类材料，正反双方用课文语句说话。教师既不否定学生，也不让机器给终答，讨论才能回到文本证据。破程打开的是通道；通道上若仍是教师独问，还要将问权往下移。</w:t>
       </w:r>
     </w:p>
     <w:p>
@@ -2772,7 +2896,7 @@
           <w:rFonts w:ascii="Times New Roman" w:hAnsi="Times New Roman" w:eastAsia="黑体" w:cs="Times New Roman"/>
           <w:b/>
           <w:color w:val="000000"/>
-          <w:sz w:val="24"/>
+          <w:sz w:val="28"/>
         </w:rPr>
         <w:t>（二）复权之阶：校准主客，让发言走向全员</w:t>
       </w:r>
@@ -2792,7 +2916,7 @@
           <w:color w:val="000000"/>
           <w:sz w:val="24"/>
         </w:rPr>
-        <w:t>对应关系失衡。通道打开之后，若仍是“师问生答”，多向互动会很快被少数人重新垄断。</w:t>
+        <w:t>复权对应关系失衡。通道打开之后，若仍是“师问生答”，多向互动会很快被少数人重新垄断。</w:t>
       </w:r>
     </w:p>
     <w:p>
@@ -2829,7 +2953,7 @@
           <w:color w:val="000000"/>
           <w:sz w:val="24"/>
         </w:rPr>
-        <w:t>把“问”教给学生，并规定：向生成式工具提问，不得直接索要终答。句式可做成微型课，贴在语文书首页。</w:t>
+        <w:t>将“问”教给学生，并规定：向生成式工具提问，不得直接索要终答。句式可做成微型课，贴在语文书首页。</w:t>
       </w:r>
     </w:p>
     <w:p>
@@ -2847,7 +2971,7 @@
           <w:color w:val="000000"/>
           <w:sz w:val="21"/>
         </w:rPr>
-        <w:t>表4　学生向AI提问的支架句式</w:t>
+        <w:t>表4 学生向AI提问的支架句式</w:t>
       </w:r>
     </w:p>
     <w:tbl>
@@ -2865,14 +2989,17 @@
         </w:tblBorders>
       </w:tblPr>
       <w:tblGrid>
-        <w:gridCol w:w="2911"/>
-        <w:gridCol w:w="2911"/>
-        <w:gridCol w:w="2911"/>
+        <w:gridCol w:w="2771"/>
+        <w:gridCol w:w="2771"/>
+        <w:gridCol w:w="2771"/>
       </w:tblGrid>
       <w:tr>
+        <w:trPr>
+          <w:tblHeader/>
+        </w:trPr>
         <w:tc>
           <w:tcPr>
-            <w:tcW w:type="dxa" w:w="2911"/>
+            <w:tcW w:type="dxa" w:w="2771"/>
             <w:tcBorders>
               <w:left w:val="nil" w:sz="0" w:space="0" w:color="000000"/>
               <w:right w:val="nil" w:sz="0" w:space="0" w:color="000000"/>
@@ -2899,7 +3026,7 @@
         </w:tc>
         <w:tc>
           <w:tcPr>
-            <w:tcW w:type="dxa" w:w="2911"/>
+            <w:tcW w:type="dxa" w:w="2771"/>
             <w:tcBorders>
               <w:left w:val="nil" w:sz="0" w:space="0" w:color="000000"/>
               <w:right w:val="nil" w:sz="0" w:space="0" w:color="000000"/>
@@ -2926,7 +3053,7 @@
         </w:tc>
         <w:tc>
           <w:tcPr>
-            <w:tcW w:type="dxa" w:w="2911"/>
+            <w:tcW w:type="dxa" w:w="2771"/>
             <w:tcBorders>
               <w:left w:val="nil" w:sz="0" w:space="0" w:color="000000"/>
               <w:right w:val="nil" w:sz="0" w:space="0" w:color="000000"/>
@@ -2955,7 +3082,7 @@
       <w:tr>
         <w:tc>
           <w:tcPr>
-            <w:tcW w:type="dxa" w:w="2911"/>
+            <w:tcW w:type="dxa" w:w="2771"/>
             <w:tcBorders>
               <w:left w:val="nil" w:sz="0" w:space="0" w:color="000000"/>
               <w:right w:val="nil" w:sz="0" w:space="0" w:color="000000"/>
@@ -2982,7 +3109,7 @@
         </w:tc>
         <w:tc>
           <w:tcPr>
-            <w:tcW w:type="dxa" w:w="2911"/>
+            <w:tcW w:type="dxa" w:w="2771"/>
             <w:tcBorders>
               <w:left w:val="nil" w:sz="0" w:space="0" w:color="000000"/>
               <w:right w:val="nil" w:sz="0" w:space="0" w:color="000000"/>
@@ -3009,7 +3136,7 @@
         </w:tc>
         <w:tc>
           <w:tcPr>
-            <w:tcW w:type="dxa" w:w="2911"/>
+            <w:tcW w:type="dxa" w:w="2771"/>
             <w:tcBorders>
               <w:left w:val="nil" w:sz="0" w:space="0" w:color="000000"/>
               <w:right w:val="nil" w:sz="0" w:space="0" w:color="000000"/>
@@ -3038,7 +3165,7 @@
       <w:tr>
         <w:tc>
           <w:tcPr>
-            <w:tcW w:type="dxa" w:w="2911"/>
+            <w:tcW w:type="dxa" w:w="2771"/>
             <w:tcBorders>
               <w:left w:val="nil" w:sz="0" w:space="0" w:color="000000"/>
               <w:right w:val="nil" w:sz="0" w:space="0" w:color="000000"/>
@@ -3065,7 +3192,7 @@
         </w:tc>
         <w:tc>
           <w:tcPr>
-            <w:tcW w:type="dxa" w:w="2911"/>
+            <w:tcW w:type="dxa" w:w="2771"/>
             <w:tcBorders>
               <w:left w:val="nil" w:sz="0" w:space="0" w:color="000000"/>
               <w:right w:val="nil" w:sz="0" w:space="0" w:color="000000"/>
@@ -3092,7 +3219,7 @@
         </w:tc>
         <w:tc>
           <w:tcPr>
-            <w:tcW w:type="dxa" w:w="2911"/>
+            <w:tcW w:type="dxa" w:w="2771"/>
             <w:tcBorders>
               <w:left w:val="nil" w:sz="0" w:space="0" w:color="000000"/>
               <w:right w:val="nil" w:sz="0" w:space="0" w:color="000000"/>
@@ -3121,7 +3248,7 @@
       <w:tr>
         <w:tc>
           <w:tcPr>
-            <w:tcW w:type="dxa" w:w="2911"/>
+            <w:tcW w:type="dxa" w:w="2771"/>
             <w:tcBorders>
               <w:left w:val="nil" w:sz="0" w:space="0" w:color="000000"/>
               <w:right w:val="nil" w:sz="0" w:space="0" w:color="000000"/>
@@ -3148,7 +3275,7 @@
         </w:tc>
         <w:tc>
           <w:tcPr>
-            <w:tcW w:type="dxa" w:w="2911"/>
+            <w:tcW w:type="dxa" w:w="2771"/>
             <w:tcBorders>
               <w:left w:val="nil" w:sz="0" w:space="0" w:color="000000"/>
               <w:right w:val="nil" w:sz="0" w:space="0" w:color="000000"/>
@@ -3175,7 +3302,7 @@
         </w:tc>
         <w:tc>
           <w:tcPr>
-            <w:tcW w:type="dxa" w:w="2911"/>
+            <w:tcW w:type="dxa" w:w="2771"/>
             <w:tcBorders>
               <w:left w:val="nil" w:sz="0" w:space="0" w:color="000000"/>
               <w:right w:val="nil" w:sz="0" w:space="0" w:color="000000"/>
@@ -3204,7 +3331,7 @@
       <w:tr>
         <w:tc>
           <w:tcPr>
-            <w:tcW w:type="dxa" w:w="2911"/>
+            <w:tcW w:type="dxa" w:w="2771"/>
             <w:tcBorders>
               <w:left w:val="nil" w:sz="0" w:space="0" w:color="000000"/>
               <w:right w:val="nil" w:sz="0" w:space="0" w:color="000000"/>
@@ -3231,7 +3358,7 @@
         </w:tc>
         <w:tc>
           <w:tcPr>
-            <w:tcW w:type="dxa" w:w="2911"/>
+            <w:tcW w:type="dxa" w:w="2771"/>
             <w:tcBorders>
               <w:left w:val="nil" w:sz="0" w:space="0" w:color="000000"/>
               <w:right w:val="nil" w:sz="0" w:space="0" w:color="000000"/>
@@ -3258,7 +3385,7 @@
         </w:tc>
         <w:tc>
           <w:tcPr>
-            <w:tcW w:type="dxa" w:w="2911"/>
+            <w:tcW w:type="dxa" w:w="2771"/>
             <w:tcBorders>
               <w:left w:val="nil" w:sz="0" w:space="0" w:color="000000"/>
               <w:right w:val="nil" w:sz="0" w:space="0" w:color="000000"/>
@@ -3300,7 +3427,7 @@
           <w:color w:val="000000"/>
           <w:sz w:val="24"/>
         </w:rPr>
-        <w:t>《古人谈读书》说理性强，语录句之间关联不高，学生不容易主动联系自己的读书生活。课上可把提问权前移：同桌互读互评，读准“知、识、诲”，读好长句停顿；自读提出疑问，借助注释在小组内理解大意；用表格梳理朱熹“心到、眼到、口到”；最后联系自己的读书体会说启发，把喜欢的句子抄到书签上。图8（a）屏幕写的是“学习活动一：读熟孔子语录，同桌互读互评”，任务已经指向同伴；图8（b）学生持麦解释，教师侧立。生成式工具可以提供注释对照或停顿示例，不能代替学生说出“我读到了什么、以后怎么读”。</w:t>
+        <w:t>《古人谈读书》说理性强，语录句之间关联不高，学生不容易主动联系自己的读书生活。课上可将提问权前移：同桌互读互评，读准“知、识、诲”，读好长句停顿；自读提出疑问，借助注释在小组内理解大意；用表格梳理朱熹“心到、眼到、口到”；最后联系自己的读书体会说启发，将喜欢的句子抄到书签上。图9（a）屏幕写的是“学习活动一：读熟孔子语录，同桌互读互评”，任务已经指向同伴；图9（b）学生持麦解释，教师侧立。生成式工具可以提供注释对照或停顿示例，不能代替学生说出“我读到了什么、以后怎么读”。</w:t>
       </w:r>
     </w:p>
     <w:p>
@@ -3337,7 +3464,7 @@
           <w:color w:val="000000"/>
           <w:sz w:val="24"/>
         </w:rPr>
-        <w:t>破解垄断，不是多点几个名字，而是让每个想法被看见。投屏不是展览，而是下一轮对话的起点。三年级《这儿真美》一类课，可用教材例文学“围绕一个意思写”，再用量规组织练笔和修改，使边缘学生按可见标准进入表达。图8（d）里，例文上了屏，学生已经在本子上写；教师的工作是组织比较和修改，而不是把范文读完了事。《手指》一课则把各组关键词归集投屏，先请一组说归类理由，再请另一组补充或反驳，最后为关键词找课文依据。归集可以交给工具，冲突处理仍是教师的专业工作。</w:t>
+        <w:t>破解垄断，不是多点几个名字，而是让每个想法被看见。投屏不是展览，而是下一轮对话的起点。三年级《这儿真美》一类课，可用教材例文学“围绕一个意思写”，再用量规组织练笔和修改，使边缘学生按可见标准进入表达。图9（d）中，例文上了屏，学生已经在本子上写；教师的工作是组织比较和修改，而不是将范文读完便结束。《手指》一课则将各组关键词归集投屏，先请一组说归类理由，再请另一组补充或反驳，最后为关键词找课文依据。归集可以交给工具，冲突处理仍是教师的专业工作。</w:t>
       </w:r>
     </w:p>
     <w:p>
@@ -3351,7 +3478,7 @@
         <w:drawing>
           <wp:inline xmlns:a="http://schemas.openxmlformats.org/drawingml/2006/main" xmlns:pic="http://schemas.openxmlformats.org/drawingml/2006/picture">
             <wp:extent cx="5400000" cy="4189160"/>
-            <wp:docPr id="8" name="Picture 8"/>
+            <wp:docPr id="9" name="Picture 9"/>
             <wp:cNvGraphicFramePr>
               <a:graphicFrameLocks noChangeAspect="1"/>
             </wp:cNvGraphicFramePr>
@@ -3363,7 +3490,7 @@
                     <pic:cNvPicPr/>
                   </pic:nvPicPr>
                   <pic:blipFill>
-                    <a:blip r:embed="rId18"/>
+                    <a:blip r:embed="rId19"/>
                     <a:stretch>
                       <a:fillRect/>
                     </a:stretch>
@@ -3397,7 +3524,7 @@
           <w:color w:val="000000"/>
           <w:sz w:val="21"/>
         </w:rPr>
-        <w:t>图8　复权合集：（a）（b）（c）《古人谈读书》；（d）《这儿真美》按支架动笔</w:t>
+        <w:t>图9 复权合集：（a）（b）（c）《古人谈读书》；（d）《这儿真美》按支架动笔</w:t>
       </w:r>
     </w:p>
     <w:p>
@@ -3434,7 +3561,7 @@
           <w:color w:val="000000"/>
           <w:sz w:val="24"/>
         </w:rPr>
-        <w:t>课堂上是否复位，看两个瞬间：学生说出与预设不同的答案时，教师是接住还是绕开；生成式工具给出看似标准的解读时，教师是宣读还是追问。《守株待兔》可不急于揭示“不可心存侥幸”，先让学生用自己的话说故事，再请工具扮演“守株人”辩解，学生追问庄稼谁来种、兔子会不会再来。工具只负责把问题归类投屏，教师抓住“侥幸—劳动—事理”组织对话。生成文本可以连贯，但不等于课文意义本身。判断仍须放到文本证据里，由学生比照、质疑、论证。关系校准之后，还要把终答和评分从机器手里拿回来。</w:t>
+        <w:t>课堂上是否复位，看两个瞬间：学生说出与预设不同的答案时，教师是接住还是绕开；生成式工具给出看似标准的解读时，教师是宣读还是追问。《守株待兔》可不急于揭示“不可心存侥幸”，先让学生用自己的话说故事，再请工具扮演“守株人”辩解，学生追问庄稼谁来种、兔子会不会再来。工具只负责将问题归类投屏，教师抓住“侥幸—劳动—事理”组织对话。生成文本可以连贯，但不等于课文意义本身。判断仍须放到文本证据里，由学生比照、质疑、论证。关系校准之后，还要将终答和评分从机器手里拿回来。</w:t>
       </w:r>
     </w:p>
     <w:p>
@@ -3451,7 +3578,7 @@
           <w:rFonts w:ascii="Times New Roman" w:hAnsi="Times New Roman" w:eastAsia="黑体" w:cs="Times New Roman"/>
           <w:b/>
           <w:color w:val="000000"/>
-          <w:sz w:val="24"/>
+          <w:sz w:val="28"/>
         </w:rPr>
         <w:t>（三）守界之阶：限制越位，让技术回归支架</w:t>
       </w:r>
@@ -3471,7 +3598,7 @@
           <w:color w:val="000000"/>
           <w:sz w:val="24"/>
         </w:rPr>
-        <w:t>对应技术失衡。通道有了，权责明了，若没有不可逾越的边界，工具仍会以更精致的方式替答、替评、替证。</w:t>
+        <w:t>守界对应技术失衡。通道有了，权责明了，若没有不可逾越的边界，工具仍会以更精致的方式替答、替评、替演、替证。</w:t>
       </w:r>
     </w:p>
     <w:p>
@@ -3508,7 +3635,7 @@
           <w:color w:val="000000"/>
           <w:sz w:val="24"/>
         </w:rPr>
-        <w:t>可以给问题、给材料、给归集，不可以给本课终答。“标准赏析”折到学生独立表达之后，只作对照。习作同样：角度、情节提示、病句提醒可以生成，成篇文字须学生完成。这与小学阶段限制独自开放生成、禁止复制生成内容作为作业答案相一致，也针对“照抄生成结构与语句”的惰化风险。图6、图7里的观察单和记录卡，正是“卡可生成、文须人写”的现场注脚。</w:t>
+        <w:t>可以给问题、给材料、给归集，不可以给本课终答。“标准赏析”应折叠到学生独立表达之后，只作对照。习作同样：角度、情节提示、病句提醒可以生成，成篇文字须学生完成。这与小学阶段限制独自开放生成、禁止复制生成内容作为作业答案相一致，也针对“照抄生成结构与语句”的思维惰化风险。图7、图8中的观察单和记录卡，正是“卡可生成、文须人写”的现场注脚。薛法根将有效作文课堂概括为“因需而作、贵在立诚”与“限时习作、当堂点评”：写作须源于真实表达需要，成篇与评改都在课内完成、当场反馈。这与“卡可生成、文须人写”互为印证——支架可以预先生成，落笔与修改必须由学生独立完成。</w:t>
       </w:r>
     </w:p>
     <w:p>
@@ -3545,7 +3672,7 @@
           <w:color w:val="000000"/>
           <w:sz w:val="24"/>
         </w:rPr>
-        <w:t>学生读错、说错时，先护住再回到文本。当众不展示带羞辱性的机器分数；先问“你刚才看到了什么／想到了什么”，再范读或同伴带读；分数留到课后单独看，与自己的下一次进步对照，不与全班排名对照。《火烧云》朗读里若有学生把比喻读破，语音测评分数再低，也不投到全班眼前。先问颜色、肯定观察，再带着读。机器评价一旦当众生效，学生下次会更倾向安全答案。</w:t>
+        <w:t>学生读错、说错时，先护住再回到文本。当众不展示带羞辱性的机器分数；先问“你刚才看到了什么／想到了什么”，再范读或同伴带读；分数留到课后单独看，与自己的下一次进步对照，不与全班排名对照。《火烧云》朗读中若有学生把比喻读破，语音测评分数再低，也不投到全班眼前。先问颜色、肯定观察，再带着读。机器评价一旦当众生效，学生下次会更倾向安全答案。</w:t>
       </w:r>
     </w:p>
     <w:p>
@@ -3582,7 +3709,7 @@
           <w:color w:val="000000"/>
           <w:sz w:val="24"/>
         </w:rPr>
-        <w:t>对生成的释义、赏析、学情标签要审慎：活跃度低不能直接等同于“不认真”。更要紧的是当着学生的面质疑生成内容。任何生成句子上屏，都要经过“课文里有没有依据”这一问。《守株待兔》拓展里若出现“等待也是一种策略”，就把这句话投上屏，请学生找：庄稼完了没有，邻居怎么说，宋人结果如何。文本不支持，就不能把流畅句当成意义建构。学生看见教师当场质疑工具，“机器说的就是对的”才会松动，概念交互才进得去。</w:t>
+        <w:t>对生成的释义、赏析、学情标签要审慎：活跃度低不能直接等同于“不认真”。更要紧的是当着学生的面质疑生成内容。任何生成句子上屏，都要经过“课文里有没有依据”这一问。《守株待兔》拓展中若出现“等待也是一种策略”，就将这句话投上屏，请学生找：庄稼完了没有，邻居怎么说，宋人结果如何。文本不支持，就不能把流畅句当成意义建构。学生看见教师当场质疑工具，“机器说的就是对的”才会松动，概念交互才进得去。</w:t>
       </w:r>
     </w:p>
     <w:p>
@@ -3595,8 +3722,8 @@
       <w:r>
         <w:drawing>
           <wp:inline xmlns:a="http://schemas.openxmlformats.org/drawingml/2006/main" xmlns:pic="http://schemas.openxmlformats.org/drawingml/2006/picture">
-            <wp:extent cx="5400000" cy="5385947"/>
-            <wp:docPr id="9" name="Picture 9"/>
+            <wp:extent cx="5400000" cy="5400000"/>
+            <wp:docPr id="10" name="Picture 10"/>
             <wp:cNvGraphicFramePr>
               <a:graphicFrameLocks noChangeAspect="1"/>
             </wp:cNvGraphicFramePr>
@@ -3608,7 +3735,7 @@
                     <pic:cNvPicPr/>
                   </pic:nvPicPr>
                   <pic:blipFill>
-                    <a:blip r:embed="rId19"/>
+                    <a:blip r:embed="rId20"/>
                     <a:stretch>
                       <a:fillRect/>
                     </a:stretch>
@@ -3616,7 +3743,7 @@
                   <pic:spPr>
                     <a:xfrm>
                       <a:off x="0" y="0"/>
-                      <a:ext cx="5400000" cy="5385947"/>
+                      <a:ext cx="5400000" cy="5400000"/>
                     </a:xfrm>
                     <a:prstGeom prst="rect"/>
                   </pic:spPr>
@@ -3642,7 +3769,7 @@
           <w:color w:val="000000"/>
           <w:sz w:val="21"/>
         </w:rPr>
-        <w:t>图9　守界课例合集：（a）《守株待兔》流程；（b）生成句上屏后必须被追问</w:t>
+        <w:t>图10 守界课例合集：（a）《守株待兔》流程；（b）生成句上屏后必须被追问</w:t>
       </w:r>
     </w:p>
     <w:p>
@@ -3660,7 +3787,49 @@
           <w:color w:val="000000"/>
           <w:sz w:val="24"/>
         </w:rPr>
-        <w:t>提问句式、倾听规则和“先找课文、再看机器”，宜做成单元常规。各课例的人机分工收在表5。</w:t>
+        <w:t>提问句式、倾听规则和“先找课文、再看机器”，宜做成单元常规。各课例的人机分工收在表5；课前—课中—课后闭环见图11，《火烧云》《守株待兔》《手指》的流程合集见图12。</w:t>
+      </w:r>
+    </w:p>
+    <w:p>
+      <w:pPr>
+        <w:keepNext/>
+        <w:spacing w:before="120" w:after="0" w:line="360" w:lineRule="auto"/>
+        <w:ind w:firstLine="0"/>
+        <w:jc w:val="center"/>
+      </w:pPr>
+      <w:r>
+        <w:drawing>
+          <wp:inline xmlns:a="http://schemas.openxmlformats.org/drawingml/2006/main" xmlns:pic="http://schemas.openxmlformats.org/drawingml/2006/picture">
+            <wp:extent cx="5400000" cy="2902500"/>
+            <wp:docPr id="11" name="Picture 11"/>
+            <wp:cNvGraphicFramePr>
+              <a:graphicFrameLocks noChangeAspect="1"/>
+            </wp:cNvGraphicFramePr>
+            <a:graphic>
+              <a:graphicData uri="http://schemas.openxmlformats.org/drawingml/2006/picture">
+                <pic:pic>
+                  <pic:nvPicPr>
+                    <pic:cNvPr id="0" name="fig_loop.png"/>
+                    <pic:cNvPicPr/>
+                  </pic:nvPicPr>
+                  <pic:blipFill>
+                    <a:blip r:embed="rId21"/>
+                    <a:stretch>
+                      <a:fillRect/>
+                    </a:stretch>
+                  </pic:blipFill>
+                  <pic:spPr>
+                    <a:xfrm>
+                      <a:off x="0" y="0"/>
+                      <a:ext cx="5400000" cy="2902500"/>
+                    </a:xfrm>
+                    <a:prstGeom prst="rect"/>
+                  </pic:spPr>
+                </pic:pic>
+              </a:graphicData>
+            </a:graphic>
+          </wp:inline>
+        </w:drawing>
       </w:r>
     </w:p>
     <w:p>
@@ -3678,7 +3847,25 @@
           <w:color w:val="000000"/>
           <w:sz w:val="21"/>
         </w:rPr>
-        <w:t>表5　主要课例的三元分工与互动升级点</w:t>
+        <w:t>图11 课前—课中—课后人机分工闭环流程</w:t>
+      </w:r>
+    </w:p>
+    <w:p>
+      <w:pPr>
+        <w:keepNext w:val="0"/>
+        <w:widowControl/>
+        <w:spacing w:before="40" w:after="160" w:line="360" w:lineRule="auto"/>
+        <w:ind w:firstLine="0"/>
+        <w:jc w:val="center"/>
+      </w:pPr>
+      <w:r>
+        <w:rPr>
+          <w:rFonts w:ascii="Times New Roman" w:hAnsi="Times New Roman" w:eastAsia="宋体" w:cs="Times New Roman"/>
+          <w:b w:val="0"/>
+          <w:color w:val="000000"/>
+          <w:sz w:val="21"/>
+        </w:rPr>
+        <w:t>表5 主要课例的三元分工与互动升级点</w:t>
       </w:r>
     </w:p>
     <w:tbl>
@@ -3696,15 +3883,18 @@
         </w:tblBorders>
       </w:tblPr>
       <w:tblGrid>
-        <w:gridCol w:w="2183"/>
-        <w:gridCol w:w="2183"/>
-        <w:gridCol w:w="2183"/>
-        <w:gridCol w:w="2183"/>
+        <w:gridCol w:w="2078"/>
+        <w:gridCol w:w="2078"/>
+        <w:gridCol w:w="2078"/>
+        <w:gridCol w:w="2078"/>
       </w:tblGrid>
       <w:tr>
+        <w:trPr>
+          <w:tblHeader/>
+        </w:trPr>
         <w:tc>
           <w:tcPr>
-            <w:tcW w:type="dxa" w:w="2183"/>
+            <w:tcW w:type="dxa" w:w="2078"/>
             <w:tcBorders>
               <w:left w:val="nil" w:sz="0" w:space="0" w:color="000000"/>
               <w:right w:val="nil" w:sz="0" w:space="0" w:color="000000"/>
@@ -3731,7 +3921,7 @@
         </w:tc>
         <w:tc>
           <w:tcPr>
-            <w:tcW w:type="dxa" w:w="2183"/>
+            <w:tcW w:type="dxa" w:w="2078"/>
             <w:tcBorders>
               <w:left w:val="nil" w:sz="0" w:space="0" w:color="000000"/>
               <w:right w:val="nil" w:sz="0" w:space="0" w:color="000000"/>
@@ -3758,7 +3948,7 @@
         </w:tc>
         <w:tc>
           <w:tcPr>
-            <w:tcW w:type="dxa" w:w="2183"/>
+            <w:tcW w:type="dxa" w:w="2078"/>
             <w:tcBorders>
               <w:left w:val="nil" w:sz="0" w:space="0" w:color="000000"/>
               <w:right w:val="nil" w:sz="0" w:space="0" w:color="000000"/>
@@ -3785,7 +3975,7 @@
         </w:tc>
         <w:tc>
           <w:tcPr>
-            <w:tcW w:type="dxa" w:w="2183"/>
+            <w:tcW w:type="dxa" w:w="2078"/>
             <w:tcBorders>
               <w:left w:val="nil" w:sz="0" w:space="0" w:color="000000"/>
               <w:right w:val="nil" w:sz="0" w:space="0" w:color="000000"/>
@@ -3814,7 +4004,7 @@
       <w:tr>
         <w:tc>
           <w:tcPr>
-            <w:tcW w:type="dxa" w:w="2183"/>
+            <w:tcW w:type="dxa" w:w="2078"/>
             <w:tcBorders>
               <w:left w:val="nil" w:sz="0" w:space="0" w:color="000000"/>
               <w:right w:val="nil" w:sz="0" w:space="0" w:color="000000"/>
@@ -3841,7 +4031,7 @@
         </w:tc>
         <w:tc>
           <w:tcPr>
-            <w:tcW w:type="dxa" w:w="2183"/>
+            <w:tcW w:type="dxa" w:w="2078"/>
             <w:tcBorders>
               <w:left w:val="nil" w:sz="0" w:space="0" w:color="000000"/>
               <w:right w:val="nil" w:sz="0" w:space="0" w:color="000000"/>
@@ -3868,7 +4058,7 @@
         </w:tc>
         <w:tc>
           <w:tcPr>
-            <w:tcW w:type="dxa" w:w="2183"/>
+            <w:tcW w:type="dxa" w:w="2078"/>
             <w:tcBorders>
               <w:left w:val="nil" w:sz="0" w:space="0" w:color="000000"/>
               <w:right w:val="nil" w:sz="0" w:space="0" w:color="000000"/>
@@ -3895,7 +4085,7 @@
         </w:tc>
         <w:tc>
           <w:tcPr>
-            <w:tcW w:type="dxa" w:w="2183"/>
+            <w:tcW w:type="dxa" w:w="2078"/>
             <w:tcBorders>
               <w:left w:val="nil" w:sz="0" w:space="0" w:color="000000"/>
               <w:right w:val="nil" w:sz="0" w:space="0" w:color="000000"/>
@@ -3924,7 +4114,7 @@
       <w:tr>
         <w:tc>
           <w:tcPr>
-            <w:tcW w:type="dxa" w:w="2183"/>
+            <w:tcW w:type="dxa" w:w="2078"/>
             <w:tcBorders>
               <w:left w:val="nil" w:sz="0" w:space="0" w:color="000000"/>
               <w:right w:val="nil" w:sz="0" w:space="0" w:color="000000"/>
@@ -3951,7 +4141,7 @@
         </w:tc>
         <w:tc>
           <w:tcPr>
-            <w:tcW w:type="dxa" w:w="2183"/>
+            <w:tcW w:type="dxa" w:w="2078"/>
             <w:tcBorders>
               <w:left w:val="nil" w:sz="0" w:space="0" w:color="000000"/>
               <w:right w:val="nil" w:sz="0" w:space="0" w:color="000000"/>
@@ -3978,7 +4168,7 @@
         </w:tc>
         <w:tc>
           <w:tcPr>
-            <w:tcW w:type="dxa" w:w="2183"/>
+            <w:tcW w:type="dxa" w:w="2078"/>
             <w:tcBorders>
               <w:left w:val="nil" w:sz="0" w:space="0" w:color="000000"/>
               <w:right w:val="nil" w:sz="0" w:space="0" w:color="000000"/>
@@ -4005,7 +4195,7 @@
         </w:tc>
         <w:tc>
           <w:tcPr>
-            <w:tcW w:type="dxa" w:w="2183"/>
+            <w:tcW w:type="dxa" w:w="2078"/>
             <w:tcBorders>
               <w:left w:val="nil" w:sz="0" w:space="0" w:color="000000"/>
               <w:right w:val="nil" w:sz="0" w:space="0" w:color="000000"/>
@@ -4034,7 +4224,7 @@
       <w:tr>
         <w:tc>
           <w:tcPr>
-            <w:tcW w:type="dxa" w:w="2183"/>
+            <w:tcW w:type="dxa" w:w="2078"/>
             <w:tcBorders>
               <w:left w:val="nil" w:sz="0" w:space="0" w:color="000000"/>
               <w:right w:val="nil" w:sz="0" w:space="0" w:color="000000"/>
@@ -4061,7 +4251,7 @@
         </w:tc>
         <w:tc>
           <w:tcPr>
-            <w:tcW w:type="dxa" w:w="2183"/>
+            <w:tcW w:type="dxa" w:w="2078"/>
             <w:tcBorders>
               <w:left w:val="nil" w:sz="0" w:space="0" w:color="000000"/>
               <w:right w:val="nil" w:sz="0" w:space="0" w:color="000000"/>
@@ -4088,7 +4278,7 @@
         </w:tc>
         <w:tc>
           <w:tcPr>
-            <w:tcW w:type="dxa" w:w="2183"/>
+            <w:tcW w:type="dxa" w:w="2078"/>
             <w:tcBorders>
               <w:left w:val="nil" w:sz="0" w:space="0" w:color="000000"/>
               <w:right w:val="nil" w:sz="0" w:space="0" w:color="000000"/>
@@ -4115,7 +4305,7 @@
         </w:tc>
         <w:tc>
           <w:tcPr>
-            <w:tcW w:type="dxa" w:w="2183"/>
+            <w:tcW w:type="dxa" w:w="2078"/>
             <w:tcBorders>
               <w:left w:val="nil" w:sz="0" w:space="0" w:color="000000"/>
               <w:right w:val="nil" w:sz="0" w:space="0" w:color="000000"/>
@@ -4144,7 +4334,7 @@
       <w:tr>
         <w:tc>
           <w:tcPr>
-            <w:tcW w:type="dxa" w:w="2183"/>
+            <w:tcW w:type="dxa" w:w="2078"/>
             <w:tcBorders>
               <w:left w:val="nil" w:sz="0" w:space="0" w:color="000000"/>
               <w:right w:val="nil" w:sz="0" w:space="0" w:color="000000"/>
@@ -4171,7 +4361,7 @@
         </w:tc>
         <w:tc>
           <w:tcPr>
-            <w:tcW w:type="dxa" w:w="2183"/>
+            <w:tcW w:type="dxa" w:w="2078"/>
             <w:tcBorders>
               <w:left w:val="nil" w:sz="0" w:space="0" w:color="000000"/>
               <w:right w:val="nil" w:sz="0" w:space="0" w:color="000000"/>
@@ -4192,13 +4382,13 @@
                 <w:color w:val="000000"/>
                 <w:sz w:val="21"/>
               </w:rPr>
-              <w:t>观察记录单＋动态描写</w:t>
+              <w:t>观察记录单+动态描写</w:t>
             </w:r>
           </w:p>
         </w:tc>
         <w:tc>
           <w:tcPr>
-            <w:tcW w:type="dxa" w:w="2183"/>
+            <w:tcW w:type="dxa" w:w="2078"/>
             <w:tcBorders>
               <w:left w:val="nil" w:sz="0" w:space="0" w:color="000000"/>
               <w:right w:val="nil" w:sz="0" w:space="0" w:color="000000"/>
@@ -4219,13 +4409,13 @@
                 <w:color w:val="000000"/>
                 <w:sz w:val="21"/>
               </w:rPr>
-              <w:t>观察角度／动词提示（不生成成文）</w:t>
+              <w:t>观察角度/动词提示（不生成成文）</w:t>
             </w:r>
           </w:p>
         </w:tc>
         <w:tc>
           <w:tcPr>
-            <w:tcW w:type="dxa" w:w="2183"/>
+            <w:tcW w:type="dxa" w:w="2078"/>
             <w:tcBorders>
               <w:left w:val="nil" w:sz="0" w:space="0" w:color="000000"/>
               <w:right w:val="nil" w:sz="0" w:space="0" w:color="000000"/>
@@ -4254,7 +4444,7 @@
       <w:tr>
         <w:tc>
           <w:tcPr>
-            <w:tcW w:type="dxa" w:w="2183"/>
+            <w:tcW w:type="dxa" w:w="2078"/>
             <w:tcBorders>
               <w:left w:val="nil" w:sz="0" w:space="0" w:color="000000"/>
               <w:right w:val="nil" w:sz="0" w:space="0" w:color="000000"/>
@@ -4281,7 +4471,7 @@
         </w:tc>
         <w:tc>
           <w:tcPr>
-            <w:tcW w:type="dxa" w:w="2183"/>
+            <w:tcW w:type="dxa" w:w="2078"/>
             <w:tcBorders>
               <w:left w:val="nil" w:sz="0" w:space="0" w:color="000000"/>
               <w:right w:val="nil" w:sz="0" w:space="0" w:color="000000"/>
@@ -4302,13 +4492,13 @@
                 <w:color w:val="000000"/>
                 <w:sz w:val="21"/>
               </w:rPr>
-              <w:t>化卡为文＋同伴分享</w:t>
+              <w:t>化卡为文+同伴分享</w:t>
             </w:r>
           </w:p>
         </w:tc>
         <w:tc>
           <w:tcPr>
-            <w:tcW w:type="dxa" w:w="2183"/>
+            <w:tcW w:type="dxa" w:w="2078"/>
             <w:tcBorders>
               <w:left w:val="nil" w:sz="0" w:space="0" w:color="000000"/>
               <w:right w:val="nil" w:sz="0" w:space="0" w:color="000000"/>
@@ -4335,7 +4525,7 @@
         </w:tc>
         <w:tc>
           <w:tcPr>
-            <w:tcW w:type="dxa" w:w="2183"/>
+            <w:tcW w:type="dxa" w:w="2078"/>
             <w:tcBorders>
               <w:left w:val="nil" w:sz="0" w:space="0" w:color="000000"/>
               <w:right w:val="nil" w:sz="0" w:space="0" w:color="000000"/>
@@ -4364,7 +4554,7 @@
       <w:tr>
         <w:tc>
           <w:tcPr>
-            <w:tcW w:type="dxa" w:w="2183"/>
+            <w:tcW w:type="dxa" w:w="2078"/>
             <w:tcBorders>
               <w:left w:val="nil" w:sz="0" w:space="0" w:color="000000"/>
               <w:right w:val="nil" w:sz="0" w:space="0" w:color="000000"/>
@@ -4391,7 +4581,7 @@
         </w:tc>
         <w:tc>
           <w:tcPr>
-            <w:tcW w:type="dxa" w:w="2183"/>
+            <w:tcW w:type="dxa" w:w="2078"/>
             <w:tcBorders>
               <w:left w:val="nil" w:sz="0" w:space="0" w:color="000000"/>
               <w:right w:val="nil" w:sz="0" w:space="0" w:color="000000"/>
@@ -4412,13 +4602,13 @@
                 <w:color w:val="000000"/>
                 <w:sz w:val="21"/>
               </w:rPr>
-              <w:t>同桌互读＋自读提问＋持麦解释</w:t>
+              <w:t>同桌互读+自读提问+持麦解释</w:t>
             </w:r>
           </w:p>
         </w:tc>
         <w:tc>
           <w:tcPr>
-            <w:tcW w:type="dxa" w:w="2183"/>
+            <w:tcW w:type="dxa" w:w="2078"/>
             <w:tcBorders>
               <w:left w:val="nil" w:sz="0" w:space="0" w:color="000000"/>
               <w:right w:val="nil" w:sz="0" w:space="0" w:color="000000"/>
@@ -4445,7 +4635,7 @@
         </w:tc>
         <w:tc>
           <w:tcPr>
-            <w:tcW w:type="dxa" w:w="2183"/>
+            <w:tcW w:type="dxa" w:w="2078"/>
             <w:tcBorders>
               <w:left w:val="nil" w:sz="0" w:space="0" w:color="000000"/>
               <w:right w:val="nil" w:sz="0" w:space="0" w:color="000000"/>
@@ -4474,7 +4664,7 @@
       <w:tr>
         <w:tc>
           <w:tcPr>
-            <w:tcW w:type="dxa" w:w="2183"/>
+            <w:tcW w:type="dxa" w:w="2078"/>
             <w:tcBorders>
               <w:left w:val="nil" w:sz="0" w:space="0" w:color="000000"/>
               <w:right w:val="nil" w:sz="0" w:space="0" w:color="000000"/>
@@ -4501,7 +4691,7 @@
         </w:tc>
         <w:tc>
           <w:tcPr>
-            <w:tcW w:type="dxa" w:w="2183"/>
+            <w:tcW w:type="dxa" w:w="2078"/>
             <w:tcBorders>
               <w:left w:val="nil" w:sz="0" w:space="0" w:color="000000"/>
               <w:right w:val="nil" w:sz="0" w:space="0" w:color="000000"/>
@@ -4528,7 +4718,7 @@
         </w:tc>
         <w:tc>
           <w:tcPr>
-            <w:tcW w:type="dxa" w:w="2183"/>
+            <w:tcW w:type="dxa" w:w="2078"/>
             <w:tcBorders>
               <w:left w:val="nil" w:sz="0" w:space="0" w:color="000000"/>
               <w:right w:val="nil" w:sz="0" w:space="0" w:color="000000"/>
@@ -4555,7 +4745,7 @@
         </w:tc>
         <w:tc>
           <w:tcPr>
-            <w:tcW w:type="dxa" w:w="2183"/>
+            <w:tcW w:type="dxa" w:w="2078"/>
             <w:tcBorders>
               <w:left w:val="nil" w:sz="0" w:space="0" w:color="000000"/>
               <w:right w:val="nil" w:sz="0" w:space="0" w:color="000000"/>
@@ -4584,7 +4774,7 @@
       <w:tr>
         <w:tc>
           <w:tcPr>
-            <w:tcW w:type="dxa" w:w="2183"/>
+            <w:tcW w:type="dxa" w:w="2078"/>
             <w:tcBorders>
               <w:left w:val="nil" w:sz="0" w:space="0" w:color="000000"/>
               <w:right w:val="nil" w:sz="0" w:space="0" w:color="000000"/>
@@ -4611,7 +4801,7 @@
         </w:tc>
         <w:tc>
           <w:tcPr>
-            <w:tcW w:type="dxa" w:w="2183"/>
+            <w:tcW w:type="dxa" w:w="2078"/>
             <w:tcBorders>
               <w:left w:val="nil" w:sz="0" w:space="0" w:color="000000"/>
               <w:right w:val="nil" w:sz="0" w:space="0" w:color="000000"/>
@@ -4638,7 +4828,7 @@
         </w:tc>
         <w:tc>
           <w:tcPr>
-            <w:tcW w:type="dxa" w:w="2183"/>
+            <w:tcW w:type="dxa" w:w="2078"/>
             <w:tcBorders>
               <w:left w:val="nil" w:sz="0" w:space="0" w:color="000000"/>
               <w:right w:val="nil" w:sz="0" w:space="0" w:color="000000"/>
@@ -4665,7 +4855,7 @@
         </w:tc>
         <w:tc>
           <w:tcPr>
-            <w:tcW w:type="dxa" w:w="2183"/>
+            <w:tcW w:type="dxa" w:w="2078"/>
             <w:tcBorders>
               <w:left w:val="nil" w:sz="0" w:space="0" w:color="000000"/>
               <w:right w:val="nil" w:sz="0" w:space="0" w:color="000000"/>
@@ -4694,7 +4884,7 @@
       <w:tr>
         <w:tc>
           <w:tcPr>
-            <w:tcW w:type="dxa" w:w="2183"/>
+            <w:tcW w:type="dxa" w:w="2078"/>
             <w:tcBorders>
               <w:left w:val="nil" w:sz="0" w:space="0" w:color="000000"/>
               <w:right w:val="nil" w:sz="0" w:space="0" w:color="000000"/>
@@ -4721,7 +4911,7 @@
         </w:tc>
         <w:tc>
           <w:tcPr>
-            <w:tcW w:type="dxa" w:w="2183"/>
+            <w:tcW w:type="dxa" w:w="2078"/>
             <w:tcBorders>
               <w:left w:val="nil" w:sz="0" w:space="0" w:color="000000"/>
               <w:right w:val="nil" w:sz="0" w:space="0" w:color="000000"/>
@@ -4742,13 +4932,13 @@
                 <w:color w:val="000000"/>
                 <w:sz w:val="21"/>
               </w:rPr>
-              <w:t>三层任务＋课后辩论</w:t>
+              <w:t>三层任务+课后辩论</w:t>
             </w:r>
           </w:p>
         </w:tc>
         <w:tc>
           <w:tcPr>
-            <w:tcW w:type="dxa" w:w="2183"/>
+            <w:tcW w:type="dxa" w:w="2078"/>
             <w:tcBorders>
               <w:left w:val="nil" w:sz="0" w:space="0" w:color="000000"/>
               <w:right w:val="nil" w:sz="0" w:space="0" w:color="000000"/>
@@ -4775,7 +4965,7 @@
         </w:tc>
         <w:tc>
           <w:tcPr>
-            <w:tcW w:type="dxa" w:w="2183"/>
+            <w:tcW w:type="dxa" w:w="2078"/>
             <w:tcBorders>
               <w:left w:val="nil" w:sz="0" w:space="0" w:color="000000"/>
               <w:right w:val="nil" w:sz="0" w:space="0" w:color="000000"/>
@@ -4804,7 +4994,7 @@
       <w:tr>
         <w:tc>
           <w:tcPr>
-            <w:tcW w:type="dxa" w:w="2183"/>
+            <w:tcW w:type="dxa" w:w="2078"/>
             <w:tcBorders>
               <w:left w:val="nil" w:sz="0" w:space="0" w:color="000000"/>
               <w:right w:val="nil" w:sz="0" w:space="0" w:color="000000"/>
@@ -4825,13 +5015,13 @@
                 <w:color w:val="000000"/>
                 <w:sz w:val="21"/>
               </w:rPr>
-              <w:t>《这儿真美》《奇妙的想象》</w:t>
+              <w:t>《这儿真美》《奇妙》</w:t>
             </w:r>
           </w:p>
         </w:tc>
         <w:tc>
           <w:tcPr>
-            <w:tcW w:type="dxa" w:w="2183"/>
+            <w:tcW w:type="dxa" w:w="2078"/>
             <w:tcBorders>
               <w:left w:val="nil" w:sz="0" w:space="0" w:color="000000"/>
               <w:right w:val="nil" w:sz="0" w:space="0" w:color="000000"/>
@@ -4852,13 +5042,13 @@
                 <w:color w:val="000000"/>
                 <w:sz w:val="21"/>
               </w:rPr>
-              <w:t>写作支架＋评价量规＋互评</w:t>
+              <w:t>写作支架+评价量规</w:t>
             </w:r>
           </w:p>
         </w:tc>
         <w:tc>
           <w:tcPr>
-            <w:tcW w:type="dxa" w:w="2183"/>
+            <w:tcW w:type="dxa" w:w="2078"/>
             <w:tcBorders>
               <w:left w:val="nil" w:sz="0" w:space="0" w:color="000000"/>
               <w:right w:val="nil" w:sz="0" w:space="0" w:color="000000"/>
@@ -4885,7 +5075,7 @@
         </w:tc>
         <w:tc>
           <w:tcPr>
-            <w:tcW w:type="dxa" w:w="2183"/>
+            <w:tcW w:type="dxa" w:w="2078"/>
             <w:tcBorders>
               <w:left w:val="nil" w:sz="0" w:space="0" w:color="000000"/>
               <w:right w:val="nil" w:sz="0" w:space="0" w:color="000000"/>
@@ -4914,6 +5104,66 @@
     </w:tbl>
     <w:p>
       <w:pPr>
+        <w:keepNext/>
+        <w:spacing w:before="120" w:after="0" w:line="360" w:lineRule="auto"/>
+        <w:ind w:firstLine="0"/>
+        <w:jc w:val="center"/>
+      </w:pPr>
+      <w:r>
+        <w:drawing>
+          <wp:inline xmlns:a="http://schemas.openxmlformats.org/drawingml/2006/main" xmlns:pic="http://schemas.openxmlformats.org/drawingml/2006/picture">
+            <wp:extent cx="5400000" cy="4258055"/>
+            <wp:docPr id="12" name="Picture 12"/>
+            <wp:cNvGraphicFramePr>
+              <a:graphicFrameLocks noChangeAspect="1"/>
+            </wp:cNvGraphicFramePr>
+            <a:graphic>
+              <a:graphicData uri="http://schemas.openxmlformats.org/drawingml/2006/picture">
+                <pic:pic>
+                  <pic:nvPicPr>
+                    <pic:cNvPr id="0" name="plate_flow.jpg"/>
+                    <pic:cNvPicPr/>
+                  </pic:nvPicPr>
+                  <pic:blipFill>
+                    <a:blip r:embed="rId22"/>
+                    <a:stretch>
+                      <a:fillRect/>
+                    </a:stretch>
+                  </pic:blipFill>
+                  <pic:spPr>
+                    <a:xfrm>
+                      <a:off x="0" y="0"/>
+                      <a:ext cx="5400000" cy="4258055"/>
+                    </a:xfrm>
+                    <a:prstGeom prst="rect"/>
+                  </pic:spPr>
+                </pic:pic>
+              </a:graphicData>
+            </a:graphic>
+          </wp:inline>
+        </w:drawing>
+      </w:r>
+    </w:p>
+    <w:p>
+      <w:pPr>
+        <w:keepNext w:val="0"/>
+        <w:widowControl/>
+        <w:spacing w:before="40" w:after="160" w:line="360" w:lineRule="auto"/>
+        <w:ind w:firstLine="0"/>
+        <w:jc w:val="center"/>
+      </w:pPr>
+      <w:r>
+        <w:rPr>
+          <w:rFonts w:ascii="Times New Roman" w:hAnsi="Times New Roman" w:eastAsia="宋体" w:cs="Times New Roman"/>
+          <w:b w:val="0"/>
+          <w:color w:val="000000"/>
+          <w:sz w:val="21"/>
+        </w:rPr>
+        <w:t>图12 课例流程合集：（a）《火烧云》；（b）《守株待兔》；（c）《手指》；（d）课前—课中—课后闭环</w:t>
+      </w:r>
+    </w:p>
+    <w:p>
+      <w:pPr>
         <w:pStyle w:val="Heading1"/>
         <w:keepNext w:val="0"/>
         <w:widowControl/>
@@ -4926,7 +5176,7 @@
           <w:rFonts w:ascii="Times New Roman" w:hAnsi="Times New Roman" w:eastAsia="黑体" w:cs="Times New Roman"/>
           <w:b/>
           <w:color w:val="000000"/>
-          <w:sz w:val="28"/>
+          <w:sz w:val="32"/>
         </w:rPr>
         <w:t>三、反思——三元协同课堂互动均衡之效</w:t>
       </w:r>
@@ -4946,7 +5196,7 @@
           <w:color w:val="000000"/>
           <w:sz w:val="24"/>
         </w:rPr>
-        <w:t>校准有没有效，不能只看这节课用不用生成式人工智能，而要同时看证据等级，并按过去、现在、未来来说。证据分三层：行为上是否覆盖提问、同伴追问、校验生成内容；过程上是否使用文本证据、是否修改与质疑；结果上表达、理解、朗读、兴趣是否变化。本文用课例分析、课堂观察、政策文本和文献对读，课例来自统编教材常态课、全国教学展示和区域阅读研讨、习作集备，只讨论教学设计与互动结构，不标注执教者个人身份。观察用于识别结构，不作未交代样本的统计推断。公开报道中的准确率标明来源，不作为本文实验数据。</w:t>
+        <w:t>校准是否有效，不能只看这节课是否使用生成式人工智能，而应同时考察证据等级，并按过去、现在、未来加以讨论。证据分三层：行为上是否覆盖提问、同伴追问、校验生成内容；过程上是否使用文本证据、是否修改与质疑；结果上表达、理解、朗读、兴趣是否变化。本文采用课例分析、课堂观察、政策文本和文献对读，课例来自统编教材常态课、全国教学展示和区域阅读研讨、习作集备，只讨论教学设计与互动结构，不标注执教者个人身份。观察用于识别结构，不作未交代样本的统计推断。公开报道中的准确率标明来源，不作为本文实验数据。</w:t>
       </w:r>
     </w:p>
     <w:p>
@@ -4963,7 +5213,7 @@
           <w:rFonts w:ascii="Times New Roman" w:hAnsi="Times New Roman" w:eastAsia="黑体" w:cs="Times New Roman"/>
           <w:b/>
           <w:color w:val="000000"/>
-          <w:sz w:val="24"/>
+          <w:sz w:val="28"/>
         </w:rPr>
         <w:t>（一）成效回望：参与拓宽，互动层次拾级而上</w:t>
       </w:r>
@@ -4983,7 +5233,7 @@
           <w:color w:val="000000"/>
           <w:sz w:val="24"/>
         </w:rPr>
-        <w:t>就已开展的课例与观察而言，能说的是结构与行为的变化方向，不是未完成抽样设计的参数估计。</w:t>
+        <w:t>就已开展的课例与观察而言，能够说明的是结构与行为的变化方向，而非未完成抽样设计的参数估计。</w:t>
       </w:r>
     </w:p>
     <w:p>
@@ -5020,7 +5270,7 @@
           <w:color w:val="000000"/>
           <w:sz w:val="24"/>
         </w:rPr>
-        <w:t>过去，放射状问答使部分学生整节课缺少有效发言，小组里一人说、众人听。现在，《即景》用观察记录单让每个学生课前就有话可写；《我的植物朋友》让记录卡进入公共屏幕；《古人谈读书》用同桌互读把第一轮发言交给同伴；《大象的耳朵》用角色扮演让学生互相问答。内向学生不必第一时间当众成段发言，也可以经由卡片、小组和扮演被看见。覆盖的意义不在热闹，而在边缘学生不再被固定排除。图2说明旧通道仍在，图7、图8说明新通道可以出现——二者要对照着看，不能用展示课照片证明问题已经消失。</w:t>
+        <w:t>过去，放射状问答使部分学生整节课缺少有效发言，小组里一人说、众人听。现在，《即景》用观察记录单让每个学生课前就有话可写；《我的植物朋友》让记录卡进入公共屏幕；《古人谈读书》用同桌互读将第一轮发言交给同伴；《大象的耳朵》用角色扮演让学生互相问答。内向学生不必第一时间当众成段发言，也可以经由卡片、小组和扮演被看见。覆盖的意义不在热闹，而在边缘学生不再被固定排除。图2说明旧通道仍在，图8、图9说明新通道可以出现——二者应对照观看，不能用展示课照片证明问题已经消失。</w:t>
       </w:r>
     </w:p>
     <w:p>
@@ -5057,7 +5307,7 @@
           <w:color w:val="000000"/>
           <w:sz w:val="24"/>
         </w:rPr>
-        <w:t>过去，互动在“找出关键词、齐答道理”的信息层循环。现在，《守株待兔》用课文证伪流畅的“正能量改写”；《即景》先观察、先写后改，不把机器美文当范本；《我的植物朋友》把看闻摸的记录化成有感受的连贯表达；《古人谈读书》让学生提出疑问并联系自己的读书生活。这些行为落在分析、评价、质疑区间，是信息交互向概念交互的移动。图3、图6中的记录单和板书，是过程证据的物证：变化有没有写出来，可以拿卡和文对照，而不必先问机器。</w:t>
+        <w:t>过去，互动在“找出关键词、齐答道理”的信息层循环。现在，《守株待兔》用课文证伪流畅的“正能量改写”；《即景》先观察、先写后改，不把机器美文当范本；《我的植物朋友》将看、闻、摸的记录化为有感受的连贯表达；《古人谈读书》让学生提出疑问并联系自己的读书生活。这些行为落在分析、评价、质疑区间，是信息交互向概念交互的移动。图4、图7中的记录单和板书，是过程证据的物证：变化有没有写出来，可以拿卡和文对照，而不必先问机器。</w:t>
       </w:r>
     </w:p>
     <w:p>
@@ -5094,7 +5344,7 @@
           <w:color w:val="000000"/>
           <w:sz w:val="24"/>
         </w:rPr>
-        <w:t>第三层结果，本文不以自制前后测冒充实验。侧面说明可引用已公开报道：北京师范大学京师附属小学在三年级《在牛肚子里旅行》等相关朗读实践中，报道称一篇课文预习的班级平均发音准确率由初测82%提升至课后测94%，并强调教师据此把握共性问题、组织课堂指导。该数据只说明AI可承担可重复的朗读反馈、教师仍须组织教学与情感回应，不能推广到阅读鉴赏或习作。区域科学课里智能体做组间互评，评价标准仍由教师定，语文课同样：归集可以交给机器，判断必须留在人。</w:t>
+        <w:t>第三层结果，本文不以自制前后测冒充实验。侧面说明可引用已公开报道：北京师范大学京师附属小学在三年级《在牛肚子里旅行》等相关朗读实践中，报道称一篇课文预习的班级平均发音准确率由初测82%提升至课后测94%，并强调教师据此把握共性问题、组织课堂指导。该数据只说明AI可承担可重复的朗读反馈，教师仍须组织教学与情感回应，不能推广到阅读鉴赏或习作。区域科学课中智能体做组间互评，评价标准仍由教师确定；语文课同样：归集可以交给机器，判断必须留在人。</w:t>
       </w:r>
     </w:p>
     <w:p>
@@ -5111,7 +5361,7 @@
           <w:rFonts w:ascii="Times New Roman" w:hAnsi="Times New Roman" w:eastAsia="黑体" w:cs="Times New Roman"/>
           <w:b/>
           <w:color w:val="000000"/>
-          <w:sz w:val="24"/>
+          <w:sz w:val="28"/>
         </w:rPr>
         <w:t>（二）问题检视：技术惯性，情意回应尚有缺口</w:t>
       </w:r>
@@ -5131,7 +5381,7 @@
           <w:color w:val="000000"/>
           <w:sz w:val="24"/>
         </w:rPr>
-        <w:t>均衡是目标，不是已经完成的状态。图2里的行列式和图7（d）里的扮演同时存在，说明缺口还没有闭合。</w:t>
+        <w:t>均衡是目标，不是已经完成的状态。图2中的行列式和图8（d）中的扮演同时存在，说明缺口尚未闭合。</w:t>
       </w:r>
     </w:p>
     <w:p>
@@ -5168,7 +5418,7 @@
           <w:color w:val="000000"/>
           <w:sz w:val="24"/>
         </w:rPr>
-        <w:t>公开课上教师能守住“不给终答”；日常进度压力下，仍容易随手投出标准解读，换取“这节课讲完了”。给支架更费时间：要筛选问题、折叠答案、组织比读。技术惯性叠上进度焦虑，破程会回潮为更精致的程式化。图6（c）学生片段上了屏，若评改仍由教师宣读标准句，通道等于没开。</w:t>
+        <w:t>公开课上教师能守住“不给终答”；日常进度压力下，仍容易随手投出标准解读，换取“这节课讲完了”。给支架更费时间：要筛选问题、折叠答案、组织比读。技术惯性叠加进度焦虑，破程会回潮为更精致的程式化。图7（c）学生片段上了屏，若评改仍由教师宣读标准句，通道等于没开。</w:t>
       </w:r>
     </w:p>
     <w:p>
@@ -5205,7 +5455,7 @@
           <w:color w:val="000000"/>
           <w:sz w:val="24"/>
         </w:rPr>
-        <w:t>学生会打开平台、会输入关键词，不等于会问“这句话如果删掉会怎样”。提问句式在部分课例中有效，尚未变成年级常规；有的学生仍把工具当成代写器。全员可见若只停留在“屏幕上有名字”，复权就停在工具层，进不了素养层。</w:t>
+        <w:t>学生会打开平台、会输入关键词，不等于会问“这句话如果删掉会怎样”。提问句式在部分课例中有效，尚未变成年级常规；有的学生仍将工具当成代写器。全员可见若只停留在“屏幕上有名字”，复权就停留在工具层，进不了素养层。</w:t>
       </w:r>
     </w:p>
     <w:p>
@@ -5242,7 +5492,7 @@
           <w:color w:val="000000"/>
           <w:sz w:val="24"/>
         </w:rPr>
-        <w:t>学校和教研仍习惯统计发言次数、工具出场、知识点覆盖。学生出错时是否被保护、是否敢于再试，很难进量表，护航常被看成教师风格。以用代证的评课习惯不改，守界就缺少制度支持。数据可以提示发生了什么，不能代替教师判断该不该这样互动。</w:t>
+        <w:t>学校和教研仍习惯统计发言次数、工具出场、知识点覆盖。学生出错时是否被保护、是否敢于再试，很难进入量表，护航常被看成教师风格。以用代证的评课习惯不改，守界就缺少制度支持。数据可以提示发生了什么，不能代替教师判断该不该这样互动。</w:t>
       </w:r>
     </w:p>
     <w:p>
@@ -5259,7 +5509,7 @@
           <w:rFonts w:ascii="Times New Roman" w:hAnsi="Times New Roman" w:eastAsia="黑体" w:cs="Times New Roman"/>
           <w:b/>
           <w:color w:val="000000"/>
-          <w:sz w:val="24"/>
+          <w:sz w:val="28"/>
         </w:rPr>
         <w:t>（三）改进前瞻：课型适配，循证复盘持续生长</w:t>
       </w:r>
@@ -5279,7 +5529,7 @@
           <w:color w:val="000000"/>
           <w:sz w:val="24"/>
         </w:rPr>
-        <w:t>下一步不是另立提法，而是把已经有效的校准做成不同课型可执行、每单元可复盘的日常。</w:t>
+        <w:t>下一步不是另立提法，而是将已经有效的校准做成不同课型可执行、每单元可复盘的日常。</w:t>
       </w:r>
     </w:p>
     <w:p>
@@ -5316,7 +5566,7 @@
           <w:color w:val="000000"/>
           <w:sz w:val="24"/>
         </w:rPr>
-        <w:t>识字写字重情境与即时反馈，阅读鉴赏重问题与可视思维，口语交际重真实交流，习作重独立表达与修改，综合实践重真实探究。终答、范写、价值判断一律留在人这边。图5（e）的绿灯、黄灯、红灯，可直接贴进教研评课。</w:t>
+        <w:t>识字写字重情境与即时反馈，阅读鉴赏重问题与可视思维，口语交际重真实交流，习作重独立表达与修改，综合实践重真实探究。终答、范写、价值判断一律留在人这边。图6（e）的绿灯、黄灯、红灯，可直接贴进教研评课。</w:t>
       </w:r>
     </w:p>
     <w:p>
@@ -5334,7 +5584,7 @@
           <w:color w:val="000000"/>
           <w:sz w:val="21"/>
         </w:rPr>
-        <w:t>表6　课型适配矩阵（策略落地总表）</w:t>
+        <w:t>表6 课型适配矩阵（策略落地总表）</w:t>
       </w:r>
     </w:p>
     <w:tbl>
@@ -5352,16 +5602,19 @@
         </w:tblBorders>
       </w:tblPr>
       <w:tblGrid>
-        <w:gridCol w:w="1746"/>
-        <w:gridCol w:w="1746"/>
-        <w:gridCol w:w="1746"/>
-        <w:gridCol w:w="1746"/>
-        <w:gridCol w:w="1746"/>
+        <w:gridCol w:w="1662"/>
+        <w:gridCol w:w="1662"/>
+        <w:gridCol w:w="1662"/>
+        <w:gridCol w:w="1662"/>
+        <w:gridCol w:w="1662"/>
       </w:tblGrid>
       <w:tr>
+        <w:trPr>
+          <w:tblHeader/>
+        </w:trPr>
         <w:tc>
           <w:tcPr>
-            <w:tcW w:type="dxa" w:w="1746"/>
+            <w:tcW w:type="dxa" w:w="1662"/>
             <w:tcBorders>
               <w:left w:val="nil" w:sz="0" w:space="0" w:color="000000"/>
               <w:right w:val="nil" w:sz="0" w:space="0" w:color="000000"/>
@@ -5388,7 +5641,7 @@
         </w:tc>
         <w:tc>
           <w:tcPr>
-            <w:tcW w:type="dxa" w:w="1746"/>
+            <w:tcW w:type="dxa" w:w="1662"/>
             <w:tcBorders>
               <w:left w:val="nil" w:sz="0" w:space="0" w:color="000000"/>
               <w:right w:val="nil" w:sz="0" w:space="0" w:color="000000"/>
@@ -5415,7 +5668,7 @@
         </w:tc>
         <w:tc>
           <w:tcPr>
-            <w:tcW w:type="dxa" w:w="1746"/>
+            <w:tcW w:type="dxa" w:w="1662"/>
             <w:tcBorders>
               <w:left w:val="nil" w:sz="0" w:space="0" w:color="000000"/>
               <w:right w:val="nil" w:sz="0" w:space="0" w:color="000000"/>
@@ -5442,7 +5695,7 @@
         </w:tc>
         <w:tc>
           <w:tcPr>
-            <w:tcW w:type="dxa" w:w="1746"/>
+            <w:tcW w:type="dxa" w:w="1662"/>
             <w:tcBorders>
               <w:left w:val="nil" w:sz="0" w:space="0" w:color="000000"/>
               <w:right w:val="nil" w:sz="0" w:space="0" w:color="000000"/>
@@ -5469,7 +5722,7 @@
         </w:tc>
         <w:tc>
           <w:tcPr>
-            <w:tcW w:type="dxa" w:w="1746"/>
+            <w:tcW w:type="dxa" w:w="1662"/>
             <w:tcBorders>
               <w:left w:val="nil" w:sz="0" w:space="0" w:color="000000"/>
               <w:right w:val="nil" w:sz="0" w:space="0" w:color="000000"/>
@@ -5498,7 +5751,7 @@
       <w:tr>
         <w:tc>
           <w:tcPr>
-            <w:tcW w:type="dxa" w:w="1746"/>
+            <w:tcW w:type="dxa" w:w="1662"/>
             <w:tcBorders>
               <w:left w:val="nil" w:sz="0" w:space="0" w:color="000000"/>
               <w:right w:val="nil" w:sz="0" w:space="0" w:color="000000"/>
@@ -5525,7 +5778,7 @@
         </w:tc>
         <w:tc>
           <w:tcPr>
-            <w:tcW w:type="dxa" w:w="1746"/>
+            <w:tcW w:type="dxa" w:w="1662"/>
             <w:tcBorders>
               <w:left w:val="nil" w:sz="0" w:space="0" w:color="000000"/>
               <w:right w:val="nil" w:sz="0" w:space="0" w:color="000000"/>
@@ -5552,7 +5805,7 @@
         </w:tc>
         <w:tc>
           <w:tcPr>
-            <w:tcW w:type="dxa" w:w="1746"/>
+            <w:tcW w:type="dxa" w:w="1662"/>
             <w:tcBorders>
               <w:left w:val="nil" w:sz="0" w:space="0" w:color="000000"/>
               <w:right w:val="nil" w:sz="0" w:space="0" w:color="000000"/>
@@ -5579,7 +5832,7 @@
         </w:tc>
         <w:tc>
           <w:tcPr>
-            <w:tcW w:type="dxa" w:w="1746"/>
+            <w:tcW w:type="dxa" w:w="1662"/>
             <w:tcBorders>
               <w:left w:val="nil" w:sz="0" w:space="0" w:color="000000"/>
               <w:right w:val="nil" w:sz="0" w:space="0" w:color="000000"/>
@@ -5606,7 +5859,7 @@
         </w:tc>
         <w:tc>
           <w:tcPr>
-            <w:tcW w:type="dxa" w:w="1746"/>
+            <w:tcW w:type="dxa" w:w="1662"/>
             <w:tcBorders>
               <w:left w:val="nil" w:sz="0" w:space="0" w:color="000000"/>
               <w:right w:val="nil" w:sz="0" w:space="0" w:color="000000"/>
@@ -5635,7 +5888,7 @@
       <w:tr>
         <w:tc>
           <w:tcPr>
-            <w:tcW w:type="dxa" w:w="1746"/>
+            <w:tcW w:type="dxa" w:w="1662"/>
             <w:tcBorders>
               <w:left w:val="nil" w:sz="0" w:space="0" w:color="000000"/>
               <w:right w:val="nil" w:sz="0" w:space="0" w:color="000000"/>
@@ -5662,7 +5915,7 @@
         </w:tc>
         <w:tc>
           <w:tcPr>
-            <w:tcW w:type="dxa" w:w="1746"/>
+            <w:tcW w:type="dxa" w:w="1662"/>
             <w:tcBorders>
               <w:left w:val="nil" w:sz="0" w:space="0" w:color="000000"/>
               <w:right w:val="nil" w:sz="0" w:space="0" w:color="000000"/>
@@ -5689,7 +5942,7 @@
         </w:tc>
         <w:tc>
           <w:tcPr>
-            <w:tcW w:type="dxa" w:w="1746"/>
+            <w:tcW w:type="dxa" w:w="1662"/>
             <w:tcBorders>
               <w:left w:val="nil" w:sz="0" w:space="0" w:color="000000"/>
               <w:right w:val="nil" w:sz="0" w:space="0" w:color="000000"/>
@@ -5716,7 +5969,7 @@
         </w:tc>
         <w:tc>
           <w:tcPr>
-            <w:tcW w:type="dxa" w:w="1746"/>
+            <w:tcW w:type="dxa" w:w="1662"/>
             <w:tcBorders>
               <w:left w:val="nil" w:sz="0" w:space="0" w:color="000000"/>
               <w:right w:val="nil" w:sz="0" w:space="0" w:color="000000"/>
@@ -5743,7 +5996,7 @@
         </w:tc>
         <w:tc>
           <w:tcPr>
-            <w:tcW w:type="dxa" w:w="1746"/>
+            <w:tcW w:type="dxa" w:w="1662"/>
             <w:tcBorders>
               <w:left w:val="nil" w:sz="0" w:space="0" w:color="000000"/>
               <w:right w:val="nil" w:sz="0" w:space="0" w:color="000000"/>
@@ -5772,7 +6025,7 @@
       <w:tr>
         <w:tc>
           <w:tcPr>
-            <w:tcW w:type="dxa" w:w="1746"/>
+            <w:tcW w:type="dxa" w:w="1662"/>
             <w:tcBorders>
               <w:left w:val="nil" w:sz="0" w:space="0" w:color="000000"/>
               <w:right w:val="nil" w:sz="0" w:space="0" w:color="000000"/>
@@ -5799,7 +6052,7 @@
         </w:tc>
         <w:tc>
           <w:tcPr>
-            <w:tcW w:type="dxa" w:w="1746"/>
+            <w:tcW w:type="dxa" w:w="1662"/>
             <w:tcBorders>
               <w:left w:val="nil" w:sz="0" w:space="0" w:color="000000"/>
               <w:right w:val="nil" w:sz="0" w:space="0" w:color="000000"/>
@@ -5826,7 +6079,7 @@
         </w:tc>
         <w:tc>
           <w:tcPr>
-            <w:tcW w:type="dxa" w:w="1746"/>
+            <w:tcW w:type="dxa" w:w="1662"/>
             <w:tcBorders>
               <w:left w:val="nil" w:sz="0" w:space="0" w:color="000000"/>
               <w:right w:val="nil" w:sz="0" w:space="0" w:color="000000"/>
@@ -5853,7 +6106,7 @@
         </w:tc>
         <w:tc>
           <w:tcPr>
-            <w:tcW w:type="dxa" w:w="1746"/>
+            <w:tcW w:type="dxa" w:w="1662"/>
             <w:tcBorders>
               <w:left w:val="nil" w:sz="0" w:space="0" w:color="000000"/>
               <w:right w:val="nil" w:sz="0" w:space="0" w:color="000000"/>
@@ -5880,7 +6133,7 @@
         </w:tc>
         <w:tc>
           <w:tcPr>
-            <w:tcW w:type="dxa" w:w="1746"/>
+            <w:tcW w:type="dxa" w:w="1662"/>
             <w:tcBorders>
               <w:left w:val="nil" w:sz="0" w:space="0" w:color="000000"/>
               <w:right w:val="nil" w:sz="0" w:space="0" w:color="000000"/>
@@ -5909,7 +6162,7 @@
       <w:tr>
         <w:tc>
           <w:tcPr>
-            <w:tcW w:type="dxa" w:w="1746"/>
+            <w:tcW w:type="dxa" w:w="1662"/>
             <w:tcBorders>
               <w:left w:val="nil" w:sz="0" w:space="0" w:color="000000"/>
               <w:right w:val="nil" w:sz="0" w:space="0" w:color="000000"/>
@@ -5936,7 +6189,7 @@
         </w:tc>
         <w:tc>
           <w:tcPr>
-            <w:tcW w:type="dxa" w:w="1746"/>
+            <w:tcW w:type="dxa" w:w="1662"/>
             <w:tcBorders>
               <w:left w:val="nil" w:sz="0" w:space="0" w:color="000000"/>
               <w:right w:val="nil" w:sz="0" w:space="0" w:color="000000"/>
@@ -5963,7 +6216,7 @@
         </w:tc>
         <w:tc>
           <w:tcPr>
-            <w:tcW w:type="dxa" w:w="1746"/>
+            <w:tcW w:type="dxa" w:w="1662"/>
             <w:tcBorders>
               <w:left w:val="nil" w:sz="0" w:space="0" w:color="000000"/>
               <w:right w:val="nil" w:sz="0" w:space="0" w:color="000000"/>
@@ -5990,7 +6243,7 @@
         </w:tc>
         <w:tc>
           <w:tcPr>
-            <w:tcW w:type="dxa" w:w="1746"/>
+            <w:tcW w:type="dxa" w:w="1662"/>
             <w:tcBorders>
               <w:left w:val="nil" w:sz="0" w:space="0" w:color="000000"/>
               <w:right w:val="nil" w:sz="0" w:space="0" w:color="000000"/>
@@ -6017,7 +6270,7 @@
         </w:tc>
         <w:tc>
           <w:tcPr>
-            <w:tcW w:type="dxa" w:w="1746"/>
+            <w:tcW w:type="dxa" w:w="1662"/>
             <w:tcBorders>
               <w:left w:val="nil" w:sz="0" w:space="0" w:color="000000"/>
               <w:right w:val="nil" w:sz="0" w:space="0" w:color="000000"/>
@@ -6046,7 +6299,7 @@
       <w:tr>
         <w:tc>
           <w:tcPr>
-            <w:tcW w:type="dxa" w:w="1746"/>
+            <w:tcW w:type="dxa" w:w="1662"/>
             <w:tcBorders>
               <w:left w:val="nil" w:sz="0" w:space="0" w:color="000000"/>
               <w:right w:val="nil" w:sz="0" w:space="0" w:color="000000"/>
@@ -6073,7 +6326,7 @@
         </w:tc>
         <w:tc>
           <w:tcPr>
-            <w:tcW w:type="dxa" w:w="1746"/>
+            <w:tcW w:type="dxa" w:w="1662"/>
             <w:tcBorders>
               <w:left w:val="nil" w:sz="0" w:space="0" w:color="000000"/>
               <w:right w:val="nil" w:sz="0" w:space="0" w:color="000000"/>
@@ -6100,7 +6353,7 @@
         </w:tc>
         <w:tc>
           <w:tcPr>
-            <w:tcW w:type="dxa" w:w="1746"/>
+            <w:tcW w:type="dxa" w:w="1662"/>
             <w:tcBorders>
               <w:left w:val="nil" w:sz="0" w:space="0" w:color="000000"/>
               <w:right w:val="nil" w:sz="0" w:space="0" w:color="000000"/>
@@ -6127,7 +6380,7 @@
         </w:tc>
         <w:tc>
           <w:tcPr>
-            <w:tcW w:type="dxa" w:w="1746"/>
+            <w:tcW w:type="dxa" w:w="1662"/>
             <w:tcBorders>
               <w:left w:val="nil" w:sz="0" w:space="0" w:color="000000"/>
               <w:right w:val="nil" w:sz="0" w:space="0" w:color="000000"/>
@@ -6154,7 +6407,7 @@
         </w:tc>
         <w:tc>
           <w:tcPr>
-            <w:tcW w:type="dxa" w:w="1746"/>
+            <w:tcW w:type="dxa" w:w="1662"/>
             <w:tcBorders>
               <w:left w:val="nil" w:sz="0" w:space="0" w:color="000000"/>
               <w:right w:val="nil" w:sz="0" w:space="0" w:color="000000"/>
@@ -6215,7 +6468,7 @@
           <w:color w:val="000000"/>
           <w:sz w:val="24"/>
         </w:rPr>
-        <w:t>评课要从“用了几个工具”转到可记录的行为。六维雷达只作框架示意，不填无完整数据的前后分数；批判校验单列，看是否质疑生成内容。弗兰德斯互动分析系统及顾小清等改进的ITIAS，把课堂言语分成教师语言、学生语言与沉寂或技术。生成式人工智能进场后，“技术”一栏过于笼统。本文在教师—学生轴上增列AI行为：生成、归集、提示、反馈、可视化，并规定可观察互动链T→S、T→AI→S、S→AI→S、S→S、T→S→T。编码供录像摘记，不在未做一致性检验时报告比率。</w:t>
+        <w:t>评课要从“用了几个工具”转向可记录的行为。六维雷达只作框架示意，不填虚构分数；批判校验单列，看是否质疑生成内容。弗兰德斯互动分析系统及顾小清等改进的ITIAS、方海光等改进型分析框架，将课堂言语分为教师语言、学生语言与沉寂或技术。生成式人工智能进场后，“技术”一栏过于笼统。本文在教师—学生轴上增列AI行为：生成、归集、提示、反馈、可视化，并规定可观察互动链T→S、T→AI→S、S→AI→S、S→S、T→S→T。编码供录像摘记，不在未做一致性检验时报告比率。课型边界的把握亦应服务核心素养导向的课堂教学（余文森），使学生的真实表达成为可见目标。</w:t>
       </w:r>
     </w:p>
     <w:p>
@@ -6228,8 +6481,8 @@
       <w:r>
         <w:drawing>
           <wp:inline xmlns:a="http://schemas.openxmlformats.org/drawingml/2006/main" xmlns:pic="http://schemas.openxmlformats.org/drawingml/2006/picture">
-            <wp:extent cx="2723919" cy="6300000"/>
-            <wp:docPr id="10" name="Picture 10"/>
+            <wp:extent cx="2718921" cy="6300000"/>
+            <wp:docPr id="13" name="Picture 13"/>
             <wp:cNvGraphicFramePr>
               <a:graphicFrameLocks noChangeAspect="1"/>
             </wp:cNvGraphicFramePr>
@@ -6241,7 +6494,7 @@
                     <pic:cNvPicPr/>
                   </pic:nvPicPr>
                   <pic:blipFill>
-                    <a:blip r:embed="rId20"/>
+                    <a:blip r:embed="rId23"/>
                     <a:stretch>
                       <a:fillRect/>
                     </a:stretch>
@@ -6249,7 +6502,7 @@
                   <pic:spPr>
                     <a:xfrm>
                       <a:off x="0" y="0"/>
-                      <a:ext cx="2723919" cy="6300000"/>
+                      <a:ext cx="2718921" cy="6300000"/>
                     </a:xfrm>
                     <a:prstGeom prst="rect"/>
                   </pic:spPr>
@@ -6275,25 +6528,7 @@
           <w:color w:val="000000"/>
           <w:sz w:val="21"/>
         </w:rPr>
-        <w:t>图10　成效与观察工具合集：（a）公开朗读反馈（非本文实验）；（b）六维观察示意；（c）T/S/AI编码</w:t>
-      </w:r>
-    </w:p>
-    <w:p>
-      <w:pPr>
-        <w:keepNext w:val="0"/>
-        <w:widowControl/>
-        <w:spacing w:before="0" w:after="0" w:line="360" w:lineRule="auto"/>
-        <w:ind w:firstLine="480"/>
-        <w:jc w:val="both"/>
-      </w:pPr>
-      <w:r>
-        <w:rPr>
-          <w:rFonts w:ascii="Times New Roman" w:hAnsi="Times New Roman" w:eastAsia="宋体" w:cs="Times New Roman"/>
-          <w:b w:val="0"/>
-          <w:color w:val="000000"/>
-          <w:sz w:val="24"/>
-        </w:rPr>
-        <w:t>数据来源：首都之窗等对京师附小相关教学展示的公开报道。</w:t>
+        <w:t>图13 成效与观察工具合集：（a）公开朗读反馈（非本文实验）；（b）六维观察示意；（c）T/S/AI编码</w:t>
       </w:r>
     </w:p>
     <w:p>
@@ -6311,7 +6546,7 @@
           <w:color w:val="000000"/>
           <w:sz w:val="21"/>
         </w:rPr>
-        <w:t>表7　AI赋能小学语文课堂互动质量观察量表</w:t>
+        <w:t>表7 AI赋能小学语文课堂互动质量观察量表</w:t>
       </w:r>
     </w:p>
     <w:tbl>
@@ -6329,17 +6564,20 @@
         </w:tblBorders>
       </w:tblPr>
       <w:tblGrid>
-        <w:gridCol w:w="1455"/>
-        <w:gridCol w:w="1455"/>
-        <w:gridCol w:w="1455"/>
-        <w:gridCol w:w="1455"/>
-        <w:gridCol w:w="1455"/>
-        <w:gridCol w:w="1455"/>
+        <w:gridCol w:w="1385"/>
+        <w:gridCol w:w="1385"/>
+        <w:gridCol w:w="1385"/>
+        <w:gridCol w:w="1385"/>
+        <w:gridCol w:w="1385"/>
+        <w:gridCol w:w="1385"/>
       </w:tblGrid>
       <w:tr>
+        <w:trPr>
+          <w:tblHeader/>
+        </w:trPr>
         <w:tc>
           <w:tcPr>
-            <w:tcW w:type="dxa" w:w="1455"/>
+            <w:tcW w:type="dxa" w:w="1385"/>
             <w:tcBorders>
               <w:left w:val="nil" w:sz="0" w:space="0" w:color="000000"/>
               <w:right w:val="nil" w:sz="0" w:space="0" w:color="000000"/>
@@ -6366,7 +6604,7 @@
         </w:tc>
         <w:tc>
           <w:tcPr>
-            <w:tcW w:type="dxa" w:w="1455"/>
+            <w:tcW w:type="dxa" w:w="1385"/>
             <w:tcBorders>
               <w:left w:val="nil" w:sz="0" w:space="0" w:color="000000"/>
               <w:right w:val="nil" w:sz="0" w:space="0" w:color="000000"/>
@@ -6393,7 +6631,7 @@
         </w:tc>
         <w:tc>
           <w:tcPr>
-            <w:tcW w:type="dxa" w:w="1455"/>
+            <w:tcW w:type="dxa" w:w="1385"/>
             <w:tcBorders>
               <w:left w:val="nil" w:sz="0" w:space="0" w:color="000000"/>
               <w:right w:val="nil" w:sz="0" w:space="0" w:color="000000"/>
@@ -6420,7 +6658,7 @@
         </w:tc>
         <w:tc>
           <w:tcPr>
-            <w:tcW w:type="dxa" w:w="1455"/>
+            <w:tcW w:type="dxa" w:w="1385"/>
             <w:tcBorders>
               <w:left w:val="nil" w:sz="0" w:space="0" w:color="000000"/>
               <w:right w:val="nil" w:sz="0" w:space="0" w:color="000000"/>
@@ -6447,7 +6685,7 @@
         </w:tc>
         <w:tc>
           <w:tcPr>
-            <w:tcW w:type="dxa" w:w="1455"/>
+            <w:tcW w:type="dxa" w:w="1385"/>
             <w:tcBorders>
               <w:left w:val="nil" w:sz="0" w:space="0" w:color="000000"/>
               <w:right w:val="nil" w:sz="0" w:space="0" w:color="000000"/>
@@ -6474,7 +6712,7 @@
         </w:tc>
         <w:tc>
           <w:tcPr>
-            <w:tcW w:type="dxa" w:w="1455"/>
+            <w:tcW w:type="dxa" w:w="1385"/>
             <w:tcBorders>
               <w:left w:val="nil" w:sz="0" w:space="0" w:color="000000"/>
               <w:right w:val="nil" w:sz="0" w:space="0" w:color="000000"/>
@@ -6503,7 +6741,7 @@
       <w:tr>
         <w:tc>
           <w:tcPr>
-            <w:tcW w:type="dxa" w:w="1455"/>
+            <w:tcW w:type="dxa" w:w="1385"/>
             <w:tcBorders>
               <w:left w:val="nil" w:sz="0" w:space="0" w:color="000000"/>
               <w:right w:val="nil" w:sz="0" w:space="0" w:color="000000"/>
@@ -6530,7 +6768,7 @@
         </w:tc>
         <w:tc>
           <w:tcPr>
-            <w:tcW w:type="dxa" w:w="1455"/>
+            <w:tcW w:type="dxa" w:w="1385"/>
             <w:tcBorders>
               <w:left w:val="nil" w:sz="0" w:space="0" w:color="000000"/>
               <w:right w:val="nil" w:sz="0" w:space="0" w:color="000000"/>
@@ -6551,13 +6789,13 @@
                 <w:color w:val="000000"/>
                 <w:sz w:val="21"/>
               </w:rPr>
-              <w:t>是否存在分析、比较、评价、创造问题</w:t>
+              <w:t>是否存在分析、比较、评价、创造</w:t>
             </w:r>
           </w:p>
         </w:tc>
         <w:tc>
           <w:tcPr>
-            <w:tcW w:type="dxa" w:w="1455"/>
+            <w:tcW w:type="dxa" w:w="1385"/>
             <w:tcBorders>
               <w:left w:val="nil" w:sz="0" w:space="0" w:color="000000"/>
               <w:right w:val="nil" w:sz="0" w:space="0" w:color="000000"/>
@@ -6584,7 +6822,7 @@
         </w:tc>
         <w:tc>
           <w:tcPr>
-            <w:tcW w:type="dxa" w:w="1455"/>
+            <w:tcW w:type="dxa" w:w="1385"/>
             <w:tcBorders>
               <w:left w:val="nil" w:sz="0" w:space="0" w:color="000000"/>
               <w:right w:val="nil" w:sz="0" w:space="0" w:color="000000"/>
@@ -6611,7 +6849,7 @@
         </w:tc>
         <w:tc>
           <w:tcPr>
-            <w:tcW w:type="dxa" w:w="1455"/>
+            <w:tcW w:type="dxa" w:w="1385"/>
             <w:tcBorders>
               <w:left w:val="nil" w:sz="0" w:space="0" w:color="000000"/>
               <w:right w:val="nil" w:sz="0" w:space="0" w:color="000000"/>
@@ -6638,7 +6876,7 @@
         </w:tc>
         <w:tc>
           <w:tcPr>
-            <w:tcW w:type="dxa" w:w="1455"/>
+            <w:tcW w:type="dxa" w:w="1385"/>
             <w:tcBorders>
               <w:left w:val="nil" w:sz="0" w:space="0" w:color="000000"/>
               <w:right w:val="nil" w:sz="0" w:space="0" w:color="000000"/>
@@ -6667,7 +6905,7 @@
       <w:tr>
         <w:tc>
           <w:tcPr>
-            <w:tcW w:type="dxa" w:w="1455"/>
+            <w:tcW w:type="dxa" w:w="1385"/>
             <w:tcBorders>
               <w:left w:val="nil" w:sz="0" w:space="0" w:color="000000"/>
               <w:right w:val="nil" w:sz="0" w:space="0" w:color="000000"/>
@@ -6694,7 +6932,7 @@
         </w:tc>
         <w:tc>
           <w:tcPr>
-            <w:tcW w:type="dxa" w:w="1455"/>
+            <w:tcW w:type="dxa" w:w="1385"/>
             <w:tcBorders>
               <w:left w:val="nil" w:sz="0" w:space="0" w:color="000000"/>
               <w:right w:val="nil" w:sz="0" w:space="0" w:color="000000"/>
@@ -6721,7 +6959,7 @@
         </w:tc>
         <w:tc>
           <w:tcPr>
-            <w:tcW w:type="dxa" w:w="1455"/>
+            <w:tcW w:type="dxa" w:w="1385"/>
             <w:tcBorders>
               <w:left w:val="nil" w:sz="0" w:space="0" w:color="000000"/>
               <w:right w:val="nil" w:sz="0" w:space="0" w:color="000000"/>
@@ -6748,7 +6986,7 @@
         </w:tc>
         <w:tc>
           <w:tcPr>
-            <w:tcW w:type="dxa" w:w="1455"/>
+            <w:tcW w:type="dxa" w:w="1385"/>
             <w:tcBorders>
               <w:left w:val="nil" w:sz="0" w:space="0" w:color="000000"/>
               <w:right w:val="nil" w:sz="0" w:space="0" w:color="000000"/>
@@ -6775,7 +7013,7 @@
         </w:tc>
         <w:tc>
           <w:tcPr>
-            <w:tcW w:type="dxa" w:w="1455"/>
+            <w:tcW w:type="dxa" w:w="1385"/>
             <w:tcBorders>
               <w:left w:val="nil" w:sz="0" w:space="0" w:color="000000"/>
               <w:right w:val="nil" w:sz="0" w:space="0" w:color="000000"/>
@@ -6802,7 +7040,7 @@
         </w:tc>
         <w:tc>
           <w:tcPr>
-            <w:tcW w:type="dxa" w:w="1455"/>
+            <w:tcW w:type="dxa" w:w="1385"/>
             <w:tcBorders>
               <w:left w:val="nil" w:sz="0" w:space="0" w:color="000000"/>
               <w:right w:val="nil" w:sz="0" w:space="0" w:color="000000"/>
@@ -6831,7 +7069,7 @@
       <w:tr>
         <w:tc>
           <w:tcPr>
-            <w:tcW w:type="dxa" w:w="1455"/>
+            <w:tcW w:type="dxa" w:w="1385"/>
             <w:tcBorders>
               <w:left w:val="nil" w:sz="0" w:space="0" w:color="000000"/>
               <w:right w:val="nil" w:sz="0" w:space="0" w:color="000000"/>
@@ -6858,7 +7096,7 @@
         </w:tc>
         <w:tc>
           <w:tcPr>
-            <w:tcW w:type="dxa" w:w="1455"/>
+            <w:tcW w:type="dxa" w:w="1385"/>
             <w:tcBorders>
               <w:left w:val="nil" w:sz="0" w:space="0" w:color="000000"/>
               <w:right w:val="nil" w:sz="0" w:space="0" w:color="000000"/>
@@ -6885,7 +7123,7 @@
         </w:tc>
         <w:tc>
           <w:tcPr>
-            <w:tcW w:type="dxa" w:w="1455"/>
+            <w:tcW w:type="dxa" w:w="1385"/>
             <w:tcBorders>
               <w:left w:val="nil" w:sz="0" w:space="0" w:color="000000"/>
               <w:right w:val="nil" w:sz="0" w:space="0" w:color="000000"/>
@@ -6912,7 +7150,7 @@
         </w:tc>
         <w:tc>
           <w:tcPr>
-            <w:tcW w:type="dxa" w:w="1455"/>
+            <w:tcW w:type="dxa" w:w="1385"/>
             <w:tcBorders>
               <w:left w:val="nil" w:sz="0" w:space="0" w:color="000000"/>
               <w:right w:val="nil" w:sz="0" w:space="0" w:color="000000"/>
@@ -6939,7 +7177,7 @@
         </w:tc>
         <w:tc>
           <w:tcPr>
-            <w:tcW w:type="dxa" w:w="1455"/>
+            <w:tcW w:type="dxa" w:w="1385"/>
             <w:tcBorders>
               <w:left w:val="nil" w:sz="0" w:space="0" w:color="000000"/>
               <w:right w:val="nil" w:sz="0" w:space="0" w:color="000000"/>
@@ -6966,7 +7204,7 @@
         </w:tc>
         <w:tc>
           <w:tcPr>
-            <w:tcW w:type="dxa" w:w="1455"/>
+            <w:tcW w:type="dxa" w:w="1385"/>
             <w:tcBorders>
               <w:left w:val="nil" w:sz="0" w:space="0" w:color="000000"/>
               <w:right w:val="nil" w:sz="0" w:space="0" w:color="000000"/>
@@ -6995,7 +7233,7 @@
       <w:tr>
         <w:tc>
           <w:tcPr>
-            <w:tcW w:type="dxa" w:w="1455"/>
+            <w:tcW w:type="dxa" w:w="1385"/>
             <w:tcBorders>
               <w:left w:val="nil" w:sz="0" w:space="0" w:color="000000"/>
               <w:right w:val="nil" w:sz="0" w:space="0" w:color="000000"/>
@@ -7022,7 +7260,7 @@
         </w:tc>
         <w:tc>
           <w:tcPr>
-            <w:tcW w:type="dxa" w:w="1455"/>
+            <w:tcW w:type="dxa" w:w="1385"/>
             <w:tcBorders>
               <w:left w:val="nil" w:sz="0" w:space="0" w:color="000000"/>
               <w:right w:val="nil" w:sz="0" w:space="0" w:color="000000"/>
@@ -7049,7 +7287,7 @@
         </w:tc>
         <w:tc>
           <w:tcPr>
-            <w:tcW w:type="dxa" w:w="1455"/>
+            <w:tcW w:type="dxa" w:w="1385"/>
             <w:tcBorders>
               <w:left w:val="nil" w:sz="0" w:space="0" w:color="000000"/>
               <w:right w:val="nil" w:sz="0" w:space="0" w:color="000000"/>
@@ -7076,7 +7314,7 @@
         </w:tc>
         <w:tc>
           <w:tcPr>
-            <w:tcW w:type="dxa" w:w="1455"/>
+            <w:tcW w:type="dxa" w:w="1385"/>
             <w:tcBorders>
               <w:left w:val="nil" w:sz="0" w:space="0" w:color="000000"/>
               <w:right w:val="nil" w:sz="0" w:space="0" w:color="000000"/>
@@ -7103,7 +7341,7 @@
         </w:tc>
         <w:tc>
           <w:tcPr>
-            <w:tcW w:type="dxa" w:w="1455"/>
+            <w:tcW w:type="dxa" w:w="1385"/>
             <w:tcBorders>
               <w:left w:val="nil" w:sz="0" w:space="0" w:color="000000"/>
               <w:right w:val="nil" w:sz="0" w:space="0" w:color="000000"/>
@@ -7130,7 +7368,7 @@
         </w:tc>
         <w:tc>
           <w:tcPr>
-            <w:tcW w:type="dxa" w:w="1455"/>
+            <w:tcW w:type="dxa" w:w="1385"/>
             <w:tcBorders>
               <w:left w:val="nil" w:sz="0" w:space="0" w:color="000000"/>
               <w:right w:val="nil" w:sz="0" w:space="0" w:color="000000"/>
@@ -7159,7 +7397,7 @@
       <w:tr>
         <w:tc>
           <w:tcPr>
-            <w:tcW w:type="dxa" w:w="1455"/>
+            <w:tcW w:type="dxa" w:w="1385"/>
             <w:tcBorders>
               <w:left w:val="nil" w:sz="0" w:space="0" w:color="000000"/>
               <w:right w:val="nil" w:sz="0" w:space="0" w:color="000000"/>
@@ -7186,7 +7424,7 @@
         </w:tc>
         <w:tc>
           <w:tcPr>
-            <w:tcW w:type="dxa" w:w="1455"/>
+            <w:tcW w:type="dxa" w:w="1385"/>
             <w:tcBorders>
               <w:left w:val="nil" w:sz="0" w:space="0" w:color="000000"/>
               <w:right w:val="nil" w:sz="0" w:space="0" w:color="000000"/>
@@ -7213,7 +7451,7 @@
         </w:tc>
         <w:tc>
           <w:tcPr>
-            <w:tcW w:type="dxa" w:w="1455"/>
+            <w:tcW w:type="dxa" w:w="1385"/>
             <w:tcBorders>
               <w:left w:val="nil" w:sz="0" w:space="0" w:color="000000"/>
               <w:right w:val="nil" w:sz="0" w:space="0" w:color="000000"/>
@@ -7240,7 +7478,7 @@
         </w:tc>
         <w:tc>
           <w:tcPr>
-            <w:tcW w:type="dxa" w:w="1455"/>
+            <w:tcW w:type="dxa" w:w="1385"/>
             <w:tcBorders>
               <w:left w:val="nil" w:sz="0" w:space="0" w:color="000000"/>
               <w:right w:val="nil" w:sz="0" w:space="0" w:color="000000"/>
@@ -7267,7 +7505,7 @@
         </w:tc>
         <w:tc>
           <w:tcPr>
-            <w:tcW w:type="dxa" w:w="1455"/>
+            <w:tcW w:type="dxa" w:w="1385"/>
             <w:tcBorders>
               <w:left w:val="nil" w:sz="0" w:space="0" w:color="000000"/>
               <w:right w:val="nil" w:sz="0" w:space="0" w:color="000000"/>
@@ -7294,7 +7532,7 @@
         </w:tc>
         <w:tc>
           <w:tcPr>
-            <w:tcW w:type="dxa" w:w="1455"/>
+            <w:tcW w:type="dxa" w:w="1385"/>
             <w:tcBorders>
               <w:left w:val="nil" w:sz="0" w:space="0" w:color="000000"/>
               <w:right w:val="nil" w:sz="0" w:space="0" w:color="000000"/>
@@ -7323,7 +7561,7 @@
       <w:tr>
         <w:tc>
           <w:tcPr>
-            <w:tcW w:type="dxa" w:w="1455"/>
+            <w:tcW w:type="dxa" w:w="1385"/>
             <w:tcBorders>
               <w:left w:val="nil" w:sz="0" w:space="0" w:color="000000"/>
               <w:right w:val="nil" w:sz="0" w:space="0" w:color="000000"/>
@@ -7350,7 +7588,7 @@
         </w:tc>
         <w:tc>
           <w:tcPr>
-            <w:tcW w:type="dxa" w:w="1455"/>
+            <w:tcW w:type="dxa" w:w="1385"/>
             <w:tcBorders>
               <w:left w:val="nil" w:sz="0" w:space="0" w:color="000000"/>
               <w:right w:val="nil" w:sz="0" w:space="0" w:color="000000"/>
@@ -7377,7 +7615,7 @@
         </w:tc>
         <w:tc>
           <w:tcPr>
-            <w:tcW w:type="dxa" w:w="1455"/>
+            <w:tcW w:type="dxa" w:w="1385"/>
             <w:tcBorders>
               <w:left w:val="nil" w:sz="0" w:space="0" w:color="000000"/>
               <w:right w:val="nil" w:sz="0" w:space="0" w:color="000000"/>
@@ -7404,7 +7642,7 @@
         </w:tc>
         <w:tc>
           <w:tcPr>
-            <w:tcW w:type="dxa" w:w="1455"/>
+            <w:tcW w:type="dxa" w:w="1385"/>
             <w:tcBorders>
               <w:left w:val="nil" w:sz="0" w:space="0" w:color="000000"/>
               <w:right w:val="nil" w:sz="0" w:space="0" w:color="000000"/>
@@ -7431,7 +7669,7 @@
         </w:tc>
         <w:tc>
           <w:tcPr>
-            <w:tcW w:type="dxa" w:w="1455"/>
+            <w:tcW w:type="dxa" w:w="1385"/>
             <w:tcBorders>
               <w:left w:val="nil" w:sz="0" w:space="0" w:color="000000"/>
               <w:right w:val="nil" w:sz="0" w:space="0" w:color="000000"/>
@@ -7458,7 +7696,7 @@
         </w:tc>
         <w:tc>
           <w:tcPr>
-            <w:tcW w:type="dxa" w:w="1455"/>
+            <w:tcW w:type="dxa" w:w="1385"/>
             <w:tcBorders>
               <w:left w:val="nil" w:sz="0" w:space="0" w:color="000000"/>
               <w:right w:val="nil" w:sz="0" w:space="0" w:color="000000"/>
@@ -7487,7 +7725,7 @@
       <w:tr>
         <w:tc>
           <w:tcPr>
-            <w:tcW w:type="dxa" w:w="1455"/>
+            <w:tcW w:type="dxa" w:w="1385"/>
             <w:tcBorders>
               <w:left w:val="nil" w:sz="0" w:space="0" w:color="000000"/>
               <w:right w:val="nil" w:sz="0" w:space="0" w:color="000000"/>
@@ -7514,7 +7752,7 @@
         </w:tc>
         <w:tc>
           <w:tcPr>
-            <w:tcW w:type="dxa" w:w="1455"/>
+            <w:tcW w:type="dxa" w:w="1385"/>
             <w:tcBorders>
               <w:left w:val="nil" w:sz="0" w:space="0" w:color="000000"/>
               <w:right w:val="nil" w:sz="0" w:space="0" w:color="000000"/>
@@ -7541,7 +7779,7 @@
         </w:tc>
         <w:tc>
           <w:tcPr>
-            <w:tcW w:type="dxa" w:w="1455"/>
+            <w:tcW w:type="dxa" w:w="1385"/>
             <w:tcBorders>
               <w:left w:val="nil" w:sz="0" w:space="0" w:color="000000"/>
               <w:right w:val="nil" w:sz="0" w:space="0" w:color="000000"/>
@@ -7568,7 +7806,7 @@
         </w:tc>
         <w:tc>
           <w:tcPr>
-            <w:tcW w:type="dxa" w:w="1455"/>
+            <w:tcW w:type="dxa" w:w="1385"/>
             <w:tcBorders>
               <w:left w:val="nil" w:sz="0" w:space="0" w:color="000000"/>
               <w:right w:val="nil" w:sz="0" w:space="0" w:color="000000"/>
@@ -7595,7 +7833,7 @@
         </w:tc>
         <w:tc>
           <w:tcPr>
-            <w:tcW w:type="dxa" w:w="1455"/>
+            <w:tcW w:type="dxa" w:w="1385"/>
             <w:tcBorders>
               <w:left w:val="nil" w:sz="0" w:space="0" w:color="000000"/>
               <w:right w:val="nil" w:sz="0" w:space="0" w:color="000000"/>
@@ -7622,7 +7860,7 @@
         </w:tc>
         <w:tc>
           <w:tcPr>
-            <w:tcW w:type="dxa" w:w="1455"/>
+            <w:tcW w:type="dxa" w:w="1385"/>
             <w:tcBorders>
               <w:left w:val="nil" w:sz="0" w:space="0" w:color="000000"/>
               <w:right w:val="nil" w:sz="0" w:space="0" w:color="000000"/>
@@ -7664,7 +7902,7 @@
           <w:color w:val="000000"/>
           <w:sz w:val="21"/>
         </w:rPr>
-        <w:t>表8　课中多向互动观察简表（供教师课后复盘）</w:t>
+        <w:t>表8 课中多向互动观察简表（供教师课后复盘）</w:t>
       </w:r>
     </w:p>
     <w:tbl>
@@ -7682,15 +7920,18 @@
         </w:tblBorders>
       </w:tblPr>
       <w:tblGrid>
-        <w:gridCol w:w="2183"/>
-        <w:gridCol w:w="2183"/>
-        <w:gridCol w:w="2183"/>
-        <w:gridCol w:w="2183"/>
+        <w:gridCol w:w="2078"/>
+        <w:gridCol w:w="2078"/>
+        <w:gridCol w:w="2078"/>
+        <w:gridCol w:w="2078"/>
       </w:tblGrid>
       <w:tr>
+        <w:trPr>
+          <w:tblHeader/>
+        </w:trPr>
         <w:tc>
           <w:tcPr>
-            <w:tcW w:type="dxa" w:w="2183"/>
+            <w:tcW w:type="dxa" w:w="2078"/>
             <w:tcBorders>
               <w:left w:val="nil" w:sz="0" w:space="0" w:color="000000"/>
               <w:right w:val="nil" w:sz="0" w:space="0" w:color="000000"/>
@@ -7717,7 +7958,7 @@
         </w:tc>
         <w:tc>
           <w:tcPr>
-            <w:tcW w:type="dxa" w:w="2183"/>
+            <w:tcW w:type="dxa" w:w="2078"/>
             <w:tcBorders>
               <w:left w:val="nil" w:sz="0" w:space="0" w:color="000000"/>
               <w:right w:val="nil" w:sz="0" w:space="0" w:color="000000"/>
@@ -7744,7 +7985,7 @@
         </w:tc>
         <w:tc>
           <w:tcPr>
-            <w:tcW w:type="dxa" w:w="2183"/>
+            <w:tcW w:type="dxa" w:w="2078"/>
             <w:tcBorders>
               <w:left w:val="nil" w:sz="0" w:space="0" w:color="000000"/>
               <w:right w:val="nil" w:sz="0" w:space="0" w:color="000000"/>
@@ -7765,13 +8006,13 @@
                 <w:color w:val="000000"/>
                 <w:sz w:val="21"/>
               </w:rPr>
-              <w:t>等级（优／良／待改进）</w:t>
+              <w:t>等级（优/良/待改进）</w:t>
             </w:r>
           </w:p>
         </w:tc>
         <w:tc>
           <w:tcPr>
-            <w:tcW w:type="dxa" w:w="2183"/>
+            <w:tcW w:type="dxa" w:w="2078"/>
             <w:tcBorders>
               <w:left w:val="nil" w:sz="0" w:space="0" w:color="000000"/>
               <w:right w:val="nil" w:sz="0" w:space="0" w:color="000000"/>
@@ -7800,7 +8041,7 @@
       <w:tr>
         <w:tc>
           <w:tcPr>
-            <w:tcW w:type="dxa" w:w="2183"/>
+            <w:tcW w:type="dxa" w:w="2078"/>
             <w:tcBorders>
               <w:left w:val="nil" w:sz="0" w:space="0" w:color="000000"/>
               <w:right w:val="nil" w:sz="0" w:space="0" w:color="000000"/>
@@ -7827,7 +8068,7 @@
         </w:tc>
         <w:tc>
           <w:tcPr>
-            <w:tcW w:type="dxa" w:w="2183"/>
+            <w:tcW w:type="dxa" w:w="2078"/>
             <w:tcBorders>
               <w:left w:val="nil" w:sz="0" w:space="0" w:color="000000"/>
               <w:right w:val="nil" w:sz="0" w:space="0" w:color="000000"/>
@@ -7854,7 +8095,7 @@
         </w:tc>
         <w:tc>
           <w:tcPr>
-            <w:tcW w:type="dxa" w:w="2183"/>
+            <w:tcW w:type="dxa" w:w="2078"/>
             <w:tcBorders>
               <w:left w:val="nil" w:sz="0" w:space="0" w:color="000000"/>
               <w:right w:val="nil" w:sz="0" w:space="0" w:color="000000"/>
@@ -7880,7 +8121,7 @@
         </w:tc>
         <w:tc>
           <w:tcPr>
-            <w:tcW w:type="dxa" w:w="2183"/>
+            <w:tcW w:type="dxa" w:w="2078"/>
             <w:tcBorders>
               <w:left w:val="nil" w:sz="0" w:space="0" w:color="000000"/>
               <w:right w:val="nil" w:sz="0" w:space="0" w:color="000000"/>
@@ -7909,7 +8150,7 @@
       <w:tr>
         <w:tc>
           <w:tcPr>
-            <w:tcW w:type="dxa" w:w="2183"/>
+            <w:tcW w:type="dxa" w:w="2078"/>
             <w:tcBorders>
               <w:left w:val="nil" w:sz="0" w:space="0" w:color="000000"/>
               <w:right w:val="nil" w:sz="0" w:space="0" w:color="000000"/>
@@ -7936,7 +8177,7 @@
         </w:tc>
         <w:tc>
           <w:tcPr>
-            <w:tcW w:type="dxa" w:w="2183"/>
+            <w:tcW w:type="dxa" w:w="2078"/>
             <w:tcBorders>
               <w:left w:val="nil" w:sz="0" w:space="0" w:color="000000"/>
               <w:right w:val="nil" w:sz="0" w:space="0" w:color="000000"/>
@@ -7957,13 +8198,13 @@
                 <w:color w:val="000000"/>
                 <w:sz w:val="21"/>
               </w:rPr>
-              <w:t>发言是否超出少数固定学生，小组是否人人有任务</w:t>
+              <w:t>发言是否超出少数固定学生；小组是否人人有任务</w:t>
             </w:r>
           </w:p>
         </w:tc>
         <w:tc>
           <w:tcPr>
-            <w:tcW w:type="dxa" w:w="2183"/>
+            <w:tcW w:type="dxa" w:w="2078"/>
             <w:tcBorders>
               <w:left w:val="nil" w:sz="0" w:space="0" w:color="000000"/>
               <w:right w:val="nil" w:sz="0" w:space="0" w:color="000000"/>
@@ -7989,7 +8230,7 @@
         </w:tc>
         <w:tc>
           <w:tcPr>
-            <w:tcW w:type="dxa" w:w="2183"/>
+            <w:tcW w:type="dxa" w:w="2078"/>
             <w:tcBorders>
               <w:left w:val="nil" w:sz="0" w:space="0" w:color="000000"/>
               <w:right w:val="nil" w:sz="0" w:space="0" w:color="000000"/>
@@ -8018,7 +8259,7 @@
       <w:tr>
         <w:tc>
           <w:tcPr>
-            <w:tcW w:type="dxa" w:w="2183"/>
+            <w:tcW w:type="dxa" w:w="2078"/>
             <w:tcBorders>
               <w:left w:val="nil" w:sz="0" w:space="0" w:color="000000"/>
               <w:right w:val="nil" w:sz="0" w:space="0" w:color="000000"/>
@@ -8045,7 +8286,7 @@
         </w:tc>
         <w:tc>
           <w:tcPr>
-            <w:tcW w:type="dxa" w:w="2183"/>
+            <w:tcW w:type="dxa" w:w="2078"/>
             <w:tcBorders>
               <w:left w:val="nil" w:sz="0" w:space="0" w:color="000000"/>
               <w:right w:val="nil" w:sz="0" w:space="0" w:color="000000"/>
@@ -8072,7 +8313,7 @@
         </w:tc>
         <w:tc>
           <w:tcPr>
-            <w:tcW w:type="dxa" w:w="2183"/>
+            <w:tcW w:type="dxa" w:w="2078"/>
             <w:tcBorders>
               <w:left w:val="nil" w:sz="0" w:space="0" w:color="000000"/>
               <w:right w:val="nil" w:sz="0" w:space="0" w:color="000000"/>
@@ -8098,7 +8339,7 @@
         </w:tc>
         <w:tc>
           <w:tcPr>
-            <w:tcW w:type="dxa" w:w="2183"/>
+            <w:tcW w:type="dxa" w:w="2078"/>
             <w:tcBorders>
               <w:left w:val="nil" w:sz="0" w:space="0" w:color="000000"/>
               <w:right w:val="nil" w:sz="0" w:space="0" w:color="000000"/>
@@ -8127,7 +8368,7 @@
       <w:tr>
         <w:tc>
           <w:tcPr>
-            <w:tcW w:type="dxa" w:w="2183"/>
+            <w:tcW w:type="dxa" w:w="2078"/>
             <w:tcBorders>
               <w:left w:val="nil" w:sz="0" w:space="0" w:color="000000"/>
               <w:right w:val="nil" w:sz="0" w:space="0" w:color="000000"/>
@@ -8154,7 +8395,7 @@
         </w:tc>
         <w:tc>
           <w:tcPr>
-            <w:tcW w:type="dxa" w:w="2183"/>
+            <w:tcW w:type="dxa" w:w="2078"/>
             <w:tcBorders>
               <w:left w:val="nil" w:sz="0" w:space="0" w:color="000000"/>
               <w:right w:val="nil" w:sz="0" w:space="0" w:color="000000"/>
@@ -8175,13 +8416,13 @@
                 <w:color w:val="000000"/>
                 <w:sz w:val="21"/>
               </w:rPr>
-              <w:t>是否只提供支架，终答是否由学生完成</w:t>
+              <w:t>是否只提供支架；答案是否由学生完成</w:t>
             </w:r>
           </w:p>
         </w:tc>
         <w:tc>
           <w:tcPr>
-            <w:tcW w:type="dxa" w:w="2183"/>
+            <w:tcW w:type="dxa" w:w="2078"/>
             <w:tcBorders>
               <w:left w:val="nil" w:sz="0" w:space="0" w:color="000000"/>
               <w:right w:val="nil" w:sz="0" w:space="0" w:color="000000"/>
@@ -8207,7 +8448,7 @@
         </w:tc>
         <w:tc>
           <w:tcPr>
-            <w:tcW w:type="dxa" w:w="2183"/>
+            <w:tcW w:type="dxa" w:w="2078"/>
             <w:tcBorders>
               <w:left w:val="nil" w:sz="0" w:space="0" w:color="000000"/>
               <w:right w:val="nil" w:sz="0" w:space="0" w:color="000000"/>
@@ -8228,7 +8469,7 @@
                 <w:color w:val="000000"/>
                 <w:sz w:val="21"/>
               </w:rPr>
-              <w:t>AI1–AI5</w:t>
+              <w:t>AI1—AI5</w:t>
             </w:r>
           </w:p>
         </w:tc>
@@ -8236,7 +8477,7 @@
       <w:tr>
         <w:tc>
           <w:tcPr>
-            <w:tcW w:type="dxa" w:w="2183"/>
+            <w:tcW w:type="dxa" w:w="2078"/>
             <w:tcBorders>
               <w:left w:val="nil" w:sz="0" w:space="0" w:color="000000"/>
               <w:right w:val="nil" w:sz="0" w:space="0" w:color="000000"/>
@@ -8263,7 +8504,7 @@
         </w:tc>
         <w:tc>
           <w:tcPr>
-            <w:tcW w:type="dxa" w:w="2183"/>
+            <w:tcW w:type="dxa" w:w="2078"/>
             <w:tcBorders>
               <w:left w:val="nil" w:sz="0" w:space="0" w:color="000000"/>
               <w:right w:val="nil" w:sz="0" w:space="0" w:color="000000"/>
@@ -8290,7 +8531,7 @@
         </w:tc>
         <w:tc>
           <w:tcPr>
-            <w:tcW w:type="dxa" w:w="2183"/>
+            <w:tcW w:type="dxa" w:w="2078"/>
             <w:tcBorders>
               <w:left w:val="nil" w:sz="0" w:space="0" w:color="000000"/>
               <w:right w:val="nil" w:sz="0" w:space="0" w:color="000000"/>
@@ -8316,7 +8557,7 @@
         </w:tc>
         <w:tc>
           <w:tcPr>
-            <w:tcW w:type="dxa" w:w="2183"/>
+            <w:tcW w:type="dxa" w:w="2078"/>
             <w:tcBorders>
               <w:left w:val="nil" w:sz="0" w:space="0" w:color="000000"/>
               <w:right w:val="nil" w:sz="0" w:space="0" w:color="000000"/>
@@ -8345,7 +8586,7 @@
       <w:tr>
         <w:tc>
           <w:tcPr>
-            <w:tcW w:type="dxa" w:w="2183"/>
+            <w:tcW w:type="dxa" w:w="2078"/>
             <w:tcBorders>
               <w:left w:val="nil" w:sz="0" w:space="0" w:color="000000"/>
               <w:right w:val="nil" w:sz="0" w:space="0" w:color="000000"/>
@@ -8372,7 +8613,7 @@
         </w:tc>
         <w:tc>
           <w:tcPr>
-            <w:tcW w:type="dxa" w:w="2183"/>
+            <w:tcW w:type="dxa" w:w="2078"/>
             <w:tcBorders>
               <w:left w:val="nil" w:sz="0" w:space="0" w:color="000000"/>
               <w:right w:val="nil" w:sz="0" w:space="0" w:color="000000"/>
@@ -8399,7 +8640,7 @@
         </w:tc>
         <w:tc>
           <w:tcPr>
-            <w:tcW w:type="dxa" w:w="2183"/>
+            <w:tcW w:type="dxa" w:w="2078"/>
             <w:tcBorders>
               <w:left w:val="nil" w:sz="0" w:space="0" w:color="000000"/>
               <w:right w:val="nil" w:sz="0" w:space="0" w:color="000000"/>
@@ -8425,7 +8666,7 @@
         </w:tc>
         <w:tc>
           <w:tcPr>
-            <w:tcW w:type="dxa" w:w="2183"/>
+            <w:tcW w:type="dxa" w:w="2078"/>
             <w:tcBorders>
               <w:left w:val="nil" w:sz="0" w:space="0" w:color="000000"/>
               <w:right w:val="nil" w:sz="0" w:space="0" w:color="000000"/>
@@ -8486,7 +8727,7 @@
           <w:color w:val="000000"/>
           <w:sz w:val="24"/>
         </w:rPr>
-        <w:t>区域习作教研已形成可迁移的备课闭环：个人初备成个案，集体研讨成共案，个性化修改成特案，课后反思成定案。同课异构里，一类课重规性支架与评价量规，一类课重任务驱动与活性情境，二者都要把“写什么、怎么写、用什么标准改”对学生可见。建议以单元为周期，把这一闭环与观察量表、课堂实录合起来，专门比较“AI给终答”和“AI只给支架”两种设计下学生表达的差异。复盘看的不是工具出场次数，而是信息交互有没有抵达概念交互，情意回应有没有发生。</w:t>
+        <w:t>区域习作教研已形成可迁移的备课闭环：个人初备成个案，集体研讨成共案，个性化修改成特案，课后反思成定案。同课异构中，一类课重规范性支架与评价量规，一类课重任务驱动与活性情境，二者都要将“写什么、怎么写、用什么标准改”对学生可见。建议以单元为周期，将该闭环与观察量表、课堂实录结合，专门比较“AI给终答”和“AI只给支架”两种设计下学生表达的差异。复盘看的不是工具出场次数，而是信息交互有没有抵达概念交互，情意回应有没有发生。读写贯通的单元设计给出的“以终为始”思路可供借鉴：先确定单元写作输出任务，再倒推课时目标，用“作者为什么写、写了哪些事件、情感如何变化”的问题链同时充当阅读路径与写作构思路径，并增设比较归纳课提炼共性读写策略。思维导图则将“写什么、按什么顺序、用什么描写”的布局外显化，防止学生行文过半联想断线。</w:t>
       </w:r>
     </w:p>
     <w:p>
@@ -8504,7 +8745,7 @@
           <w:color w:val="000000"/>
           <w:sz w:val="21"/>
         </w:rPr>
-        <w:t>表9　课后循证复盘记录表</w:t>
+        <w:t>表9 课后循证复盘记录表</w:t>
       </w:r>
     </w:p>
     <w:tbl>
@@ -8522,15 +8763,18 @@
         </w:tblBorders>
       </w:tblPr>
       <w:tblGrid>
-        <w:gridCol w:w="2183"/>
-        <w:gridCol w:w="2183"/>
-        <w:gridCol w:w="2183"/>
-        <w:gridCol w:w="2183"/>
+        <w:gridCol w:w="2078"/>
+        <w:gridCol w:w="2078"/>
+        <w:gridCol w:w="2078"/>
+        <w:gridCol w:w="2078"/>
       </w:tblGrid>
       <w:tr>
+        <w:trPr>
+          <w:tblHeader/>
+        </w:trPr>
         <w:tc>
           <w:tcPr>
-            <w:tcW w:type="dxa" w:w="2183"/>
+            <w:tcW w:type="dxa" w:w="2078"/>
             <w:tcBorders>
               <w:left w:val="nil" w:sz="0" w:space="0" w:color="000000"/>
               <w:right w:val="nil" w:sz="0" w:space="0" w:color="000000"/>
@@ -8557,7 +8801,7 @@
         </w:tc>
         <w:tc>
           <w:tcPr>
-            <w:tcW w:type="dxa" w:w="2183"/>
+            <w:tcW w:type="dxa" w:w="2078"/>
             <w:tcBorders>
               <w:left w:val="nil" w:sz="0" w:space="0" w:color="000000"/>
               <w:right w:val="nil" w:sz="0" w:space="0" w:color="000000"/>
@@ -8584,7 +8828,7 @@
         </w:tc>
         <w:tc>
           <w:tcPr>
-            <w:tcW w:type="dxa" w:w="2183"/>
+            <w:tcW w:type="dxa" w:w="2078"/>
             <w:tcBorders>
               <w:left w:val="nil" w:sz="0" w:space="0" w:color="000000"/>
               <w:right w:val="nil" w:sz="0" w:space="0" w:color="000000"/>
@@ -8611,7 +8855,7 @@
         </w:tc>
         <w:tc>
           <w:tcPr>
-            <w:tcW w:type="dxa" w:w="2183"/>
+            <w:tcW w:type="dxa" w:w="2078"/>
             <w:tcBorders>
               <w:left w:val="nil" w:sz="0" w:space="0" w:color="000000"/>
               <w:right w:val="nil" w:sz="0" w:space="0" w:color="000000"/>
@@ -8640,7 +8884,7 @@
       <w:tr>
         <w:tc>
           <w:tcPr>
-            <w:tcW w:type="dxa" w:w="2183"/>
+            <w:tcW w:type="dxa" w:w="2078"/>
             <w:tcBorders>
               <w:left w:val="nil" w:sz="0" w:space="0" w:color="000000"/>
               <w:right w:val="nil" w:sz="0" w:space="0" w:color="000000"/>
@@ -8667,7 +8911,7 @@
         </w:tc>
         <w:tc>
           <w:tcPr>
-            <w:tcW w:type="dxa" w:w="2183"/>
+            <w:tcW w:type="dxa" w:w="2078"/>
             <w:tcBorders>
               <w:left w:val="nil" w:sz="0" w:space="0" w:color="000000"/>
               <w:right w:val="nil" w:sz="0" w:space="0" w:color="000000"/>
@@ -8694,7 +8938,7 @@
         </w:tc>
         <w:tc>
           <w:tcPr>
-            <w:tcW w:type="dxa" w:w="2183"/>
+            <w:tcW w:type="dxa" w:w="2078"/>
             <w:tcBorders>
               <w:left w:val="nil" w:sz="0" w:space="0" w:color="000000"/>
               <w:right w:val="nil" w:sz="0" w:space="0" w:color="000000"/>
@@ -8720,7 +8964,7 @@
         </w:tc>
         <w:tc>
           <w:tcPr>
-            <w:tcW w:type="dxa" w:w="2183"/>
+            <w:tcW w:type="dxa" w:w="2078"/>
             <w:tcBorders>
               <w:left w:val="nil" w:sz="0" w:space="0" w:color="000000"/>
               <w:right w:val="nil" w:sz="0" w:space="0" w:color="000000"/>
@@ -8748,7 +8992,7 @@
       <w:tr>
         <w:tc>
           <w:tcPr>
-            <w:tcW w:type="dxa" w:w="2183"/>
+            <w:tcW w:type="dxa" w:w="2078"/>
             <w:tcBorders>
               <w:left w:val="nil" w:sz="0" w:space="0" w:color="000000"/>
               <w:right w:val="nil" w:sz="0" w:space="0" w:color="000000"/>
@@ -8775,7 +9019,7 @@
         </w:tc>
         <w:tc>
           <w:tcPr>
-            <w:tcW w:type="dxa" w:w="2183"/>
+            <w:tcW w:type="dxa" w:w="2078"/>
             <w:tcBorders>
               <w:left w:val="nil" w:sz="0" w:space="0" w:color="000000"/>
               <w:right w:val="nil" w:sz="0" w:space="0" w:color="000000"/>
@@ -8802,7 +9046,7 @@
         </w:tc>
         <w:tc>
           <w:tcPr>
-            <w:tcW w:type="dxa" w:w="2183"/>
+            <w:tcW w:type="dxa" w:w="2078"/>
             <w:tcBorders>
               <w:left w:val="nil" w:sz="0" w:space="0" w:color="000000"/>
               <w:right w:val="nil" w:sz="0" w:space="0" w:color="000000"/>
@@ -8828,7 +9072,7 @@
         </w:tc>
         <w:tc>
           <w:tcPr>
-            <w:tcW w:type="dxa" w:w="2183"/>
+            <w:tcW w:type="dxa" w:w="2078"/>
             <w:tcBorders>
               <w:left w:val="nil" w:sz="0" w:space="0" w:color="000000"/>
               <w:right w:val="nil" w:sz="0" w:space="0" w:color="000000"/>
@@ -8856,7 +9100,7 @@
       <w:tr>
         <w:tc>
           <w:tcPr>
-            <w:tcW w:type="dxa" w:w="2183"/>
+            <w:tcW w:type="dxa" w:w="2078"/>
             <w:tcBorders>
               <w:left w:val="nil" w:sz="0" w:space="0" w:color="000000"/>
               <w:right w:val="nil" w:sz="0" w:space="0" w:color="000000"/>
@@ -8883,7 +9127,7 @@
         </w:tc>
         <w:tc>
           <w:tcPr>
-            <w:tcW w:type="dxa" w:w="2183"/>
+            <w:tcW w:type="dxa" w:w="2078"/>
             <w:tcBorders>
               <w:left w:val="nil" w:sz="0" w:space="0" w:color="000000"/>
               <w:right w:val="nil" w:sz="0" w:space="0" w:color="000000"/>
@@ -8910,7 +9154,7 @@
         </w:tc>
         <w:tc>
           <w:tcPr>
-            <w:tcW w:type="dxa" w:w="2183"/>
+            <w:tcW w:type="dxa" w:w="2078"/>
             <w:tcBorders>
               <w:left w:val="nil" w:sz="0" w:space="0" w:color="000000"/>
               <w:right w:val="nil" w:sz="0" w:space="0" w:color="000000"/>
@@ -8936,7 +9180,7 @@
         </w:tc>
         <w:tc>
           <w:tcPr>
-            <w:tcW w:type="dxa" w:w="2183"/>
+            <w:tcW w:type="dxa" w:w="2078"/>
             <w:tcBorders>
               <w:left w:val="nil" w:sz="0" w:space="0" w:color="000000"/>
               <w:right w:val="nil" w:sz="0" w:space="0" w:color="000000"/>
@@ -8964,7 +9208,7 @@
       <w:tr>
         <w:tc>
           <w:tcPr>
-            <w:tcW w:type="dxa" w:w="2183"/>
+            <w:tcW w:type="dxa" w:w="2078"/>
             <w:tcBorders>
               <w:left w:val="nil" w:sz="0" w:space="0" w:color="000000"/>
               <w:right w:val="nil" w:sz="0" w:space="0" w:color="000000"/>
@@ -8991,7 +9235,7 @@
         </w:tc>
         <w:tc>
           <w:tcPr>
-            <w:tcW w:type="dxa" w:w="2183"/>
+            <w:tcW w:type="dxa" w:w="2078"/>
             <w:tcBorders>
               <w:left w:val="nil" w:sz="0" w:space="0" w:color="000000"/>
               <w:right w:val="nil" w:sz="0" w:space="0" w:color="000000"/>
@@ -9018,7 +9262,7 @@
         </w:tc>
         <w:tc>
           <w:tcPr>
-            <w:tcW w:type="dxa" w:w="2183"/>
+            <w:tcW w:type="dxa" w:w="2078"/>
             <w:tcBorders>
               <w:left w:val="nil" w:sz="0" w:space="0" w:color="000000"/>
               <w:right w:val="nil" w:sz="0" w:space="0" w:color="000000"/>
@@ -9044,7 +9288,7 @@
         </w:tc>
         <w:tc>
           <w:tcPr>
-            <w:tcW w:type="dxa" w:w="2183"/>
+            <w:tcW w:type="dxa" w:w="2078"/>
             <w:tcBorders>
               <w:left w:val="nil" w:sz="0" w:space="0" w:color="000000"/>
               <w:right w:val="nil" w:sz="0" w:space="0" w:color="000000"/>
@@ -9072,7 +9316,7 @@
       <w:tr>
         <w:tc>
           <w:tcPr>
-            <w:tcW w:type="dxa" w:w="2183"/>
+            <w:tcW w:type="dxa" w:w="2078"/>
             <w:tcBorders>
               <w:left w:val="nil" w:sz="0" w:space="0" w:color="000000"/>
               <w:right w:val="nil" w:sz="0" w:space="0" w:color="000000"/>
@@ -9099,7 +9343,7 @@
         </w:tc>
         <w:tc>
           <w:tcPr>
-            <w:tcW w:type="dxa" w:w="2183"/>
+            <w:tcW w:type="dxa" w:w="2078"/>
             <w:tcBorders>
               <w:left w:val="nil" w:sz="0" w:space="0" w:color="000000"/>
               <w:right w:val="nil" w:sz="0" w:space="0" w:color="000000"/>
@@ -9126,7 +9370,7 @@
         </w:tc>
         <w:tc>
           <w:tcPr>
-            <w:tcW w:type="dxa" w:w="2183"/>
+            <w:tcW w:type="dxa" w:w="2078"/>
             <w:tcBorders>
               <w:left w:val="nil" w:sz="0" w:space="0" w:color="000000"/>
               <w:right w:val="nil" w:sz="0" w:space="0" w:color="000000"/>
@@ -9152,7 +9396,7 @@
         </w:tc>
         <w:tc>
           <w:tcPr>
-            <w:tcW w:type="dxa" w:w="2183"/>
+            <w:tcW w:type="dxa" w:w="2078"/>
             <w:tcBorders>
               <w:left w:val="nil" w:sz="0" w:space="0" w:color="000000"/>
               <w:right w:val="nil" w:sz="0" w:space="0" w:color="000000"/>
@@ -9180,7 +9424,7 @@
       <w:tr>
         <w:tc>
           <w:tcPr>
-            <w:tcW w:type="dxa" w:w="2183"/>
+            <w:tcW w:type="dxa" w:w="2078"/>
             <w:tcBorders>
               <w:left w:val="nil" w:sz="0" w:space="0" w:color="000000"/>
               <w:right w:val="nil" w:sz="0" w:space="0" w:color="000000"/>
@@ -9207,7 +9451,7 @@
         </w:tc>
         <w:tc>
           <w:tcPr>
-            <w:tcW w:type="dxa" w:w="2183"/>
+            <w:tcW w:type="dxa" w:w="2078"/>
             <w:tcBorders>
               <w:left w:val="nil" w:sz="0" w:space="0" w:color="000000"/>
               <w:right w:val="nil" w:sz="0" w:space="0" w:color="000000"/>
@@ -9234,7 +9478,7 @@
         </w:tc>
         <w:tc>
           <w:tcPr>
-            <w:tcW w:type="dxa" w:w="2183"/>
+            <w:tcW w:type="dxa" w:w="2078"/>
             <w:tcBorders>
               <w:left w:val="nil" w:sz="0" w:space="0" w:color="000000"/>
               <w:right w:val="nil" w:sz="0" w:space="0" w:color="000000"/>
@@ -9260,7 +9504,7 @@
         </w:tc>
         <w:tc>
           <w:tcPr>
-            <w:tcW w:type="dxa" w:w="2183"/>
+            <w:tcW w:type="dxa" w:w="2078"/>
             <w:tcBorders>
               <w:left w:val="nil" w:sz="0" w:space="0" w:color="000000"/>
               <w:right w:val="nil" w:sz="0" w:space="0" w:color="000000"/>
@@ -9301,7 +9545,7 @@
           <w:color w:val="000000"/>
           <w:sz w:val="24"/>
         </w:rPr>
-        <w:t>三元协同是否成立，最终看三件事是否同时改善：发言覆盖是否拓宽，互动是否由信息层进入概念层，情意回应是否仍由人承担。图2提醒旧结构还在，图3、图6、图7、图8提供了可以接着做的支架与现场。校准按破程、复权、守界往下走；均衡是阶段性改善，缺口还要靠单元复盘去收。</w:t>
+        <w:t>三元协同是否成立，最终看三件事是否同时改善：发言覆盖是否拓宽，互动是否由信息层进入概念层，情意回应是否仍由人承担。图2提醒旧结构仍在，图4、图7、图8、图9提供了可以接着做的支架与现场；图11、图12把课例流程收束为可复用的操作链。校准按破程、复权、守界往下走；均衡是阶段性改善，缺口还要靠单元复盘去收。</w:t>
       </w:r>
     </w:p>
     <w:p>
@@ -9318,7 +9562,7 @@
           <w:rFonts w:ascii="Times New Roman" w:hAnsi="Times New Roman" w:eastAsia="黑体" w:cs="Times New Roman"/>
           <w:b/>
           <w:color w:val="000000"/>
-          <w:sz w:val="28"/>
+          <w:sz w:val="32"/>
         </w:rPr>
         <w:t>参考文献</w:t>
       </w:r>
@@ -9334,7 +9578,7 @@
           <w:rFonts w:ascii="Times New Roman" w:hAnsi="Times New Roman" w:eastAsia="宋体" w:cs="Times New Roman"/>
           <w:b w:val="0"/>
           <w:color w:val="000000"/>
-          <w:sz w:val="24"/>
+          <w:sz w:val="21"/>
         </w:rPr>
         <w:t>[1] 中华人民共和国教育部. 义务教育语文课程标准（2022年版）[S]. 北京：北京师范大学出版社，2022.</w:t>
       </w:r>
@@ -9350,7 +9594,7 @@
           <w:rFonts w:ascii="Times New Roman" w:hAnsi="Times New Roman" w:eastAsia="宋体" w:cs="Times New Roman"/>
           <w:b w:val="0"/>
           <w:color w:val="000000"/>
-          <w:sz w:val="24"/>
+          <w:sz w:val="21"/>
         </w:rPr>
         <w:t>[2] 教育部基础教育教学指导委员会. 中小学生成式人工智能使用指南（2025年版）[S]. 2025.</w:t>
       </w:r>
@@ -9366,9 +9610,9 @@
           <w:rFonts w:ascii="Times New Roman" w:hAnsi="Times New Roman" w:eastAsia="宋体" w:cs="Times New Roman"/>
           <w:b w:val="0"/>
           <w:color w:val="000000"/>
-          <w:sz w:val="24"/>
+          <w:sz w:val="21"/>
         </w:rPr>
-        <w:t>[3] 教育部基础教育教学指导委员会. 中小学人工智能通识教育指南（2025年版）[S]. 2025.</w:t>
+        <w:t>[3] 教育部教师队伍建设专家指导委员会. 教师生成式人工智能应用指引（第一版）[S]. 2025.</w:t>
       </w:r>
     </w:p>
     <w:p>
@@ -9382,9 +9626,9 @@
           <w:rFonts w:ascii="Times New Roman" w:hAnsi="Times New Roman" w:eastAsia="宋体" w:cs="Times New Roman"/>
           <w:b w:val="0"/>
           <w:color w:val="000000"/>
-          <w:sz w:val="24"/>
+          <w:sz w:val="21"/>
         </w:rPr>
-        <w:t>[4] 教育部教师队伍建设专家指导委员会. 教师生成式人工智能应用指引（第一版）[S]. 2025.</w:t>
+        <w:t>[4] 佐斌. 师生互动论——课堂师生互动的心理学研究[M]. 武汉：华中师范大学出版社，2002.</w:t>
       </w:r>
     </w:p>
     <w:p>
@@ -9398,9 +9642,9 @@
           <w:rFonts w:ascii="Times New Roman" w:hAnsi="Times New Roman" w:eastAsia="宋体" w:cs="Times New Roman"/>
           <w:b w:val="0"/>
           <w:color w:val="000000"/>
-          <w:sz w:val="24"/>
+          <w:sz w:val="21"/>
         </w:rPr>
-        <w:t>[5] UNESCO. AI competency framework for teachers[R]. Paris: UNESCO, 2024.</w:t>
+        <w:t>[5] 叶澜. 让课堂焕发出生命活力——论中小学教学改革的深化[J]. 教育研究，1997(9)：3-8.</w:t>
       </w:r>
     </w:p>
     <w:p>
@@ -9414,9 +9658,9 @@
           <w:rFonts w:ascii="Times New Roman" w:hAnsi="Times New Roman" w:eastAsia="宋体" w:cs="Times New Roman"/>
           <w:b w:val="0"/>
           <w:color w:val="000000"/>
-          <w:sz w:val="24"/>
+          <w:sz w:val="21"/>
         </w:rPr>
-        <w:t>[6] UNESCO. AI competency framework for students[R]. Paris: UNESCO, 2024.</w:t>
+        <w:t>[6] 陈丽. 远程学习的教学交互模型和教学交互层次塔[J]. 中国远程教育，2004(5)：24-28.</w:t>
       </w:r>
     </w:p>
     <w:p>
@@ -9430,9 +9674,9 @@
           <w:rFonts w:ascii="Times New Roman" w:hAnsi="Times New Roman" w:eastAsia="宋体" w:cs="Times New Roman"/>
           <w:b w:val="0"/>
           <w:color w:val="000000"/>
-          <w:sz w:val="24"/>
+          <w:sz w:val="21"/>
         </w:rPr>
-        <w:t>[7] UNESCO. Guidance for generative AI in education and research[R]. Paris: UNESCO, 2023.</w:t>
+        <w:t>[7] 顾小清，王炜. 支持教师专业发展的课堂分析技术新探索[J]. 中国电化教育，2004(7)：18-21.</w:t>
       </w:r>
     </w:p>
     <w:p>
@@ -9446,9 +9690,9 @@
           <w:rFonts w:ascii="Times New Roman" w:hAnsi="Times New Roman" w:eastAsia="宋体" w:cs="Times New Roman"/>
           <w:b w:val="0"/>
           <w:color w:val="000000"/>
-          <w:sz w:val="24"/>
+          <w:sz w:val="21"/>
         </w:rPr>
-        <w:t>[8] 叶子，庞丽娟. 师生互动的本质与特征[J]. 教育研究，2001(4)：30-34.</w:t>
+        <w:t>[8] 余文森. 核心素养导向的课堂教学[M]. 上海：上海教育出版社，2017.</w:t>
       </w:r>
     </w:p>
     <w:p>
@@ -9462,9 +9706,9 @@
           <w:rFonts w:ascii="Times New Roman" w:hAnsi="Times New Roman" w:eastAsia="宋体" w:cs="Times New Roman"/>
           <w:b w:val="0"/>
           <w:color w:val="000000"/>
-          <w:sz w:val="24"/>
+          <w:sz w:val="21"/>
         </w:rPr>
-        <w:t>[9] 佐斌. 师生互动论——课堂师生互动的心理学研究[M]. 武汉：华中师范大学出版社，2002.</w:t>
+        <w:t>[9] 陈晓波. 数字技术赋能小学语文课堂教学：路径与策略[J]. 语文建设，2023(12)：10.</w:t>
       </w:r>
     </w:p>
     <w:p>
@@ -9478,9 +9722,9 @@
           <w:rFonts w:ascii="Times New Roman" w:hAnsi="Times New Roman" w:eastAsia="宋体" w:cs="Times New Roman"/>
           <w:b w:val="0"/>
           <w:color w:val="000000"/>
-          <w:sz w:val="24"/>
+          <w:sz w:val="21"/>
         </w:rPr>
-        <w:t>[10] 叶澜. 让课堂焕发出生命活力——论中小学教学改革的深化[J]. 教育研究，1997(9)：3-8.</w:t>
+        <w:t>[10] 北京市人民政府. 人工智能赋能教育新生态　西城区学校展示数智技术重塑教学实践[EB/OL]. (2025-12-24)[2026-09-15]. https://www.beijing.gov.cn/ywdt/gqrd/202512/t20251224_4360512.html.</w:t>
       </w:r>
     </w:p>
     <w:p>
@@ -9494,9 +9738,9 @@
           <w:rFonts w:ascii="Times New Roman" w:hAnsi="Times New Roman" w:eastAsia="宋体" w:cs="Times New Roman"/>
           <w:b w:val="0"/>
           <w:color w:val="000000"/>
-          <w:sz w:val="24"/>
+          <w:sz w:val="21"/>
         </w:rPr>
-        <w:t>[11] 陈丽. 远程学习的教学交互模型和教学交互层次塔[J]. 中国远程教育，2004(5)：24-28.</w:t>
+        <w:t>[11] 贺琳珊，梅培军. 生成式人工智能赋能小学语文习作教学模式探索——以文心一言辅助《我来编童话》习作教学为例[J]. 中小学课堂教学研究，2025(3)：48-53.</w:t>
       </w:r>
     </w:p>
     <w:p>
@@ -9510,9 +9754,9 @@
           <w:rFonts w:ascii="Times New Roman" w:hAnsi="Times New Roman" w:eastAsia="宋体" w:cs="Times New Roman"/>
           <w:b w:val="0"/>
           <w:color w:val="000000"/>
-          <w:sz w:val="24"/>
+          <w:sz w:val="21"/>
         </w:rPr>
-        <w:t>[12] 祝智庭，韩中美，黄昌勤. 教育人工智能（eAI）：人本人工智能的新范式[J]. 电化教育研究，2021，42(1)：5-15.</w:t>
+        <w:t>[12] 中共中央，国务院. 教育强国建设规划纲要（2024—2035年）[Z/OL]. (2025-01-19)[2026-09-16]. https://www.gov.cn/zhengce/202501/content_6999913.htm.</w:t>
       </w:r>
     </w:p>
     <w:p>
@@ -9526,9 +9770,9 @@
           <w:rFonts w:ascii="Times New Roman" w:hAnsi="Times New Roman" w:eastAsia="宋体" w:cs="Times New Roman"/>
           <w:b w:val="0"/>
           <w:color w:val="000000"/>
-          <w:sz w:val="24"/>
+          <w:sz w:val="21"/>
         </w:rPr>
-        <w:t>[13] 顾小清，王炜. 支持教师专业发展的课堂分析技术新探索[J]. 中国电化教育，2004(7)：18-21.</w:t>
+        <w:t>[13] 薛法根. 走向有效的作文课堂教学[EB/OL]. (2026-08-26)[2026-09-17]. https://mp.weixin.qq.com/s/SMPs2iYHQGfiJxW7hpxvPA.</w:t>
       </w:r>
     </w:p>
     <w:p>
@@ -9542,9 +9786,9 @@
           <w:rFonts w:ascii="Times New Roman" w:hAnsi="Times New Roman" w:eastAsia="宋体" w:cs="Times New Roman"/>
           <w:b w:val="0"/>
           <w:color w:val="000000"/>
-          <w:sz w:val="24"/>
+          <w:sz w:val="21"/>
         </w:rPr>
-        <w:t>[14] 方海光，高辰柱，陈佳. 改进型弗兰德斯互动分析系统及其应用[J]. 中国电化教育，2012(10)：109-113.</w:t>
+        <w:t>[14] 曹刚. 读写贯通的单元教学设计——统编初中语文教材七年级第一册的教学使用建议[EB/OL]. (2026-09-15)[2026-09-17]. https://mp.weixin.qq.com/s/foR_3eDuN9dFE79ZQQOo1A.</w:t>
       </w:r>
     </w:p>
     <w:p>
@@ -9558,9 +9802,9 @@
           <w:rFonts w:ascii="Times New Roman" w:hAnsi="Times New Roman" w:eastAsia="宋体" w:cs="Times New Roman"/>
           <w:b w:val="0"/>
           <w:color w:val="000000"/>
-          <w:sz w:val="24"/>
+          <w:sz w:val="21"/>
         </w:rPr>
-        <w:t>[15] 余文森. 核心素养导向的课堂教学[M]. 上海：上海教育出版社，2017.</w:t>
+        <w:t>[15] 叶子，庞丽娟. 师生互动的本质与特征[J]. 教育研究，2001(4)：30-34.</w:t>
       </w:r>
     </w:p>
     <w:p>
@@ -9574,9 +9818,9 @@
           <w:rFonts w:ascii="Times New Roman" w:hAnsi="Times New Roman" w:eastAsia="宋体" w:cs="Times New Roman"/>
           <w:b w:val="0"/>
           <w:color w:val="000000"/>
-          <w:sz w:val="24"/>
+          <w:sz w:val="21"/>
         </w:rPr>
-        <w:t>[16] 米德. 心灵、自我与社会[M]. 赵月瑟，译. 上海：上海译文出版社，2018.</w:t>
+        <w:t>[16] 祝智庭，韩中美，黄昌勤. 教育人工智能（eAI）：人本人工智能的新范式[J]. 电化教育研究，2021，42(1)：5-15.</w:t>
       </w:r>
     </w:p>
     <w:p>
@@ -9590,9 +9834,9 @@
           <w:rFonts w:ascii="Times New Roman" w:hAnsi="Times New Roman" w:eastAsia="宋体" w:cs="Times New Roman"/>
           <w:b w:val="0"/>
           <w:color w:val="000000"/>
-          <w:sz w:val="24"/>
+          <w:sz w:val="21"/>
         </w:rPr>
-        <w:t>[17] 陈晓波. 数字技术赋能小学语文课堂教学：路径与策略[J]. 语文建设，2023(12)：10.</w:t>
+        <w:t>[17] 黄荣怀. 数字技术赋能当前教育变革的内在逻辑——从环境、资源到数字教学法[J]. 中国基础教育，2024(1)：10-17.</w:t>
       </w:r>
     </w:p>
     <w:p>
@@ -9606,7 +9850,7 @@
           <w:rFonts w:ascii="Times New Roman" w:hAnsi="Times New Roman" w:eastAsia="宋体" w:cs="Times New Roman"/>
           <w:b w:val="0"/>
           <w:color w:val="000000"/>
-          <w:sz w:val="24"/>
+          <w:sz w:val="21"/>
         </w:rPr>
         <w:t>[18] 范佳荣，钟绍春. 人工智能技术引领下课堂教学数字化转型的本质认识、实践困境与突破路径[J]. 教育科学研究，2023(4)：11.</w:t>
       </w:r>
@@ -9622,7 +9866,7 @@
           <w:rFonts w:ascii="Times New Roman" w:hAnsi="Times New Roman" w:eastAsia="宋体" w:cs="Times New Roman"/>
           <w:b w:val="0"/>
           <w:color w:val="000000"/>
-          <w:sz w:val="24"/>
+          <w:sz w:val="21"/>
         </w:rPr>
         <w:t>[19] 余胜泉. 教育数字化转型的关键路径[J]. 华东师范大学学报（教育科学版），2023，41(3)：62.</w:t>
       </w:r>
@@ -9638,9 +9882,9 @@
           <w:rFonts w:ascii="Times New Roman" w:hAnsi="Times New Roman" w:eastAsia="宋体" w:cs="Times New Roman"/>
           <w:b w:val="0"/>
           <w:color w:val="000000"/>
-          <w:sz w:val="24"/>
+          <w:sz w:val="21"/>
         </w:rPr>
-        <w:t>[20] 北京市人民政府. 人工智能赋能教育新生态　西城区学校展示数智技术重塑教学实践[EB/OL]. (2025-12-24)[2026-09-15]. https://www.beijing.gov.cn/ywdt/gqrd/202512/t20251224_4360512.html.</w:t>
+        <w:t>[20] 王春梅. 生成式人工智能赋能小学语文教学的探索[J]. 实验教学与仪器，2025，42(8)：141-144.</w:t>
       </w:r>
     </w:p>
     <w:p>
@@ -9654,64 +9898,16 @@
           <w:rFonts w:ascii="Times New Roman" w:hAnsi="Times New Roman" w:eastAsia="宋体" w:cs="Times New Roman"/>
           <w:b w:val="0"/>
           <w:color w:val="000000"/>
-          <w:sz w:val="24"/>
+          <w:sz w:val="21"/>
         </w:rPr>
-        <w:t>[21] 黄荣怀. 数字技术赋能当前教育变革的内在逻辑——从环境、资源到数字教学法[J]. 中国基础教育，2024(1)：10-17.</w:t>
-      </w:r>
-    </w:p>
-    <w:p>
-      <w:pPr>
-        <w:spacing w:before="0" w:after="0" w:line="360" w:lineRule="auto"/>
-        <w:ind w:left="420" w:hanging="420"/>
-        <w:jc w:val="both"/>
-      </w:pPr>
-      <w:r>
-        <w:rPr>
-          <w:rFonts w:ascii="Times New Roman" w:hAnsi="Times New Roman" w:eastAsia="宋体" w:cs="Times New Roman"/>
-          <w:b w:val="0"/>
-          <w:color w:val="000000"/>
-          <w:sz w:val="24"/>
-        </w:rPr>
-        <w:t>[22] UNESCO. Global education monitoring report 2023: Technology in education — A tool on whose terms?[R]. Paris: UNESCO, 2023.</w:t>
-      </w:r>
-    </w:p>
-    <w:p>
-      <w:pPr>
-        <w:spacing w:before="0" w:after="0" w:line="360" w:lineRule="auto"/>
-        <w:ind w:left="420" w:hanging="420"/>
-        <w:jc w:val="both"/>
-      </w:pPr>
-      <w:r>
-        <w:rPr>
-          <w:rFonts w:ascii="Times New Roman" w:hAnsi="Times New Roman" w:eastAsia="宋体" w:cs="Times New Roman"/>
-          <w:b w:val="0"/>
-          <w:color w:val="000000"/>
-          <w:sz w:val="24"/>
-        </w:rPr>
-        <w:t>[23] 王春梅. 生成式人工智能赋能小学语文教学的探索[J]. 实验教学与仪器，2025，42(8)：141-144.</w:t>
-      </w:r>
-    </w:p>
-    <w:p>
-      <w:pPr>
-        <w:spacing w:before="0" w:after="0" w:line="360" w:lineRule="auto"/>
-        <w:ind w:left="420" w:hanging="420"/>
-        <w:jc w:val="both"/>
-      </w:pPr>
-      <w:r>
-        <w:rPr>
-          <w:rFonts w:ascii="Times New Roman" w:hAnsi="Times New Roman" w:eastAsia="宋体" w:cs="Times New Roman"/>
-          <w:b w:val="0"/>
-          <w:color w:val="000000"/>
-          <w:sz w:val="24"/>
-        </w:rPr>
-        <w:t>[24] 贺琳珊，梅培军. 生成式人工智能赋能小学语文习作教学模式探索——以文心一言辅助《我来编童话》习作教学为例[J]. 中小学课堂教学研究，2025(3)：48-53.</w:t>
+        <w:t>[21] 方海光，高辰柱，陈佳. 改进型弗兰德斯互动分析系统及其应用[J]. 中国电化教育，2012(10)：109-113.</w:t>
       </w:r>
     </w:p>
     <w:sectPr>
       <w:headerReference w:type="default" r:id="rId9"/>
       <w:footerReference w:type="default" r:id="rId10"/>
       <w:pgSz w:w="11906" w:h="16838"/>
-      <w:pgMar w:top="1440" w:right="1587" w:bottom="1440" w:left="1587" w:header="720" w:footer="720" w:gutter="0"/>
+      <w:pgMar w:top="1440" w:right="1797" w:bottom="1440" w:left="1797" w:header="720" w:footer="720" w:gutter="0"/>
       <w:cols w:space="720"/>
       <w:docGrid w:linePitch="360"/>
     </w:sectPr>
@@ -10194,7 +10390,7 @@
       <w:b/>
       <w:bCs/>
       <w:color w:val="000000"/>
-      <w:sz w:val="28"/>
+      <w:sz w:val="32"/>
       <w:szCs w:val="28"/>
     </w:rPr>
   </w:style>
@@ -10220,7 +10416,7 @@
       <w:b/>
       <w:bCs/>
       <w:color w:val="000000"/>
-      <w:sz w:val="24"/>
+      <w:sz w:val="28"/>
       <w:szCs w:val="26"/>
     </w:rPr>
   </w:style>

--- a/output/paper.docx
+++ b/output/paper.docx
@@ -2,6 +2,771 @@
 <file path=word/document.xml><?xml version="1.0" encoding="utf-8"?>
 <w:document xmlns:wpc="http://schemas.microsoft.com/office/word/2010/wordprocessingCanvas" xmlns:mo="http://schemas.microsoft.com/office/mac/office/2008/main" xmlns:mc="http://schemas.openxmlformats.org/markup-compatibility/2006" xmlns:mv="urn:schemas-microsoft-com:mac:vml" xmlns:o="urn:schemas-microsoft-com:office:office" xmlns:r="http://schemas.openxmlformats.org/officeDocument/2006/relationships" xmlns:m="http://schemas.openxmlformats.org/officeDocument/2006/math" xmlns:v="urn:schemas-microsoft-com:vml" xmlns:wp14="http://schemas.microsoft.com/office/word/2010/wordprocessingDrawing" xmlns:wp="http://schemas.openxmlformats.org/drawingml/2006/wordprocessingDrawing" xmlns:w10="urn:schemas-microsoft-com:office:word" xmlns:w="http://schemas.openxmlformats.org/wordprocessingml/2006/main" xmlns:w14="http://schemas.microsoft.com/office/word/2010/wordml" xmlns:wpg="http://schemas.microsoft.com/office/word/2010/wordprocessingGroup" xmlns:wpi="http://schemas.microsoft.com/office/word/2010/wordprocessingInk" xmlns:wne="http://schemas.microsoft.com/office/word/2006/wordml" xmlns:wps="http://schemas.microsoft.com/office/word/2010/wordprocessingShape" mc:Ignorable="w14 wp14">
   <w:body>
+    <w:p>
+      <w:pPr>
+        <w:keepNext w:val="0"/>
+        <w:widowControl/>
+        <w:spacing w:before="0" w:after="120" w:line="360" w:lineRule="auto"/>
+        <w:ind w:firstLine="0"/>
+        <w:jc w:val="center"/>
+      </w:pPr>
+      <w:r>
+        <w:rPr>
+          <w:rFonts w:ascii="Times New Roman" w:hAnsi="Times New Roman" w:eastAsia="黑体" w:cs="Times New Roman"/>
+          <w:b/>
+          <w:color w:val="000000"/>
+          <w:sz w:val="32"/>
+        </w:rPr>
+        <w:t>目  录</w:t>
+      </w:r>
+    </w:p>
+    <w:p>
+      <w:pPr>
+        <w:keepNext w:val="0"/>
+        <w:widowControl/>
+        <w:spacing w:before="0" w:after="40" w:line="240" w:lineRule="auto"/>
+        <w:ind w:firstLine="0" w:left="0"/>
+        <w:jc w:val="left"/>
+      </w:pPr>
+      <w:r>
+        <w:rPr>
+          <w:rFonts w:ascii="Times New Roman" w:hAnsi="Times New Roman" w:eastAsia="黑体" w:cs="Times New Roman"/>
+          <w:b/>
+          <w:color w:val="000000"/>
+          <w:sz w:val="24"/>
+        </w:rPr>
+        <w:t>一、审视——三元协同课堂互动失衡之困</w:t>
+      </w:r>
+    </w:p>
+    <w:p>
+      <w:pPr>
+        <w:keepNext w:val="0"/>
+        <w:widowControl/>
+        <w:spacing w:before="0" w:after="40" w:line="240" w:lineRule="auto"/>
+        <w:ind w:firstLine="0" w:left="420"/>
+        <w:jc w:val="left"/>
+      </w:pPr>
+      <w:r>
+        <w:rPr>
+          <w:rFonts w:ascii="Times New Roman" w:hAnsi="Times New Roman" w:eastAsia="宋体" w:cs="Times New Roman"/>
+          <w:b w:val="0"/>
+          <w:color w:val="000000"/>
+          <w:sz w:val="24"/>
+        </w:rPr>
+        <w:t>（一）形式失衡：程式问答，遮蔽多向互动</w:t>
+      </w:r>
+    </w:p>
+    <w:p>
+      <w:pPr>
+        <w:keepNext w:val="0"/>
+        <w:widowControl/>
+        <w:spacing w:before="0" w:after="40" w:line="240" w:lineRule="auto"/>
+        <w:ind w:firstLine="0" w:left="839"/>
+        <w:jc w:val="left"/>
+      </w:pPr>
+      <w:r>
+        <w:rPr>
+          <w:rFonts w:ascii="Times New Roman" w:hAnsi="Times New Roman" w:eastAsia="宋体" w:cs="Times New Roman"/>
+          <w:b w:val="0"/>
+          <w:color w:val="000000"/>
+          <w:sz w:val="24"/>
+        </w:rPr>
+        <w:t>1. 通道单一：一呼百应，互动难以横向展开</w:t>
+      </w:r>
+    </w:p>
+    <w:p>
+      <w:pPr>
+        <w:keepNext w:val="0"/>
+        <w:widowControl/>
+        <w:spacing w:before="0" w:after="40" w:line="240" w:lineRule="auto"/>
+        <w:ind w:firstLine="0" w:left="839"/>
+        <w:jc w:val="left"/>
+      </w:pPr>
+      <w:r>
+        <w:rPr>
+          <w:rFonts w:ascii="Times New Roman" w:hAnsi="Times New Roman" w:eastAsia="宋体" w:cs="Times New Roman"/>
+          <w:b w:val="0"/>
+          <w:color w:val="000000"/>
+          <w:sz w:val="24"/>
+        </w:rPr>
+        <w:t>2. 参与失衡：少数发言，主体难以全面进入</w:t>
+      </w:r>
+    </w:p>
+    <w:p>
+      <w:pPr>
+        <w:keepNext w:val="0"/>
+        <w:widowControl/>
+        <w:spacing w:before="0" w:after="40" w:line="240" w:lineRule="auto"/>
+        <w:ind w:firstLine="0" w:left="839"/>
+        <w:jc w:val="left"/>
+      </w:pPr>
+      <w:r>
+        <w:rPr>
+          <w:rFonts w:ascii="Times New Roman" w:hAnsi="Times New Roman" w:eastAsia="宋体" w:cs="Times New Roman"/>
+          <w:b w:val="0"/>
+          <w:color w:val="000000"/>
+          <w:sz w:val="24"/>
+        </w:rPr>
+        <w:t>3. 生成受限：教案固化，课堂难以容纳意外</w:t>
+      </w:r>
+    </w:p>
+    <w:p>
+      <w:pPr>
+        <w:keepNext w:val="0"/>
+        <w:widowControl/>
+        <w:spacing w:before="0" w:after="40" w:line="240" w:lineRule="auto"/>
+        <w:ind w:firstLine="0" w:left="420"/>
+        <w:jc w:val="left"/>
+      </w:pPr>
+      <w:r>
+        <w:rPr>
+          <w:rFonts w:ascii="Times New Roman" w:hAnsi="Times New Roman" w:eastAsia="宋体" w:cs="Times New Roman"/>
+          <w:b w:val="0"/>
+          <w:color w:val="000000"/>
+          <w:sz w:val="24"/>
+        </w:rPr>
+        <w:t>（二）关系失衡：主客固化，消解平等交往</w:t>
+      </w:r>
+    </w:p>
+    <w:p>
+      <w:pPr>
+        <w:keepNext w:val="0"/>
+        <w:widowControl/>
+        <w:spacing w:before="0" w:after="40" w:line="240" w:lineRule="auto"/>
+        <w:ind w:firstLine="0" w:left="839"/>
+        <w:jc w:val="left"/>
+      </w:pPr>
+      <w:r>
+        <w:rPr>
+          <w:rFonts w:ascii="Times New Roman" w:hAnsi="Times New Roman" w:eastAsia="宋体" w:cs="Times New Roman"/>
+          <w:b w:val="0"/>
+          <w:color w:val="000000"/>
+          <w:sz w:val="24"/>
+        </w:rPr>
+        <w:t>1. 发起单向：教师独问，学生习惯被动应答</w:t>
+      </w:r>
+    </w:p>
+    <w:p>
+      <w:pPr>
+        <w:keepNext w:val="0"/>
+        <w:widowControl/>
+        <w:spacing w:before="0" w:after="40" w:line="240" w:lineRule="auto"/>
+        <w:ind w:firstLine="0" w:left="839"/>
+        <w:jc w:val="left"/>
+      </w:pPr>
+      <w:r>
+        <w:rPr>
+          <w:rFonts w:ascii="Times New Roman" w:hAnsi="Times New Roman" w:eastAsia="宋体" w:cs="Times New Roman"/>
+          <w:b w:val="0"/>
+          <w:color w:val="000000"/>
+          <w:sz w:val="24"/>
+        </w:rPr>
+        <w:t>2. 表达失衡：少数独言，边缘学生持续旁观</w:t>
+      </w:r>
+    </w:p>
+    <w:p>
+      <w:pPr>
+        <w:keepNext w:val="0"/>
+        <w:widowControl/>
+        <w:spacing w:before="0" w:after="40" w:line="240" w:lineRule="auto"/>
+        <w:ind w:firstLine="0" w:left="839"/>
+        <w:jc w:val="left"/>
+      </w:pPr>
+      <w:r>
+        <w:rPr>
+          <w:rFonts w:ascii="Times New Roman" w:hAnsi="Times New Roman" w:eastAsia="宋体" w:cs="Times New Roman"/>
+          <w:b w:val="0"/>
+          <w:color w:val="000000"/>
+          <w:sz w:val="24"/>
+        </w:rPr>
+        <w:t>3. 权责模糊：技术介入，师生关系反而弱化</w:t>
+      </w:r>
+    </w:p>
+    <w:p>
+      <w:pPr>
+        <w:keepNext w:val="0"/>
+        <w:widowControl/>
+        <w:spacing w:before="0" w:after="40" w:line="240" w:lineRule="auto"/>
+        <w:ind w:firstLine="0" w:left="420"/>
+        <w:jc w:val="left"/>
+      </w:pPr>
+      <w:r>
+        <w:rPr>
+          <w:rFonts w:ascii="Times New Roman" w:hAnsi="Times New Roman" w:eastAsia="宋体" w:cs="Times New Roman"/>
+          <w:b w:val="0"/>
+          <w:color w:val="000000"/>
+          <w:sz w:val="24"/>
+        </w:rPr>
+        <w:t>（三）技术失衡：工具越位，遮蔽真实对话</w:t>
+      </w:r>
+    </w:p>
+    <w:p>
+      <w:pPr>
+        <w:keepNext w:val="0"/>
+        <w:widowControl/>
+        <w:spacing w:before="0" w:after="40" w:line="240" w:lineRule="auto"/>
+        <w:ind w:firstLine="0" w:left="839"/>
+        <w:jc w:val="left"/>
+      </w:pPr>
+      <w:r>
+        <w:rPr>
+          <w:rFonts w:ascii="Times New Roman" w:hAnsi="Times New Roman" w:eastAsia="宋体" w:cs="Times New Roman"/>
+          <w:b w:val="0"/>
+          <w:color w:val="000000"/>
+          <w:sz w:val="24"/>
+        </w:rPr>
+        <w:t>1. 替答现象：工具代答，学生跳过自主思考</w:t>
+      </w:r>
+    </w:p>
+    <w:p>
+      <w:pPr>
+        <w:keepNext w:val="0"/>
+        <w:widowControl/>
+        <w:spacing w:before="0" w:after="40" w:line="240" w:lineRule="auto"/>
+        <w:ind w:firstLine="0" w:left="839"/>
+        <w:jc w:val="left"/>
+      </w:pPr>
+      <w:r>
+        <w:rPr>
+          <w:rFonts w:ascii="Times New Roman" w:hAnsi="Times New Roman" w:eastAsia="宋体" w:cs="Times New Roman"/>
+          <w:b w:val="0"/>
+          <w:color w:val="000000"/>
+          <w:sz w:val="24"/>
+        </w:rPr>
+        <w:t>2. 替评现象：数据代评，情意回应难以替代</w:t>
+      </w:r>
+    </w:p>
+    <w:p>
+      <w:pPr>
+        <w:keepNext w:val="0"/>
+        <w:widowControl/>
+        <w:spacing w:before="0" w:after="40" w:line="240" w:lineRule="auto"/>
+        <w:ind w:firstLine="0" w:left="839"/>
+        <w:jc w:val="left"/>
+      </w:pPr>
+      <w:r>
+        <w:rPr>
+          <w:rFonts w:ascii="Times New Roman" w:hAnsi="Times New Roman" w:eastAsia="宋体" w:cs="Times New Roman"/>
+          <w:b w:val="0"/>
+          <w:color w:val="000000"/>
+          <w:sz w:val="24"/>
+        </w:rPr>
+        <w:t>3. 替演现象：角色陪练，人机问答替代真实交流</w:t>
+      </w:r>
+    </w:p>
+    <w:p>
+      <w:pPr>
+        <w:keepNext w:val="0"/>
+        <w:widowControl/>
+        <w:spacing w:before="0" w:after="40" w:line="240" w:lineRule="auto"/>
+        <w:ind w:firstLine="0" w:left="839"/>
+        <w:jc w:val="left"/>
+      </w:pPr>
+      <w:r>
+        <w:rPr>
+          <w:rFonts w:ascii="Times New Roman" w:hAnsi="Times New Roman" w:eastAsia="宋体" w:cs="Times New Roman"/>
+          <w:b w:val="0"/>
+          <w:color w:val="000000"/>
+          <w:sz w:val="24"/>
+        </w:rPr>
+        <w:t>4. 替证现象：工具出场，被误认为课堂升级</w:t>
+      </w:r>
+    </w:p>
+    <w:p>
+      <w:pPr>
+        <w:keepNext w:val="0"/>
+        <w:widowControl/>
+        <w:spacing w:before="0" w:after="40" w:line="240" w:lineRule="auto"/>
+        <w:ind w:firstLine="0" w:left="0"/>
+        <w:jc w:val="left"/>
+      </w:pPr>
+      <w:r>
+        <w:rPr>
+          <w:rFonts w:ascii="Times New Roman" w:hAnsi="Times New Roman" w:eastAsia="黑体" w:cs="Times New Roman"/>
+          <w:b/>
+          <w:color w:val="000000"/>
+          <w:sz w:val="24"/>
+        </w:rPr>
+        <w:t>二、探究——三元协同课堂互动校准之阶</w:t>
+      </w:r>
+    </w:p>
+    <w:p>
+      <w:pPr>
+        <w:keepNext w:val="0"/>
+        <w:widowControl/>
+        <w:spacing w:before="0" w:after="40" w:line="240" w:lineRule="auto"/>
+        <w:ind w:firstLine="0" w:left="420"/>
+        <w:jc w:val="left"/>
+      </w:pPr>
+      <w:r>
+        <w:rPr>
+          <w:rFonts w:ascii="Times New Roman" w:hAnsi="Times New Roman" w:eastAsia="宋体" w:cs="Times New Roman"/>
+          <w:b w:val="0"/>
+          <w:color w:val="000000"/>
+          <w:sz w:val="24"/>
+        </w:rPr>
+        <w:t>（一）破程之阶：打开通道，让问答走向多向</w:t>
+      </w:r>
+    </w:p>
+    <w:p>
+      <w:pPr>
+        <w:keepNext w:val="0"/>
+        <w:widowControl/>
+        <w:spacing w:before="0" w:after="40" w:line="240" w:lineRule="auto"/>
+        <w:ind w:firstLine="0" w:left="839"/>
+        <w:jc w:val="left"/>
+      </w:pPr>
+      <w:r>
+        <w:rPr>
+          <w:rFonts w:ascii="Times New Roman" w:hAnsi="Times New Roman" w:eastAsia="宋体" w:cs="Times New Roman"/>
+          <w:b w:val="0"/>
+          <w:color w:val="000000"/>
+          <w:sz w:val="24"/>
+        </w:rPr>
+        <w:t>1. 横向开道：梯度设问，互动得以横向展开</w:t>
+      </w:r>
+    </w:p>
+    <w:p>
+      <w:pPr>
+        <w:keepNext w:val="0"/>
+        <w:widowControl/>
+        <w:spacing w:before="0" w:after="40" w:line="240" w:lineRule="auto"/>
+        <w:ind w:firstLine="0" w:left="839"/>
+        <w:jc w:val="left"/>
+      </w:pPr>
+      <w:r>
+        <w:rPr>
+          <w:rFonts w:ascii="Times New Roman" w:hAnsi="Times New Roman" w:eastAsia="宋体" w:cs="Times New Roman"/>
+          <w:b w:val="0"/>
+          <w:color w:val="000000"/>
+          <w:sz w:val="24"/>
+        </w:rPr>
+        <w:t>2. 全员入场：分层驱动，主体得以全面进入</w:t>
+      </w:r>
+    </w:p>
+    <w:p>
+      <w:pPr>
+        <w:keepNext w:val="0"/>
+        <w:widowControl/>
+        <w:spacing w:before="0" w:after="40" w:line="240" w:lineRule="auto"/>
+        <w:ind w:firstLine="0" w:left="839"/>
+        <w:jc w:val="left"/>
+      </w:pPr>
+      <w:r>
+        <w:rPr>
+          <w:rFonts w:ascii="Times New Roman" w:hAnsi="Times New Roman" w:eastAsia="宋体" w:cs="Times New Roman"/>
+          <w:b w:val="0"/>
+          <w:color w:val="000000"/>
+          <w:sz w:val="24"/>
+        </w:rPr>
+        <w:t>3. 生成入课：偏差接住，课堂得以容纳意外</w:t>
+      </w:r>
+    </w:p>
+    <w:p>
+      <w:pPr>
+        <w:keepNext w:val="0"/>
+        <w:widowControl/>
+        <w:spacing w:before="0" w:after="40" w:line="240" w:lineRule="auto"/>
+        <w:ind w:firstLine="0" w:left="420"/>
+        <w:jc w:val="left"/>
+      </w:pPr>
+      <w:r>
+        <w:rPr>
+          <w:rFonts w:ascii="Times New Roman" w:hAnsi="Times New Roman" w:eastAsia="宋体" w:cs="Times New Roman"/>
+          <w:b w:val="0"/>
+          <w:color w:val="000000"/>
+          <w:sz w:val="24"/>
+        </w:rPr>
+        <w:t>（二）复权之阶：校准主客，让发言走向全员</w:t>
+      </w:r>
+    </w:p>
+    <w:p>
+      <w:pPr>
+        <w:keepNext w:val="0"/>
+        <w:widowControl/>
+        <w:spacing w:before="0" w:after="40" w:line="240" w:lineRule="auto"/>
+        <w:ind w:firstLine="0" w:left="839"/>
+        <w:jc w:val="left"/>
+      </w:pPr>
+      <w:r>
+        <w:rPr>
+          <w:rFonts w:ascii="Times New Roman" w:hAnsi="Times New Roman" w:eastAsia="宋体" w:cs="Times New Roman"/>
+          <w:b w:val="0"/>
+          <w:color w:val="000000"/>
+          <w:sz w:val="24"/>
+        </w:rPr>
+        <w:t>1. 问权下移：学生追问，改变被动应答习惯</w:t>
+      </w:r>
+    </w:p>
+    <w:p>
+      <w:pPr>
+        <w:keepNext w:val="0"/>
+        <w:widowControl/>
+        <w:spacing w:before="0" w:after="40" w:line="240" w:lineRule="auto"/>
+        <w:ind w:firstLine="0" w:left="839"/>
+        <w:jc w:val="left"/>
+      </w:pPr>
+      <w:r>
+        <w:rPr>
+          <w:rFonts w:ascii="Times New Roman" w:hAnsi="Times New Roman" w:eastAsia="宋体" w:cs="Times New Roman"/>
+          <w:b w:val="0"/>
+          <w:color w:val="000000"/>
+          <w:sz w:val="24"/>
+        </w:rPr>
+        <w:t>2. 边缘可见：观点上屏，打破持续旁观格局</w:t>
+      </w:r>
+    </w:p>
+    <w:p>
+      <w:pPr>
+        <w:keepNext w:val="0"/>
+        <w:widowControl/>
+        <w:spacing w:before="0" w:after="40" w:line="240" w:lineRule="auto"/>
+        <w:ind w:firstLine="0" w:left="839"/>
+        <w:jc w:val="left"/>
+      </w:pPr>
+      <w:r>
+        <w:rPr>
+          <w:rFonts w:ascii="Times New Roman" w:hAnsi="Times New Roman" w:eastAsia="宋体" w:cs="Times New Roman"/>
+          <w:b w:val="0"/>
+          <w:color w:val="000000"/>
+          <w:sz w:val="24"/>
+        </w:rPr>
+        <w:t>3. 三元归位：人守判断，防止关系再度弱化</w:t>
+      </w:r>
+    </w:p>
+    <w:p>
+      <w:pPr>
+        <w:keepNext w:val="0"/>
+        <w:widowControl/>
+        <w:spacing w:before="0" w:after="40" w:line="240" w:lineRule="auto"/>
+        <w:ind w:firstLine="0" w:left="420"/>
+        <w:jc w:val="left"/>
+      </w:pPr>
+      <w:r>
+        <w:rPr>
+          <w:rFonts w:ascii="Times New Roman" w:hAnsi="Times New Roman" w:eastAsia="宋体" w:cs="Times New Roman"/>
+          <w:b w:val="0"/>
+          <w:color w:val="000000"/>
+          <w:sz w:val="24"/>
+        </w:rPr>
+        <w:t>（三）守界之阶：限制越位，让技术回归支架</w:t>
+      </w:r>
+    </w:p>
+    <w:p>
+      <w:pPr>
+        <w:keepNext w:val="0"/>
+        <w:widowControl/>
+        <w:spacing w:before="0" w:after="40" w:line="240" w:lineRule="auto"/>
+        <w:ind w:firstLine="0" w:left="839"/>
+        <w:jc w:val="left"/>
+      </w:pPr>
+      <w:r>
+        <w:rPr>
+          <w:rFonts w:ascii="Times New Roman" w:hAnsi="Times New Roman" w:eastAsia="宋体" w:cs="Times New Roman"/>
+          <w:b w:val="0"/>
+          <w:color w:val="000000"/>
+          <w:sz w:val="24"/>
+        </w:rPr>
+        <w:t>1. 禁替终答：先思后比，守住自主思考过程</w:t>
+      </w:r>
+    </w:p>
+    <w:p>
+      <w:pPr>
+        <w:keepNext w:val="0"/>
+        <w:widowControl/>
+        <w:spacing w:before="0" w:after="40" w:line="240" w:lineRule="auto"/>
+        <w:ind w:firstLine="0" w:left="839"/>
+        <w:jc w:val="left"/>
+      </w:pPr>
+      <w:r>
+        <w:rPr>
+          <w:rFonts w:ascii="Times New Roman" w:hAnsi="Times New Roman" w:eastAsia="宋体" w:cs="Times New Roman"/>
+          <w:b w:val="0"/>
+          <w:color w:val="000000"/>
+          <w:sz w:val="24"/>
+        </w:rPr>
+        <w:t>2. 护航情意：出错先护，评分不得当众惩戒</w:t>
+      </w:r>
+    </w:p>
+    <w:p>
+      <w:pPr>
+        <w:keepNext w:val="0"/>
+        <w:widowControl/>
+        <w:spacing w:before="0" w:after="40" w:line="240" w:lineRule="auto"/>
+        <w:ind w:firstLine="0" w:left="839"/>
+        <w:jc w:val="left"/>
+      </w:pPr>
+      <w:r>
+        <w:rPr>
+          <w:rFonts w:ascii="Times New Roman" w:hAnsi="Times New Roman" w:eastAsia="宋体" w:cs="Times New Roman"/>
+          <w:b w:val="0"/>
+          <w:color w:val="000000"/>
+          <w:sz w:val="24"/>
+        </w:rPr>
+        <w:t>3. 证伪机器：据文校验，破除工具即升级观</w:t>
+      </w:r>
+    </w:p>
+    <w:p>
+      <w:pPr>
+        <w:keepNext w:val="0"/>
+        <w:widowControl/>
+        <w:spacing w:before="0" w:after="40" w:line="240" w:lineRule="auto"/>
+        <w:ind w:firstLine="0" w:left="0"/>
+        <w:jc w:val="left"/>
+      </w:pPr>
+      <w:r>
+        <w:rPr>
+          <w:rFonts w:ascii="Times New Roman" w:hAnsi="Times New Roman" w:eastAsia="黑体" w:cs="Times New Roman"/>
+          <w:b/>
+          <w:color w:val="000000"/>
+          <w:sz w:val="24"/>
+        </w:rPr>
+        <w:t>三、反思——三元协同课堂互动均衡之效</w:t>
+      </w:r>
+    </w:p>
+    <w:p>
+      <w:pPr>
+        <w:keepNext w:val="0"/>
+        <w:widowControl/>
+        <w:spacing w:before="0" w:after="40" w:line="240" w:lineRule="auto"/>
+        <w:ind w:firstLine="0" w:left="420"/>
+        <w:jc w:val="left"/>
+      </w:pPr>
+      <w:r>
+        <w:rPr>
+          <w:rFonts w:ascii="Times New Roman" w:hAnsi="Times New Roman" w:eastAsia="宋体" w:cs="Times New Roman"/>
+          <w:b w:val="0"/>
+          <w:color w:val="000000"/>
+          <w:sz w:val="24"/>
+        </w:rPr>
+        <w:t>（一）成效回望：参与拓宽，互动层次拾级而上</w:t>
+      </w:r>
+    </w:p>
+    <w:p>
+      <w:pPr>
+        <w:keepNext w:val="0"/>
+        <w:widowControl/>
+        <w:spacing w:before="0" w:after="40" w:line="240" w:lineRule="auto"/>
+        <w:ind w:firstLine="0" w:left="839"/>
+        <w:jc w:val="left"/>
+      </w:pPr>
+      <w:r>
+        <w:rPr>
+          <w:rFonts w:ascii="Times New Roman" w:hAnsi="Times New Roman" w:eastAsia="宋体" w:cs="Times New Roman"/>
+          <w:b w:val="0"/>
+          <w:color w:val="000000"/>
+          <w:sz w:val="24"/>
+        </w:rPr>
+        <w:t>1. 行为证据：覆盖提问，同伴追问开始出现</w:t>
+      </w:r>
+    </w:p>
+    <w:p>
+      <w:pPr>
+        <w:keepNext w:val="0"/>
+        <w:widowControl/>
+        <w:spacing w:before="0" w:after="40" w:line="240" w:lineRule="auto"/>
+        <w:ind w:firstLine="0" w:left="839"/>
+        <w:jc w:val="left"/>
+      </w:pPr>
+      <w:r>
+        <w:rPr>
+          <w:rFonts w:ascii="Times New Roman" w:hAnsi="Times New Roman" w:eastAsia="宋体" w:cs="Times New Roman"/>
+          <w:b w:val="0"/>
+          <w:color w:val="000000"/>
+          <w:sz w:val="24"/>
+        </w:rPr>
+        <w:t>2. 过程证据：文本作证，概念交互开始发生</w:t>
+      </w:r>
+    </w:p>
+    <w:p>
+      <w:pPr>
+        <w:keepNext w:val="0"/>
+        <w:widowControl/>
+        <w:spacing w:before="0" w:after="40" w:line="240" w:lineRule="auto"/>
+        <w:ind w:firstLine="0" w:left="839"/>
+        <w:jc w:val="left"/>
+      </w:pPr>
+      <w:r>
+        <w:rPr>
+          <w:rFonts w:ascii="Times New Roman" w:hAnsi="Times New Roman" w:eastAsia="宋体" w:cs="Times New Roman"/>
+          <w:b w:val="0"/>
+          <w:color w:val="000000"/>
+          <w:sz w:val="24"/>
+        </w:rPr>
+        <w:t>3. 结果证据：公开案例，仅作侧面增量说明</w:t>
+      </w:r>
+    </w:p>
+    <w:p>
+      <w:pPr>
+        <w:keepNext w:val="0"/>
+        <w:widowControl/>
+        <w:spacing w:before="0" w:after="40" w:line="240" w:lineRule="auto"/>
+        <w:ind w:firstLine="0" w:left="420"/>
+        <w:jc w:val="left"/>
+      </w:pPr>
+      <w:r>
+        <w:rPr>
+          <w:rFonts w:ascii="Times New Roman" w:hAnsi="Times New Roman" w:eastAsia="宋体" w:cs="Times New Roman"/>
+          <w:b w:val="0"/>
+          <w:color w:val="000000"/>
+          <w:sz w:val="24"/>
+        </w:rPr>
+        <w:t>（二）问题检视：技术惯性，情意回应尚有缺口</w:t>
+      </w:r>
+    </w:p>
+    <w:p>
+      <w:pPr>
+        <w:keepNext w:val="0"/>
+        <w:widowControl/>
+        <w:spacing w:before="0" w:after="40" w:line="240" w:lineRule="auto"/>
+        <w:ind w:firstLine="0" w:left="839"/>
+        <w:jc w:val="left"/>
+      </w:pPr>
+      <w:r>
+        <w:rPr>
+          <w:rFonts w:ascii="Times New Roman" w:hAnsi="Times New Roman" w:eastAsia="宋体" w:cs="Times New Roman"/>
+          <w:b w:val="0"/>
+          <w:color w:val="000000"/>
+          <w:sz w:val="24"/>
+        </w:rPr>
+        <w:t>1. 惯性犹在：给终答易，给支架难成习惯</w:t>
+      </w:r>
+    </w:p>
+    <w:p>
+      <w:pPr>
+        <w:keepNext w:val="0"/>
+        <w:widowControl/>
+        <w:spacing w:before="0" w:after="40" w:line="240" w:lineRule="auto"/>
+        <w:ind w:firstLine="0" w:left="839"/>
+        <w:jc w:val="left"/>
+      </w:pPr>
+      <w:r>
+        <w:rPr>
+          <w:rFonts w:ascii="Times New Roman" w:hAnsi="Times New Roman" w:eastAsia="宋体" w:cs="Times New Roman"/>
+          <w:b w:val="0"/>
+          <w:color w:val="000000"/>
+          <w:sz w:val="24"/>
+        </w:rPr>
+        <w:t>2. 素养落差：会操作易，会追问难成全员</w:t>
+      </w:r>
+    </w:p>
+    <w:p>
+      <w:pPr>
+        <w:keepNext w:val="0"/>
+        <w:widowControl/>
+        <w:spacing w:before="0" w:after="40" w:line="240" w:lineRule="auto"/>
+        <w:ind w:firstLine="0" w:left="839"/>
+        <w:jc w:val="left"/>
+      </w:pPr>
+      <w:r>
+        <w:rPr>
+          <w:rFonts w:ascii="Times New Roman" w:hAnsi="Times New Roman" w:eastAsia="宋体" w:cs="Times New Roman"/>
+          <w:b w:val="0"/>
+          <w:color w:val="000000"/>
+          <w:sz w:val="24"/>
+        </w:rPr>
+        <w:t>3. 评价滞后：看次数易，看情意难入量表</w:t>
+      </w:r>
+    </w:p>
+    <w:p>
+      <w:pPr>
+        <w:keepNext w:val="0"/>
+        <w:widowControl/>
+        <w:spacing w:before="0" w:after="40" w:line="240" w:lineRule="auto"/>
+        <w:ind w:firstLine="0" w:left="420"/>
+        <w:jc w:val="left"/>
+      </w:pPr>
+      <w:r>
+        <w:rPr>
+          <w:rFonts w:ascii="Times New Roman" w:hAnsi="Times New Roman" w:eastAsia="宋体" w:cs="Times New Roman"/>
+          <w:b w:val="0"/>
+          <w:color w:val="000000"/>
+          <w:sz w:val="24"/>
+        </w:rPr>
+        <w:t>（三）改进前瞻：课型适配，循证复盘持续生长</w:t>
+      </w:r>
+    </w:p>
+    <w:p>
+      <w:pPr>
+        <w:keepNext w:val="0"/>
+        <w:widowControl/>
+        <w:spacing w:before="0" w:after="40" w:line="240" w:lineRule="auto"/>
+        <w:ind w:firstLine="0" w:left="839"/>
+        <w:jc w:val="left"/>
+      </w:pPr>
+      <w:r>
+        <w:rPr>
+          <w:rFonts w:ascii="Times New Roman" w:hAnsi="Times New Roman" w:eastAsia="宋体" w:cs="Times New Roman"/>
+          <w:b w:val="0"/>
+          <w:color w:val="000000"/>
+          <w:sz w:val="24"/>
+        </w:rPr>
+        <w:t>1. 课型分责：分型定界，识写表达各守边界</w:t>
+      </w:r>
+    </w:p>
+    <w:p>
+      <w:pPr>
+        <w:keepNext w:val="0"/>
+        <w:widowControl/>
+        <w:spacing w:before="0" w:after="40" w:line="240" w:lineRule="auto"/>
+        <w:ind w:firstLine="0" w:left="839"/>
+        <w:jc w:val="left"/>
+      </w:pPr>
+      <w:r>
+        <w:rPr>
+          <w:rFonts w:ascii="Times New Roman" w:hAnsi="Times New Roman" w:eastAsia="宋体" w:cs="Times New Roman"/>
+          <w:b w:val="0"/>
+          <w:color w:val="000000"/>
+          <w:sz w:val="24"/>
+        </w:rPr>
+        <w:t>2. 观察入表：六维编码，覆盖层次情意对照</w:t>
+      </w:r>
+    </w:p>
+    <w:p>
+      <w:pPr>
+        <w:keepNext w:val="0"/>
+        <w:widowControl/>
+        <w:spacing w:before="0" w:after="40" w:line="240" w:lineRule="auto"/>
+        <w:ind w:firstLine="0" w:left="839"/>
+        <w:jc w:val="left"/>
+      </w:pPr>
+      <w:r>
+        <w:rPr>
+          <w:rFonts w:ascii="Times New Roman" w:hAnsi="Times New Roman" w:eastAsia="宋体" w:cs="Times New Roman"/>
+          <w:b w:val="0"/>
+          <w:color w:val="000000"/>
+          <w:sz w:val="24"/>
+        </w:rPr>
+        <w:t>3. 单元复盘：支架终答，对照表达循环迭代</w:t>
+      </w:r>
+    </w:p>
+    <w:p>
+      <w:pPr>
+        <w:keepNext w:val="0"/>
+        <w:widowControl/>
+        <w:spacing w:before="0" w:after="40" w:line="240" w:lineRule="auto"/>
+        <w:ind w:firstLine="0" w:left="0"/>
+        <w:jc w:val="left"/>
+      </w:pPr>
+      <w:r>
+        <w:rPr>
+          <w:rFonts w:ascii="Times New Roman" w:hAnsi="Times New Roman" w:eastAsia="黑体" w:cs="Times New Roman"/>
+          <w:b/>
+          <w:color w:val="000000"/>
+          <w:sz w:val="24"/>
+        </w:rPr>
+        <w:t>参考文献</w:t>
+      </w:r>
+    </w:p>
+    <w:p>
+      <w:pPr>
+        <w:spacing w:before="0" w:after="0"/>
+        <w:ind w:firstLine="0"/>
+      </w:pPr>
+      <w:r>
+        <w:br w:type="page"/>
+      </w:r>
+    </w:p>
     <w:p>
       <w:pPr>
         <w:pStyle w:val="Title"/>
